--- a/Tai_Lieu_Giai_Thich_Chuyen_Sau_Do_An_HaiSan_VN.docx
+++ b/Tai_Lieu_Giai_Thich_Chuyen_Sau_Do_An_HaiSan_VN.docx
@@ -15,7 +15,7 @@
           <w:sz w:val="30"/>
           <w:szCs w:val="30"/>
         </w:rPr>
-        <w:t xml:space="preserve">TÀI LIỆU TOÀN DIỆN: NGUYÊN LÝ HOẠT ĐỘNG, SƠ ĐỒ HỆ THỐNG &amp; CHI TIẾT 25+ USE CASES DỰ ÁN HẢI SẢN.VN</w:t>
+        <w:t xml:space="preserve">TÀI LIỆU KỸ THUẬT TOÀN DIỆN DỰ ÁN HẢI SẢN.VN (sea_shop)</w:t>
       </w:r>
     </w:p>
     <w:p>
@@ -31,7 +31,7 @@
           <w:sz w:val="22"/>
           <w:szCs w:val="22"/>
         </w:rPr>
-        <w:t xml:space="preserve">Cẩm Nang Thấu Hiểu Mã Nguồn Chuyên Gia - Phản Biện Hoàn Hảo Trước Hội Đồng Đồ Án (SWP391)</w:t>
+        <w:t xml:space="preserve">Sơ Đồ Hệ Thống Đồ Họa Đẹp Mắt, Nguyên Lý Vận Hành &amp; Chi Tiết 25+ Use Cases Chuyên Gia (SWP391)</w:t>
       </w:r>
     </w:p>
     <w:p>
@@ -130,12 +130,12 @@
           <w:sz w:val="26"/>
           <w:szCs w:val="26"/>
         </w:rPr>
-        <w:t xml:space="preserve">CHƯƠNG 2. TỔNG HỢP CÁC SƠ ĐỒ KỸ THUẬT QUAN TRỌNG (SYSTEM DIAGRAMS)</w:t>
+        <w:t xml:space="preserve">CHƯƠNG 2. TỔNG HỢP CÁC SƠ ĐỒ KỸ THUẬT QUAN TRỌNG (BEAUTIFUL SYSTEM DIAGRAMS)</w:t>
       </w:r>
     </w:p>
     <w:p>
       <w:pPr>
-        <w:spacing w:after="80" w:before="180"/>
+        <w:spacing w:after="120" w:before="180"/>
       </w:pPr>
       <w:r>
         <w:rPr>
@@ -145,20 +145,641 @@
           <w:sz w:val="22"/>
           <w:szCs w:val="22"/>
         </w:rPr>
-        <w:t xml:space="preserve">2.1 Sơ đồ Use Case Tổng Thể (Overall Use Case Diagram)</w:t>
+        <w:t xml:space="preserve">2.1 SƠ ĐỒ USE CASE TỔNG THỂ (OVERALL USE CASE DIAGRAM)</w:t>
       </w:r>
+    </w:p>
+    <w:tbl>
+      <w:tblPr>
+        <w:tblW w:type="pct" w:w="100%"/>
+        <w:tblBorders>
+          <w:top w:val="single" w:color="auto" w:sz="4"/>
+          <w:left w:val="single" w:color="auto" w:sz="4"/>
+          <w:bottom w:val="single" w:color="auto" w:sz="4"/>
+          <w:right w:val="single" w:color="auto" w:sz="4"/>
+          <w:insideH w:val="single" w:color="auto" w:sz="4"/>
+          <w:insideV w:val="single" w:color="auto" w:sz="4"/>
+        </w:tblBorders>
+      </w:tblPr>
+      <w:tblGrid>
+        <w:gridCol w:w="100"/>
+        <w:gridCol w:w="100"/>
+        <w:gridCol w:w="100"/>
+      </w:tblGrid>
+      <w:tr>
+        <w:tc>
+          <w:tcPr>
+            <w:tcW w:type="pct" w:w="25%"/>
+            <w:shd w:fill="0F172A" w:val="clear"/>
+            <w:tcMar>
+              <w:top w:type="dxa" w:w="140"/>
+              <w:left w:type="dxa" w:w="180"/>
+              <w:bottom w:type="dxa" w:w="140"/>
+              <w:right w:type="dxa" w:w="180"/>
+            </w:tcMar>
+          </w:tcPr>
+          <w:p>
+            <w:pPr>
+              <w:jc w:val="left"/>
+            </w:pPr>
+            <w:r>
+              <w:rPr>
+                <w:b/>
+                <w:bCs/>
+                <w:color w:val="FFFFFF"/>
+                <w:sz w:val="22"/>
+                <w:szCs w:val="22"/>
+              </w:rPr>
+              <w:t xml:space="preserve">VAI TRÒ (ACTOR)</w:t>
+            </w:r>
+          </w:p>
+        </w:tc>
+        <w:tc>
+          <w:tcPr>
+            <w:tcW w:type="pct" w:w="45%"/>
+            <w:shd w:fill="0F172A" w:val="clear"/>
+            <w:tcMar>
+              <w:top w:type="dxa" w:w="140"/>
+              <w:left w:type="dxa" w:w="180"/>
+              <w:bottom w:type="dxa" w:w="140"/>
+              <w:right w:type="dxa" w:w="180"/>
+            </w:tcMar>
+          </w:tcPr>
+          <w:p>
+            <w:pPr>
+              <w:jc w:val="left"/>
+            </w:pPr>
+            <w:r>
+              <w:rPr>
+                <w:b/>
+                <w:bCs/>
+                <w:color w:val="FFFFFF"/>
+                <w:sz w:val="22"/>
+                <w:szCs w:val="22"/>
+              </w:rPr>
+              <w:t xml:space="preserve">CHỨC NĂNG CỐT LÕI (USE CASES)</w:t>
+            </w:r>
+          </w:p>
+        </w:tc>
+        <w:tc>
+          <w:tcPr>
+            <w:tcW w:type="pct" w:w="30%"/>
+            <w:shd w:fill="0F172A" w:val="clear"/>
+            <w:tcMar>
+              <w:top w:type="dxa" w:w="140"/>
+              <w:left w:type="dxa" w:w="180"/>
+              <w:bottom w:type="dxa" w:w="140"/>
+              <w:right w:type="dxa" w:w="180"/>
+            </w:tcMar>
+          </w:tcPr>
+          <w:p>
+            <w:pPr>
+              <w:jc w:val="left"/>
+            </w:pPr>
+            <w:r>
+              <w:rPr>
+                <w:b/>
+                <w:bCs/>
+                <w:color w:val="FFFFFF"/>
+                <w:sz w:val="22"/>
+                <w:szCs w:val="22"/>
+              </w:rPr>
+              <w:t xml:space="preserve">MÔ TẢ NGHIỆP VỤ &amp; BẢO MẬT</w:t>
+            </w:r>
+          </w:p>
+        </w:tc>
+      </w:tr>
+      <w:tr>
+        <w:tc>
+          <w:tcPr>
+            <w:tcW w:type="pct" w:w="25%"/>
+            <w:tcBorders>
+              <w:top w:val="single" w:color="CBD5E1" w:sz="1"/>
+              <w:left w:val="single" w:color="CBD5E1" w:sz="1"/>
+              <w:bottom w:val="single" w:color="CBD5E1" w:sz="1"/>
+              <w:right w:val="single" w:color="CBD5E1" w:sz="1"/>
+            </w:tcBorders>
+            <w:shd w:fill="F8FAFC" w:val="clear"/>
+            <w:tcMar>
+              <w:top w:type="dxa" w:w="140"/>
+              <w:left w:type="dxa" w:w="180"/>
+              <w:bottom w:type="dxa" w:w="140"/>
+              <w:right w:type="dxa" w:w="180"/>
+            </w:tcMar>
+          </w:tcPr>
+          <w:p>
+            <w:pPr>
+              <w:spacing w:after="80"/>
+            </w:pPr>
+            <w:r>
+              <w:rPr>
+                <w:b/>
+                <w:bCs/>
+                <w:color w:val="1E293B"/>
+                <w:sz w:val="20"/>
+                <w:szCs w:val="20"/>
+              </w:rPr>
+              <w:t xml:space="preserve">👤 Người Mua</w:t>
+            </w:r>
+          </w:p>
+          <w:p>
+            <w:pPr>
+              <w:spacing w:after="80"/>
+            </w:pPr>
+            <w:r>
+              <w:rPr>
+                <w:b/>
+                <w:bCs/>
+                <w:color w:val="1E293B"/>
+                <w:sz w:val="20"/>
+                <w:szCs w:val="20"/>
+              </w:rPr>
+              <w:t xml:space="preserve">(Buyer)</w:t>
+            </w:r>
+          </w:p>
+        </w:tc>
+        <w:tc>
+          <w:tcPr>
+            <w:tcW w:type="pct" w:w="45%"/>
+            <w:tcBorders>
+              <w:top w:val="single" w:color="CBD5E1" w:sz="1"/>
+              <w:left w:val="single" w:color="CBD5E1" w:sz="1"/>
+              <w:bottom w:val="single" w:color="CBD5E1" w:sz="1"/>
+              <w:right w:val="single" w:color="CBD5E1" w:sz="1"/>
+            </w:tcBorders>
+            <w:shd w:fill="FFFFFF" w:val="clear"/>
+            <w:tcMar>
+              <w:top w:type="dxa" w:w="140"/>
+              <w:left w:type="dxa" w:w="180"/>
+              <w:bottom w:type="dxa" w:w="140"/>
+              <w:right w:type="dxa" w:w="180"/>
+            </w:tcMar>
+          </w:tcPr>
+          <w:p>
+            <w:pPr>
+              <w:spacing w:after="80"/>
+            </w:pPr>
+            <w:r>
+              <w:rPr>
+                <w:b w:val="false"/>
+                <w:bCs w:val="false"/>
+                <w:color w:val="1E293B"/>
+                <w:sz w:val="20"/>
+                <w:szCs w:val="20"/>
+              </w:rPr>
+              <w:t xml:space="preserve">• Đăng ký / Đăng nhập / Google OAuth2</w:t>
+            </w:r>
+          </w:p>
+          <w:p>
+            <w:pPr>
+              <w:spacing w:after="80"/>
+            </w:pPr>
+            <w:r>
+              <w:rPr>
+                <w:b w:val="false"/>
+                <w:bCs w:val="false"/>
+                <w:color w:val="1E293B"/>
+                <w:sz w:val="20"/>
+                <w:szCs w:val="20"/>
+              </w:rPr>
+              <w:t xml:space="preserve">• Lọc mẻ cá theo bản đồ GeoJSON Leaflet</w:t>
+            </w:r>
+          </w:p>
+          <w:p>
+            <w:pPr>
+              <w:spacing w:after="80"/>
+            </w:pPr>
+            <w:r>
+              <w:rPr>
+                <w:b w:val="false"/>
+                <w:bCs w:val="false"/>
+                <w:color w:val="1E293B"/>
+                <w:sz w:val="20"/>
+                <w:szCs w:val="20"/>
+              </w:rPr>
+              <w:t xml:space="preserve">• Chat 1-1 Realtime Socket.IO với Người bán</w:t>
+            </w:r>
+          </w:p>
+          <w:p>
+            <w:pPr>
+              <w:spacing w:after="80"/>
+            </w:pPr>
+            <w:r>
+              <w:rPr>
+                <w:b w:val="false"/>
+                <w:bCs w:val="false"/>
+                <w:color w:val="1E293B"/>
+                <w:sz w:val="20"/>
+                <w:szCs w:val="20"/>
+              </w:rPr>
+              <w:t xml:space="preserve">• Đánh giá sao (1-5★) &amp; Viết Review</w:t>
+            </w:r>
+          </w:p>
+          <w:p>
+            <w:pPr>
+              <w:spacing w:after="80"/>
+            </w:pPr>
+            <w:r>
+              <w:rPr>
+                <w:b w:val="false"/>
+                <w:bCs w:val="false"/>
+                <w:color w:val="1E293B"/>
+                <w:sz w:val="20"/>
+                <w:szCs w:val="20"/>
+              </w:rPr>
+              <w:t xml:space="preserve">• Xem &amp; Thích Công thức nấu ăn / Bài viết</w:t>
+            </w:r>
+          </w:p>
+        </w:tc>
+        <w:tc>
+          <w:tcPr>
+            <w:tcW w:type="pct" w:w="30%"/>
+            <w:tcBorders>
+              <w:top w:val="single" w:color="CBD5E1" w:sz="1"/>
+              <w:left w:val="single" w:color="CBD5E1" w:sz="1"/>
+              <w:bottom w:val="single" w:color="CBD5E1" w:sz="1"/>
+              <w:right w:val="single" w:color="CBD5E1" w:sz="1"/>
+            </w:tcBorders>
+            <w:shd w:fill="FFFFFF" w:val="clear"/>
+            <w:tcMar>
+              <w:top w:type="dxa" w:w="140"/>
+              <w:left w:type="dxa" w:w="180"/>
+              <w:bottom w:type="dxa" w:w="140"/>
+              <w:right w:type="dxa" w:w="180"/>
+            </w:tcMar>
+          </w:tcPr>
+          <w:p>
+            <w:pPr>
+              <w:spacing w:after="80"/>
+            </w:pPr>
+            <w:r>
+              <w:rPr>
+                <w:b w:val="false"/>
+                <w:bCs w:val="false"/>
+                <w:color w:val="1E293B"/>
+                <w:sz w:val="20"/>
+                <w:szCs w:val="20"/>
+              </w:rPr>
+              <w:t xml:space="preserve">Xác thực JWT Cookie HttpOnly, định vị bán kính km Haversine, thông báo chuông realtime.</w:t>
+            </w:r>
+          </w:p>
+        </w:tc>
+      </w:tr>
+      <w:tr>
+        <w:tc>
+          <w:tcPr>
+            <w:tcW w:type="pct" w:w="25%"/>
+            <w:tcBorders>
+              <w:top w:val="single" w:color="CBD5E1" w:sz="1"/>
+              <w:left w:val="single" w:color="CBD5E1" w:sz="1"/>
+              <w:bottom w:val="single" w:color="CBD5E1" w:sz="1"/>
+              <w:right w:val="single" w:color="CBD5E1" w:sz="1"/>
+            </w:tcBorders>
+            <w:shd w:fill="F8FAFC" w:val="clear"/>
+            <w:tcMar>
+              <w:top w:type="dxa" w:w="140"/>
+              <w:left w:type="dxa" w:w="180"/>
+              <w:bottom w:type="dxa" w:w="140"/>
+              <w:right w:type="dxa" w:w="180"/>
+            </w:tcMar>
+          </w:tcPr>
+          <w:p>
+            <w:pPr>
+              <w:spacing w:after="80"/>
+            </w:pPr>
+            <w:r>
+              <w:rPr>
+                <w:b/>
+                <w:bCs/>
+                <w:color w:val="1E293B"/>
+                <w:sz w:val="20"/>
+                <w:szCs w:val="20"/>
+              </w:rPr>
+              <w:t xml:space="preserve">⚓ Ngư Dân / Người Bán</w:t>
+            </w:r>
+          </w:p>
+          <w:p>
+            <w:pPr>
+              <w:spacing w:after="80"/>
+            </w:pPr>
+            <w:r>
+              <w:rPr>
+                <w:b/>
+                <w:bCs/>
+                <w:color w:val="1E293B"/>
+                <w:sz w:val="20"/>
+                <w:szCs w:val="20"/>
+              </w:rPr>
+              <w:t xml:space="preserve">(Fisherman / Seller)</w:t>
+            </w:r>
+          </w:p>
+        </w:tc>
+        <w:tc>
+          <w:tcPr>
+            <w:tcW w:type="pct" w:w="45%"/>
+            <w:tcBorders>
+              <w:top w:val="single" w:color="CBD5E1" w:sz="1"/>
+              <w:left w:val="single" w:color="CBD5E1" w:sz="1"/>
+              <w:bottom w:val="single" w:color="CBD5E1" w:sz="1"/>
+              <w:right w:val="single" w:color="CBD5E1" w:sz="1"/>
+            </w:tcBorders>
+            <w:shd w:fill="FFFFFF" w:val="clear"/>
+            <w:tcMar>
+              <w:top w:type="dxa" w:w="140"/>
+              <w:left w:type="dxa" w:w="180"/>
+              <w:bottom w:type="dxa" w:w="140"/>
+              <w:right w:type="dxa" w:w="180"/>
+            </w:tcMar>
+          </w:tcPr>
+          <w:p>
+            <w:pPr>
+              <w:spacing w:after="80"/>
+            </w:pPr>
+            <w:r>
+              <w:rPr>
+                <w:b w:val="false"/>
+                <w:bCs w:val="false"/>
+                <w:color w:val="1E293B"/>
+                <w:sz w:val="20"/>
+                <w:szCs w:val="20"/>
+              </w:rPr>
+              <w:t xml:space="preserve">• Tạo Mẻ cá cập bến (Landing Batch)</w:t>
+            </w:r>
+          </w:p>
+          <w:p>
+            <w:pPr>
+              <w:spacing w:after="80"/>
+            </w:pPr>
+            <w:r>
+              <w:rPr>
+                <w:b w:val="false"/>
+                <w:bCs w:val="false"/>
+                <w:color w:val="1E293B"/>
+                <w:sz w:val="20"/>
+                <w:szCs w:val="20"/>
+              </w:rPr>
+              <w:t xml:space="preserve">• Phân chia &amp; Đăng bán sản phẩm theo mẻ</w:t>
+            </w:r>
+          </w:p>
+          <w:p>
+            <w:pPr>
+              <w:spacing w:after="80"/>
+            </w:pPr>
+            <w:r>
+              <w:rPr>
+                <w:b w:val="false"/>
+                <w:bCs w:val="false"/>
+                <w:color w:val="1E293B"/>
+                <w:sz w:val="20"/>
+                <w:szCs w:val="20"/>
+              </w:rPr>
+              <w:t xml:space="preserve">• Đẩy tin sản phẩm lên đầu trang (Bump)</w:t>
+            </w:r>
+          </w:p>
+          <w:p>
+            <w:pPr>
+              <w:spacing w:after="80"/>
+            </w:pPr>
+            <w:r>
+              <w:rPr>
+                <w:b w:val="false"/>
+                <w:bCs w:val="false"/>
+                <w:color w:val="1E293B"/>
+                <w:sz w:val="20"/>
+                <w:szCs w:val="20"/>
+              </w:rPr>
+              <w:t xml:space="preserve">• Ghi Nhật ký Cabin (Boat Log) tọa độ biển</w:t>
+            </w:r>
+          </w:p>
+          <w:p>
+            <w:pPr>
+              <w:spacing w:after="80"/>
+            </w:pPr>
+            <w:r>
+              <w:rPr>
+                <w:b w:val="false"/>
+                <w:bCs w:val="false"/>
+                <w:color w:val="1E293B"/>
+                <w:sz w:val="20"/>
+                <w:szCs w:val="20"/>
+              </w:rPr>
+              <w:t xml:space="preserve">• Gửi hồ sơ nhận Tích Xanh Xác Minh</w:t>
+            </w:r>
+          </w:p>
+        </w:tc>
+        <w:tc>
+          <w:tcPr>
+            <w:tcW w:type="pct" w:w="30%"/>
+            <w:tcBorders>
+              <w:top w:val="single" w:color="CBD5E1" w:sz="1"/>
+              <w:left w:val="single" w:color="CBD5E1" w:sz="1"/>
+              <w:bottom w:val="single" w:color="CBD5E1" w:sz="1"/>
+              <w:right w:val="single" w:color="CBD5E1" w:sz="1"/>
+            </w:tcBorders>
+            <w:shd w:fill="FFFFFF" w:val="clear"/>
+            <w:tcMar>
+              <w:top w:type="dxa" w:w="140"/>
+              <w:left w:type="dxa" w:w="180"/>
+              <w:bottom w:type="dxa" w:w="140"/>
+              <w:right w:type="dxa" w:w="180"/>
+            </w:tcMar>
+          </w:tcPr>
+          <w:p>
+            <w:pPr>
+              <w:spacing w:after="80"/>
+            </w:pPr>
+            <w:r>
+              <w:rPr>
+                <w:b w:val="false"/>
+                <w:bCs w:val="false"/>
+                <w:color w:val="1E293B"/>
+                <w:sz w:val="20"/>
+                <w:szCs w:val="20"/>
+              </w:rPr>
+              <w:t xml:space="preserve">Bảo vệ quyền sellerOnly, nhập liệu ngày giờ bằng Native Input mượt trên di động.</w:t>
+            </w:r>
+          </w:p>
+        </w:tc>
+      </w:tr>
+      <w:tr>
+        <w:tc>
+          <w:tcPr>
+            <w:tcW w:type="pct" w:w="25%"/>
+            <w:tcBorders>
+              <w:top w:val="single" w:color="CBD5E1" w:sz="1"/>
+              <w:left w:val="single" w:color="CBD5E1" w:sz="1"/>
+              <w:bottom w:val="single" w:color="CBD5E1" w:sz="1"/>
+              <w:right w:val="single" w:color="CBD5E1" w:sz="1"/>
+            </w:tcBorders>
+            <w:shd w:fill="F8FAFC" w:val="clear"/>
+            <w:tcMar>
+              <w:top w:type="dxa" w:w="140"/>
+              <w:left w:type="dxa" w:w="180"/>
+              <w:bottom w:type="dxa" w:w="140"/>
+              <w:right w:type="dxa" w:w="180"/>
+            </w:tcMar>
+          </w:tcPr>
+          <w:p>
+            <w:pPr>
+              <w:spacing w:after="80"/>
+            </w:pPr>
+            <w:r>
+              <w:rPr>
+                <w:b/>
+                <w:bCs/>
+                <w:color w:val="1E293B"/>
+                <w:sz w:val="20"/>
+                <w:szCs w:val="20"/>
+              </w:rPr>
+              <w:t xml:space="preserve">🛡️ Quản Trị Viên</w:t>
+            </w:r>
+          </w:p>
+          <w:p>
+            <w:pPr>
+              <w:spacing w:after="80"/>
+            </w:pPr>
+            <w:r>
+              <w:rPr>
+                <w:b/>
+                <w:bCs/>
+                <w:color w:val="1E293B"/>
+                <w:sz w:val="20"/>
+                <w:szCs w:val="20"/>
+              </w:rPr>
+              <w:t xml:space="preserve">(Admin)</w:t>
+            </w:r>
+          </w:p>
+        </w:tc>
+        <w:tc>
+          <w:tcPr>
+            <w:tcW w:type="pct" w:w="45%"/>
+            <w:tcBorders>
+              <w:top w:val="single" w:color="CBD5E1" w:sz="1"/>
+              <w:left w:val="single" w:color="CBD5E1" w:sz="1"/>
+              <w:bottom w:val="single" w:color="CBD5E1" w:sz="1"/>
+              <w:right w:val="single" w:color="CBD5E1" w:sz="1"/>
+            </w:tcBorders>
+            <w:shd w:fill="FFFFFF" w:val="clear"/>
+            <w:tcMar>
+              <w:top w:type="dxa" w:w="140"/>
+              <w:left w:type="dxa" w:w="180"/>
+              <w:bottom w:type="dxa" w:w="140"/>
+              <w:right w:type="dxa" w:w="180"/>
+            </w:tcMar>
+          </w:tcPr>
+          <w:p>
+            <w:pPr>
+              <w:spacing w:after="80"/>
+            </w:pPr>
+            <w:r>
+              <w:rPr>
+                <w:b w:val="false"/>
+                <w:bCs w:val="false"/>
+                <w:color w:val="1E293B"/>
+                <w:sz w:val="20"/>
+                <w:szCs w:val="20"/>
+              </w:rPr>
+              <w:t xml:space="preserve">• Xem Dashboard Phân tích Doanh thu/User</w:t>
+            </w:r>
+          </w:p>
+          <w:p>
+            <w:pPr>
+              <w:spacing w:after="80"/>
+            </w:pPr>
+            <w:r>
+              <w:rPr>
+                <w:b w:val="false"/>
+                <w:bCs w:val="false"/>
+                <w:color w:val="1E293B"/>
+                <w:sz w:val="20"/>
+                <w:szCs w:val="20"/>
+              </w:rPr>
+              <w:t xml:space="preserve">• Duyệt Tích xanh Ngư dân chính hiệu</w:t>
+            </w:r>
+          </w:p>
+          <w:p>
+            <w:pPr>
+              <w:spacing w:after="80"/>
+            </w:pPr>
+            <w:r>
+              <w:rPr>
+                <w:b w:val="false"/>
+                <w:bCs w:val="false"/>
+                <w:color w:val="1E293B"/>
+                <w:sz w:val="20"/>
+                <w:szCs w:val="20"/>
+              </w:rPr>
+              <w:t xml:space="preserve">• Quản lý &amp; Khóa tài khoản vi phạm</w:t>
+            </w:r>
+          </w:p>
+          <w:p>
+            <w:pPr>
+              <w:spacing w:after="80"/>
+            </w:pPr>
+            <w:r>
+              <w:rPr>
+                <w:b w:val="false"/>
+                <w:bCs w:val="false"/>
+                <w:color w:val="1E293B"/>
+                <w:sz w:val="20"/>
+                <w:szCs w:val="20"/>
+              </w:rPr>
+              <w:t xml:space="preserve">• Xử lý Báo cáo vi phạm (Report Management)</w:t>
+            </w:r>
+          </w:p>
+        </w:tc>
+        <w:tc>
+          <w:tcPr>
+            <w:tcW w:type="pct" w:w="30%"/>
+            <w:tcBorders>
+              <w:top w:val="single" w:color="CBD5E1" w:sz="1"/>
+              <w:left w:val="single" w:color="CBD5E1" w:sz="1"/>
+              <w:bottom w:val="single" w:color="CBD5E1" w:sz="1"/>
+              <w:right w:val="single" w:color="CBD5E1" w:sz="1"/>
+            </w:tcBorders>
+            <w:shd w:fill="FFFFFF" w:val="clear"/>
+            <w:tcMar>
+              <w:top w:type="dxa" w:w="140"/>
+              <w:left w:type="dxa" w:w="180"/>
+              <w:bottom w:type="dxa" w:w="140"/>
+              <w:right w:type="dxa" w:w="180"/>
+            </w:tcMar>
+          </w:tcPr>
+          <w:p>
+            <w:pPr>
+              <w:spacing w:after="80"/>
+            </w:pPr>
+            <w:r>
+              <w:rPr>
+                <w:b w:val="false"/>
+                <w:bCs w:val="false"/>
+                <w:color w:val="1E293B"/>
+                <w:sz w:val="20"/>
+                <w:szCs w:val="20"/>
+              </w:rPr>
+              <w:t xml:space="preserve">Phân quyền adminOnly, rate limit riêng 3000 req/p, xuất báo cáo CSV.</w:t>
+            </w:r>
+          </w:p>
+        </w:tc>
+      </w:tr>
+    </w:tbl>
+    <w:p>
+      <w:pPr>
+        <w:spacing w:after="200"/>
+      </w:pPr>
     </w:p>
     <w:p>
       <w:pPr>
-        <w:spacing w:after="120"/>
+        <w:spacing w:after="120" w:before="180"/>
       </w:pPr>
       <w:r>
         <w:rPr>
-          <w:color w:val="475569"/>
-          <w:sz w:val="20"/>
-          <w:szCs w:val="20"/>
+          <w:b/>
+          <w:bCs/>
+          <w:color w:val="0D9488"/>
+          <w:sz w:val="22"/>
+          <w:szCs w:val="22"/>
         </w:rPr>
-        <w:t xml:space="preserve">Mô tả mối quan hệ giữa 3 Actor (Buyer, Seller/Fisherman, Admin) và các nhóm chức năng chính.</w:t>
+        <w:t xml:space="preserve">2.2 SƠ ĐỒ LUỒNG CHAT REALTIME &amp; NOTIFICATION (SOCKET.IO SEQUENCE DIAGRAM)</w:t>
       </w:r>
     </w:p>
     <w:tbl>
@@ -181,182 +802,255 @@
           <w:tcPr>
             <w:tcW w:type="pct" w:w="100%"/>
             <w:tcBorders>
-              <w:top w:val="single" w:color="CBD5E1" w:sz="1"/>
-              <w:left w:val="single" w:color="CBD5E1" w:sz="1"/>
-              <w:bottom w:val="single" w:color="CBD5E1" w:sz="1"/>
-              <w:right w:val="single" w:color="CBD5E1" w:sz="1"/>
-            </w:tcBorders>
-            <w:shd w:fill="F8FAFC" w:val="clear"/>
-            <w:tcMar>
-              <w:top w:type="dxa" w:w="120"/>
-              <w:left w:type="dxa" w:w="150"/>
-              <w:bottom w:type="dxa" w:w="120"/>
-              <w:right w:type="dxa" w:w="150"/>
-            </w:tcMar>
-          </w:tcPr>
-          <w:p>
-            <w:pPr>
-              <w:spacing w:after="80"/>
-            </w:pPr>
-            <w:r>
-              <w:rPr>
-                <w:b w:val="false"/>
-                <w:bCs w:val="false"/>
-                <w:color w:val="1E293B"/>
-                <w:sz w:val="20"/>
-                <w:szCs w:val="20"/>
-              </w:rPr>
-              <w:t xml:space="preserve">[Buyer] ──&gt; (Đăng ký / Đăng nhập / Google OAuth)</w:t>
-            </w:r>
-          </w:p>
-          <w:p>
-            <w:pPr>
-              <w:spacing w:after="80"/>
-            </w:pPr>
-            <w:r>
-              <w:rPr>
-                <w:b w:val="false"/>
-                <w:bCs w:val="false"/>
-                <w:color w:val="1E293B"/>
-                <w:sz w:val="20"/>
-                <w:szCs w:val="20"/>
-              </w:rPr>
-              <w:t xml:space="preserve">[Buyer] ──&gt; (Tìm kiếm hải sản theo mẻ &amp; Vị trí GeoJSON Bản đồ)</w:t>
-            </w:r>
-          </w:p>
-          <w:p>
-            <w:pPr>
-              <w:spacing w:after="80"/>
-            </w:pPr>
-            <w:r>
-              <w:rPr>
-                <w:b w:val="false"/>
-                <w:bCs w:val="false"/>
-                <w:color w:val="1E293B"/>
-                <w:sz w:val="20"/>
-                <w:szCs w:val="20"/>
-              </w:rPr>
-              <w:t xml:space="preserve">[Buyer] ──&gt; (Chat 1-1 Realtime Socket.IO với Người bán)</w:t>
-            </w:r>
-          </w:p>
-          <w:p>
-            <w:pPr>
-              <w:spacing w:after="80"/>
-            </w:pPr>
-            <w:r>
-              <w:rPr>
-                <w:b w:val="false"/>
-                <w:bCs w:val="false"/>
-                <w:color w:val="1E293B"/>
-                <w:sz w:val="20"/>
-                <w:szCs w:val="20"/>
-              </w:rPr>
-              <w:t xml:space="preserve">[Buyer] ──&gt; (Gửi Review sao &amp; Bình luận Diễn đàn)</w:t>
-            </w:r>
-          </w:p>
-          <w:p>
-            <w:pPr>
-              <w:spacing w:after="80"/>
-            </w:pPr>
-            <w:r>
-              <w:rPr>
-                <w:b w:val="false"/>
-                <w:bCs w:val="false"/>
-                <w:color w:val="1E293B"/>
-                <w:sz w:val="20"/>
-                <w:szCs w:val="20"/>
-              </w:rPr>
-              <w:t xml:space="preserve"/>
-            </w:r>
-          </w:p>
-          <w:p>
-            <w:pPr>
-              <w:spacing w:after="80"/>
-            </w:pPr>
-            <w:r>
-              <w:rPr>
-                <w:b w:val="false"/>
-                <w:bCs w:val="false"/>
-                <w:color w:val="1E293B"/>
-                <w:sz w:val="20"/>
-                <w:szCs w:val="20"/>
-              </w:rPr>
-              <w:t xml:space="preserve">[Seller/Fisherman] ──&gt; (Tạo Mẻ cá Cập bến Landing Batch)</w:t>
-            </w:r>
-          </w:p>
-          <w:p>
-            <w:pPr>
-              <w:spacing w:after="80"/>
-            </w:pPr>
-            <w:r>
-              <w:rPr>
-                <w:b w:val="false"/>
-                <w:bCs w:val="false"/>
-                <w:color w:val="1E293B"/>
-                <w:sz w:val="20"/>
-                <w:szCs w:val="20"/>
-              </w:rPr>
-              <w:t xml:space="preserve">[Seller/Fisherman] ──&gt; (Đăng bài bán Hải sản &amp; Đẩy tin Bump)</w:t>
-            </w:r>
-          </w:p>
-          <w:p>
-            <w:pPr>
-              <w:spacing w:after="80"/>
-            </w:pPr>
-            <w:r>
-              <w:rPr>
-                <w:b w:val="false"/>
-                <w:bCs w:val="false"/>
-                <w:color w:val="1E293B"/>
-                <w:sz w:val="20"/>
-                <w:szCs w:val="20"/>
-              </w:rPr>
-              <w:t xml:space="preserve">[Seller/Fisherman] ──&gt; (Đăng Nhật ký Cabin Boat Log &amp; Nhận Tích xanh)</w:t>
-            </w:r>
-          </w:p>
-          <w:p>
-            <w:pPr>
-              <w:spacing w:after="80"/>
-            </w:pPr>
-            <w:r>
-              <w:rPr>
-                <w:b w:val="false"/>
-                <w:bCs w:val="false"/>
-                <w:color w:val="1E293B"/>
-                <w:sz w:val="20"/>
-                <w:szCs w:val="20"/>
-              </w:rPr>
-              <w:t xml:space="preserve"/>
-            </w:r>
-          </w:p>
-          <w:p>
-            <w:pPr>
-              <w:spacing w:after="80"/>
-            </w:pPr>
-            <w:r>
-              <w:rPr>
-                <w:b w:val="false"/>
-                <w:bCs w:val="false"/>
-                <w:color w:val="1E293B"/>
-                <w:sz w:val="20"/>
-                <w:szCs w:val="20"/>
-              </w:rPr>
-              <w:t xml:space="preserve">[Admin] ──&gt; (Duyệt Xác minh Ngư dân &amp; Quản lý User/Sản phẩm)</w:t>
-            </w:r>
-          </w:p>
-          <w:p>
-            <w:pPr>
-              <w:spacing w:after="80"/>
-            </w:pPr>
-            <w:r>
-              <w:rPr>
-                <w:b w:val="false"/>
-                <w:bCs w:val="false"/>
-                <w:color w:val="1E293B"/>
-                <w:sz w:val="20"/>
-                <w:szCs w:val="20"/>
-              </w:rPr>
-              <w:t xml:space="preserve">[Admin] ──&gt; (Xem Dashboard Phân tích Doanh thu &amp; Tăng trưởng)</w:t>
+              <w:top w:val="single" w:color="0D9488" w:sz="2"/>
+              <w:left w:val="single" w:color="0D9488" w:sz="2"/>
+              <w:bottom w:val="single" w:color="0D9488" w:sz="2"/>
+              <w:right w:val="single" w:color="0D9488" w:sz="2"/>
+            </w:tcBorders>
+            <w:shd w:fill="0F172A" w:val="clear"/>
+            <w:tcMar>
+              <w:top w:type="dxa" w:w="180"/>
+              <w:left w:type="dxa" w:w="200"/>
+              <w:bottom w:type="dxa" w:w="180"/>
+              <w:right w:type="dxa" w:w="200"/>
+            </w:tcMar>
+          </w:tcPr>
+          <w:p>
+            <w:pPr>
+              <w:spacing w:after="20" w:line="240"/>
+            </w:pPr>
+            <w:r>
+              <w:rPr>
+                <w:rFonts w:ascii="Consolas" w:cs="Consolas" w:eastAsia="Consolas" w:hAnsi="Consolas"/>
+                <w:color w:val="38BDF8"/>
+                <w:sz w:val="18"/>
+                <w:szCs w:val="18"/>
+              </w:rPr>
+              <w:t xml:space="preserve">┌────────────────┐       ┌────────────────────────┐       ┌────────────────┐       ┌────────────────┐</w:t>
+            </w:r>
+          </w:p>
+          <w:p>
+            <w:pPr>
+              <w:spacing w:after="20" w:line="240"/>
+            </w:pPr>
+            <w:r>
+              <w:rPr>
+                <w:rFonts w:ascii="Consolas" w:cs="Consolas" w:eastAsia="Consolas" w:hAnsi="Consolas"/>
+                <w:color w:val="38BDF8"/>
+                <w:sz w:val="18"/>
+                <w:szCs w:val="18"/>
+              </w:rPr>
+              <w:t xml:space="preserve">│ Client A (Buyer)│       │ Socket.IO / Express API│       │ MongoDB Store  │       │ Client B(Seller)│</w:t>
+            </w:r>
+          </w:p>
+          <w:p>
+            <w:pPr>
+              <w:spacing w:after="20" w:line="240"/>
+            </w:pPr>
+            <w:r>
+              <w:rPr>
+                <w:rFonts w:ascii="Consolas" w:cs="Consolas" w:eastAsia="Consolas" w:hAnsi="Consolas"/>
+                <w:color w:val="38BDF8"/>
+                <w:sz w:val="18"/>
+                <w:szCs w:val="18"/>
+              </w:rPr>
+              <w:t xml:space="preserve">└───────┬────────┘       └───────────┬────────────┘       └───────┬────────┘       └───────┬────────┘</w:t>
+            </w:r>
+          </w:p>
+          <w:p>
+            <w:pPr>
+              <w:spacing w:after="20" w:line="240"/>
+            </w:pPr>
+            <w:r>
+              <w:rPr>
+                <w:rFonts w:ascii="Consolas" w:cs="Consolas" w:eastAsia="Consolas" w:hAnsi="Consolas"/>
+                <w:color w:val="38BDF8"/>
+                <w:sz w:val="18"/>
+                <w:szCs w:val="18"/>
+              </w:rPr>
+              <w:t xml:space="preserve">        │                            │                            │                        │</w:t>
+            </w:r>
+          </w:p>
+          <w:p>
+            <w:pPr>
+              <w:spacing w:after="20" w:line="240"/>
+            </w:pPr>
+            <w:r>
+              <w:rPr>
+                <w:rFonts w:ascii="Consolas" w:cs="Consolas" w:eastAsia="Consolas" w:hAnsi="Consolas"/>
+                <w:color w:val="38BDF8"/>
+                <w:sz w:val="18"/>
+                <w:szCs w:val="18"/>
+              </w:rPr>
+              <w:t xml:space="preserve">        │── 1. Connect (Cookie) ────&gt;│                            │                        │</w:t>
+            </w:r>
+          </w:p>
+          <w:p>
+            <w:pPr>
+              <w:spacing w:after="20" w:line="240"/>
+            </w:pPr>
+            <w:r>
+              <w:rPr>
+                <w:rFonts w:ascii="Consolas" w:cs="Consolas" w:eastAsia="Consolas" w:hAnsi="Consolas"/>
+                <w:color w:val="38BDF8"/>
+                <w:sz w:val="18"/>
+                <w:szCs w:val="18"/>
+              </w:rPr>
+              <w:t xml:space="preserve">        │                            │── 2. Auth JWT Cookie ─────&gt;│                        │</w:t>
+            </w:r>
+          </w:p>
+          <w:p>
+            <w:pPr>
+              <w:spacing w:after="20" w:line="240"/>
+            </w:pPr>
+            <w:r>
+              <w:rPr>
+                <w:rFonts w:ascii="Consolas" w:cs="Consolas" w:eastAsia="Consolas" w:hAnsi="Consolas"/>
+                <w:color w:val="38BDF8"/>
+                <w:sz w:val="18"/>
+                <w:szCs w:val="18"/>
+              </w:rPr>
+              <w:t xml:space="preserve">        │                            │    (Verify HS256)          │                        │</w:t>
+            </w:r>
+          </w:p>
+          <w:p>
+            <w:pPr>
+              <w:spacing w:after="20" w:line="240"/>
+            </w:pPr>
+            <w:r>
+              <w:rPr>
+                <w:rFonts w:ascii="Consolas" w:cs="Consolas" w:eastAsia="Consolas" w:hAnsi="Consolas"/>
+                <w:color w:val="38BDF8"/>
+                <w:sz w:val="18"/>
+                <w:szCs w:val="18"/>
+              </w:rPr>
+              <w:t xml:space="preserve">        │                            │                            │                        │</w:t>
+            </w:r>
+          </w:p>
+          <w:p>
+            <w:pPr>
+              <w:spacing w:after="20" w:line="240"/>
+            </w:pPr>
+            <w:r>
+              <w:rPr>
+                <w:rFonts w:ascii="Consolas" w:cs="Consolas" w:eastAsia="Consolas" w:hAnsi="Consolas"/>
+                <w:color w:val="38BDF8"/>
+                <w:sz w:val="18"/>
+                <w:szCs w:val="18"/>
+              </w:rPr>
+              <w:t xml:space="preserve">        │── 3. Join Conversation ───&gt;│ Join Room conversation:A_B │                        │</w:t>
+            </w:r>
+          </w:p>
+          <w:p>
+            <w:pPr>
+              <w:spacing w:after="20" w:line="240"/>
+            </w:pPr>
+            <w:r>
+              <w:rPr>
+                <w:rFonts w:ascii="Consolas" w:cs="Consolas" w:eastAsia="Consolas" w:hAnsi="Consolas"/>
+                <w:color w:val="38BDF8"/>
+                <w:sz w:val="18"/>
+                <w:szCs w:val="18"/>
+              </w:rPr>
+              <w:t xml:space="preserve">        │                            │                            │                        │</w:t>
+            </w:r>
+          </w:p>
+          <w:p>
+            <w:pPr>
+              <w:spacing w:after="20" w:line="240"/>
+            </w:pPr>
+            <w:r>
+              <w:rPr>
+                <w:rFonts w:ascii="Consolas" w:cs="Consolas" w:eastAsia="Consolas" w:hAnsi="Consolas"/>
+                <w:color w:val="38BDF8"/>
+                <w:sz w:val="18"/>
+                <w:szCs w:val="18"/>
+              </w:rPr>
+              <w:t xml:space="preserve">        │── 4. emit('send_message')─&gt;│                            │                        │</w:t>
+            </w:r>
+          </w:p>
+          <w:p>
+            <w:pPr>
+              <w:spacing w:after="20" w:line="240"/>
+            </w:pPr>
+            <w:r>
+              <w:rPr>
+                <w:rFonts w:ascii="Consolas" w:cs="Consolas" w:eastAsia="Consolas" w:hAnsi="Consolas"/>
+                <w:color w:val="38BDF8"/>
+                <w:sz w:val="18"/>
+                <w:szCs w:val="18"/>
+              </w:rPr>
+              <w:t xml:space="preserve">        │                            │── 5. Save Message Async ──&gt;│                        │</w:t>
+            </w:r>
+          </w:p>
+          <w:p>
+            <w:pPr>
+              <w:spacing w:after="20" w:line="240"/>
+            </w:pPr>
+            <w:r>
+              <w:rPr>
+                <w:rFonts w:ascii="Consolas" w:cs="Consolas" w:eastAsia="Consolas" w:hAnsi="Consolas"/>
+                <w:color w:val="38BDF8"/>
+                <w:sz w:val="18"/>
+                <w:szCs w:val="18"/>
+              </w:rPr>
+              <w:t xml:space="preserve">        │                            │                            │                        │</w:t>
+            </w:r>
+          </w:p>
+          <w:p>
+            <w:pPr>
+              <w:spacing w:after="20" w:line="240"/>
+            </w:pPr>
+            <w:r>
+              <w:rPr>
+                <w:rFonts w:ascii="Consolas" w:cs="Consolas" w:eastAsia="Consolas" w:hAnsi="Consolas"/>
+                <w:color w:val="38BDF8"/>
+                <w:sz w:val="18"/>
+                <w:szCs w:val="18"/>
+              </w:rPr>
+              <w:t xml:space="preserve">        │                            │── 6. emit('receive_message') ──────────────────────&gt;│</w:t>
+            </w:r>
+          </w:p>
+          <w:p>
+            <w:pPr>
+              <w:spacing w:after="20" w:line="240"/>
+            </w:pPr>
+            <w:r>
+              <w:rPr>
+                <w:rFonts w:ascii="Consolas" w:cs="Consolas" w:eastAsia="Consolas" w:hAnsi="Consolas"/>
+                <w:color w:val="38BDF8"/>
+                <w:sz w:val="18"/>
+                <w:szCs w:val="18"/>
+              </w:rPr>
+              <w:t xml:space="preserve">        │                            │                            │                        │</w:t>
+            </w:r>
+          </w:p>
+          <w:p>
+            <w:pPr>
+              <w:spacing w:after="20" w:line="240"/>
+            </w:pPr>
+            <w:r>
+              <w:rPr>
+                <w:rFonts w:ascii="Consolas" w:cs="Consolas" w:eastAsia="Consolas" w:hAnsi="Consolas"/>
+                <w:color w:val="38BDF8"/>
+                <w:sz w:val="18"/>
+                <w:szCs w:val="18"/>
+              </w:rPr>
+              <w:t xml:space="preserve">        │                            │── 7. Push Notification Bell ───────────────────────&gt;│</w:t>
+            </w:r>
+          </w:p>
+          <w:p>
+            <w:pPr>
+              <w:spacing w:after="20" w:line="240"/>
+            </w:pPr>
+            <w:r>
+              <w:rPr>
+                <w:rFonts w:ascii="Consolas" w:cs="Consolas" w:eastAsia="Consolas" w:hAnsi="Consolas"/>
+                <w:color w:val="38BDF8"/>
+                <w:sz w:val="18"/>
+                <w:szCs w:val="18"/>
+              </w:rPr>
+              <w:t xml:space="preserve">        │                            │                            │                        │</w:t>
             </w:r>
           </w:p>
         </w:tc>
@@ -364,12 +1058,12 @@
     </w:tbl>
     <w:p>
       <w:pPr>
-        <w:spacing w:after="180"/>
+        <w:spacing w:after="200"/>
       </w:pPr>
     </w:p>
     <w:p>
       <w:pPr>
-        <w:spacing w:after="80" w:before="180"/>
+        <w:spacing w:after="120" w:before="180"/>
       </w:pPr>
       <w:r>
         <w:rPr>
@@ -379,20 +1073,7 @@
           <w:sz w:val="22"/>
           <w:szCs w:val="22"/>
         </w:rPr>
-        <w:t xml:space="preserve">2.2 Sơ đồ Luồng Chat Realtime &amp; Notification (Socket.IO Sequence Diagram)</w:t>
-      </w:r>
-    </w:p>
-    <w:p>
-      <w:pPr>
-        <w:spacing w:after="120"/>
-      </w:pPr>
-      <w:r>
-        <w:rPr>
-          <w:color w:val="475569"/>
-          <w:sz w:val="20"/>
-          <w:szCs w:val="20"/>
-        </w:rPr>
-        <w:t xml:space="preserve">Mô tả luồng đi của tin nhắn realtime và thông báo từ Client A qua Socket Server tới Client B.</w:t>
+        <w:t xml:space="preserve">2.3 SƠ ĐỒ LUỒNG XÓA TÀI KHOẢN TUÂN THỦ GDPR (GDPR ACCOUNT DELETION DIAGRAM)</w:t>
       </w:r>
     </w:p>
     <w:tbl>
@@ -415,212 +1096,227 @@
           <w:tcPr>
             <w:tcW w:type="pct" w:w="100%"/>
             <w:tcBorders>
-              <w:top w:val="single" w:color="CBD5E1" w:sz="1"/>
-              <w:left w:val="single" w:color="CBD5E1" w:sz="1"/>
-              <w:bottom w:val="single" w:color="CBD5E1" w:sz="1"/>
-              <w:right w:val="single" w:color="CBD5E1" w:sz="1"/>
-            </w:tcBorders>
-            <w:shd w:fill="F8FAFC" w:val="clear"/>
-            <w:tcMar>
-              <w:top w:type="dxa" w:w="120"/>
-              <w:left w:type="dxa" w:w="150"/>
-              <w:bottom w:type="dxa" w:w="120"/>
-              <w:right w:type="dxa" w:w="150"/>
-            </w:tcMar>
-          </w:tcPr>
-          <w:p>
-            <w:pPr>
-              <w:spacing w:after="80"/>
-            </w:pPr>
-            <w:r>
-              <w:rPr>
-                <w:b w:val="false"/>
-                <w:bCs w:val="false"/>
-                <w:color w:val="1E293B"/>
-                <w:sz w:val="20"/>
-                <w:szCs w:val="20"/>
-              </w:rPr>
-              <w:t xml:space="preserve">Client A (Buyer)         Socket Server (Express+Socket.IO)       MongoDB Store         Client B (Seller)</w:t>
-            </w:r>
-          </w:p>
-          <w:p>
-            <w:pPr>
-              <w:spacing w:after="80"/>
-            </w:pPr>
-            <w:r>
-              <w:rPr>
-                <w:b w:val="false"/>
-                <w:bCs w:val="false"/>
-                <w:color w:val="1E293B"/>
-                <w:sz w:val="20"/>
-                <w:szCs w:val="20"/>
-              </w:rPr>
-              <w:t xml:space="preserve">   │                             │                                   │                      │</w:t>
-            </w:r>
-          </w:p>
-          <w:p>
-            <w:pPr>
-              <w:spacing w:after="80"/>
-            </w:pPr>
-            <w:r>
-              <w:rPr>
-                <w:b w:val="false"/>
-                <w:bCs w:val="false"/>
-                <w:color w:val="1E293B"/>
-                <w:sz w:val="20"/>
-                <w:szCs w:val="20"/>
-              </w:rPr>
-              <w:t xml:space="preserve">   │─── 1. Connect (Cookie) ────&gt;│                                   │                      │</w:t>
-            </w:r>
-          </w:p>
-          <w:p>
-            <w:pPr>
-              <w:spacing w:after="80"/>
-            </w:pPr>
-            <w:r>
-              <w:rPr>
-                <w:b w:val="false"/>
-                <w:bCs w:val="false"/>
-                <w:color w:val="1E293B"/>
-                <w:sz w:val="20"/>
-                <w:szCs w:val="20"/>
-              </w:rPr>
-              <w:t xml:space="preserve">   │                             │─── 2. Auth JWT Cookie (HS256) ───&gt;│                      │</w:t>
-            </w:r>
-          </w:p>
-          <w:p>
-            <w:pPr>
-              <w:spacing w:after="80"/>
-            </w:pPr>
-            <w:r>
-              <w:rPr>
-                <w:b w:val="false"/>
-                <w:bCs w:val="false"/>
-                <w:color w:val="1E293B"/>
-                <w:sz w:val="20"/>
-                <w:szCs w:val="20"/>
-              </w:rPr>
-              <w:t xml:space="preserve">   │                             │                                   │                      │</w:t>
-            </w:r>
-          </w:p>
-          <w:p>
-            <w:pPr>
-              <w:spacing w:after="80"/>
-            </w:pPr>
-            <w:r>
-              <w:rPr>
-                <w:b w:val="false"/>
-                <w:bCs w:val="false"/>
-                <w:color w:val="1E293B"/>
-                <w:sz w:val="20"/>
-                <w:szCs w:val="20"/>
-              </w:rPr>
-              <w:t xml:space="preserve">   │─── 3. Join Conversation ───&gt;│ (Join Room conversation:A_B)      │                      │</w:t>
-            </w:r>
-          </w:p>
-          <w:p>
-            <w:pPr>
-              <w:spacing w:after="80"/>
-            </w:pPr>
-            <w:r>
-              <w:rPr>
-                <w:b w:val="false"/>
-                <w:bCs w:val="false"/>
-                <w:color w:val="1E293B"/>
-                <w:sz w:val="20"/>
-                <w:szCs w:val="20"/>
-              </w:rPr>
-              <w:t xml:space="preserve">   │                             │                                   │                      │</w:t>
-            </w:r>
-          </w:p>
-          <w:p>
-            <w:pPr>
-              <w:spacing w:after="80"/>
-            </w:pPr>
-            <w:r>
-              <w:rPr>
-                <w:b w:val="false"/>
-                <w:bCs w:val="false"/>
-                <w:color w:val="1E293B"/>
-                <w:sz w:val="20"/>
-                <w:szCs w:val="20"/>
-              </w:rPr>
-              <w:t xml:space="preserve">   │─── 4. emit("send_message") &gt;│                                   │                      │</w:t>
-            </w:r>
-          </w:p>
-          <w:p>
-            <w:pPr>
-              <w:spacing w:after="80"/>
-            </w:pPr>
-            <w:r>
-              <w:rPr>
-                <w:b w:val="false"/>
-                <w:bCs w:val="false"/>
-                <w:color w:val="1E293B"/>
-                <w:sz w:val="20"/>
-                <w:szCs w:val="20"/>
-              </w:rPr>
-              <w:t xml:space="preserve">   │                             │─── 5. Save Message Document ─────&gt;│                      │</w:t>
-            </w:r>
-          </w:p>
-          <w:p>
-            <w:pPr>
-              <w:spacing w:after="80"/>
-            </w:pPr>
-            <w:r>
-              <w:rPr>
-                <w:b w:val="false"/>
-                <w:bCs w:val="false"/>
-                <w:color w:val="1E293B"/>
-                <w:sz w:val="20"/>
-                <w:szCs w:val="20"/>
-              </w:rPr>
-              <w:t xml:space="preserve">   │                             │                                   │                      │</w:t>
-            </w:r>
-          </w:p>
-          <w:p>
-            <w:pPr>
-              <w:spacing w:after="80"/>
-            </w:pPr>
-            <w:r>
-              <w:rPr>
-                <w:b w:val="false"/>
-                <w:bCs w:val="false"/>
-                <w:color w:val="1E293B"/>
-                <w:sz w:val="20"/>
-                <w:szCs w:val="20"/>
-              </w:rPr>
-              <w:t xml:space="preserve">   │                             │─── 6. emit("receive_message") ──────────────────────────&gt;│</w:t>
-            </w:r>
-          </w:p>
-          <w:p>
-            <w:pPr>
-              <w:spacing w:after="80"/>
-            </w:pPr>
-            <w:r>
-              <w:rPr>
-                <w:b w:val="false"/>
-                <w:bCs w:val="false"/>
-                <w:color w:val="1E293B"/>
-                <w:sz w:val="20"/>
-                <w:szCs w:val="20"/>
-              </w:rPr>
-              <w:t xml:space="preserve">   │                             │                                   │                      │</w:t>
-            </w:r>
-          </w:p>
-          <w:p>
-            <w:pPr>
-              <w:spacing w:after="80"/>
-            </w:pPr>
-            <w:r>
-              <w:rPr>
-                <w:b w:val="false"/>
-                <w:bCs w:val="false"/>
-                <w:color w:val="1E293B"/>
-                <w:sz w:val="20"/>
-                <w:szCs w:val="20"/>
-              </w:rPr>
-              <w:t xml:space="preserve">   │                             │─── 7. Push Realtime Notification ───────────────────────&gt;│</w:t>
+              <w:top w:val="single" w:color="0D9488" w:sz="2"/>
+              <w:left w:val="single" w:color="0D9488" w:sz="2"/>
+              <w:bottom w:val="single" w:color="0D9488" w:sz="2"/>
+              <w:right w:val="single" w:color="0D9488" w:sz="2"/>
+            </w:tcBorders>
+            <w:shd w:fill="0F172A" w:val="clear"/>
+            <w:tcMar>
+              <w:top w:type="dxa" w:w="180"/>
+              <w:left w:type="dxa" w:w="200"/>
+              <w:bottom w:type="dxa" w:w="180"/>
+              <w:right w:type="dxa" w:w="200"/>
+            </w:tcMar>
+          </w:tcPr>
+          <w:p>
+            <w:pPr>
+              <w:spacing w:after="20" w:line="240"/>
+            </w:pPr>
+            <w:r>
+              <w:rPr>
+                <w:rFonts w:ascii="Consolas" w:cs="Consolas" w:eastAsia="Consolas" w:hAnsi="Consolas"/>
+                <w:color w:val="38BDF8"/>
+                <w:sz w:val="18"/>
+                <w:szCs w:val="18"/>
+              </w:rPr>
+              <w:t xml:space="preserve">┌─────────────┐       ┌─────────────────────┐       ┌─────────────────┐     ┌───────────┐     ┌───────────────┐</w:t>
+            </w:r>
+          </w:p>
+          <w:p>
+            <w:pPr>
+              <w:spacing w:after="20" w:line="240"/>
+            </w:pPr>
+            <w:r>
+              <w:rPr>
+                <w:rFonts w:ascii="Consolas" w:cs="Consolas" w:eastAsia="Consolas" w:hAnsi="Consolas"/>
+                <w:color w:val="38BDF8"/>
+                <w:sz w:val="18"/>
+                <w:szCs w:val="18"/>
+              </w:rPr>
+              <w:t xml:space="preserve">│ Client User │       │ AuthService UseCase │       │ Mongoose Session│     │ Redis Store│     │ Cloudinary CDN│</w:t>
+            </w:r>
+          </w:p>
+          <w:p>
+            <w:pPr>
+              <w:spacing w:after="20" w:line="240"/>
+            </w:pPr>
+            <w:r>
+              <w:rPr>
+                <w:rFonts w:ascii="Consolas" w:cs="Consolas" w:eastAsia="Consolas" w:hAnsi="Consolas"/>
+                <w:color w:val="38BDF8"/>
+                <w:sz w:val="18"/>
+                <w:szCs w:val="18"/>
+              </w:rPr>
+              <w:t xml:space="preserve">└──────┬──────┘       └──────────┬──────────┘       └────────┬────────┘     └─────┬─────┘     └───────┬───────┘</w:t>
+            </w:r>
+          </w:p>
+          <w:p>
+            <w:pPr>
+              <w:spacing w:after="20" w:line="240"/>
+            </w:pPr>
+            <w:r>
+              <w:rPr>
+                <w:rFonts w:ascii="Consolas" w:cs="Consolas" w:eastAsia="Consolas" w:hAnsi="Consolas"/>
+                <w:color w:val="38BDF8"/>
+                <w:sz w:val="18"/>
+                <w:szCs w:val="18"/>
+              </w:rPr>
+              <w:t xml:space="preserve">       │                         │                           │                    │                   │</w:t>
+            </w:r>
+          </w:p>
+          <w:p>
+            <w:pPr>
+              <w:spacing w:after="20" w:line="240"/>
+            </w:pPr>
+            <w:r>
+              <w:rPr>
+                <w:rFonts w:ascii="Consolas" w:cs="Consolas" w:eastAsia="Consolas" w:hAnsi="Consolas"/>
+                <w:color w:val="38BDF8"/>
+                <w:sz w:val="18"/>
+                <w:szCs w:val="18"/>
+              </w:rPr>
+              <w:t xml:space="preserve">       │── 1. Delete Account ───&gt;│                           │                    │                   │</w:t>
+            </w:r>
+          </w:p>
+          <w:p>
+            <w:pPr>
+              <w:spacing w:after="20" w:line="240"/>
+            </w:pPr>
+            <w:r>
+              <w:rPr>
+                <w:rFonts w:ascii="Consolas" w:cs="Consolas" w:eastAsia="Consolas" w:hAnsi="Consolas"/>
+                <w:color w:val="38BDF8"/>
+                <w:sz w:val="18"/>
+                <w:szCs w:val="18"/>
+              </w:rPr>
+              <w:t xml:space="preserve">       │                         │── 2. Start Transaction ──&gt;│                    │                   │</w:t>
+            </w:r>
+          </w:p>
+          <w:p>
+            <w:pPr>
+              <w:spacing w:after="20" w:line="240"/>
+            </w:pPr>
+            <w:r>
+              <w:rPr>
+                <w:rFonts w:ascii="Consolas" w:cs="Consolas" w:eastAsia="Consolas" w:hAnsi="Consolas"/>
+                <w:color w:val="38BDF8"/>
+                <w:sz w:val="18"/>
+                <w:szCs w:val="18"/>
+              </w:rPr>
+              <w:t xml:space="preserve">       │                         │── 3. Cascade Delete ─────&gt;│ (Products, Messages│                   │</w:t>
+            </w:r>
+          </w:p>
+          <w:p>
+            <w:pPr>
+              <w:spacing w:after="20" w:line="240"/>
+            </w:pPr>
+            <w:r>
+              <w:rPr>
+                <w:rFonts w:ascii="Consolas" w:cs="Consolas" w:eastAsia="Consolas" w:hAnsi="Consolas"/>
+                <w:color w:val="38BDF8"/>
+                <w:sz w:val="18"/>
+                <w:szCs w:val="18"/>
+              </w:rPr>
+              <w:t xml:space="preserve">       │                         │    (Atomic Rollback)      │  Reviews, Posts)   │                   │</w:t>
+            </w:r>
+          </w:p>
+          <w:p>
+            <w:pPr>
+              <w:spacing w:after="20" w:line="240"/>
+            </w:pPr>
+            <w:r>
+              <w:rPr>
+                <w:rFonts w:ascii="Consolas" w:cs="Consolas" w:eastAsia="Consolas" w:hAnsi="Consolas"/>
+                <w:color w:val="38BDF8"/>
+                <w:sz w:val="18"/>
+                <w:szCs w:val="18"/>
+              </w:rPr>
+              <w:t xml:space="preserve">       │                         │── 4. Commit Transaction ─&gt;│                    │                   │</w:t>
+            </w:r>
+          </w:p>
+          <w:p>
+            <w:pPr>
+              <w:spacing w:after="20" w:line="240"/>
+            </w:pPr>
+            <w:r>
+              <w:rPr>
+                <w:rFonts w:ascii="Consolas" w:cs="Consolas" w:eastAsia="Consolas" w:hAnsi="Consolas"/>
+                <w:color w:val="38BDF8"/>
+                <w:sz w:val="18"/>
+                <w:szCs w:val="18"/>
+              </w:rPr>
+              <w:t xml:space="preserve">       │                         │                           │                    │                   │</w:t>
+            </w:r>
+          </w:p>
+          <w:p>
+            <w:pPr>
+              <w:spacing w:after="20" w:line="240"/>
+            </w:pPr>
+            <w:r>
+              <w:rPr>
+                <w:rFonts w:ascii="Consolas" w:cs="Consolas" w:eastAsia="Consolas" w:hAnsi="Consolas"/>
+                <w:color w:val="38BDF8"/>
+                <w:sz w:val="18"/>
+                <w:szCs w:val="18"/>
+              </w:rPr>
+              <w:t xml:space="preserve">       │                         │── 5. SCAN &amp; DEL Refresh Tokens ───────────────&gt;│                   │</w:t>
+            </w:r>
+          </w:p>
+          <w:p>
+            <w:pPr>
+              <w:spacing w:after="20" w:line="240"/>
+            </w:pPr>
+            <w:r>
+              <w:rPr>
+                <w:rFonts w:ascii="Consolas" w:cs="Consolas" w:eastAsia="Consolas" w:hAnsi="Consolas"/>
+                <w:color w:val="38BDF8"/>
+                <w:sz w:val="18"/>
+                <w:szCs w:val="18"/>
+              </w:rPr>
+              <w:t xml:space="preserve">       │                         │                           │                    │                   │</w:t>
+            </w:r>
+          </w:p>
+          <w:p>
+            <w:pPr>
+              <w:spacing w:after="20" w:line="240"/>
+            </w:pPr>
+            <w:r>
+              <w:rPr>
+                <w:rFonts w:ascii="Consolas" w:cs="Consolas" w:eastAsia="Consolas" w:hAnsi="Consolas"/>
+                <w:color w:val="38BDF8"/>
+                <w:sz w:val="18"/>
+                <w:szCs w:val="18"/>
+              </w:rPr>
+              <w:t xml:space="preserve">       │                         │── 6. Bulk Delete Image Public IDs ────────────────────────────────&gt;│</w:t>
+            </w:r>
+          </w:p>
+          <w:p>
+            <w:pPr>
+              <w:spacing w:after="20" w:line="240"/>
+            </w:pPr>
+            <w:r>
+              <w:rPr>
+                <w:rFonts w:ascii="Consolas" w:cs="Consolas" w:eastAsia="Consolas" w:hAnsi="Consolas"/>
+                <w:color w:val="38BDF8"/>
+                <w:sz w:val="18"/>
+                <w:szCs w:val="18"/>
+              </w:rPr>
+              <w:t xml:space="preserve">       │                         │                           │                    │                   │</w:t>
+            </w:r>
+          </w:p>
+          <w:p>
+            <w:pPr>
+              <w:spacing w:after="20" w:line="240"/>
+            </w:pPr>
+            <w:r>
+              <w:rPr>
+                <w:rFonts w:ascii="Consolas" w:cs="Consolas" w:eastAsia="Consolas" w:hAnsi="Consolas"/>
+                <w:color w:val="38BDF8"/>
+                <w:sz w:val="18"/>
+                <w:szCs w:val="18"/>
+              </w:rPr>
+              <w:t xml:space="preserve">       │&lt;── 7. 200 OK Deleted ───│                           │                    │                   │</w:t>
             </w:r>
           </w:p>
         </w:tc>
@@ -628,12 +1324,12 @@
     </w:tbl>
     <w:p>
       <w:pPr>
-        <w:spacing w:after="180"/>
+        <w:spacing w:after="200"/>
       </w:pPr>
     </w:p>
     <w:p>
       <w:pPr>
-        <w:spacing w:after="80" w:before="180"/>
+        <w:spacing w:after="120" w:before="180"/>
       </w:pPr>
       <w:r>
         <w:rPr>
@@ -643,20 +1339,7 @@
           <w:sz w:val="22"/>
           <w:szCs w:val="22"/>
         </w:rPr>
-        <w:t xml:space="preserve">2.3 Sơ đồ Luồng Xóa Tài Khoản GDPR (GDPR Account Deletion Sequence Diagram)</w:t>
-      </w:r>
-    </w:p>
-    <w:p>
-      <w:pPr>
-        <w:spacing w:after="120"/>
-      </w:pPr>
-      <w:r>
-        <w:rPr>
-          <w:color w:val="475569"/>
-          <w:sz w:val="20"/>
-          <w:szCs w:val="20"/>
-        </w:rPr>
-        <w:t xml:space="preserve">Mô tả giao dịch ACID 4 tầng đảm bảo xóa sạch dữ liệu liên quan.</w:t>
+        <w:t xml:space="preserve">2.4 SƠ ĐỒ THỰC THỂ MỐI QUAN HỆ CƠ SỞ DỮ LIỆU (ERD DIAGRAM)</w:t>
       </w:r>
     </w:p>
     <w:tbl>
@@ -679,212 +1362,353 @@
           <w:tcPr>
             <w:tcW w:type="pct" w:w="100%"/>
             <w:tcBorders>
-              <w:top w:val="single" w:color="CBD5E1" w:sz="1"/>
-              <w:left w:val="single" w:color="CBD5E1" w:sz="1"/>
-              <w:bottom w:val="single" w:color="CBD5E1" w:sz="1"/>
-              <w:right w:val="single" w:color="CBD5E1" w:sz="1"/>
-            </w:tcBorders>
-            <w:shd w:fill="F8FAFC" w:val="clear"/>
-            <w:tcMar>
-              <w:top w:type="dxa" w:w="120"/>
-              <w:left w:type="dxa" w:w="150"/>
-              <w:bottom w:type="dxa" w:w="120"/>
-              <w:right w:type="dxa" w:w="150"/>
-            </w:tcMar>
-          </w:tcPr>
-          <w:p>
-            <w:pPr>
-              <w:spacing w:after="80"/>
-            </w:pPr>
-            <w:r>
-              <w:rPr>
-                <w:b w:val="false"/>
-                <w:bCs w:val="false"/>
-                <w:color w:val="1E293B"/>
-                <w:sz w:val="20"/>
-                <w:szCs w:val="20"/>
-              </w:rPr>
-              <w:t xml:space="preserve">Client User             AuthService (Use Case)              MongoDB Session          Redis Cache       Cloudinary CDN</w:t>
-            </w:r>
-          </w:p>
-          <w:p>
-            <w:pPr>
-              <w:spacing w:after="80"/>
-            </w:pPr>
-            <w:r>
-              <w:rPr>
-                <w:b w:val="false"/>
-                <w:bCs w:val="false"/>
-                <w:color w:val="1E293B"/>
-                <w:sz w:val="20"/>
-                <w:szCs w:val="20"/>
-              </w:rPr>
-              <w:t xml:space="preserve">    │                           │                                  │                      │                 │</w:t>
-            </w:r>
-          </w:p>
-          <w:p>
-            <w:pPr>
-              <w:spacing w:after="80"/>
-            </w:pPr>
-            <w:r>
-              <w:rPr>
-                <w:b w:val="false"/>
-                <w:bCs w:val="false"/>
-                <w:color w:val="1E293B"/>
-                <w:sz w:val="20"/>
-                <w:szCs w:val="20"/>
-              </w:rPr>
-              <w:t xml:space="preserve">    │── 1. Delete Account ─────&gt;│                                  │                      │                 │</w:t>
-            </w:r>
-          </w:p>
-          <w:p>
-            <w:pPr>
-              <w:spacing w:after="80"/>
-            </w:pPr>
-            <w:r>
-              <w:rPr>
-                <w:b w:val="false"/>
-                <w:bCs w:val="false"/>
-                <w:color w:val="1E293B"/>
-                <w:sz w:val="20"/>
-                <w:szCs w:val="20"/>
-              </w:rPr>
-              <w:t xml:space="preserve">    │                           │── 2. Start Transaction ─────────&gt;│                      │                 │</w:t>
-            </w:r>
-          </w:p>
-          <w:p>
-            <w:pPr>
-              <w:spacing w:after="80"/>
-            </w:pPr>
-            <w:r>
-              <w:rPr>
-                <w:b w:val="false"/>
-                <w:bCs w:val="false"/>
-                <w:color w:val="1E293B"/>
-                <w:sz w:val="20"/>
-                <w:szCs w:val="20"/>
-              </w:rPr>
-              <w:t xml:space="preserve">    │                           │── 3. Cascade Delete (Products,  &gt;│                      │                 │</w:t>
-            </w:r>
-          </w:p>
-          <w:p>
-            <w:pPr>
-              <w:spacing w:after="80"/>
-            </w:pPr>
-            <w:r>
-              <w:rPr>
-                <w:b w:val="false"/>
-                <w:bCs w:val="false"/>
-                <w:color w:val="1E293B"/>
-                <w:sz w:val="20"/>
-                <w:szCs w:val="20"/>
-              </w:rPr>
-              <w:t xml:space="preserve">    │                           │      Messages, Reviews, Posts...)│                      │                 │</w:t>
-            </w:r>
-          </w:p>
-          <w:p>
-            <w:pPr>
-              <w:spacing w:after="80"/>
-            </w:pPr>
-            <w:r>
-              <w:rPr>
-                <w:b w:val="false"/>
-                <w:bCs w:val="false"/>
-                <w:color w:val="1E293B"/>
-                <w:sz w:val="20"/>
-                <w:szCs w:val="20"/>
-              </w:rPr>
-              <w:t xml:space="preserve">    │                           │── 4. Commit Transaction ────────&gt;│                      │                 │</w:t>
-            </w:r>
-          </w:p>
-          <w:p>
-            <w:pPr>
-              <w:spacing w:after="80"/>
-            </w:pPr>
-            <w:r>
-              <w:rPr>
-                <w:b w:val="false"/>
-                <w:bCs w:val="false"/>
-                <w:color w:val="1E293B"/>
-                <w:sz w:val="20"/>
-                <w:szCs w:val="20"/>
-              </w:rPr>
-              <w:t xml:space="preserve">    │                           │                                  │                      │                 │</w:t>
-            </w:r>
-          </w:p>
-          <w:p>
-            <w:pPr>
-              <w:spacing w:after="80"/>
-            </w:pPr>
-            <w:r>
-              <w:rPr>
-                <w:b w:val="false"/>
-                <w:bCs w:val="false"/>
-                <w:color w:val="1E293B"/>
-                <w:sz w:val="20"/>
-                <w:szCs w:val="20"/>
-              </w:rPr>
-              <w:t xml:space="preserve">    │                           │── 5. SCAN &amp; DEL Refresh Tokens ────────────────────────&gt;│                 │</w:t>
-            </w:r>
-          </w:p>
-          <w:p>
-            <w:pPr>
-              <w:spacing w:after="80"/>
-            </w:pPr>
-            <w:r>
-              <w:rPr>
-                <w:b w:val="false"/>
-                <w:bCs w:val="false"/>
-                <w:color w:val="1E293B"/>
-                <w:sz w:val="20"/>
-                <w:szCs w:val="20"/>
-              </w:rPr>
-              <w:t xml:space="preserve">    │                           │                                  │                      │                 │</w:t>
-            </w:r>
-          </w:p>
-          <w:p>
-            <w:pPr>
-              <w:spacing w:after="80"/>
-            </w:pPr>
-            <w:r>
-              <w:rPr>
-                <w:b w:val="false"/>
-                <w:bCs w:val="false"/>
-                <w:color w:val="1E293B"/>
-                <w:sz w:val="20"/>
-                <w:szCs w:val="20"/>
-              </w:rPr>
-              <w:t xml:space="preserve">    │                           │── 6. Bulk Delete Image Public IDs ───────────────────────────────────────&gt;│</w:t>
-            </w:r>
-          </w:p>
-          <w:p>
-            <w:pPr>
-              <w:spacing w:after="80"/>
-            </w:pPr>
-            <w:r>
-              <w:rPr>
-                <w:b w:val="false"/>
-                <w:bCs w:val="false"/>
-                <w:color w:val="1E293B"/>
-                <w:sz w:val="20"/>
-                <w:szCs w:val="20"/>
-              </w:rPr>
-              <w:t xml:space="preserve">    │                           │                                  │                      │                 │</w:t>
-            </w:r>
-          </w:p>
-          <w:p>
-            <w:pPr>
-              <w:spacing w:after="80"/>
-            </w:pPr>
-            <w:r>
-              <w:rPr>
-                <w:b w:val="false"/>
-                <w:bCs w:val="false"/>
-                <w:color w:val="1E293B"/>
-                <w:sz w:val="20"/>
-                <w:szCs w:val="20"/>
-              </w:rPr>
-              <w:t xml:space="preserve">    │&lt;── 7. 200 OK Account Deleted ─────────────────────────────────────────────────────────────────────────│</w:t>
+              <w:top w:val="single" w:color="0D9488" w:sz="2"/>
+              <w:left w:val="single" w:color="0D9488" w:sz="2"/>
+              <w:bottom w:val="single" w:color="0D9488" w:sz="2"/>
+              <w:right w:val="single" w:color="0D9488" w:sz="2"/>
+            </w:tcBorders>
+            <w:shd w:fill="0F172A" w:val="clear"/>
+            <w:tcMar>
+              <w:top w:type="dxa" w:w="180"/>
+              <w:left w:type="dxa" w:w="200"/>
+              <w:bottom w:type="dxa" w:w="180"/>
+              <w:right w:type="dxa" w:w="200"/>
+            </w:tcMar>
+          </w:tcPr>
+          <w:p>
+            <w:pPr>
+              <w:spacing w:after="20" w:line="240"/>
+            </w:pPr>
+            <w:r>
+              <w:rPr>
+                <w:rFonts w:ascii="Consolas" w:cs="Consolas" w:eastAsia="Consolas" w:hAnsi="Consolas"/>
+                <w:color w:val="38BDF8"/>
+                <w:sz w:val="18"/>
+                <w:szCs w:val="18"/>
+              </w:rPr>
+              <w:t xml:space="preserve">┌─────────────────────────────────────────────────────────────────────────────────────────┐</w:t>
+            </w:r>
+          </w:p>
+          <w:p>
+            <w:pPr>
+              <w:spacing w:after="20" w:line="240"/>
+            </w:pPr>
+            <w:r>
+              <w:rPr>
+                <w:rFonts w:ascii="Consolas" w:cs="Consolas" w:eastAsia="Consolas" w:hAnsi="Consolas"/>
+                <w:color w:val="38BDF8"/>
+                <w:sz w:val="18"/>
+                <w:szCs w:val="18"/>
+              </w:rPr>
+              <w:t xml:space="preserve">│                                 USERS COLLECTION                                        │</w:t>
+            </w:r>
+          </w:p>
+          <w:p>
+            <w:pPr>
+              <w:spacing w:after="20" w:line="240"/>
+            </w:pPr>
+            <w:r>
+              <w:rPr>
+                <w:rFonts w:ascii="Consolas" w:cs="Consolas" w:eastAsia="Consolas" w:hAnsi="Consolas"/>
+                <w:color w:val="38BDF8"/>
+                <w:sz w:val="18"/>
+                <w:szCs w:val="18"/>
+              </w:rPr>
+              <w:t xml:space="preserve">│ _id (ObjectId) | name | email | passwordHash | role | isVerified | isPremium | avatar   │</w:t>
+            </w:r>
+          </w:p>
+          <w:p>
+            <w:pPr>
+              <w:spacing w:after="20" w:line="240"/>
+            </w:pPr>
+            <w:r>
+              <w:rPr>
+                <w:rFonts w:ascii="Consolas" w:cs="Consolas" w:eastAsia="Consolas" w:hAnsi="Consolas"/>
+                <w:color w:val="38BDF8"/>
+                <w:sz w:val="18"/>
+                <w:szCs w:val="18"/>
+              </w:rPr>
+              <w:t xml:space="preserve">└──────────────────────────────────────────┬──────────────────────────────────────────────┘</w:t>
+            </w:r>
+          </w:p>
+          <w:p>
+            <w:pPr>
+              <w:spacing w:after="20" w:line="240"/>
+            </w:pPr>
+            <w:r>
+              <w:rPr>
+                <w:rFonts w:ascii="Consolas" w:cs="Consolas" w:eastAsia="Consolas" w:hAnsi="Consolas"/>
+                <w:color w:val="38BDF8"/>
+                <w:sz w:val="18"/>
+                <w:szCs w:val="18"/>
+              </w:rPr>
+              <w:t xml:space="preserve">                                           │ 1:N</w:t>
+            </w:r>
+          </w:p>
+          <w:p>
+            <w:pPr>
+              <w:spacing w:after="20" w:line="240"/>
+            </w:pPr>
+            <w:r>
+              <w:rPr>
+                <w:rFonts w:ascii="Consolas" w:cs="Consolas" w:eastAsia="Consolas" w:hAnsi="Consolas"/>
+                <w:color w:val="38BDF8"/>
+                <w:sz w:val="18"/>
+                <w:szCs w:val="18"/>
+              </w:rPr>
+              <w:t xml:space="preserve">         ┌─────────────────────────────────┼──────────────────────────────────┐</w:t>
+            </w:r>
+          </w:p>
+          <w:p>
+            <w:pPr>
+              <w:spacing w:after="20" w:line="240"/>
+            </w:pPr>
+            <w:r>
+              <w:rPr>
+                <w:rFonts w:ascii="Consolas" w:cs="Consolas" w:eastAsia="Consolas" w:hAnsi="Consolas"/>
+                <w:color w:val="38BDF8"/>
+                <w:sz w:val="18"/>
+                <w:szCs w:val="18"/>
+              </w:rPr>
+              <w:t xml:space="preserve">         ▼                                 ▼                                  ▼</w:t>
+            </w:r>
+          </w:p>
+          <w:p>
+            <w:pPr>
+              <w:spacing w:after="20" w:line="240"/>
+            </w:pPr>
+            <w:r>
+              <w:rPr>
+                <w:rFonts w:ascii="Consolas" w:cs="Consolas" w:eastAsia="Consolas" w:hAnsi="Consolas"/>
+                <w:color w:val="38BDF8"/>
+                <w:sz w:val="18"/>
+                <w:szCs w:val="18"/>
+              </w:rPr>
+              <w:t xml:space="preserve">┌─────────────────────────┐   ┌──────────────────────────┐   ┌──────────────────────────┐</w:t>
+            </w:r>
+          </w:p>
+          <w:p>
+            <w:pPr>
+              <w:spacing w:after="20" w:line="240"/>
+            </w:pPr>
+            <w:r>
+              <w:rPr>
+                <w:rFonts w:ascii="Consolas" w:cs="Consolas" w:eastAsia="Consolas" w:hAnsi="Consolas"/>
+                <w:color w:val="38BDF8"/>
+                <w:sz w:val="18"/>
+                <w:szCs w:val="18"/>
+              </w:rPr>
+              <w:t xml:space="preserve">│   LANDING BATCHES       │   │        PRODUCTS          │   │        BOAT LOGS         │</w:t>
+            </w:r>
+          </w:p>
+          <w:p>
+            <w:pPr>
+              <w:spacing w:after="20" w:line="240"/>
+            </w:pPr>
+            <w:r>
+              <w:rPr>
+                <w:rFonts w:ascii="Consolas" w:cs="Consolas" w:eastAsia="Consolas" w:hAnsi="Consolas"/>
+                <w:color w:val="38BDF8"/>
+                <w:sz w:val="18"/>
+                <w:szCs w:val="18"/>
+              </w:rPr>
+              <w:t xml:space="preserve">│ _id (ObjectId)          │   │ _id (ObjectId)           │   │ _id (ObjectId)           │</w:t>
+            </w:r>
+          </w:p>
+          <w:p>
+            <w:pPr>
+              <w:spacing w:after="20" w:line="240"/>
+            </w:pPr>
+            <w:r>
+              <w:rPr>
+                <w:rFonts w:ascii="Consolas" w:cs="Consolas" w:eastAsia="Consolas" w:hAnsi="Consolas"/>
+                <w:color w:val="38BDF8"/>
+                <w:sz w:val="18"/>
+                <w:szCs w:val="18"/>
+              </w:rPr>
+              <w:t xml:space="preserve">│ sellerId (Ref Users)    │1:N│ sellerId (Ref Users)     │   │ userId (Ref Users)       │</w:t>
+            </w:r>
+          </w:p>
+          <w:p>
+            <w:pPr>
+              <w:spacing w:after="20" w:line="240"/>
+            </w:pPr>
+            <w:r>
+              <w:rPr>
+                <w:rFonts w:ascii="Consolas" w:cs="Consolas" w:eastAsia="Consolas" w:hAnsi="Consolas"/>
+                <w:color w:val="38BDF8"/>
+                <w:sz w:val="18"/>
+                <w:szCs w:val="18"/>
+              </w:rPr>
+              <w:t xml:space="preserve">│ batchCode | portName    ├──&gt;│ batchId (Ref LandingBatch)│   │ title | coordinates      │</w:t>
+            </w:r>
+          </w:p>
+          <w:p>
+            <w:pPr>
+              <w:spacing w:after="20" w:line="240"/>
+            </w:pPr>
+            <w:r>
+              <w:rPr>
+                <w:rFonts w:ascii="Consolas" w:cs="Consolas" w:eastAsia="Consolas" w:hAnsi="Consolas"/>
+                <w:color w:val="38BDF8"/>
+                <w:sz w:val="18"/>
+                <w:szCs w:val="18"/>
+              </w:rPr>
+              <w:t xml:space="preserve">│ catchDate | expiryDate  │   │ name | price | images    │   │ weatherCondition         │</w:t>
+            </w:r>
+          </w:p>
+          <w:p>
+            <w:pPr>
+              <w:spacing w:after="20" w:line="240"/>
+            </w:pPr>
+            <w:r>
+              <w:rPr>
+                <w:rFonts w:ascii="Consolas" w:cs="Consolas" w:eastAsia="Consolas" w:hAnsi="Consolas"/>
+                <w:color w:val="38BDF8"/>
+                <w:sz w:val="18"/>
+                <w:szCs w:val="18"/>
+              </w:rPr>
+              <w:t xml:space="preserve">│ status                  │   │ location: GeoJSON Point  │   │ catchSummary | images    │</w:t>
+            </w:r>
+          </w:p>
+          <w:p>
+            <w:pPr>
+              <w:spacing w:after="20" w:line="240"/>
+            </w:pPr>
+            <w:r>
+              <w:rPr>
+                <w:rFonts w:ascii="Consolas" w:cs="Consolas" w:eastAsia="Consolas" w:hAnsi="Consolas"/>
+                <w:color w:val="38BDF8"/>
+                <w:sz w:val="18"/>
+                <w:szCs w:val="18"/>
+              </w:rPr>
+              <w:t xml:space="preserve">└─────────────────────────┘   └────────────┬─────────────┘   └──────────────────────────┘</w:t>
+            </w:r>
+          </w:p>
+          <w:p>
+            <w:pPr>
+              <w:spacing w:after="20" w:line="240"/>
+            </w:pPr>
+            <w:r>
+              <w:rPr>
+                <w:rFonts w:ascii="Consolas" w:cs="Consolas" w:eastAsia="Consolas" w:hAnsi="Consolas"/>
+                <w:color w:val="38BDF8"/>
+                <w:sz w:val="18"/>
+                <w:szCs w:val="18"/>
+              </w:rPr>
+              <w:t xml:space="preserve">                                           │ 1:N</w:t>
+            </w:r>
+          </w:p>
+          <w:p>
+            <w:pPr>
+              <w:spacing w:after="20" w:line="240"/>
+            </w:pPr>
+            <w:r>
+              <w:rPr>
+                <w:rFonts w:ascii="Consolas" w:cs="Consolas" w:eastAsia="Consolas" w:hAnsi="Consolas"/>
+                <w:color w:val="38BDF8"/>
+                <w:sz w:val="18"/>
+                <w:szCs w:val="18"/>
+              </w:rPr>
+              <w:t xml:space="preserve">                   ┌───────────────────────┴───────────────────────┐</w:t>
+            </w:r>
+          </w:p>
+          <w:p>
+            <w:pPr>
+              <w:spacing w:after="20" w:line="240"/>
+            </w:pPr>
+            <w:r>
+              <w:rPr>
+                <w:rFonts w:ascii="Consolas" w:cs="Consolas" w:eastAsia="Consolas" w:hAnsi="Consolas"/>
+                <w:color w:val="38BDF8"/>
+                <w:sz w:val="18"/>
+                <w:szCs w:val="18"/>
+              </w:rPr>
+              <w:t xml:space="preserve">                   ▼                                               ▼</w:t>
+            </w:r>
+          </w:p>
+          <w:p>
+            <w:pPr>
+              <w:spacing w:after="20" w:line="240"/>
+            </w:pPr>
+            <w:r>
+              <w:rPr>
+                <w:rFonts w:ascii="Consolas" w:cs="Consolas" w:eastAsia="Consolas" w:hAnsi="Consolas"/>
+                <w:color w:val="38BDF8"/>
+                <w:sz w:val="18"/>
+                <w:szCs w:val="18"/>
+              </w:rPr>
+              <w:t xml:space="preserve">┌──────────────────────────────────────┐       ┌──────────────────────────────────────┐</w:t>
+            </w:r>
+          </w:p>
+          <w:p>
+            <w:pPr>
+              <w:spacing w:after="20" w:line="240"/>
+            </w:pPr>
+            <w:r>
+              <w:rPr>
+                <w:rFonts w:ascii="Consolas" w:cs="Consolas" w:eastAsia="Consolas" w:hAnsi="Consolas"/>
+                <w:color w:val="38BDF8"/>
+                <w:sz w:val="18"/>
+                <w:szCs w:val="18"/>
+              </w:rPr>
+              <w:t xml:space="preserve">│          REVIEWS COLLECTION          │       │         MESSAGES COLLECTION          │</w:t>
+            </w:r>
+          </w:p>
+          <w:p>
+            <w:pPr>
+              <w:spacing w:after="20" w:line="240"/>
+            </w:pPr>
+            <w:r>
+              <w:rPr>
+                <w:rFonts w:ascii="Consolas" w:cs="Consolas" w:eastAsia="Consolas" w:hAnsi="Consolas"/>
+                <w:color w:val="38BDF8"/>
+                <w:sz w:val="18"/>
+                <w:szCs w:val="18"/>
+              </w:rPr>
+              <w:t xml:space="preserve">│ _id | reviewerId | sellerId          │       │ _id | senderId | receiverId          │</w:t>
+            </w:r>
+          </w:p>
+          <w:p>
+            <w:pPr>
+              <w:spacing w:after="20" w:line="240"/>
+            </w:pPr>
+            <w:r>
+              <w:rPr>
+                <w:rFonts w:ascii="Consolas" w:cs="Consolas" w:eastAsia="Consolas" w:hAnsi="Consolas"/>
+                <w:color w:val="38BDF8"/>
+                <w:sz w:val="18"/>
+                <w:szCs w:val="18"/>
+              </w:rPr>
+              <w:t xml:space="preserve">│ productId (Ref Products)             │       │ productId (Ref Products)             │</w:t>
+            </w:r>
+          </w:p>
+          <w:p>
+            <w:pPr>
+              <w:spacing w:after="20" w:line="240"/>
+            </w:pPr>
+            <w:r>
+              <w:rPr>
+                <w:rFonts w:ascii="Consolas" w:cs="Consolas" w:eastAsia="Consolas" w:hAnsi="Consolas"/>
+                <w:color w:val="38BDF8"/>
+                <w:sz w:val="18"/>
+                <w:szCs w:val="18"/>
+              </w:rPr>
+              <w:t xml:space="preserve">│ rating (1-5★) | comment              │       │ text | isRead | createdAt            │</w:t>
+            </w:r>
+          </w:p>
+          <w:p>
+            <w:pPr>
+              <w:spacing w:after="20" w:line="240"/>
+            </w:pPr>
+            <w:r>
+              <w:rPr>
+                <w:rFonts w:ascii="Consolas" w:cs="Consolas" w:eastAsia="Consolas" w:hAnsi="Consolas"/>
+                <w:color w:val="38BDF8"/>
+                <w:sz w:val="18"/>
+                <w:szCs w:val="18"/>
+              </w:rPr>
+              <w:t xml:space="preserve">└──────────────────────────────────────┘       └──────────────────────────────────────┘</w:t>
             </w:r>
           </w:p>
         </w:tc>
@@ -892,35 +1716,36 @@
     </w:tbl>
     <w:p>
       <w:pPr>
-        <w:spacing w:after="180"/>
+        <w:spacing w:after="240"/>
       </w:pPr>
     </w:p>
     <w:p>
       <w:pPr>
-        <w:spacing w:after="80" w:before="180"/>
+        <w:pStyle w:val="Heading1"/>
+        <w:spacing w:after="180" w:before="240"/>
       </w:pPr>
       <w:r>
         <w:rPr>
           <w:b/>
           <w:bCs/>
-          <w:color w:val="0D9488"/>
-          <w:sz w:val="22"/>
-          <w:szCs w:val="22"/>
+          <w:color w:val="0F172A"/>
+          <w:sz w:val="26"/>
+          <w:szCs w:val="26"/>
         </w:rPr>
-        <w:t xml:space="preserve">2.4 Sơ đồ Cơ Sở Dữ Liệu Thực Thể Quan Hệ (ERD Diagram)</w:t>
+        <w:t xml:space="preserve">CHƯƠNG 3. KIẾN TRÚC CLEAN ARCHITECTURE &amp; DOMAIN-DRIVEN DESIGN (DDD)</w:t>
       </w:r>
     </w:p>
     <w:p>
       <w:pPr>
-        <w:spacing w:after="120"/>
+        <w:spacing w:after="140"/>
       </w:pPr>
       <w:r>
         <w:rPr>
-          <w:color w:val="475569"/>
           <w:sz w:val="20"/>
           <w:szCs w:val="20"/>
         </w:rPr>
-        <w:t xml:space="preserve">Cấu trúc các Collections chính trong MongoDB Mongoose ODM.</w:t>
+        <w:t xml:space="preserve">Dự án áp dụng mô hình Clean Architecture 4 tầng (Lightweight DDD) phân tách tại thư mục `backend/src/modules/` với 5 modules chính: IAM, Product, Post, Recipe, BoatLog.
+</w:t>
       </w:r>
     </w:p>
     <w:tbl>
@@ -937,11 +1762,96 @@
       </w:tblPr>
       <w:tblGrid>
         <w:gridCol w:w="100"/>
+        <w:gridCol w:w="100"/>
+        <w:gridCol w:w="100"/>
       </w:tblGrid>
       <w:tr>
         <w:tc>
           <w:tcPr>
-            <w:tcW w:type="pct" w:w="100%"/>
+            <w:tcW w:type="pct" w:w="25%"/>
+            <w:shd w:fill="0F172A" w:val="clear"/>
+            <w:tcMar>
+              <w:top w:type="dxa" w:w="140"/>
+              <w:left w:type="dxa" w:w="180"/>
+              <w:bottom w:type="dxa" w:w="140"/>
+              <w:right w:type="dxa" w:w="180"/>
+            </w:tcMar>
+          </w:tcPr>
+          <w:p>
+            <w:pPr>
+              <w:jc w:val="left"/>
+            </w:pPr>
+            <w:r>
+              <w:rPr>
+                <w:b/>
+                <w:bCs/>
+                <w:color w:val="FFFFFF"/>
+                <w:sz w:val="22"/>
+                <w:szCs w:val="22"/>
+              </w:rPr>
+              <w:t xml:space="preserve">TẦNG KIẾN TRÚC</w:t>
+            </w:r>
+          </w:p>
+        </w:tc>
+        <w:tc>
+          <w:tcPr>
+            <w:tcW w:type="pct" w:w="30%"/>
+            <w:shd w:fill="0F172A" w:val="clear"/>
+            <w:tcMar>
+              <w:top w:type="dxa" w:w="140"/>
+              <w:left w:type="dxa" w:w="180"/>
+              <w:bottom w:type="dxa" w:w="140"/>
+              <w:right w:type="dxa" w:w="180"/>
+            </w:tcMar>
+          </w:tcPr>
+          <w:p>
+            <w:pPr>
+              <w:jc w:val="left"/>
+            </w:pPr>
+            <w:r>
+              <w:rPr>
+                <w:b/>
+                <w:bCs/>
+                <w:color w:val="FFFFFF"/>
+                <w:sz w:val="22"/>
+                <w:szCs w:val="22"/>
+              </w:rPr>
+              <w:t xml:space="preserve">VỊ TRÍ MÃ NGUỒN</w:t>
+            </w:r>
+          </w:p>
+        </w:tc>
+        <w:tc>
+          <w:tcPr>
+            <w:tcW w:type="pct" w:w="45%"/>
+            <w:shd w:fill="0F172A" w:val="clear"/>
+            <w:tcMar>
+              <w:top w:type="dxa" w:w="140"/>
+              <w:left w:type="dxa" w:w="180"/>
+              <w:bottom w:type="dxa" w:w="140"/>
+              <w:right w:type="dxa" w:w="180"/>
+            </w:tcMar>
+          </w:tcPr>
+          <w:p>
+            <w:pPr>
+              <w:jc w:val="left"/>
+            </w:pPr>
+            <w:r>
+              <w:rPr>
+                <w:b/>
+                <w:bCs/>
+                <w:color w:val="FFFFFF"/>
+                <w:sz w:val="22"/>
+                <w:szCs w:val="22"/>
+              </w:rPr>
+              <w:t xml:space="preserve">VAI TRÒ &amp; NGUYÊN TẮC HOẠT ĐỘNG</w:t>
+            </w:r>
+          </w:p>
+        </w:tc>
+      </w:tr>
+      <w:tr>
+        <w:tc>
+          <w:tcPr>
+            <w:tcW w:type="pct" w:w="25%"/>
             <w:tcBorders>
               <w:top w:val="single" w:color="CBD5E1" w:sz="1"/>
               <w:left w:val="single" w:color="CBD5E1" w:sz="1"/>
@@ -950,235 +1860,454 @@
             </w:tcBorders>
             <w:shd w:fill="F8FAFC" w:val="clear"/>
             <w:tcMar>
-              <w:top w:type="dxa" w:w="120"/>
-              <w:left w:type="dxa" w:w="150"/>
-              <w:bottom w:type="dxa" w:w="120"/>
-              <w:right w:type="dxa" w:w="150"/>
-            </w:tcMar>
-          </w:tcPr>
-          <w:p>
-            <w:pPr>
-              <w:spacing w:after="80"/>
-            </w:pPr>
-            <w:r>
-              <w:rPr>
-                <w:b w:val="false"/>
-                <w:bCs w:val="false"/>
-                <w:color w:val="1E293B"/>
-                <w:sz w:val="20"/>
-                <w:szCs w:val="20"/>
-              </w:rPr>
-              <w:t xml:space="preserve">Users (_id, name, email, passwordHash, role, isVerified, isPremium, avatar)</w:t>
-            </w:r>
-          </w:p>
-          <w:p>
-            <w:pPr>
-              <w:spacing w:after="80"/>
-            </w:pPr>
-            <w:r>
-              <w:rPr>
-                <w:b w:val="false"/>
-                <w:bCs w:val="false"/>
-                <w:color w:val="1E293B"/>
-                <w:sz w:val="20"/>
-                <w:szCs w:val="20"/>
-              </w:rPr>
-              <w:t xml:space="preserve">  │ (1)</w:t>
-            </w:r>
-          </w:p>
-          <w:p>
-            <w:pPr>
-              <w:spacing w:after="80"/>
-            </w:pPr>
-            <w:r>
-              <w:rPr>
-                <w:b w:val="false"/>
-                <w:bCs w:val="false"/>
-                <w:color w:val="1E293B"/>
-                <w:sz w:val="20"/>
-                <w:szCs w:val="20"/>
-              </w:rPr>
-              <w:t xml:space="preserve">  │───&lt; Products (_id, sellerId, batchId, name, price, images, location: GeoJSON, status, priceHistory)</w:t>
-            </w:r>
-          </w:p>
-          <w:p>
-            <w:pPr>
-              <w:spacing w:after="80"/>
-            </w:pPr>
-            <w:r>
-              <w:rPr>
-                <w:b w:val="false"/>
-                <w:bCs w:val="false"/>
-                <w:color w:val="1E293B"/>
-                <w:sz w:val="20"/>
-                <w:szCs w:val="20"/>
-              </w:rPr>
-              <w:t xml:space="preserve">  │</w:t>
-            </w:r>
-          </w:p>
-          <w:p>
-            <w:pPr>
-              <w:spacing w:after="80"/>
-            </w:pPr>
-            <w:r>
-              <w:rPr>
-                <w:b w:val="false"/>
-                <w:bCs w:val="false"/>
-                <w:color w:val="1E293B"/>
-                <w:sz w:val="20"/>
-                <w:szCs w:val="20"/>
-              </w:rPr>
-              <w:t xml:space="preserve">  │ (1)</w:t>
-            </w:r>
-          </w:p>
-          <w:p>
-            <w:pPr>
-              <w:spacing w:after="80"/>
-            </w:pPr>
-            <w:r>
-              <w:rPr>
-                <w:b w:val="false"/>
-                <w:bCs w:val="false"/>
-                <w:color w:val="1E293B"/>
-                <w:sz w:val="20"/>
-                <w:szCs w:val="20"/>
-              </w:rPr>
-              <w:t xml:space="preserve">  │───&lt; LandingBatches (_id, sellerId, batchCode, portName, catchDate, expiryDate, status)</w:t>
-            </w:r>
-          </w:p>
-          <w:p>
-            <w:pPr>
-              <w:spacing w:after="80"/>
-            </w:pPr>
-            <w:r>
-              <w:rPr>
-                <w:b w:val="false"/>
-                <w:bCs w:val="false"/>
-                <w:color w:val="1E293B"/>
-                <w:sz w:val="20"/>
-                <w:szCs w:val="20"/>
-              </w:rPr>
-              <w:t xml:space="preserve">  │</w:t>
-            </w:r>
-          </w:p>
-          <w:p>
-            <w:pPr>
-              <w:spacing w:after="80"/>
-            </w:pPr>
-            <w:r>
-              <w:rPr>
-                <w:b w:val="false"/>
-                <w:bCs w:val="false"/>
-                <w:color w:val="1E293B"/>
-                <w:sz w:val="20"/>
-                <w:szCs w:val="20"/>
-              </w:rPr>
-              <w:t xml:space="preserve">  │ (1)</w:t>
-            </w:r>
-          </w:p>
-          <w:p>
-            <w:pPr>
-              <w:spacing w:after="80"/>
-            </w:pPr>
-            <w:r>
-              <w:rPr>
-                <w:b w:val="false"/>
-                <w:bCs w:val="false"/>
-                <w:color w:val="1E293B"/>
-                <w:sz w:val="20"/>
-                <w:szCs w:val="20"/>
-              </w:rPr>
-              <w:t xml:space="preserve">  │───&lt; BoatLogs (_id, userId, title, coordinates, weatherCondition, catchSummary, images)</w:t>
-            </w:r>
-          </w:p>
-          <w:p>
-            <w:pPr>
-              <w:spacing w:after="80"/>
-            </w:pPr>
-            <w:r>
-              <w:rPr>
-                <w:b w:val="false"/>
-                <w:bCs w:val="false"/>
-                <w:color w:val="1E293B"/>
-                <w:sz w:val="20"/>
-                <w:szCs w:val="20"/>
-              </w:rPr>
-              <w:t xml:space="preserve">  │</w:t>
-            </w:r>
-          </w:p>
-          <w:p>
-            <w:pPr>
-              <w:spacing w:after="80"/>
-            </w:pPr>
-            <w:r>
-              <w:rPr>
-                <w:b w:val="false"/>
-                <w:bCs w:val="false"/>
-                <w:color w:val="1E293B"/>
-                <w:sz w:val="20"/>
-                <w:szCs w:val="20"/>
-              </w:rPr>
-              <w:t xml:space="preserve">  │ (1)</w:t>
-            </w:r>
-          </w:p>
-          <w:p>
-            <w:pPr>
-              <w:spacing w:after="80"/>
-            </w:pPr>
-            <w:r>
-              <w:rPr>
-                <w:b w:val="false"/>
-                <w:bCs w:val="false"/>
-                <w:color w:val="1E293B"/>
-                <w:sz w:val="20"/>
-                <w:szCs w:val="20"/>
-              </w:rPr>
-              <w:t xml:space="preserve">  │───&lt; Messages (_id, senderId, receiverId, productId, text, isRead, createdAt)</w:t>
-            </w:r>
-          </w:p>
-          <w:p>
-            <w:pPr>
-              <w:spacing w:after="80"/>
-            </w:pPr>
-            <w:r>
-              <w:rPr>
-                <w:b w:val="false"/>
-                <w:bCs w:val="false"/>
-                <w:color w:val="1E293B"/>
-                <w:sz w:val="20"/>
-                <w:szCs w:val="20"/>
-              </w:rPr>
-              <w:t xml:space="preserve">  │</w:t>
-            </w:r>
-          </w:p>
-          <w:p>
-            <w:pPr>
-              <w:spacing w:after="80"/>
-            </w:pPr>
-            <w:r>
-              <w:rPr>
-                <w:b w:val="false"/>
-                <w:bCs w:val="false"/>
-                <w:color w:val="1E293B"/>
-                <w:sz w:val="20"/>
-                <w:szCs w:val="20"/>
-              </w:rPr>
-              <w:t xml:space="preserve">  │ (1)</w:t>
-            </w:r>
-          </w:p>
-          <w:p>
-            <w:pPr>
-              <w:spacing w:after="80"/>
-            </w:pPr>
-            <w:r>
-              <w:rPr>
-                <w:b w:val="false"/>
-                <w:bCs w:val="false"/>
-                <w:color w:val="1E293B"/>
-                <w:sz w:val="20"/>
-                <w:szCs w:val="20"/>
-              </w:rPr>
-              <w:t xml:space="preserve">  └───&lt; Reviews (_id, reviewerId, sellerId, productId, rating, comment)</w:t>
+              <w:top w:type="dxa" w:w="140"/>
+              <w:left w:type="dxa" w:w="180"/>
+              <w:bottom w:type="dxa" w:w="140"/>
+              <w:right w:type="dxa" w:w="180"/>
+            </w:tcMar>
+          </w:tcPr>
+          <w:p>
+            <w:pPr>
+              <w:spacing w:after="80"/>
+            </w:pPr>
+            <w:r>
+              <w:rPr>
+                <w:b/>
+                <w:bCs/>
+                <w:color w:val="1E293B"/>
+                <w:sz w:val="20"/>
+                <w:szCs w:val="20"/>
+              </w:rPr>
+              <w:t xml:space="preserve">1. Domain Layer</w:t>
+            </w:r>
+          </w:p>
+        </w:tc>
+        <w:tc>
+          <w:tcPr>
+            <w:tcW w:type="pct" w:w="30%"/>
+            <w:tcBorders>
+              <w:top w:val="single" w:color="CBD5E1" w:sz="1"/>
+              <w:left w:val="single" w:color="CBD5E1" w:sz="1"/>
+              <w:bottom w:val="single" w:color="CBD5E1" w:sz="1"/>
+              <w:right w:val="single" w:color="CBD5E1" w:sz="1"/>
+            </w:tcBorders>
+            <w:shd w:fill="FFFFFF" w:val="clear"/>
+            <w:tcMar>
+              <w:top w:type="dxa" w:w="140"/>
+              <w:left w:type="dxa" w:w="180"/>
+              <w:bottom w:type="dxa" w:w="140"/>
+              <w:right w:type="dxa" w:w="180"/>
+            </w:tcMar>
+          </w:tcPr>
+          <w:p>
+            <w:pPr>
+              <w:spacing w:after="80"/>
+            </w:pPr>
+            <w:r>
+              <w:rPr>
+                <w:b w:val="false"/>
+                <w:bCs w:val="false"/>
+                <w:color w:val="1E293B"/>
+                <w:sz w:val="20"/>
+                <w:szCs w:val="20"/>
+              </w:rPr>
+              <w:t xml:space="preserve">src/modules/*/domain/</w:t>
+            </w:r>
+          </w:p>
+          <w:p>
+            <w:pPr>
+              <w:spacing w:after="80"/>
+            </w:pPr>
+            <w:r>
+              <w:rPr>
+                <w:b w:val="false"/>
+                <w:bCs w:val="false"/>
+                <w:color w:val="1E293B"/>
+                <w:sz w:val="20"/>
+                <w:szCs w:val="20"/>
+              </w:rPr>
+              <w:t xml:space="preserve">entities/, value-objects/</w:t>
+            </w:r>
+          </w:p>
+        </w:tc>
+        <w:tc>
+          <w:tcPr>
+            <w:tcW w:type="pct" w:w="45%"/>
+            <w:tcBorders>
+              <w:top w:val="single" w:color="CBD5E1" w:sz="1"/>
+              <w:left w:val="single" w:color="CBD5E1" w:sz="1"/>
+              <w:bottom w:val="single" w:color="CBD5E1" w:sz="1"/>
+              <w:right w:val="single" w:color="CBD5E1" w:sz="1"/>
+            </w:tcBorders>
+            <w:shd w:fill="FFFFFF" w:val="clear"/>
+            <w:tcMar>
+              <w:top w:type="dxa" w:w="140"/>
+              <w:left w:type="dxa" w:w="180"/>
+              <w:bottom w:type="dxa" w:w="140"/>
+              <w:right w:type="dxa" w:w="180"/>
+            </w:tcMar>
+          </w:tcPr>
+          <w:p>
+            <w:pPr>
+              <w:spacing w:after="80"/>
+            </w:pPr>
+            <w:r>
+              <w:rPr>
+                <w:b w:val="false"/>
+                <w:bCs w:val="false"/>
+                <w:color w:val="1E293B"/>
+                <w:sz w:val="20"/>
+                <w:szCs w:val="20"/>
+              </w:rPr>
+              <w:t xml:space="preserve">Chứa nghiệp vụ cốt lõi (User, Product, Post, Recipe, BoatLog). KHÔNG phụ thuộc bất kỳ thư viện ngoài (No Express, No Mongoose). Chứa Value Objects (GPSCoordinates, PriceHistory) kiểm tra dữ liệu hợp lệ.</w:t>
+            </w:r>
+          </w:p>
+        </w:tc>
+      </w:tr>
+      <w:tr>
+        <w:tc>
+          <w:tcPr>
+            <w:tcW w:type="pct" w:w="25%"/>
+            <w:tcBorders>
+              <w:top w:val="single" w:color="CBD5E1" w:sz="1"/>
+              <w:left w:val="single" w:color="CBD5E1" w:sz="1"/>
+              <w:bottom w:val="single" w:color="CBD5E1" w:sz="1"/>
+              <w:right w:val="single" w:color="CBD5E1" w:sz="1"/>
+            </w:tcBorders>
+            <w:shd w:fill="F8FAFC" w:val="clear"/>
+            <w:tcMar>
+              <w:top w:type="dxa" w:w="140"/>
+              <w:left w:type="dxa" w:w="180"/>
+              <w:bottom w:type="dxa" w:w="140"/>
+              <w:right w:type="dxa" w:w="180"/>
+            </w:tcMar>
+          </w:tcPr>
+          <w:p>
+            <w:pPr>
+              <w:spacing w:after="80"/>
+            </w:pPr>
+            <w:r>
+              <w:rPr>
+                <w:b/>
+                <w:bCs/>
+                <w:color w:val="1E293B"/>
+                <w:sz w:val="20"/>
+                <w:szCs w:val="20"/>
+              </w:rPr>
+              <w:t xml:space="preserve">2. Application Layer</w:t>
+            </w:r>
+          </w:p>
+        </w:tc>
+        <w:tc>
+          <w:tcPr>
+            <w:tcW w:type="pct" w:w="30%"/>
+            <w:tcBorders>
+              <w:top w:val="single" w:color="CBD5E1" w:sz="1"/>
+              <w:left w:val="single" w:color="CBD5E1" w:sz="1"/>
+              <w:bottom w:val="single" w:color="CBD5E1" w:sz="1"/>
+              <w:right w:val="single" w:color="CBD5E1" w:sz="1"/>
+            </w:tcBorders>
+            <w:shd w:fill="FFFFFF" w:val="clear"/>
+            <w:tcMar>
+              <w:top w:type="dxa" w:w="140"/>
+              <w:left w:type="dxa" w:w="180"/>
+              <w:bottom w:type="dxa" w:w="140"/>
+              <w:right w:type="dxa" w:w="180"/>
+            </w:tcMar>
+          </w:tcPr>
+          <w:p>
+            <w:pPr>
+              <w:spacing w:after="80"/>
+            </w:pPr>
+            <w:r>
+              <w:rPr>
+                <w:b w:val="false"/>
+                <w:bCs w:val="false"/>
+                <w:color w:val="1E293B"/>
+                <w:sz w:val="20"/>
+                <w:szCs w:val="20"/>
+              </w:rPr>
+              <w:t xml:space="preserve">src/modules/*/application/</w:t>
+            </w:r>
+          </w:p>
+          <w:p>
+            <w:pPr>
+              <w:spacing w:after="80"/>
+            </w:pPr>
+            <w:r>
+              <w:rPr>
+                <w:b w:val="false"/>
+                <w:bCs w:val="false"/>
+                <w:color w:val="1E293B"/>
+                <w:sz w:val="20"/>
+                <w:szCs w:val="20"/>
+              </w:rPr>
+              <w:t xml:space="preserve">use-cases/, event-handlers/</w:t>
+            </w:r>
+          </w:p>
+        </w:tc>
+        <w:tc>
+          <w:tcPr>
+            <w:tcW w:type="pct" w:w="45%"/>
+            <w:tcBorders>
+              <w:top w:val="single" w:color="CBD5E1" w:sz="1"/>
+              <w:left w:val="single" w:color="CBD5E1" w:sz="1"/>
+              <w:bottom w:val="single" w:color="CBD5E1" w:sz="1"/>
+              <w:right w:val="single" w:color="CBD5E1" w:sz="1"/>
+            </w:tcBorders>
+            <w:shd w:fill="FFFFFF" w:val="clear"/>
+            <w:tcMar>
+              <w:top w:type="dxa" w:w="140"/>
+              <w:left w:type="dxa" w:w="180"/>
+              <w:bottom w:type="dxa" w:w="140"/>
+              <w:right w:type="dxa" w:w="180"/>
+            </w:tcMar>
+          </w:tcPr>
+          <w:p>
+            <w:pPr>
+              <w:spacing w:after="80"/>
+            </w:pPr>
+            <w:r>
+              <w:rPr>
+                <w:b w:val="false"/>
+                <w:bCs w:val="false"/>
+                <w:color w:val="1E293B"/>
+                <w:sz w:val="20"/>
+                <w:szCs w:val="20"/>
+              </w:rPr>
+              <w:t xml:space="preserve">Mỗi UseCase xử lý duy nhất 1 nghiệp vụ (Single Responsibility). Ví dụ: CreateProductUseCase, DeleteAccountUseCase. Lắng nghe Domain Events (OnUserPremiumUpgraded).</w:t>
+            </w:r>
+          </w:p>
+        </w:tc>
+      </w:tr>
+      <w:tr>
+        <w:tc>
+          <w:tcPr>
+            <w:tcW w:type="pct" w:w="25%"/>
+            <w:tcBorders>
+              <w:top w:val="single" w:color="CBD5E1" w:sz="1"/>
+              <w:left w:val="single" w:color="CBD5E1" w:sz="1"/>
+              <w:bottom w:val="single" w:color="CBD5E1" w:sz="1"/>
+              <w:right w:val="single" w:color="CBD5E1" w:sz="1"/>
+            </w:tcBorders>
+            <w:shd w:fill="F8FAFC" w:val="clear"/>
+            <w:tcMar>
+              <w:top w:type="dxa" w:w="140"/>
+              <w:left w:type="dxa" w:w="180"/>
+              <w:bottom w:type="dxa" w:w="140"/>
+              <w:right w:type="dxa" w:w="180"/>
+            </w:tcMar>
+          </w:tcPr>
+          <w:p>
+            <w:pPr>
+              <w:spacing w:after="80"/>
+            </w:pPr>
+            <w:r>
+              <w:rPr>
+                <w:b/>
+                <w:bCs/>
+                <w:color w:val="1E293B"/>
+                <w:sz w:val="20"/>
+                <w:szCs w:val="20"/>
+              </w:rPr>
+              <w:t xml:space="preserve">3. Infrastructure Layer</w:t>
+            </w:r>
+          </w:p>
+        </w:tc>
+        <w:tc>
+          <w:tcPr>
+            <w:tcW w:type="pct" w:w="30%"/>
+            <w:tcBorders>
+              <w:top w:val="single" w:color="CBD5E1" w:sz="1"/>
+              <w:left w:val="single" w:color="CBD5E1" w:sz="1"/>
+              <w:bottom w:val="single" w:color="CBD5E1" w:sz="1"/>
+              <w:right w:val="single" w:color="CBD5E1" w:sz="1"/>
+            </w:tcBorders>
+            <w:shd w:fill="FFFFFF" w:val="clear"/>
+            <w:tcMar>
+              <w:top w:type="dxa" w:w="140"/>
+              <w:left w:type="dxa" w:w="180"/>
+              <w:bottom w:type="dxa" w:w="140"/>
+              <w:right w:type="dxa" w:w="180"/>
+            </w:tcMar>
+          </w:tcPr>
+          <w:p>
+            <w:pPr>
+              <w:spacing w:after="80"/>
+            </w:pPr>
+            <w:r>
+              <w:rPr>
+                <w:b w:val="false"/>
+                <w:bCs w:val="false"/>
+                <w:color w:val="1E293B"/>
+                <w:sz w:val="20"/>
+                <w:szCs w:val="20"/>
+              </w:rPr>
+              <w:t xml:space="preserve">src/modules/*/infrastructure/</w:t>
+            </w:r>
+          </w:p>
+          <w:p>
+            <w:pPr>
+              <w:spacing w:after="80"/>
+            </w:pPr>
+            <w:r>
+              <w:rPr>
+                <w:b w:val="false"/>
+                <w:bCs w:val="false"/>
+                <w:color w:val="1E293B"/>
+                <w:sz w:val="20"/>
+                <w:szCs w:val="20"/>
+              </w:rPr>
+              <w:t xml:space="preserve">persistence/, mappers/</w:t>
+            </w:r>
+          </w:p>
+        </w:tc>
+        <w:tc>
+          <w:tcPr>
+            <w:tcW w:type="pct" w:w="45%"/>
+            <w:tcBorders>
+              <w:top w:val="single" w:color="CBD5E1" w:sz="1"/>
+              <w:left w:val="single" w:color="CBD5E1" w:sz="1"/>
+              <w:bottom w:val="single" w:color="CBD5E1" w:sz="1"/>
+              <w:right w:val="single" w:color="CBD5E1" w:sz="1"/>
+            </w:tcBorders>
+            <w:shd w:fill="FFFFFF" w:val="clear"/>
+            <w:tcMar>
+              <w:top w:type="dxa" w:w="140"/>
+              <w:left w:type="dxa" w:w="180"/>
+              <w:bottom w:type="dxa" w:w="140"/>
+              <w:right w:type="dxa" w:w="180"/>
+            </w:tcMar>
+          </w:tcPr>
+          <w:p>
+            <w:pPr>
+              <w:spacing w:after="80"/>
+            </w:pPr>
+            <w:r>
+              <w:rPr>
+                <w:b w:val="false"/>
+                <w:bCs w:val="false"/>
+                <w:color w:val="1E293B"/>
+                <w:sz w:val="20"/>
+                <w:szCs w:val="20"/>
+              </w:rPr>
+              <w:t xml:space="preserve">Triển khai Mongoose Repositories &amp; Mappers (toDomain). Chuyển đổi dữ liệu giữa BSON Document của MongoDB và Domain Entity thuần túy, giúp cách ly hoàn toàn Database khỏi nghiệp vụ.</w:t>
+            </w:r>
+          </w:p>
+        </w:tc>
+      </w:tr>
+      <w:tr>
+        <w:tc>
+          <w:tcPr>
+            <w:tcW w:type="pct" w:w="25%"/>
+            <w:tcBorders>
+              <w:top w:val="single" w:color="CBD5E1" w:sz="1"/>
+              <w:left w:val="single" w:color="CBD5E1" w:sz="1"/>
+              <w:bottom w:val="single" w:color="CBD5E1" w:sz="1"/>
+              <w:right w:val="single" w:color="CBD5E1" w:sz="1"/>
+            </w:tcBorders>
+            <w:shd w:fill="F8FAFC" w:val="clear"/>
+            <w:tcMar>
+              <w:top w:type="dxa" w:w="140"/>
+              <w:left w:type="dxa" w:w="180"/>
+              <w:bottom w:type="dxa" w:w="140"/>
+              <w:right w:type="dxa" w:w="180"/>
+            </w:tcMar>
+          </w:tcPr>
+          <w:p>
+            <w:pPr>
+              <w:spacing w:after="80"/>
+            </w:pPr>
+            <w:r>
+              <w:rPr>
+                <w:b/>
+                <w:bCs/>
+                <w:color w:val="1E293B"/>
+                <w:sz w:val="20"/>
+                <w:szCs w:val="20"/>
+              </w:rPr>
+              <w:t xml:space="preserve">4. Presentation Layer</w:t>
+            </w:r>
+          </w:p>
+        </w:tc>
+        <w:tc>
+          <w:tcPr>
+            <w:tcW w:type="pct" w:w="30%"/>
+            <w:tcBorders>
+              <w:top w:val="single" w:color="CBD5E1" w:sz="1"/>
+              <w:left w:val="single" w:color="CBD5E1" w:sz="1"/>
+              <w:bottom w:val="single" w:color="CBD5E1" w:sz="1"/>
+              <w:right w:val="single" w:color="CBD5E1" w:sz="1"/>
+            </w:tcBorders>
+            <w:shd w:fill="FFFFFF" w:val="clear"/>
+            <w:tcMar>
+              <w:top w:type="dxa" w:w="140"/>
+              <w:left w:type="dxa" w:w="180"/>
+              <w:bottom w:type="dxa" w:w="140"/>
+              <w:right w:type="dxa" w:w="180"/>
+            </w:tcMar>
+          </w:tcPr>
+          <w:p>
+            <w:pPr>
+              <w:spacing w:after="80"/>
+            </w:pPr>
+            <w:r>
+              <w:rPr>
+                <w:b w:val="false"/>
+                <w:bCs w:val="false"/>
+                <w:color w:val="1E293B"/>
+                <w:sz w:val="20"/>
+                <w:szCs w:val="20"/>
+              </w:rPr>
+              <w:t xml:space="preserve">src/modules/*/presentation/</w:t>
+            </w:r>
+          </w:p>
+          <w:p>
+            <w:pPr>
+              <w:spacing w:after="80"/>
+            </w:pPr>
+            <w:r>
+              <w:rPr>
+                <w:b w:val="false"/>
+                <w:bCs w:val="false"/>
+                <w:color w:val="1E293B"/>
+                <w:sz w:val="20"/>
+                <w:szCs w:val="20"/>
+              </w:rPr>
+              <w:t xml:space="preserve">http/ (Controllers)</w:t>
+            </w:r>
+          </w:p>
+        </w:tc>
+        <w:tc>
+          <w:tcPr>
+            <w:tcW w:type="pct" w:w="45%"/>
+            <w:tcBorders>
+              <w:top w:val="single" w:color="CBD5E1" w:sz="1"/>
+              <w:left w:val="single" w:color="CBD5E1" w:sz="1"/>
+              <w:bottom w:val="single" w:color="CBD5E1" w:sz="1"/>
+              <w:right w:val="single" w:color="CBD5E1" w:sz="1"/>
+            </w:tcBorders>
+            <w:shd w:fill="FFFFFF" w:val="clear"/>
+            <w:tcMar>
+              <w:top w:type="dxa" w:w="140"/>
+              <w:left w:type="dxa" w:w="180"/>
+              <w:bottom w:type="dxa" w:w="140"/>
+              <w:right w:type="dxa" w:w="180"/>
+            </w:tcMar>
+          </w:tcPr>
+          <w:p>
+            <w:pPr>
+              <w:spacing w:after="80"/>
+            </w:pPr>
+            <w:r>
+              <w:rPr>
+                <w:b w:val="false"/>
+                <w:bCs w:val="false"/>
+                <w:color w:val="1E293B"/>
+                <w:sz w:val="20"/>
+                <w:szCs w:val="20"/>
+              </w:rPr>
+              <w:t xml:space="preserve">Tiếp nhận HTTP Request từ Express routes, trích xuất dữ liệu, gọi UseCase tương ứng và trả về JSON Response chuẩn hóa.</w:t>
             </w:r>
           </w:p>
         </w:tc>
@@ -1186,7 +2315,7 @@
     </w:tbl>
     <w:p>
       <w:pPr>
-        <w:spacing w:after="180"/>
+        <w:spacing w:after="240"/>
       </w:pPr>
     </w:p>
     <w:p>
@@ -1202,7 +2331,206 @@
           <w:sz w:val="26"/>
           <w:szCs w:val="26"/>
         </w:rPr>
-        <w:t xml:space="preserve">CHƯƠNG 3. PHÂN TÍCH CHI TIẾT TỪNG USE CASE HOẠT ĐỘNG (25+ USE CASES DEEP DIVE)</w:t>
+        <w:t xml:space="preserve">CHƯƠNG 4. THIẾT KẾ BẢO MẬT HÀNG ĐẦU (SECURITY ARCHITECTURE &amp; OWASP)</w:t>
+      </w:r>
+    </w:p>
+    <w:p>
+      <w:pPr>
+        <w:spacing w:after="240"/>
+      </w:pPr>
+      <w:r>
+        <w:rPr>
+          <w:b/>
+          <w:bCs/>
+        </w:rPr>
+        <w:t xml:space="preserve">• Xác thực JWT Cookie (HttpOnly &amp; Strict HS256): </w:t>
+      </w:r>
+      <w:r>
+        <w:t xml:space="preserve">Token được lưu trữ trực tiếp trong HttpOnly Cookie thay vì LocalStorage. Điều này ngăn chặn 100% nguy cơ hacker lấy cắp mã truy cập qua các kịch bản tấn công XSS. Khi verify token tại `backend/src/middlewares/auth.ts`, hệ thống ép buộc thuật toán đối xứng `algorithms: ['HS256']`, triệt hạ hoàn toàn lỗ hổng Algorithm Confusion (nơi kẻ tấn công sửa header token thành 'none').
+</w:t>
+      </w:r>
+      <w:r>
+        <w:rPr>
+          <w:b/>
+          <w:bCs/>
+        </w:rPr>
+        <w:t xml:space="preserve">• Chống tấn công Timing Attack khi Đăng Nhập: </w:t>
+      </w:r>
+      <w:r>
+        <w:t xml:space="preserve">Trong `auth.service.ts`, nếu email đăng nhập không tồn tại trong DB, hệ thống vẫn gọi hàm băm giả lập `bcrypt.compare('dummy_password', dummyHash)`. Mục đích để thời gian phản hồi giữa email sai và mật khẩu sai là hoàn toàn bằng nhau, ngăn hacker dùng kỹ thuật đo thời gian để dò tìm email hợp lệ.
+</w:t>
+      </w:r>
+      <w:r>
+        <w:rPr>
+          <w:b/>
+          <w:bCs/>
+        </w:rPr>
+        <w:t xml:space="preserve">• Rate Limiting 3 Tầng Bảo Vệ: </w:t>
+      </w:r>
+      <w:r>
+        <w:t xml:space="preserve">1) `authLimiter`: 20 req/15 phút (chống Brute-force mật khẩu &amp; spam OTP);
+2) `pollingLimiter`: 120 req/phút (bảo vệ endpoints fetch thông báo/chat);
+3) `globalLimiter`: 1500 req/phút (bảo vệ toàn bộ server khỏi tấn công DoS/Flood requests).
+</w:t>
+      </w:r>
+      <w:r>
+        <w:rPr>
+          <w:b/>
+          <w:bCs/>
+        </w:rPr>
+        <w:t xml:space="preserve">• CSRF Token &amp; Helmet Headers: </w:t>
+      </w:r>
+      <w:r>
+        <w:t xml:space="preserve">Triển khai middleware CSRF với cơ chế Double-Submit Cookie cho các thao tác mẫn cảm (POST, PUT, DELETE). Helmet middleware tự động cấu hình các HTTP Security Headers chống Clickjacking và MIME sniffing.</w:t>
+      </w:r>
+    </w:p>
+    <w:p>
+      <w:pPr>
+        <w:pStyle w:val="Heading1"/>
+        <w:spacing w:after="180" w:before="240"/>
+      </w:pPr>
+      <w:r>
+        <w:rPr>
+          <w:b/>
+          <w:bCs/>
+          <w:color w:val="0F172A"/>
+          <w:sz w:val="26"/>
+          <w:szCs w:val="26"/>
+        </w:rPr>
+        <w:t xml:space="preserve">CHƯƠNG 5. QUY TRÌNH XÓA TÀI KHOẢN TUÂN THỦ GDPR (GDPR ACCOUNT DELETION)</w:t>
+      </w:r>
+    </w:p>
+    <w:p>
+      <w:pPr>
+        <w:spacing w:after="240"/>
+      </w:pPr>
+      <w:r>
+        <w:rPr>
+          <w:sz w:val="20"/>
+          <w:szCs w:val="20"/>
+        </w:rPr>
+        <w:t xml:space="preserve">Khi người dùng yêu cầu xóa tài khoản (GDPR Delete Account), dịch vụ `authService.deleteAccount(userId)` thực hiện quy trình xử lý liên hoàn 4 tầng đảm bảo tính toàn vẹn dữ liệu tuyệt đối:
+</w:t>
+      </w:r>
+      <w:r>
+        <w:rPr>
+          <w:b/>
+          <w:bCs/>
+        </w:rPr>
+        <w:t xml:space="preserve">1. Tầng DB Transaction (Mongoose ACID): </w:t>
+      </w:r>
+      <w:r>
+        <w:t xml:space="preserve">Khởi tạo session transaction. Thực hiện xóa/cập nhật cascade triệt để: Xóa user khỏi mảng following; Xóa sản phẩm của user khỏi mảng favorites của mọi người khác; Xóa toàn bộ Reviews, Messages, Reports, Notifications, Posts, Recipes, BoatLogs, LandingBatches của user đó. Nếu xảy ra sự cố, tự động rollback toàn bộ DB.
+</w:t>
+      </w:r>
+      <w:r>
+        <w:rPr>
+          <w:b/>
+          <w:bCs/>
+        </w:rPr>
+        <w:t xml:space="preserve">2. Tầng Redis Revocation: </w:t>
+      </w:r>
+      <w:r>
+        <w:t xml:space="preserve">Quét SCAN và xóa toàn bộ refresh token keys `auth:refresh:${userId}:*` trên Redis để đăng xuất cưỡng bức user lập tức.
+</w:t>
+      </w:r>
+      <w:r>
+        <w:rPr>
+          <w:b/>
+          <w:bCs/>
+        </w:rPr>
+        <w:t xml:space="preserve">3. Tầng Cloudinary CDN Bulk Delete: </w:t>
+      </w:r>
+      <w:r>
+        <w:t xml:space="preserve">Thu thập tất cả Public IDs ảnh sản phẩm &amp; avatar của user, gửi lệnh xóa hàng loạt `cloudinary.api.delete_resources` (chia lô tối đa 100 ảnh/lần) để giải phóng bộ nhớ CDN.
+</w:t>
+      </w:r>
+      <w:r>
+        <w:rPr>
+          <w:b/>
+          <w:bCs/>
+        </w:rPr>
+        <w:t xml:space="preserve">4. Tầng Cache Invalidation: </w:t>
+      </w:r>
+      <w:r>
+        <w:t xml:space="preserve">Xóa cache Redis `product:detail:*` của các sản phẩm thuộc user đó và tăng version cache danh sách sản phẩm.</w:t>
+      </w:r>
+    </w:p>
+    <w:p>
+      <w:pPr>
+        <w:pStyle w:val="Heading1"/>
+        <w:spacing w:after="180" w:before="240"/>
+      </w:pPr>
+      <w:r>
+        <w:rPr>
+          <w:b/>
+          <w:bCs/>
+          <w:color w:val="0F172A"/>
+          <w:sz w:val="26"/>
+          <w:szCs w:val="26"/>
+        </w:rPr>
+        <w:t xml:space="preserve">CHƯƠNG 6. CHIẾN LƯỢC KIỂM THỬ TỰ ĐỘNG (AUTOMATED TESTING STRATEGY)</w:t>
+      </w:r>
+    </w:p>
+    <w:p>
+      <w:pPr>
+        <w:spacing w:after="240"/>
+      </w:pPr>
+      <w:r>
+        <w:rPr>
+          <w:sz w:val="20"/>
+          <w:szCs w:val="20"/>
+        </w:rPr>
+        <w:t xml:space="preserve">Dự án sở hữu bộ kiểm thử tự động toàn diện với 3 tầng test chính:
+</w:t>
+      </w:r>
+      <w:r>
+        <w:rPr>
+          <w:b/>
+          <w:bCs/>
+        </w:rPr>
+        <w:t xml:space="preserve">• Backend Unit &amp; Integration Testing (Jest): </w:t>
+      </w:r>
+      <w:r>
+        <w:t xml:space="preserve">Đạt 154 Test Suites với 215 Unit Tests PASS 100%. Phủ kín từ Domain Entities, Use Cases, Repositories, Middlewares, cho tới Validations.
+</w:t>
+      </w:r>
+      <w:r>
+        <w:rPr>
+          <w:b/>
+          <w:bCs/>
+        </w:rPr>
+        <w:t xml:space="preserve">• Frontend Unit Testing (Vitest + jsdom): </w:t>
+      </w:r>
+      <w:r>
+        <w:t xml:space="preserve">Đạt 5 Test Files với 21 Tests PASS 100%. Kiểm thử các hàm tiện ích sản phẩm, định dạng tiền VND, phân quyền sở hữu và chat helpers.
+</w:t>
+      </w:r>
+      <w:r>
+        <w:rPr>
+          <w:b/>
+          <w:bCs/>
+        </w:rPr>
+        <w:t xml:space="preserve">• End-to-End Testing (Playwright): </w:t>
+      </w:r>
+      <w:r>
+        <w:t xml:space="preserve">Tự động hóa mở trình duyệt Chromium trên Vite port 5173, kiểm tra luồng từ Trang chủ -&gt; Click Explorer -&gt; Chuyển sang Marketplace.</w:t>
+      </w:r>
+    </w:p>
+    <w:p>
+      <w:pPr>
+        <w:pStyle w:val="Heading1"/>
+        <w:spacing w:after="180" w:before="240"/>
+      </w:pPr>
+      <w:r>
+        <w:rPr>
+          <w:b/>
+          <w:bCs/>
+          <w:color w:val="0F172A"/>
+          <w:sz w:val="26"/>
+          <w:szCs w:val="26"/>
+        </w:rPr>
+        <w:t xml:space="preserve">CHƯƠNG 7. PHÂN TÍCH CHI TIẾT TỪNG USE CASE HOẠT ĐỘNG (25+ USE CASES DEEP DIVE)</w:t>
       </w:r>
     </w:p>
     <w:tbl>
@@ -1227,10 +2555,10 @@
             <w:tcW w:type="pct" w:w="30%"/>
             <w:shd w:fill="0F172A" w:val="clear"/>
             <w:tcMar>
-              <w:top w:type="dxa" w:w="120"/>
-              <w:left w:type="dxa" w:w="150"/>
-              <w:bottom w:type="dxa" w:w="120"/>
-              <w:right w:type="dxa" w:w="150"/>
+              <w:top w:type="dxa" w:w="140"/>
+              <w:left w:type="dxa" w:w="180"/>
+              <w:bottom w:type="dxa" w:w="140"/>
+              <w:right w:type="dxa" w:w="180"/>
             </w:tcMar>
           </w:tcPr>
           <w:p>
@@ -1254,10 +2582,10 @@
             <w:tcW w:type="pct" w:w="70%"/>
             <w:shd w:fill="0F172A" w:val="clear"/>
             <w:tcMar>
-              <w:top w:type="dxa" w:w="120"/>
-              <w:left w:type="dxa" w:w="150"/>
-              <w:bottom w:type="dxa" w:w="120"/>
-              <w:right w:type="dxa" w:w="150"/>
+              <w:top w:type="dxa" w:w="140"/>
+              <w:left w:type="dxa" w:w="180"/>
+              <w:bottom w:type="dxa" w:w="140"/>
+              <w:right w:type="dxa" w:w="180"/>
             </w:tcMar>
           </w:tcPr>
           <w:p>
@@ -1289,10 +2617,10 @@
             </w:tcBorders>
             <w:shd w:fill="F8FAFC" w:val="clear"/>
             <w:tcMar>
-              <w:top w:type="dxa" w:w="120"/>
-              <w:left w:type="dxa" w:w="150"/>
-              <w:bottom w:type="dxa" w:w="120"/>
-              <w:right w:type="dxa" w:w="150"/>
+              <w:top w:type="dxa" w:w="140"/>
+              <w:left w:type="dxa" w:w="180"/>
+              <w:bottom w:type="dxa" w:w="140"/>
+              <w:right w:type="dxa" w:w="180"/>
             </w:tcMar>
           </w:tcPr>
           <w:p>
@@ -1322,10 +2650,10 @@
             </w:tcBorders>
             <w:shd w:fill="FFFFFF" w:val="clear"/>
             <w:tcMar>
-              <w:top w:type="dxa" w:w="120"/>
-              <w:left w:type="dxa" w:w="150"/>
-              <w:bottom w:type="dxa" w:w="120"/>
-              <w:right w:type="dxa" w:w="150"/>
+              <w:top w:type="dxa" w:w="140"/>
+              <w:left w:type="dxa" w:w="180"/>
+              <w:bottom w:type="dxa" w:w="140"/>
+              <w:right w:type="dxa" w:w="180"/>
             </w:tcMar>
           </w:tcPr>
           <w:p>
@@ -1357,10 +2685,10 @@
             </w:tcBorders>
             <w:shd w:fill="F8FAFC" w:val="clear"/>
             <w:tcMar>
-              <w:top w:type="dxa" w:w="120"/>
-              <w:left w:type="dxa" w:w="150"/>
-              <w:bottom w:type="dxa" w:w="120"/>
-              <w:right w:type="dxa" w:w="150"/>
+              <w:top w:type="dxa" w:w="140"/>
+              <w:left w:type="dxa" w:w="180"/>
+              <w:bottom w:type="dxa" w:w="140"/>
+              <w:right w:type="dxa" w:w="180"/>
             </w:tcMar>
           </w:tcPr>
           <w:p>
@@ -1390,10 +2718,10 @@
             </w:tcBorders>
             <w:shd w:fill="FFFFFF" w:val="clear"/>
             <w:tcMar>
-              <w:top w:type="dxa" w:w="120"/>
-              <w:left w:type="dxa" w:w="150"/>
-              <w:bottom w:type="dxa" w:w="120"/>
-              <w:right w:type="dxa" w:w="150"/>
+              <w:top w:type="dxa" w:w="140"/>
+              <w:left w:type="dxa" w:w="180"/>
+              <w:bottom w:type="dxa" w:w="140"/>
+              <w:right w:type="dxa" w:w="180"/>
             </w:tcMar>
           </w:tcPr>
           <w:p>
@@ -1425,10 +2753,10 @@
             </w:tcBorders>
             <w:shd w:fill="F8FAFC" w:val="clear"/>
             <w:tcMar>
-              <w:top w:type="dxa" w:w="120"/>
-              <w:left w:type="dxa" w:w="150"/>
-              <w:bottom w:type="dxa" w:w="120"/>
-              <w:right w:type="dxa" w:w="150"/>
+              <w:top w:type="dxa" w:w="140"/>
+              <w:left w:type="dxa" w:w="180"/>
+              <w:bottom w:type="dxa" w:w="140"/>
+              <w:right w:type="dxa" w:w="180"/>
             </w:tcMar>
           </w:tcPr>
           <w:p>
@@ -1458,10 +2786,10 @@
             </w:tcBorders>
             <w:shd w:fill="FFFFFF" w:val="clear"/>
             <w:tcMar>
-              <w:top w:type="dxa" w:w="120"/>
-              <w:left w:type="dxa" w:w="150"/>
-              <w:bottom w:type="dxa" w:w="120"/>
-              <w:right w:type="dxa" w:w="150"/>
+              <w:top w:type="dxa" w:w="140"/>
+              <w:left w:type="dxa" w:w="180"/>
+              <w:bottom w:type="dxa" w:w="140"/>
+              <w:right w:type="dxa" w:w="180"/>
             </w:tcMar>
           </w:tcPr>
           <w:p>
@@ -1553,10 +2881,10 @@
             </w:tcBorders>
             <w:shd w:fill="F8FAFC" w:val="clear"/>
             <w:tcMar>
-              <w:top w:type="dxa" w:w="120"/>
-              <w:left w:type="dxa" w:w="150"/>
-              <w:bottom w:type="dxa" w:w="120"/>
-              <w:right w:type="dxa" w:w="150"/>
+              <w:top w:type="dxa" w:w="140"/>
+              <w:left w:type="dxa" w:w="180"/>
+              <w:bottom w:type="dxa" w:w="140"/>
+              <w:right w:type="dxa" w:w="180"/>
             </w:tcMar>
           </w:tcPr>
           <w:p>
@@ -1586,10 +2914,10 @@
             </w:tcBorders>
             <w:shd w:fill="FFFFFF" w:val="clear"/>
             <w:tcMar>
-              <w:top w:type="dxa" w:w="120"/>
-              <w:left w:type="dxa" w:w="150"/>
-              <w:bottom w:type="dxa" w:w="120"/>
-              <w:right w:type="dxa" w:w="150"/>
+              <w:top w:type="dxa" w:w="140"/>
+              <w:left w:type="dxa" w:w="180"/>
+              <w:bottom w:type="dxa" w:w="140"/>
+              <w:right w:type="dxa" w:w="180"/>
             </w:tcMar>
           </w:tcPr>
           <w:p>
@@ -1637,10 +2965,10 @@
             <w:tcW w:type="pct" w:w="30%"/>
             <w:shd w:fill="0F172A" w:val="clear"/>
             <w:tcMar>
-              <w:top w:type="dxa" w:w="120"/>
-              <w:left w:type="dxa" w:w="150"/>
-              <w:bottom w:type="dxa" w:w="120"/>
-              <w:right w:type="dxa" w:w="150"/>
+              <w:top w:type="dxa" w:w="140"/>
+              <w:left w:type="dxa" w:w="180"/>
+              <w:bottom w:type="dxa" w:w="140"/>
+              <w:right w:type="dxa" w:w="180"/>
             </w:tcMar>
           </w:tcPr>
           <w:p>
@@ -1664,10 +2992,10 @@
             <w:tcW w:type="pct" w:w="70%"/>
             <w:shd w:fill="0F172A" w:val="clear"/>
             <w:tcMar>
-              <w:top w:type="dxa" w:w="120"/>
-              <w:left w:type="dxa" w:w="150"/>
-              <w:bottom w:type="dxa" w:w="120"/>
-              <w:right w:type="dxa" w:w="150"/>
+              <w:top w:type="dxa" w:w="140"/>
+              <w:left w:type="dxa" w:w="180"/>
+              <w:bottom w:type="dxa" w:w="140"/>
+              <w:right w:type="dxa" w:w="180"/>
             </w:tcMar>
           </w:tcPr>
           <w:p>
@@ -1699,10 +3027,10 @@
             </w:tcBorders>
             <w:shd w:fill="F8FAFC" w:val="clear"/>
             <w:tcMar>
-              <w:top w:type="dxa" w:w="120"/>
-              <w:left w:type="dxa" w:w="150"/>
-              <w:bottom w:type="dxa" w:w="120"/>
-              <w:right w:type="dxa" w:w="150"/>
+              <w:top w:type="dxa" w:w="140"/>
+              <w:left w:type="dxa" w:w="180"/>
+              <w:bottom w:type="dxa" w:w="140"/>
+              <w:right w:type="dxa" w:w="180"/>
             </w:tcMar>
           </w:tcPr>
           <w:p>
@@ -1732,10 +3060,10 @@
             </w:tcBorders>
             <w:shd w:fill="FFFFFF" w:val="clear"/>
             <w:tcMar>
-              <w:top w:type="dxa" w:w="120"/>
-              <w:left w:type="dxa" w:w="150"/>
-              <w:bottom w:type="dxa" w:w="120"/>
-              <w:right w:type="dxa" w:w="150"/>
+              <w:top w:type="dxa" w:w="140"/>
+              <w:left w:type="dxa" w:w="180"/>
+              <w:bottom w:type="dxa" w:w="140"/>
+              <w:right w:type="dxa" w:w="180"/>
             </w:tcMar>
           </w:tcPr>
           <w:p>
@@ -1767,10 +3095,10 @@
             </w:tcBorders>
             <w:shd w:fill="F8FAFC" w:val="clear"/>
             <w:tcMar>
-              <w:top w:type="dxa" w:w="120"/>
-              <w:left w:type="dxa" w:w="150"/>
-              <w:bottom w:type="dxa" w:w="120"/>
-              <w:right w:type="dxa" w:w="150"/>
+              <w:top w:type="dxa" w:w="140"/>
+              <w:left w:type="dxa" w:w="180"/>
+              <w:bottom w:type="dxa" w:w="140"/>
+              <w:right w:type="dxa" w:w="180"/>
             </w:tcMar>
           </w:tcPr>
           <w:p>
@@ -1800,10 +3128,10 @@
             </w:tcBorders>
             <w:shd w:fill="FFFFFF" w:val="clear"/>
             <w:tcMar>
-              <w:top w:type="dxa" w:w="120"/>
-              <w:left w:type="dxa" w:w="150"/>
-              <w:bottom w:type="dxa" w:w="120"/>
-              <w:right w:type="dxa" w:w="150"/>
+              <w:top w:type="dxa" w:w="140"/>
+              <w:left w:type="dxa" w:w="180"/>
+              <w:bottom w:type="dxa" w:w="140"/>
+              <w:right w:type="dxa" w:w="180"/>
             </w:tcMar>
           </w:tcPr>
           <w:p>
@@ -1835,10 +3163,10 @@
             </w:tcBorders>
             <w:shd w:fill="F8FAFC" w:val="clear"/>
             <w:tcMar>
-              <w:top w:type="dxa" w:w="120"/>
-              <w:left w:type="dxa" w:w="150"/>
-              <w:bottom w:type="dxa" w:w="120"/>
-              <w:right w:type="dxa" w:w="150"/>
+              <w:top w:type="dxa" w:w="140"/>
+              <w:left w:type="dxa" w:w="180"/>
+              <w:bottom w:type="dxa" w:w="140"/>
+              <w:right w:type="dxa" w:w="180"/>
             </w:tcMar>
           </w:tcPr>
           <w:p>
@@ -1868,10 +3196,10 @@
             </w:tcBorders>
             <w:shd w:fill="FFFFFF" w:val="clear"/>
             <w:tcMar>
-              <w:top w:type="dxa" w:w="120"/>
-              <w:left w:type="dxa" w:w="150"/>
-              <w:bottom w:type="dxa" w:w="120"/>
-              <w:right w:type="dxa" w:w="150"/>
+              <w:top w:type="dxa" w:w="140"/>
+              <w:left w:type="dxa" w:w="180"/>
+              <w:bottom w:type="dxa" w:w="140"/>
+              <w:right w:type="dxa" w:w="180"/>
             </w:tcMar>
           </w:tcPr>
           <w:p>
@@ -1948,10 +3276,10 @@
             </w:tcBorders>
             <w:shd w:fill="F8FAFC" w:val="clear"/>
             <w:tcMar>
-              <w:top w:type="dxa" w:w="120"/>
-              <w:left w:type="dxa" w:w="150"/>
-              <w:bottom w:type="dxa" w:w="120"/>
-              <w:right w:type="dxa" w:w="150"/>
+              <w:top w:type="dxa" w:w="140"/>
+              <w:left w:type="dxa" w:w="180"/>
+              <w:bottom w:type="dxa" w:w="140"/>
+              <w:right w:type="dxa" w:w="180"/>
             </w:tcMar>
           </w:tcPr>
           <w:p>
@@ -1981,10 +3309,10 @@
             </w:tcBorders>
             <w:shd w:fill="FFFFFF" w:val="clear"/>
             <w:tcMar>
-              <w:top w:type="dxa" w:w="120"/>
-              <w:left w:type="dxa" w:w="150"/>
-              <w:bottom w:type="dxa" w:w="120"/>
-              <w:right w:type="dxa" w:w="150"/>
+              <w:top w:type="dxa" w:w="140"/>
+              <w:left w:type="dxa" w:w="180"/>
+              <w:bottom w:type="dxa" w:w="140"/>
+              <w:right w:type="dxa" w:w="180"/>
             </w:tcMar>
           </w:tcPr>
           <w:p>
@@ -2032,10 +3360,10 @@
             <w:tcW w:type="pct" w:w="30%"/>
             <w:shd w:fill="0F172A" w:val="clear"/>
             <w:tcMar>
-              <w:top w:type="dxa" w:w="120"/>
-              <w:left w:type="dxa" w:w="150"/>
-              <w:bottom w:type="dxa" w:w="120"/>
-              <w:right w:type="dxa" w:w="150"/>
+              <w:top w:type="dxa" w:w="140"/>
+              <w:left w:type="dxa" w:w="180"/>
+              <w:bottom w:type="dxa" w:w="140"/>
+              <w:right w:type="dxa" w:w="180"/>
             </w:tcMar>
           </w:tcPr>
           <w:p>
@@ -2059,10 +3387,10 @@
             <w:tcW w:type="pct" w:w="70%"/>
             <w:shd w:fill="0F172A" w:val="clear"/>
             <w:tcMar>
-              <w:top w:type="dxa" w:w="120"/>
-              <w:left w:type="dxa" w:w="150"/>
-              <w:bottom w:type="dxa" w:w="120"/>
-              <w:right w:type="dxa" w:w="150"/>
+              <w:top w:type="dxa" w:w="140"/>
+              <w:left w:type="dxa" w:w="180"/>
+              <w:bottom w:type="dxa" w:w="140"/>
+              <w:right w:type="dxa" w:w="180"/>
             </w:tcMar>
           </w:tcPr>
           <w:p>
@@ -2094,10 +3422,10 @@
             </w:tcBorders>
             <w:shd w:fill="F8FAFC" w:val="clear"/>
             <w:tcMar>
-              <w:top w:type="dxa" w:w="120"/>
-              <w:left w:type="dxa" w:w="150"/>
-              <w:bottom w:type="dxa" w:w="120"/>
-              <w:right w:type="dxa" w:w="150"/>
+              <w:top w:type="dxa" w:w="140"/>
+              <w:left w:type="dxa" w:w="180"/>
+              <w:bottom w:type="dxa" w:w="140"/>
+              <w:right w:type="dxa" w:w="180"/>
             </w:tcMar>
           </w:tcPr>
           <w:p>
@@ -2127,10 +3455,10 @@
             </w:tcBorders>
             <w:shd w:fill="FFFFFF" w:val="clear"/>
             <w:tcMar>
-              <w:top w:type="dxa" w:w="120"/>
-              <w:left w:type="dxa" w:w="150"/>
-              <w:bottom w:type="dxa" w:w="120"/>
-              <w:right w:type="dxa" w:w="150"/>
+              <w:top w:type="dxa" w:w="140"/>
+              <w:left w:type="dxa" w:w="180"/>
+              <w:bottom w:type="dxa" w:w="140"/>
+              <w:right w:type="dxa" w:w="180"/>
             </w:tcMar>
           </w:tcPr>
           <w:p>
@@ -2162,10 +3490,10 @@
             </w:tcBorders>
             <w:shd w:fill="F8FAFC" w:val="clear"/>
             <w:tcMar>
-              <w:top w:type="dxa" w:w="120"/>
-              <w:left w:type="dxa" w:w="150"/>
-              <w:bottom w:type="dxa" w:w="120"/>
-              <w:right w:type="dxa" w:w="150"/>
+              <w:top w:type="dxa" w:w="140"/>
+              <w:left w:type="dxa" w:w="180"/>
+              <w:bottom w:type="dxa" w:w="140"/>
+              <w:right w:type="dxa" w:w="180"/>
             </w:tcMar>
           </w:tcPr>
           <w:p>
@@ -2195,10 +3523,10 @@
             </w:tcBorders>
             <w:shd w:fill="FFFFFF" w:val="clear"/>
             <w:tcMar>
-              <w:top w:type="dxa" w:w="120"/>
-              <w:left w:type="dxa" w:w="150"/>
-              <w:bottom w:type="dxa" w:w="120"/>
-              <w:right w:type="dxa" w:w="150"/>
+              <w:top w:type="dxa" w:w="140"/>
+              <w:left w:type="dxa" w:w="180"/>
+              <w:bottom w:type="dxa" w:w="140"/>
+              <w:right w:type="dxa" w:w="180"/>
             </w:tcMar>
           </w:tcPr>
           <w:p>
@@ -2230,10 +3558,10 @@
             </w:tcBorders>
             <w:shd w:fill="F8FAFC" w:val="clear"/>
             <w:tcMar>
-              <w:top w:type="dxa" w:w="120"/>
-              <w:left w:type="dxa" w:w="150"/>
-              <w:bottom w:type="dxa" w:w="120"/>
-              <w:right w:type="dxa" w:w="150"/>
+              <w:top w:type="dxa" w:w="140"/>
+              <w:left w:type="dxa" w:w="180"/>
+              <w:bottom w:type="dxa" w:w="140"/>
+              <w:right w:type="dxa" w:w="180"/>
             </w:tcMar>
           </w:tcPr>
           <w:p>
@@ -2263,10 +3591,10 @@
             </w:tcBorders>
             <w:shd w:fill="FFFFFF" w:val="clear"/>
             <w:tcMar>
-              <w:top w:type="dxa" w:w="120"/>
-              <w:left w:type="dxa" w:w="150"/>
-              <w:bottom w:type="dxa" w:w="120"/>
-              <w:right w:type="dxa" w:w="150"/>
+              <w:top w:type="dxa" w:w="140"/>
+              <w:left w:type="dxa" w:w="180"/>
+              <w:bottom w:type="dxa" w:w="140"/>
+              <w:right w:type="dxa" w:w="180"/>
             </w:tcMar>
           </w:tcPr>
           <w:p>
@@ -2358,10 +3686,10 @@
             </w:tcBorders>
             <w:shd w:fill="F8FAFC" w:val="clear"/>
             <w:tcMar>
-              <w:top w:type="dxa" w:w="120"/>
-              <w:left w:type="dxa" w:w="150"/>
-              <w:bottom w:type="dxa" w:w="120"/>
-              <w:right w:type="dxa" w:w="150"/>
+              <w:top w:type="dxa" w:w="140"/>
+              <w:left w:type="dxa" w:w="180"/>
+              <w:bottom w:type="dxa" w:w="140"/>
+              <w:right w:type="dxa" w:w="180"/>
             </w:tcMar>
           </w:tcPr>
           <w:p>
@@ -2391,10 +3719,10 @@
             </w:tcBorders>
             <w:shd w:fill="FFFFFF" w:val="clear"/>
             <w:tcMar>
-              <w:top w:type="dxa" w:w="120"/>
-              <w:left w:type="dxa" w:w="150"/>
-              <w:bottom w:type="dxa" w:w="120"/>
-              <w:right w:type="dxa" w:w="150"/>
+              <w:top w:type="dxa" w:w="140"/>
+              <w:left w:type="dxa" w:w="180"/>
+              <w:bottom w:type="dxa" w:w="140"/>
+              <w:right w:type="dxa" w:w="180"/>
             </w:tcMar>
           </w:tcPr>
           <w:p>
@@ -2442,10 +3770,10 @@
             <w:tcW w:type="pct" w:w="30%"/>
             <w:shd w:fill="0F172A" w:val="clear"/>
             <w:tcMar>
-              <w:top w:type="dxa" w:w="120"/>
-              <w:left w:type="dxa" w:w="150"/>
-              <w:bottom w:type="dxa" w:w="120"/>
-              <w:right w:type="dxa" w:w="150"/>
+              <w:top w:type="dxa" w:w="140"/>
+              <w:left w:type="dxa" w:w="180"/>
+              <w:bottom w:type="dxa" w:w="140"/>
+              <w:right w:type="dxa" w:w="180"/>
             </w:tcMar>
           </w:tcPr>
           <w:p>
@@ -2469,10 +3797,10 @@
             <w:tcW w:type="pct" w:w="70%"/>
             <w:shd w:fill="0F172A" w:val="clear"/>
             <w:tcMar>
-              <w:top w:type="dxa" w:w="120"/>
-              <w:left w:type="dxa" w:w="150"/>
-              <w:bottom w:type="dxa" w:w="120"/>
-              <w:right w:type="dxa" w:w="150"/>
+              <w:top w:type="dxa" w:w="140"/>
+              <w:left w:type="dxa" w:w="180"/>
+              <w:bottom w:type="dxa" w:w="140"/>
+              <w:right w:type="dxa" w:w="180"/>
             </w:tcMar>
           </w:tcPr>
           <w:p>
@@ -2504,10 +3832,10 @@
             </w:tcBorders>
             <w:shd w:fill="F8FAFC" w:val="clear"/>
             <w:tcMar>
-              <w:top w:type="dxa" w:w="120"/>
-              <w:left w:type="dxa" w:w="150"/>
-              <w:bottom w:type="dxa" w:w="120"/>
-              <w:right w:type="dxa" w:w="150"/>
+              <w:top w:type="dxa" w:w="140"/>
+              <w:left w:type="dxa" w:w="180"/>
+              <w:bottom w:type="dxa" w:w="140"/>
+              <w:right w:type="dxa" w:w="180"/>
             </w:tcMar>
           </w:tcPr>
           <w:p>
@@ -2537,10 +3865,10 @@
             </w:tcBorders>
             <w:shd w:fill="FFFFFF" w:val="clear"/>
             <w:tcMar>
-              <w:top w:type="dxa" w:w="120"/>
-              <w:left w:type="dxa" w:w="150"/>
-              <w:bottom w:type="dxa" w:w="120"/>
-              <w:right w:type="dxa" w:w="150"/>
+              <w:top w:type="dxa" w:w="140"/>
+              <w:left w:type="dxa" w:w="180"/>
+              <w:bottom w:type="dxa" w:w="140"/>
+              <w:right w:type="dxa" w:w="180"/>
             </w:tcMar>
           </w:tcPr>
           <w:p>
@@ -2572,10 +3900,10 @@
             </w:tcBorders>
             <w:shd w:fill="F8FAFC" w:val="clear"/>
             <w:tcMar>
-              <w:top w:type="dxa" w:w="120"/>
-              <w:left w:type="dxa" w:w="150"/>
-              <w:bottom w:type="dxa" w:w="120"/>
-              <w:right w:type="dxa" w:w="150"/>
+              <w:top w:type="dxa" w:w="140"/>
+              <w:left w:type="dxa" w:w="180"/>
+              <w:bottom w:type="dxa" w:w="140"/>
+              <w:right w:type="dxa" w:w="180"/>
             </w:tcMar>
           </w:tcPr>
           <w:p>
@@ -2605,10 +3933,10 @@
             </w:tcBorders>
             <w:shd w:fill="FFFFFF" w:val="clear"/>
             <w:tcMar>
-              <w:top w:type="dxa" w:w="120"/>
-              <w:left w:type="dxa" w:w="150"/>
-              <w:bottom w:type="dxa" w:w="120"/>
-              <w:right w:type="dxa" w:w="150"/>
+              <w:top w:type="dxa" w:w="140"/>
+              <w:left w:type="dxa" w:w="180"/>
+              <w:bottom w:type="dxa" w:w="140"/>
+              <w:right w:type="dxa" w:w="180"/>
             </w:tcMar>
           </w:tcPr>
           <w:p>
@@ -2640,10 +3968,10 @@
             </w:tcBorders>
             <w:shd w:fill="F8FAFC" w:val="clear"/>
             <w:tcMar>
-              <w:top w:type="dxa" w:w="120"/>
-              <w:left w:type="dxa" w:w="150"/>
-              <w:bottom w:type="dxa" w:w="120"/>
-              <w:right w:type="dxa" w:w="150"/>
+              <w:top w:type="dxa" w:w="140"/>
+              <w:left w:type="dxa" w:w="180"/>
+              <w:bottom w:type="dxa" w:w="140"/>
+              <w:right w:type="dxa" w:w="180"/>
             </w:tcMar>
           </w:tcPr>
           <w:p>
@@ -2673,10 +4001,10 @@
             </w:tcBorders>
             <w:shd w:fill="FFFFFF" w:val="clear"/>
             <w:tcMar>
-              <w:top w:type="dxa" w:w="120"/>
-              <w:left w:type="dxa" w:w="150"/>
-              <w:bottom w:type="dxa" w:w="120"/>
-              <w:right w:type="dxa" w:w="150"/>
+              <w:top w:type="dxa" w:w="140"/>
+              <w:left w:type="dxa" w:w="180"/>
+              <w:bottom w:type="dxa" w:w="140"/>
+              <w:right w:type="dxa" w:w="180"/>
             </w:tcMar>
           </w:tcPr>
           <w:p>
@@ -2753,10 +4081,10 @@
             </w:tcBorders>
             <w:shd w:fill="F8FAFC" w:val="clear"/>
             <w:tcMar>
-              <w:top w:type="dxa" w:w="120"/>
-              <w:left w:type="dxa" w:w="150"/>
-              <w:bottom w:type="dxa" w:w="120"/>
-              <w:right w:type="dxa" w:w="150"/>
+              <w:top w:type="dxa" w:w="140"/>
+              <w:left w:type="dxa" w:w="180"/>
+              <w:bottom w:type="dxa" w:w="140"/>
+              <w:right w:type="dxa" w:w="180"/>
             </w:tcMar>
           </w:tcPr>
           <w:p>
@@ -2786,10 +4114,10 @@
             </w:tcBorders>
             <w:shd w:fill="FFFFFF" w:val="clear"/>
             <w:tcMar>
-              <w:top w:type="dxa" w:w="120"/>
-              <w:left w:type="dxa" w:w="150"/>
-              <w:bottom w:type="dxa" w:w="120"/>
-              <w:right w:type="dxa" w:w="150"/>
+              <w:top w:type="dxa" w:w="140"/>
+              <w:left w:type="dxa" w:w="180"/>
+              <w:bottom w:type="dxa" w:w="140"/>
+              <w:right w:type="dxa" w:w="180"/>
             </w:tcMar>
           </w:tcPr>
           <w:p>
@@ -2837,10 +4165,10 @@
             <w:tcW w:type="pct" w:w="30%"/>
             <w:shd w:fill="0F172A" w:val="clear"/>
             <w:tcMar>
-              <w:top w:type="dxa" w:w="120"/>
-              <w:left w:type="dxa" w:w="150"/>
-              <w:bottom w:type="dxa" w:w="120"/>
-              <w:right w:type="dxa" w:w="150"/>
+              <w:top w:type="dxa" w:w="140"/>
+              <w:left w:type="dxa" w:w="180"/>
+              <w:bottom w:type="dxa" w:w="140"/>
+              <w:right w:type="dxa" w:w="180"/>
             </w:tcMar>
           </w:tcPr>
           <w:p>
@@ -2864,10 +4192,10 @@
             <w:tcW w:type="pct" w:w="70%"/>
             <w:shd w:fill="0F172A" w:val="clear"/>
             <w:tcMar>
-              <w:top w:type="dxa" w:w="120"/>
-              <w:left w:type="dxa" w:w="150"/>
-              <w:bottom w:type="dxa" w:w="120"/>
-              <w:right w:type="dxa" w:w="150"/>
+              <w:top w:type="dxa" w:w="140"/>
+              <w:left w:type="dxa" w:w="180"/>
+              <w:bottom w:type="dxa" w:w="140"/>
+              <w:right w:type="dxa" w:w="180"/>
             </w:tcMar>
           </w:tcPr>
           <w:p>
@@ -2899,10 +4227,10 @@
             </w:tcBorders>
             <w:shd w:fill="F8FAFC" w:val="clear"/>
             <w:tcMar>
-              <w:top w:type="dxa" w:w="120"/>
-              <w:left w:type="dxa" w:w="150"/>
-              <w:bottom w:type="dxa" w:w="120"/>
-              <w:right w:type="dxa" w:w="150"/>
+              <w:top w:type="dxa" w:w="140"/>
+              <w:left w:type="dxa" w:w="180"/>
+              <w:bottom w:type="dxa" w:w="140"/>
+              <w:right w:type="dxa" w:w="180"/>
             </w:tcMar>
           </w:tcPr>
           <w:p>
@@ -2932,10 +4260,10 @@
             </w:tcBorders>
             <w:shd w:fill="FFFFFF" w:val="clear"/>
             <w:tcMar>
-              <w:top w:type="dxa" w:w="120"/>
-              <w:left w:type="dxa" w:w="150"/>
-              <w:bottom w:type="dxa" w:w="120"/>
-              <w:right w:type="dxa" w:w="150"/>
+              <w:top w:type="dxa" w:w="140"/>
+              <w:left w:type="dxa" w:w="180"/>
+              <w:bottom w:type="dxa" w:w="140"/>
+              <w:right w:type="dxa" w:w="180"/>
             </w:tcMar>
           </w:tcPr>
           <w:p>
@@ -2967,10 +4295,10 @@
             </w:tcBorders>
             <w:shd w:fill="F8FAFC" w:val="clear"/>
             <w:tcMar>
-              <w:top w:type="dxa" w:w="120"/>
-              <w:left w:type="dxa" w:w="150"/>
-              <w:bottom w:type="dxa" w:w="120"/>
-              <w:right w:type="dxa" w:w="150"/>
+              <w:top w:type="dxa" w:w="140"/>
+              <w:left w:type="dxa" w:w="180"/>
+              <w:bottom w:type="dxa" w:w="140"/>
+              <w:right w:type="dxa" w:w="180"/>
             </w:tcMar>
           </w:tcPr>
           <w:p>
@@ -3000,10 +4328,10 @@
             </w:tcBorders>
             <w:shd w:fill="FFFFFF" w:val="clear"/>
             <w:tcMar>
-              <w:top w:type="dxa" w:w="120"/>
-              <w:left w:type="dxa" w:w="150"/>
-              <w:bottom w:type="dxa" w:w="120"/>
-              <w:right w:type="dxa" w:w="150"/>
+              <w:top w:type="dxa" w:w="140"/>
+              <w:left w:type="dxa" w:w="180"/>
+              <w:bottom w:type="dxa" w:w="140"/>
+              <w:right w:type="dxa" w:w="180"/>
             </w:tcMar>
           </w:tcPr>
           <w:p>
@@ -3035,10 +4363,10 @@
             </w:tcBorders>
             <w:shd w:fill="F8FAFC" w:val="clear"/>
             <w:tcMar>
-              <w:top w:type="dxa" w:w="120"/>
-              <w:left w:type="dxa" w:w="150"/>
-              <w:bottom w:type="dxa" w:w="120"/>
-              <w:right w:type="dxa" w:w="150"/>
+              <w:top w:type="dxa" w:w="140"/>
+              <w:left w:type="dxa" w:w="180"/>
+              <w:bottom w:type="dxa" w:w="140"/>
+              <w:right w:type="dxa" w:w="180"/>
             </w:tcMar>
           </w:tcPr>
           <w:p>
@@ -3068,10 +4396,10 @@
             </w:tcBorders>
             <w:shd w:fill="FFFFFF" w:val="clear"/>
             <w:tcMar>
-              <w:top w:type="dxa" w:w="120"/>
-              <w:left w:type="dxa" w:w="150"/>
-              <w:bottom w:type="dxa" w:w="120"/>
-              <w:right w:type="dxa" w:w="150"/>
+              <w:top w:type="dxa" w:w="140"/>
+              <w:left w:type="dxa" w:w="180"/>
+              <w:bottom w:type="dxa" w:w="140"/>
+              <w:right w:type="dxa" w:w="180"/>
             </w:tcMar>
           </w:tcPr>
           <w:p>
@@ -3178,10 +4506,10 @@
             </w:tcBorders>
             <w:shd w:fill="F8FAFC" w:val="clear"/>
             <w:tcMar>
-              <w:top w:type="dxa" w:w="120"/>
-              <w:left w:type="dxa" w:w="150"/>
-              <w:bottom w:type="dxa" w:w="120"/>
-              <w:right w:type="dxa" w:w="150"/>
+              <w:top w:type="dxa" w:w="140"/>
+              <w:left w:type="dxa" w:w="180"/>
+              <w:bottom w:type="dxa" w:w="140"/>
+              <w:right w:type="dxa" w:w="180"/>
             </w:tcMar>
           </w:tcPr>
           <w:p>
@@ -3211,10 +4539,10 @@
             </w:tcBorders>
             <w:shd w:fill="FFFFFF" w:val="clear"/>
             <w:tcMar>
-              <w:top w:type="dxa" w:w="120"/>
-              <w:left w:type="dxa" w:w="150"/>
-              <w:bottom w:type="dxa" w:w="120"/>
-              <w:right w:type="dxa" w:w="150"/>
+              <w:top w:type="dxa" w:w="140"/>
+              <w:left w:type="dxa" w:w="180"/>
+              <w:bottom w:type="dxa" w:w="140"/>
+              <w:right w:type="dxa" w:w="180"/>
             </w:tcMar>
           </w:tcPr>
           <w:p>
@@ -3262,10 +4590,10 @@
             <w:tcW w:type="pct" w:w="30%"/>
             <w:shd w:fill="0F172A" w:val="clear"/>
             <w:tcMar>
-              <w:top w:type="dxa" w:w="120"/>
-              <w:left w:type="dxa" w:w="150"/>
-              <w:bottom w:type="dxa" w:w="120"/>
-              <w:right w:type="dxa" w:w="150"/>
+              <w:top w:type="dxa" w:w="140"/>
+              <w:left w:type="dxa" w:w="180"/>
+              <w:bottom w:type="dxa" w:w="140"/>
+              <w:right w:type="dxa" w:w="180"/>
             </w:tcMar>
           </w:tcPr>
           <w:p>
@@ -3289,10 +4617,10 @@
             <w:tcW w:type="pct" w:w="70%"/>
             <w:shd w:fill="0F172A" w:val="clear"/>
             <w:tcMar>
-              <w:top w:type="dxa" w:w="120"/>
-              <w:left w:type="dxa" w:w="150"/>
-              <w:bottom w:type="dxa" w:w="120"/>
-              <w:right w:type="dxa" w:w="150"/>
+              <w:top w:type="dxa" w:w="140"/>
+              <w:left w:type="dxa" w:w="180"/>
+              <w:bottom w:type="dxa" w:w="140"/>
+              <w:right w:type="dxa" w:w="180"/>
             </w:tcMar>
           </w:tcPr>
           <w:p>
@@ -3324,10 +4652,10 @@
             </w:tcBorders>
             <w:shd w:fill="F8FAFC" w:val="clear"/>
             <w:tcMar>
-              <w:top w:type="dxa" w:w="120"/>
-              <w:left w:type="dxa" w:w="150"/>
-              <w:bottom w:type="dxa" w:w="120"/>
-              <w:right w:type="dxa" w:w="150"/>
+              <w:top w:type="dxa" w:w="140"/>
+              <w:left w:type="dxa" w:w="180"/>
+              <w:bottom w:type="dxa" w:w="140"/>
+              <w:right w:type="dxa" w:w="180"/>
             </w:tcMar>
           </w:tcPr>
           <w:p>
@@ -3357,10 +4685,10 @@
             </w:tcBorders>
             <w:shd w:fill="FFFFFF" w:val="clear"/>
             <w:tcMar>
-              <w:top w:type="dxa" w:w="120"/>
-              <w:left w:type="dxa" w:w="150"/>
-              <w:bottom w:type="dxa" w:w="120"/>
-              <w:right w:type="dxa" w:w="150"/>
+              <w:top w:type="dxa" w:w="140"/>
+              <w:left w:type="dxa" w:w="180"/>
+              <w:bottom w:type="dxa" w:w="140"/>
+              <w:right w:type="dxa" w:w="180"/>
             </w:tcMar>
           </w:tcPr>
           <w:p>
@@ -3392,10 +4720,10 @@
             </w:tcBorders>
             <w:shd w:fill="F8FAFC" w:val="clear"/>
             <w:tcMar>
-              <w:top w:type="dxa" w:w="120"/>
-              <w:left w:type="dxa" w:w="150"/>
-              <w:bottom w:type="dxa" w:w="120"/>
-              <w:right w:type="dxa" w:w="150"/>
+              <w:top w:type="dxa" w:w="140"/>
+              <w:left w:type="dxa" w:w="180"/>
+              <w:bottom w:type="dxa" w:w="140"/>
+              <w:right w:type="dxa" w:w="180"/>
             </w:tcMar>
           </w:tcPr>
           <w:p>
@@ -3425,10 +4753,10 @@
             </w:tcBorders>
             <w:shd w:fill="FFFFFF" w:val="clear"/>
             <w:tcMar>
-              <w:top w:type="dxa" w:w="120"/>
-              <w:left w:type="dxa" w:w="150"/>
-              <w:bottom w:type="dxa" w:w="120"/>
-              <w:right w:type="dxa" w:w="150"/>
+              <w:top w:type="dxa" w:w="140"/>
+              <w:left w:type="dxa" w:w="180"/>
+              <w:bottom w:type="dxa" w:w="140"/>
+              <w:right w:type="dxa" w:w="180"/>
             </w:tcMar>
           </w:tcPr>
           <w:p>
@@ -3460,10 +4788,10 @@
             </w:tcBorders>
             <w:shd w:fill="F8FAFC" w:val="clear"/>
             <w:tcMar>
-              <w:top w:type="dxa" w:w="120"/>
-              <w:left w:type="dxa" w:w="150"/>
-              <w:bottom w:type="dxa" w:w="120"/>
-              <w:right w:type="dxa" w:w="150"/>
+              <w:top w:type="dxa" w:w="140"/>
+              <w:left w:type="dxa" w:w="180"/>
+              <w:bottom w:type="dxa" w:w="140"/>
+              <w:right w:type="dxa" w:w="180"/>
             </w:tcMar>
           </w:tcPr>
           <w:p>
@@ -3493,10 +4821,10 @@
             </w:tcBorders>
             <w:shd w:fill="FFFFFF" w:val="clear"/>
             <w:tcMar>
-              <w:top w:type="dxa" w:w="120"/>
-              <w:left w:type="dxa" w:w="150"/>
-              <w:bottom w:type="dxa" w:w="120"/>
-              <w:right w:type="dxa" w:w="150"/>
+              <w:top w:type="dxa" w:w="140"/>
+              <w:left w:type="dxa" w:w="180"/>
+              <w:bottom w:type="dxa" w:w="140"/>
+              <w:right w:type="dxa" w:w="180"/>
             </w:tcMar>
           </w:tcPr>
           <w:p>
@@ -3603,10 +4931,10 @@
             </w:tcBorders>
             <w:shd w:fill="F8FAFC" w:val="clear"/>
             <w:tcMar>
-              <w:top w:type="dxa" w:w="120"/>
-              <w:left w:type="dxa" w:w="150"/>
-              <w:bottom w:type="dxa" w:w="120"/>
-              <w:right w:type="dxa" w:w="150"/>
+              <w:top w:type="dxa" w:w="140"/>
+              <w:left w:type="dxa" w:w="180"/>
+              <w:bottom w:type="dxa" w:w="140"/>
+              <w:right w:type="dxa" w:w="180"/>
             </w:tcMar>
           </w:tcPr>
           <w:p>
@@ -3636,10 +4964,10 @@
             </w:tcBorders>
             <w:shd w:fill="FFFFFF" w:val="clear"/>
             <w:tcMar>
-              <w:top w:type="dxa" w:w="120"/>
-              <w:left w:type="dxa" w:w="150"/>
-              <w:bottom w:type="dxa" w:w="120"/>
-              <w:right w:type="dxa" w:w="150"/>
+              <w:top w:type="dxa" w:w="140"/>
+              <w:left w:type="dxa" w:w="180"/>
+              <w:bottom w:type="dxa" w:w="140"/>
+              <w:right w:type="dxa" w:w="180"/>
             </w:tcMar>
           </w:tcPr>
           <w:p>
@@ -3687,10 +5015,10 @@
             <w:tcW w:type="pct" w:w="30%"/>
             <w:shd w:fill="0F172A" w:val="clear"/>
             <w:tcMar>
-              <w:top w:type="dxa" w:w="120"/>
-              <w:left w:type="dxa" w:w="150"/>
-              <w:bottom w:type="dxa" w:w="120"/>
-              <w:right w:type="dxa" w:w="150"/>
+              <w:top w:type="dxa" w:w="140"/>
+              <w:left w:type="dxa" w:w="180"/>
+              <w:bottom w:type="dxa" w:w="140"/>
+              <w:right w:type="dxa" w:w="180"/>
             </w:tcMar>
           </w:tcPr>
           <w:p>
@@ -3714,10 +5042,10 @@
             <w:tcW w:type="pct" w:w="70%"/>
             <w:shd w:fill="0F172A" w:val="clear"/>
             <w:tcMar>
-              <w:top w:type="dxa" w:w="120"/>
-              <w:left w:type="dxa" w:w="150"/>
-              <w:bottom w:type="dxa" w:w="120"/>
-              <w:right w:type="dxa" w:w="150"/>
+              <w:top w:type="dxa" w:w="140"/>
+              <w:left w:type="dxa" w:w="180"/>
+              <w:bottom w:type="dxa" w:w="140"/>
+              <w:right w:type="dxa" w:w="180"/>
             </w:tcMar>
           </w:tcPr>
           <w:p>
@@ -3749,10 +5077,10 @@
             </w:tcBorders>
             <w:shd w:fill="F8FAFC" w:val="clear"/>
             <w:tcMar>
-              <w:top w:type="dxa" w:w="120"/>
-              <w:left w:type="dxa" w:w="150"/>
-              <w:bottom w:type="dxa" w:w="120"/>
-              <w:right w:type="dxa" w:w="150"/>
+              <w:top w:type="dxa" w:w="140"/>
+              <w:left w:type="dxa" w:w="180"/>
+              <w:bottom w:type="dxa" w:w="140"/>
+              <w:right w:type="dxa" w:w="180"/>
             </w:tcMar>
           </w:tcPr>
           <w:p>
@@ -3782,10 +5110,10 @@
             </w:tcBorders>
             <w:shd w:fill="FFFFFF" w:val="clear"/>
             <w:tcMar>
-              <w:top w:type="dxa" w:w="120"/>
-              <w:left w:type="dxa" w:w="150"/>
-              <w:bottom w:type="dxa" w:w="120"/>
-              <w:right w:type="dxa" w:w="150"/>
+              <w:top w:type="dxa" w:w="140"/>
+              <w:left w:type="dxa" w:w="180"/>
+              <w:bottom w:type="dxa" w:w="140"/>
+              <w:right w:type="dxa" w:w="180"/>
             </w:tcMar>
           </w:tcPr>
           <w:p>
@@ -3817,10 +5145,10 @@
             </w:tcBorders>
             <w:shd w:fill="F8FAFC" w:val="clear"/>
             <w:tcMar>
-              <w:top w:type="dxa" w:w="120"/>
-              <w:left w:type="dxa" w:w="150"/>
-              <w:bottom w:type="dxa" w:w="120"/>
-              <w:right w:type="dxa" w:w="150"/>
+              <w:top w:type="dxa" w:w="140"/>
+              <w:left w:type="dxa" w:w="180"/>
+              <w:bottom w:type="dxa" w:w="140"/>
+              <w:right w:type="dxa" w:w="180"/>
             </w:tcMar>
           </w:tcPr>
           <w:p>
@@ -3850,10 +5178,10 @@
             </w:tcBorders>
             <w:shd w:fill="FFFFFF" w:val="clear"/>
             <w:tcMar>
-              <w:top w:type="dxa" w:w="120"/>
-              <w:left w:type="dxa" w:w="150"/>
-              <w:bottom w:type="dxa" w:w="120"/>
-              <w:right w:type="dxa" w:w="150"/>
+              <w:top w:type="dxa" w:w="140"/>
+              <w:left w:type="dxa" w:w="180"/>
+              <w:bottom w:type="dxa" w:w="140"/>
+              <w:right w:type="dxa" w:w="180"/>
             </w:tcMar>
           </w:tcPr>
           <w:p>
@@ -3885,10 +5213,10 @@
             </w:tcBorders>
             <w:shd w:fill="F8FAFC" w:val="clear"/>
             <w:tcMar>
-              <w:top w:type="dxa" w:w="120"/>
-              <w:left w:type="dxa" w:w="150"/>
-              <w:bottom w:type="dxa" w:w="120"/>
-              <w:right w:type="dxa" w:w="150"/>
+              <w:top w:type="dxa" w:w="140"/>
+              <w:left w:type="dxa" w:w="180"/>
+              <w:bottom w:type="dxa" w:w="140"/>
+              <w:right w:type="dxa" w:w="180"/>
             </w:tcMar>
           </w:tcPr>
           <w:p>
@@ -3918,10 +5246,10 @@
             </w:tcBorders>
             <w:shd w:fill="FFFFFF" w:val="clear"/>
             <w:tcMar>
-              <w:top w:type="dxa" w:w="120"/>
-              <w:left w:type="dxa" w:w="150"/>
-              <w:bottom w:type="dxa" w:w="120"/>
-              <w:right w:type="dxa" w:w="150"/>
+              <w:top w:type="dxa" w:w="140"/>
+              <w:left w:type="dxa" w:w="180"/>
+              <w:bottom w:type="dxa" w:w="140"/>
+              <w:right w:type="dxa" w:w="180"/>
             </w:tcMar>
           </w:tcPr>
           <w:p>
@@ -3998,10 +5326,10 @@
             </w:tcBorders>
             <w:shd w:fill="F8FAFC" w:val="clear"/>
             <w:tcMar>
-              <w:top w:type="dxa" w:w="120"/>
-              <w:left w:type="dxa" w:w="150"/>
-              <w:bottom w:type="dxa" w:w="120"/>
-              <w:right w:type="dxa" w:w="150"/>
+              <w:top w:type="dxa" w:w="140"/>
+              <w:left w:type="dxa" w:w="180"/>
+              <w:bottom w:type="dxa" w:w="140"/>
+              <w:right w:type="dxa" w:w="180"/>
             </w:tcMar>
           </w:tcPr>
           <w:p>
@@ -4031,10 +5359,10 @@
             </w:tcBorders>
             <w:shd w:fill="FFFFFF" w:val="clear"/>
             <w:tcMar>
-              <w:top w:type="dxa" w:w="120"/>
-              <w:left w:type="dxa" w:w="150"/>
-              <w:bottom w:type="dxa" w:w="120"/>
-              <w:right w:type="dxa" w:w="150"/>
+              <w:top w:type="dxa" w:w="140"/>
+              <w:left w:type="dxa" w:w="180"/>
+              <w:bottom w:type="dxa" w:w="140"/>
+              <w:right w:type="dxa" w:w="180"/>
             </w:tcMar>
           </w:tcPr>
           <w:p>
@@ -4082,10 +5410,10 @@
             <w:tcW w:type="pct" w:w="30%"/>
             <w:shd w:fill="0F172A" w:val="clear"/>
             <w:tcMar>
-              <w:top w:type="dxa" w:w="120"/>
-              <w:left w:type="dxa" w:w="150"/>
-              <w:bottom w:type="dxa" w:w="120"/>
-              <w:right w:type="dxa" w:w="150"/>
+              <w:top w:type="dxa" w:w="140"/>
+              <w:left w:type="dxa" w:w="180"/>
+              <w:bottom w:type="dxa" w:w="140"/>
+              <w:right w:type="dxa" w:w="180"/>
             </w:tcMar>
           </w:tcPr>
           <w:p>
@@ -4109,10 +5437,10 @@
             <w:tcW w:type="pct" w:w="70%"/>
             <w:shd w:fill="0F172A" w:val="clear"/>
             <w:tcMar>
-              <w:top w:type="dxa" w:w="120"/>
-              <w:left w:type="dxa" w:w="150"/>
-              <w:bottom w:type="dxa" w:w="120"/>
-              <w:right w:type="dxa" w:w="150"/>
+              <w:top w:type="dxa" w:w="140"/>
+              <w:left w:type="dxa" w:w="180"/>
+              <w:bottom w:type="dxa" w:w="140"/>
+              <w:right w:type="dxa" w:w="180"/>
             </w:tcMar>
           </w:tcPr>
           <w:p>
@@ -4144,10 +5472,10 @@
             </w:tcBorders>
             <w:shd w:fill="F8FAFC" w:val="clear"/>
             <w:tcMar>
-              <w:top w:type="dxa" w:w="120"/>
-              <w:left w:type="dxa" w:w="150"/>
-              <w:bottom w:type="dxa" w:w="120"/>
-              <w:right w:type="dxa" w:w="150"/>
+              <w:top w:type="dxa" w:w="140"/>
+              <w:left w:type="dxa" w:w="180"/>
+              <w:bottom w:type="dxa" w:w="140"/>
+              <w:right w:type="dxa" w:w="180"/>
             </w:tcMar>
           </w:tcPr>
           <w:p>
@@ -4177,10 +5505,10 @@
             </w:tcBorders>
             <w:shd w:fill="FFFFFF" w:val="clear"/>
             <w:tcMar>
-              <w:top w:type="dxa" w:w="120"/>
-              <w:left w:type="dxa" w:w="150"/>
-              <w:bottom w:type="dxa" w:w="120"/>
-              <w:right w:type="dxa" w:w="150"/>
+              <w:top w:type="dxa" w:w="140"/>
+              <w:left w:type="dxa" w:w="180"/>
+              <w:bottom w:type="dxa" w:w="140"/>
+              <w:right w:type="dxa" w:w="180"/>
             </w:tcMar>
           </w:tcPr>
           <w:p>
@@ -4212,10 +5540,10 @@
             </w:tcBorders>
             <w:shd w:fill="F8FAFC" w:val="clear"/>
             <w:tcMar>
-              <w:top w:type="dxa" w:w="120"/>
-              <w:left w:type="dxa" w:w="150"/>
-              <w:bottom w:type="dxa" w:w="120"/>
-              <w:right w:type="dxa" w:w="150"/>
+              <w:top w:type="dxa" w:w="140"/>
+              <w:left w:type="dxa" w:w="180"/>
+              <w:bottom w:type="dxa" w:w="140"/>
+              <w:right w:type="dxa" w:w="180"/>
             </w:tcMar>
           </w:tcPr>
           <w:p>
@@ -4245,10 +5573,10 @@
             </w:tcBorders>
             <w:shd w:fill="FFFFFF" w:val="clear"/>
             <w:tcMar>
-              <w:top w:type="dxa" w:w="120"/>
-              <w:left w:type="dxa" w:w="150"/>
-              <w:bottom w:type="dxa" w:w="120"/>
-              <w:right w:type="dxa" w:w="150"/>
+              <w:top w:type="dxa" w:w="140"/>
+              <w:left w:type="dxa" w:w="180"/>
+              <w:bottom w:type="dxa" w:w="140"/>
+              <w:right w:type="dxa" w:w="180"/>
             </w:tcMar>
           </w:tcPr>
           <w:p>
@@ -4280,10 +5608,10 @@
             </w:tcBorders>
             <w:shd w:fill="F8FAFC" w:val="clear"/>
             <w:tcMar>
-              <w:top w:type="dxa" w:w="120"/>
-              <w:left w:type="dxa" w:w="150"/>
-              <w:bottom w:type="dxa" w:w="120"/>
-              <w:right w:type="dxa" w:w="150"/>
+              <w:top w:type="dxa" w:w="140"/>
+              <w:left w:type="dxa" w:w="180"/>
+              <w:bottom w:type="dxa" w:w="140"/>
+              <w:right w:type="dxa" w:w="180"/>
             </w:tcMar>
           </w:tcPr>
           <w:p>
@@ -4313,10 +5641,10 @@
             </w:tcBorders>
             <w:shd w:fill="FFFFFF" w:val="clear"/>
             <w:tcMar>
-              <w:top w:type="dxa" w:w="120"/>
-              <w:left w:type="dxa" w:w="150"/>
-              <w:bottom w:type="dxa" w:w="120"/>
-              <w:right w:type="dxa" w:w="150"/>
+              <w:top w:type="dxa" w:w="140"/>
+              <w:left w:type="dxa" w:w="180"/>
+              <w:bottom w:type="dxa" w:w="140"/>
+              <w:right w:type="dxa" w:w="180"/>
             </w:tcMar>
           </w:tcPr>
           <w:p>
@@ -4393,10 +5721,10 @@
             </w:tcBorders>
             <w:shd w:fill="F8FAFC" w:val="clear"/>
             <w:tcMar>
-              <w:top w:type="dxa" w:w="120"/>
-              <w:left w:type="dxa" w:w="150"/>
-              <w:bottom w:type="dxa" w:w="120"/>
-              <w:right w:type="dxa" w:w="150"/>
+              <w:top w:type="dxa" w:w="140"/>
+              <w:left w:type="dxa" w:w="180"/>
+              <w:bottom w:type="dxa" w:w="140"/>
+              <w:right w:type="dxa" w:w="180"/>
             </w:tcMar>
           </w:tcPr>
           <w:p>
@@ -4426,10 +5754,10 @@
             </w:tcBorders>
             <w:shd w:fill="FFFFFF" w:val="clear"/>
             <w:tcMar>
-              <w:top w:type="dxa" w:w="120"/>
-              <w:left w:type="dxa" w:w="150"/>
-              <w:bottom w:type="dxa" w:w="120"/>
-              <w:right w:type="dxa" w:w="150"/>
+              <w:top w:type="dxa" w:w="140"/>
+              <w:left w:type="dxa" w:w="180"/>
+              <w:bottom w:type="dxa" w:w="140"/>
+              <w:right w:type="dxa" w:w="180"/>
             </w:tcMar>
           </w:tcPr>
           <w:p>
@@ -4477,10 +5805,10 @@
             <w:tcW w:type="pct" w:w="30%"/>
             <w:shd w:fill="0F172A" w:val="clear"/>
             <w:tcMar>
-              <w:top w:type="dxa" w:w="120"/>
-              <w:left w:type="dxa" w:w="150"/>
-              <w:bottom w:type="dxa" w:w="120"/>
-              <w:right w:type="dxa" w:w="150"/>
+              <w:top w:type="dxa" w:w="140"/>
+              <w:left w:type="dxa" w:w="180"/>
+              <w:bottom w:type="dxa" w:w="140"/>
+              <w:right w:type="dxa" w:w="180"/>
             </w:tcMar>
           </w:tcPr>
           <w:p>
@@ -4504,10 +5832,10 @@
             <w:tcW w:type="pct" w:w="70%"/>
             <w:shd w:fill="0F172A" w:val="clear"/>
             <w:tcMar>
-              <w:top w:type="dxa" w:w="120"/>
-              <w:left w:type="dxa" w:w="150"/>
-              <w:bottom w:type="dxa" w:w="120"/>
-              <w:right w:type="dxa" w:w="150"/>
+              <w:top w:type="dxa" w:w="140"/>
+              <w:left w:type="dxa" w:w="180"/>
+              <w:bottom w:type="dxa" w:w="140"/>
+              <w:right w:type="dxa" w:w="180"/>
             </w:tcMar>
           </w:tcPr>
           <w:p>
@@ -4539,10 +5867,10 @@
             </w:tcBorders>
             <w:shd w:fill="F8FAFC" w:val="clear"/>
             <w:tcMar>
-              <w:top w:type="dxa" w:w="120"/>
-              <w:left w:type="dxa" w:w="150"/>
-              <w:bottom w:type="dxa" w:w="120"/>
-              <w:right w:type="dxa" w:w="150"/>
+              <w:top w:type="dxa" w:w="140"/>
+              <w:left w:type="dxa" w:w="180"/>
+              <w:bottom w:type="dxa" w:w="140"/>
+              <w:right w:type="dxa" w:w="180"/>
             </w:tcMar>
           </w:tcPr>
           <w:p>
@@ -4572,10 +5900,10 @@
             </w:tcBorders>
             <w:shd w:fill="FFFFFF" w:val="clear"/>
             <w:tcMar>
-              <w:top w:type="dxa" w:w="120"/>
-              <w:left w:type="dxa" w:w="150"/>
-              <w:bottom w:type="dxa" w:w="120"/>
-              <w:right w:type="dxa" w:w="150"/>
+              <w:top w:type="dxa" w:w="140"/>
+              <w:left w:type="dxa" w:w="180"/>
+              <w:bottom w:type="dxa" w:w="140"/>
+              <w:right w:type="dxa" w:w="180"/>
             </w:tcMar>
           </w:tcPr>
           <w:p>
@@ -4607,10 +5935,10 @@
             </w:tcBorders>
             <w:shd w:fill="F8FAFC" w:val="clear"/>
             <w:tcMar>
-              <w:top w:type="dxa" w:w="120"/>
-              <w:left w:type="dxa" w:w="150"/>
-              <w:bottom w:type="dxa" w:w="120"/>
-              <w:right w:type="dxa" w:w="150"/>
+              <w:top w:type="dxa" w:w="140"/>
+              <w:left w:type="dxa" w:w="180"/>
+              <w:bottom w:type="dxa" w:w="140"/>
+              <w:right w:type="dxa" w:w="180"/>
             </w:tcMar>
           </w:tcPr>
           <w:p>
@@ -4640,10 +5968,10 @@
             </w:tcBorders>
             <w:shd w:fill="FFFFFF" w:val="clear"/>
             <w:tcMar>
-              <w:top w:type="dxa" w:w="120"/>
-              <w:left w:type="dxa" w:w="150"/>
-              <w:bottom w:type="dxa" w:w="120"/>
-              <w:right w:type="dxa" w:w="150"/>
+              <w:top w:type="dxa" w:w="140"/>
+              <w:left w:type="dxa" w:w="180"/>
+              <w:bottom w:type="dxa" w:w="140"/>
+              <w:right w:type="dxa" w:w="180"/>
             </w:tcMar>
           </w:tcPr>
           <w:p>
@@ -4675,10 +6003,10 @@
             </w:tcBorders>
             <w:shd w:fill="F8FAFC" w:val="clear"/>
             <w:tcMar>
-              <w:top w:type="dxa" w:w="120"/>
-              <w:left w:type="dxa" w:w="150"/>
-              <w:bottom w:type="dxa" w:w="120"/>
-              <w:right w:type="dxa" w:w="150"/>
+              <w:top w:type="dxa" w:w="140"/>
+              <w:left w:type="dxa" w:w="180"/>
+              <w:bottom w:type="dxa" w:w="140"/>
+              <w:right w:type="dxa" w:w="180"/>
             </w:tcMar>
           </w:tcPr>
           <w:p>
@@ -4708,10 +6036,10 @@
             </w:tcBorders>
             <w:shd w:fill="FFFFFF" w:val="clear"/>
             <w:tcMar>
-              <w:top w:type="dxa" w:w="120"/>
-              <w:left w:type="dxa" w:w="150"/>
-              <w:bottom w:type="dxa" w:w="120"/>
-              <w:right w:type="dxa" w:w="150"/>
+              <w:top w:type="dxa" w:w="140"/>
+              <w:left w:type="dxa" w:w="180"/>
+              <w:bottom w:type="dxa" w:w="140"/>
+              <w:right w:type="dxa" w:w="180"/>
             </w:tcMar>
           </w:tcPr>
           <w:p>
@@ -4758,10 +6086,10 @@
             </w:tcBorders>
             <w:shd w:fill="F8FAFC" w:val="clear"/>
             <w:tcMar>
-              <w:top w:type="dxa" w:w="120"/>
-              <w:left w:type="dxa" w:w="150"/>
-              <w:bottom w:type="dxa" w:w="120"/>
-              <w:right w:type="dxa" w:w="150"/>
+              <w:top w:type="dxa" w:w="140"/>
+              <w:left w:type="dxa" w:w="180"/>
+              <w:bottom w:type="dxa" w:w="140"/>
+              <w:right w:type="dxa" w:w="180"/>
             </w:tcMar>
           </w:tcPr>
           <w:p>
@@ -4791,10 +6119,10 @@
             </w:tcBorders>
             <w:shd w:fill="FFFFFF" w:val="clear"/>
             <w:tcMar>
-              <w:top w:type="dxa" w:w="120"/>
-              <w:left w:type="dxa" w:w="150"/>
-              <w:bottom w:type="dxa" w:w="120"/>
-              <w:right w:type="dxa" w:w="150"/>
+              <w:top w:type="dxa" w:w="140"/>
+              <w:left w:type="dxa" w:w="180"/>
+              <w:bottom w:type="dxa" w:w="140"/>
+              <w:right w:type="dxa" w:w="180"/>
             </w:tcMar>
           </w:tcPr>
           <w:p>
@@ -4842,10 +6170,10 @@
             <w:tcW w:type="pct" w:w="30%"/>
             <w:shd w:fill="0F172A" w:val="clear"/>
             <w:tcMar>
-              <w:top w:type="dxa" w:w="120"/>
-              <w:left w:type="dxa" w:w="150"/>
-              <w:bottom w:type="dxa" w:w="120"/>
-              <w:right w:type="dxa" w:w="150"/>
+              <w:top w:type="dxa" w:w="140"/>
+              <w:left w:type="dxa" w:w="180"/>
+              <w:bottom w:type="dxa" w:w="140"/>
+              <w:right w:type="dxa" w:w="180"/>
             </w:tcMar>
           </w:tcPr>
           <w:p>
@@ -4869,10 +6197,10 @@
             <w:tcW w:type="pct" w:w="70%"/>
             <w:shd w:fill="0F172A" w:val="clear"/>
             <w:tcMar>
-              <w:top w:type="dxa" w:w="120"/>
-              <w:left w:type="dxa" w:w="150"/>
-              <w:bottom w:type="dxa" w:w="120"/>
-              <w:right w:type="dxa" w:w="150"/>
+              <w:top w:type="dxa" w:w="140"/>
+              <w:left w:type="dxa" w:w="180"/>
+              <w:bottom w:type="dxa" w:w="140"/>
+              <w:right w:type="dxa" w:w="180"/>
             </w:tcMar>
           </w:tcPr>
           <w:p>
@@ -4904,10 +6232,10 @@
             </w:tcBorders>
             <w:shd w:fill="F8FAFC" w:val="clear"/>
             <w:tcMar>
-              <w:top w:type="dxa" w:w="120"/>
-              <w:left w:type="dxa" w:w="150"/>
-              <w:bottom w:type="dxa" w:w="120"/>
-              <w:right w:type="dxa" w:w="150"/>
+              <w:top w:type="dxa" w:w="140"/>
+              <w:left w:type="dxa" w:w="180"/>
+              <w:bottom w:type="dxa" w:w="140"/>
+              <w:right w:type="dxa" w:w="180"/>
             </w:tcMar>
           </w:tcPr>
           <w:p>
@@ -4937,10 +6265,10 @@
             </w:tcBorders>
             <w:shd w:fill="FFFFFF" w:val="clear"/>
             <w:tcMar>
-              <w:top w:type="dxa" w:w="120"/>
-              <w:left w:type="dxa" w:w="150"/>
-              <w:bottom w:type="dxa" w:w="120"/>
-              <w:right w:type="dxa" w:w="150"/>
+              <w:top w:type="dxa" w:w="140"/>
+              <w:left w:type="dxa" w:w="180"/>
+              <w:bottom w:type="dxa" w:w="140"/>
+              <w:right w:type="dxa" w:w="180"/>
             </w:tcMar>
           </w:tcPr>
           <w:p>
@@ -4972,10 +6300,10 @@
             </w:tcBorders>
             <w:shd w:fill="F8FAFC" w:val="clear"/>
             <w:tcMar>
-              <w:top w:type="dxa" w:w="120"/>
-              <w:left w:type="dxa" w:w="150"/>
-              <w:bottom w:type="dxa" w:w="120"/>
-              <w:right w:type="dxa" w:w="150"/>
+              <w:top w:type="dxa" w:w="140"/>
+              <w:left w:type="dxa" w:w="180"/>
+              <w:bottom w:type="dxa" w:w="140"/>
+              <w:right w:type="dxa" w:w="180"/>
             </w:tcMar>
           </w:tcPr>
           <w:p>
@@ -5005,10 +6333,10 @@
             </w:tcBorders>
             <w:shd w:fill="FFFFFF" w:val="clear"/>
             <w:tcMar>
-              <w:top w:type="dxa" w:w="120"/>
-              <w:left w:type="dxa" w:w="150"/>
-              <w:bottom w:type="dxa" w:w="120"/>
-              <w:right w:type="dxa" w:w="150"/>
+              <w:top w:type="dxa" w:w="140"/>
+              <w:left w:type="dxa" w:w="180"/>
+              <w:bottom w:type="dxa" w:w="140"/>
+              <w:right w:type="dxa" w:w="180"/>
             </w:tcMar>
           </w:tcPr>
           <w:p>
@@ -5040,10 +6368,10 @@
             </w:tcBorders>
             <w:shd w:fill="F8FAFC" w:val="clear"/>
             <w:tcMar>
-              <w:top w:type="dxa" w:w="120"/>
-              <w:left w:type="dxa" w:w="150"/>
-              <w:bottom w:type="dxa" w:w="120"/>
-              <w:right w:type="dxa" w:w="150"/>
+              <w:top w:type="dxa" w:w="140"/>
+              <w:left w:type="dxa" w:w="180"/>
+              <w:bottom w:type="dxa" w:w="140"/>
+              <w:right w:type="dxa" w:w="180"/>
             </w:tcMar>
           </w:tcPr>
           <w:p>
@@ -5073,10 +6401,10 @@
             </w:tcBorders>
             <w:shd w:fill="FFFFFF" w:val="clear"/>
             <w:tcMar>
-              <w:top w:type="dxa" w:w="120"/>
-              <w:left w:type="dxa" w:w="150"/>
-              <w:bottom w:type="dxa" w:w="120"/>
-              <w:right w:type="dxa" w:w="150"/>
+              <w:top w:type="dxa" w:w="140"/>
+              <w:left w:type="dxa" w:w="180"/>
+              <w:bottom w:type="dxa" w:w="140"/>
+              <w:right w:type="dxa" w:w="180"/>
             </w:tcMar>
           </w:tcPr>
           <w:p>
@@ -5123,10 +6451,10 @@
             </w:tcBorders>
             <w:shd w:fill="F8FAFC" w:val="clear"/>
             <w:tcMar>
-              <w:top w:type="dxa" w:w="120"/>
-              <w:left w:type="dxa" w:w="150"/>
-              <w:bottom w:type="dxa" w:w="120"/>
-              <w:right w:type="dxa" w:w="150"/>
+              <w:top w:type="dxa" w:w="140"/>
+              <w:left w:type="dxa" w:w="180"/>
+              <w:bottom w:type="dxa" w:w="140"/>
+              <w:right w:type="dxa" w:w="180"/>
             </w:tcMar>
           </w:tcPr>
           <w:p>
@@ -5156,10 +6484,10 @@
             </w:tcBorders>
             <w:shd w:fill="FFFFFF" w:val="clear"/>
             <w:tcMar>
-              <w:top w:type="dxa" w:w="120"/>
-              <w:left w:type="dxa" w:w="150"/>
-              <w:bottom w:type="dxa" w:w="120"/>
-              <w:right w:type="dxa" w:w="150"/>
+              <w:top w:type="dxa" w:w="140"/>
+              <w:left w:type="dxa" w:w="180"/>
+              <w:bottom w:type="dxa" w:w="140"/>
+              <w:right w:type="dxa" w:w="180"/>
             </w:tcMar>
           </w:tcPr>
           <w:p>
@@ -5207,10 +6535,10 @@
             <w:tcW w:type="pct" w:w="30%"/>
             <w:shd w:fill="0F172A" w:val="clear"/>
             <w:tcMar>
-              <w:top w:type="dxa" w:w="120"/>
-              <w:left w:type="dxa" w:w="150"/>
-              <w:bottom w:type="dxa" w:w="120"/>
-              <w:right w:type="dxa" w:w="150"/>
+              <w:top w:type="dxa" w:w="140"/>
+              <w:left w:type="dxa" w:w="180"/>
+              <w:bottom w:type="dxa" w:w="140"/>
+              <w:right w:type="dxa" w:w="180"/>
             </w:tcMar>
           </w:tcPr>
           <w:p>
@@ -5234,10 +6562,10 @@
             <w:tcW w:type="pct" w:w="70%"/>
             <w:shd w:fill="0F172A" w:val="clear"/>
             <w:tcMar>
-              <w:top w:type="dxa" w:w="120"/>
-              <w:left w:type="dxa" w:w="150"/>
-              <w:bottom w:type="dxa" w:w="120"/>
-              <w:right w:type="dxa" w:w="150"/>
+              <w:top w:type="dxa" w:w="140"/>
+              <w:left w:type="dxa" w:w="180"/>
+              <w:bottom w:type="dxa" w:w="140"/>
+              <w:right w:type="dxa" w:w="180"/>
             </w:tcMar>
           </w:tcPr>
           <w:p>
@@ -5269,10 +6597,10 @@
             </w:tcBorders>
             <w:shd w:fill="F8FAFC" w:val="clear"/>
             <w:tcMar>
-              <w:top w:type="dxa" w:w="120"/>
-              <w:left w:type="dxa" w:w="150"/>
-              <w:bottom w:type="dxa" w:w="120"/>
-              <w:right w:type="dxa" w:w="150"/>
+              <w:top w:type="dxa" w:w="140"/>
+              <w:left w:type="dxa" w:w="180"/>
+              <w:bottom w:type="dxa" w:w="140"/>
+              <w:right w:type="dxa" w:w="180"/>
             </w:tcMar>
           </w:tcPr>
           <w:p>
@@ -5302,10 +6630,10 @@
             </w:tcBorders>
             <w:shd w:fill="FFFFFF" w:val="clear"/>
             <w:tcMar>
-              <w:top w:type="dxa" w:w="120"/>
-              <w:left w:type="dxa" w:w="150"/>
-              <w:bottom w:type="dxa" w:w="120"/>
-              <w:right w:type="dxa" w:w="150"/>
+              <w:top w:type="dxa" w:w="140"/>
+              <w:left w:type="dxa" w:w="180"/>
+              <w:bottom w:type="dxa" w:w="140"/>
+              <w:right w:type="dxa" w:w="180"/>
             </w:tcMar>
           </w:tcPr>
           <w:p>
@@ -5337,10 +6665,10 @@
             </w:tcBorders>
             <w:shd w:fill="F8FAFC" w:val="clear"/>
             <w:tcMar>
-              <w:top w:type="dxa" w:w="120"/>
-              <w:left w:type="dxa" w:w="150"/>
-              <w:bottom w:type="dxa" w:w="120"/>
-              <w:right w:type="dxa" w:w="150"/>
+              <w:top w:type="dxa" w:w="140"/>
+              <w:left w:type="dxa" w:w="180"/>
+              <w:bottom w:type="dxa" w:w="140"/>
+              <w:right w:type="dxa" w:w="180"/>
             </w:tcMar>
           </w:tcPr>
           <w:p>
@@ -5370,10 +6698,10 @@
             </w:tcBorders>
             <w:shd w:fill="FFFFFF" w:val="clear"/>
             <w:tcMar>
-              <w:top w:type="dxa" w:w="120"/>
-              <w:left w:type="dxa" w:w="150"/>
-              <w:bottom w:type="dxa" w:w="120"/>
-              <w:right w:type="dxa" w:w="150"/>
+              <w:top w:type="dxa" w:w="140"/>
+              <w:left w:type="dxa" w:w="180"/>
+              <w:bottom w:type="dxa" w:w="140"/>
+              <w:right w:type="dxa" w:w="180"/>
             </w:tcMar>
           </w:tcPr>
           <w:p>
@@ -5405,10 +6733,10 @@
             </w:tcBorders>
             <w:shd w:fill="F8FAFC" w:val="clear"/>
             <w:tcMar>
-              <w:top w:type="dxa" w:w="120"/>
-              <w:left w:type="dxa" w:w="150"/>
-              <w:bottom w:type="dxa" w:w="120"/>
-              <w:right w:type="dxa" w:w="150"/>
+              <w:top w:type="dxa" w:w="140"/>
+              <w:left w:type="dxa" w:w="180"/>
+              <w:bottom w:type="dxa" w:w="140"/>
+              <w:right w:type="dxa" w:w="180"/>
             </w:tcMar>
           </w:tcPr>
           <w:p>
@@ -5438,10 +6766,10 @@
             </w:tcBorders>
             <w:shd w:fill="FFFFFF" w:val="clear"/>
             <w:tcMar>
-              <w:top w:type="dxa" w:w="120"/>
-              <w:left w:type="dxa" w:w="150"/>
-              <w:bottom w:type="dxa" w:w="120"/>
-              <w:right w:type="dxa" w:w="150"/>
+              <w:top w:type="dxa" w:w="140"/>
+              <w:left w:type="dxa" w:w="180"/>
+              <w:bottom w:type="dxa" w:w="140"/>
+              <w:right w:type="dxa" w:w="180"/>
             </w:tcMar>
           </w:tcPr>
           <w:p>
@@ -5488,10 +6816,10 @@
             </w:tcBorders>
             <w:shd w:fill="F8FAFC" w:val="clear"/>
             <w:tcMar>
-              <w:top w:type="dxa" w:w="120"/>
-              <w:left w:type="dxa" w:w="150"/>
-              <w:bottom w:type="dxa" w:w="120"/>
-              <w:right w:type="dxa" w:w="150"/>
+              <w:top w:type="dxa" w:w="140"/>
+              <w:left w:type="dxa" w:w="180"/>
+              <w:bottom w:type="dxa" w:w="140"/>
+              <w:right w:type="dxa" w:w="180"/>
             </w:tcMar>
           </w:tcPr>
           <w:p>
@@ -5521,10 +6849,10 @@
             </w:tcBorders>
             <w:shd w:fill="FFFFFF" w:val="clear"/>
             <w:tcMar>
-              <w:top w:type="dxa" w:w="120"/>
-              <w:left w:type="dxa" w:w="150"/>
-              <w:bottom w:type="dxa" w:w="120"/>
-              <w:right w:type="dxa" w:w="150"/>
+              <w:top w:type="dxa" w:w="140"/>
+              <w:left w:type="dxa" w:w="180"/>
+              <w:bottom w:type="dxa" w:w="140"/>
+              <w:right w:type="dxa" w:w="180"/>
             </w:tcMar>
           </w:tcPr>
           <w:p>
@@ -5572,10 +6900,10 @@
             <w:tcW w:type="pct" w:w="30%"/>
             <w:shd w:fill="0F172A" w:val="clear"/>
             <w:tcMar>
-              <w:top w:type="dxa" w:w="120"/>
-              <w:left w:type="dxa" w:w="150"/>
-              <w:bottom w:type="dxa" w:w="120"/>
-              <w:right w:type="dxa" w:w="150"/>
+              <w:top w:type="dxa" w:w="140"/>
+              <w:left w:type="dxa" w:w="180"/>
+              <w:bottom w:type="dxa" w:w="140"/>
+              <w:right w:type="dxa" w:w="180"/>
             </w:tcMar>
           </w:tcPr>
           <w:p>
@@ -5599,10 +6927,10 @@
             <w:tcW w:type="pct" w:w="70%"/>
             <w:shd w:fill="0F172A" w:val="clear"/>
             <w:tcMar>
-              <w:top w:type="dxa" w:w="120"/>
-              <w:left w:type="dxa" w:w="150"/>
-              <w:bottom w:type="dxa" w:w="120"/>
-              <w:right w:type="dxa" w:w="150"/>
+              <w:top w:type="dxa" w:w="140"/>
+              <w:left w:type="dxa" w:w="180"/>
+              <w:bottom w:type="dxa" w:w="140"/>
+              <w:right w:type="dxa" w:w="180"/>
             </w:tcMar>
           </w:tcPr>
           <w:p>
@@ -5634,10 +6962,10 @@
             </w:tcBorders>
             <w:shd w:fill="F8FAFC" w:val="clear"/>
             <w:tcMar>
-              <w:top w:type="dxa" w:w="120"/>
-              <w:left w:type="dxa" w:w="150"/>
-              <w:bottom w:type="dxa" w:w="120"/>
-              <w:right w:type="dxa" w:w="150"/>
+              <w:top w:type="dxa" w:w="140"/>
+              <w:left w:type="dxa" w:w="180"/>
+              <w:bottom w:type="dxa" w:w="140"/>
+              <w:right w:type="dxa" w:w="180"/>
             </w:tcMar>
           </w:tcPr>
           <w:p>
@@ -5667,10 +6995,10 @@
             </w:tcBorders>
             <w:shd w:fill="FFFFFF" w:val="clear"/>
             <w:tcMar>
-              <w:top w:type="dxa" w:w="120"/>
-              <w:left w:type="dxa" w:w="150"/>
-              <w:bottom w:type="dxa" w:w="120"/>
-              <w:right w:type="dxa" w:w="150"/>
+              <w:top w:type="dxa" w:w="140"/>
+              <w:left w:type="dxa" w:w="180"/>
+              <w:bottom w:type="dxa" w:w="140"/>
+              <w:right w:type="dxa" w:w="180"/>
             </w:tcMar>
           </w:tcPr>
           <w:p>
@@ -5702,10 +7030,10 @@
             </w:tcBorders>
             <w:shd w:fill="F8FAFC" w:val="clear"/>
             <w:tcMar>
-              <w:top w:type="dxa" w:w="120"/>
-              <w:left w:type="dxa" w:w="150"/>
-              <w:bottom w:type="dxa" w:w="120"/>
-              <w:right w:type="dxa" w:w="150"/>
+              <w:top w:type="dxa" w:w="140"/>
+              <w:left w:type="dxa" w:w="180"/>
+              <w:bottom w:type="dxa" w:w="140"/>
+              <w:right w:type="dxa" w:w="180"/>
             </w:tcMar>
           </w:tcPr>
           <w:p>
@@ -5735,10 +7063,10 @@
             </w:tcBorders>
             <w:shd w:fill="FFFFFF" w:val="clear"/>
             <w:tcMar>
-              <w:top w:type="dxa" w:w="120"/>
-              <w:left w:type="dxa" w:w="150"/>
-              <w:bottom w:type="dxa" w:w="120"/>
-              <w:right w:type="dxa" w:w="150"/>
+              <w:top w:type="dxa" w:w="140"/>
+              <w:left w:type="dxa" w:w="180"/>
+              <w:bottom w:type="dxa" w:w="140"/>
+              <w:right w:type="dxa" w:w="180"/>
             </w:tcMar>
           </w:tcPr>
           <w:p>
@@ -5770,10 +7098,10 @@
             </w:tcBorders>
             <w:shd w:fill="F8FAFC" w:val="clear"/>
             <w:tcMar>
-              <w:top w:type="dxa" w:w="120"/>
-              <w:left w:type="dxa" w:w="150"/>
-              <w:bottom w:type="dxa" w:w="120"/>
-              <w:right w:type="dxa" w:w="150"/>
+              <w:top w:type="dxa" w:w="140"/>
+              <w:left w:type="dxa" w:w="180"/>
+              <w:bottom w:type="dxa" w:w="140"/>
+              <w:right w:type="dxa" w:w="180"/>
             </w:tcMar>
           </w:tcPr>
           <w:p>
@@ -5803,10 +7131,10 @@
             </w:tcBorders>
             <w:shd w:fill="FFFFFF" w:val="clear"/>
             <w:tcMar>
-              <w:top w:type="dxa" w:w="120"/>
-              <w:left w:type="dxa" w:w="150"/>
-              <w:bottom w:type="dxa" w:w="120"/>
-              <w:right w:type="dxa" w:w="150"/>
+              <w:top w:type="dxa" w:w="140"/>
+              <w:left w:type="dxa" w:w="180"/>
+              <w:bottom w:type="dxa" w:w="140"/>
+              <w:right w:type="dxa" w:w="180"/>
             </w:tcMar>
           </w:tcPr>
           <w:p>
@@ -5853,10 +7181,10 @@
             </w:tcBorders>
             <w:shd w:fill="F8FAFC" w:val="clear"/>
             <w:tcMar>
-              <w:top w:type="dxa" w:w="120"/>
-              <w:left w:type="dxa" w:w="150"/>
-              <w:bottom w:type="dxa" w:w="120"/>
-              <w:right w:type="dxa" w:w="150"/>
+              <w:top w:type="dxa" w:w="140"/>
+              <w:left w:type="dxa" w:w="180"/>
+              <w:bottom w:type="dxa" w:w="140"/>
+              <w:right w:type="dxa" w:w="180"/>
             </w:tcMar>
           </w:tcPr>
           <w:p>
@@ -5886,10 +7214,10 @@
             </w:tcBorders>
             <w:shd w:fill="FFFFFF" w:val="clear"/>
             <w:tcMar>
-              <w:top w:type="dxa" w:w="120"/>
-              <w:left w:type="dxa" w:w="150"/>
-              <w:bottom w:type="dxa" w:w="120"/>
-              <w:right w:type="dxa" w:w="150"/>
+              <w:top w:type="dxa" w:w="140"/>
+              <w:left w:type="dxa" w:w="180"/>
+              <w:bottom w:type="dxa" w:w="140"/>
+              <w:right w:type="dxa" w:w="180"/>
             </w:tcMar>
           </w:tcPr>
           <w:p>
@@ -5937,10 +7265,10 @@
             <w:tcW w:type="pct" w:w="30%"/>
             <w:shd w:fill="0F172A" w:val="clear"/>
             <w:tcMar>
-              <w:top w:type="dxa" w:w="120"/>
-              <w:left w:type="dxa" w:w="150"/>
-              <w:bottom w:type="dxa" w:w="120"/>
-              <w:right w:type="dxa" w:w="150"/>
+              <w:top w:type="dxa" w:w="140"/>
+              <w:left w:type="dxa" w:w="180"/>
+              <w:bottom w:type="dxa" w:w="140"/>
+              <w:right w:type="dxa" w:w="180"/>
             </w:tcMar>
           </w:tcPr>
           <w:p>
@@ -5964,10 +7292,10 @@
             <w:tcW w:type="pct" w:w="70%"/>
             <w:shd w:fill="0F172A" w:val="clear"/>
             <w:tcMar>
-              <w:top w:type="dxa" w:w="120"/>
-              <w:left w:type="dxa" w:w="150"/>
-              <w:bottom w:type="dxa" w:w="120"/>
-              <w:right w:type="dxa" w:w="150"/>
+              <w:top w:type="dxa" w:w="140"/>
+              <w:left w:type="dxa" w:w="180"/>
+              <w:bottom w:type="dxa" w:w="140"/>
+              <w:right w:type="dxa" w:w="180"/>
             </w:tcMar>
           </w:tcPr>
           <w:p>
@@ -5999,10 +7327,10 @@
             </w:tcBorders>
             <w:shd w:fill="F8FAFC" w:val="clear"/>
             <w:tcMar>
-              <w:top w:type="dxa" w:w="120"/>
-              <w:left w:type="dxa" w:w="150"/>
-              <w:bottom w:type="dxa" w:w="120"/>
-              <w:right w:type="dxa" w:w="150"/>
+              <w:top w:type="dxa" w:w="140"/>
+              <w:left w:type="dxa" w:w="180"/>
+              <w:bottom w:type="dxa" w:w="140"/>
+              <w:right w:type="dxa" w:w="180"/>
             </w:tcMar>
           </w:tcPr>
           <w:p>
@@ -6032,10 +7360,10 @@
             </w:tcBorders>
             <w:shd w:fill="FFFFFF" w:val="clear"/>
             <w:tcMar>
-              <w:top w:type="dxa" w:w="120"/>
-              <w:left w:type="dxa" w:w="150"/>
-              <w:bottom w:type="dxa" w:w="120"/>
-              <w:right w:type="dxa" w:w="150"/>
+              <w:top w:type="dxa" w:w="140"/>
+              <w:left w:type="dxa" w:w="180"/>
+              <w:bottom w:type="dxa" w:w="140"/>
+              <w:right w:type="dxa" w:w="180"/>
             </w:tcMar>
           </w:tcPr>
           <w:p>
@@ -6067,10 +7395,10 @@
             </w:tcBorders>
             <w:shd w:fill="F8FAFC" w:val="clear"/>
             <w:tcMar>
-              <w:top w:type="dxa" w:w="120"/>
-              <w:left w:type="dxa" w:w="150"/>
-              <w:bottom w:type="dxa" w:w="120"/>
-              <w:right w:type="dxa" w:w="150"/>
+              <w:top w:type="dxa" w:w="140"/>
+              <w:left w:type="dxa" w:w="180"/>
+              <w:bottom w:type="dxa" w:w="140"/>
+              <w:right w:type="dxa" w:w="180"/>
             </w:tcMar>
           </w:tcPr>
           <w:p>
@@ -6100,10 +7428,10 @@
             </w:tcBorders>
             <w:shd w:fill="FFFFFF" w:val="clear"/>
             <w:tcMar>
-              <w:top w:type="dxa" w:w="120"/>
-              <w:left w:type="dxa" w:w="150"/>
-              <w:bottom w:type="dxa" w:w="120"/>
-              <w:right w:type="dxa" w:w="150"/>
+              <w:top w:type="dxa" w:w="140"/>
+              <w:left w:type="dxa" w:w="180"/>
+              <w:bottom w:type="dxa" w:w="140"/>
+              <w:right w:type="dxa" w:w="180"/>
             </w:tcMar>
           </w:tcPr>
           <w:p>
@@ -6135,10 +7463,10 @@
             </w:tcBorders>
             <w:shd w:fill="F8FAFC" w:val="clear"/>
             <w:tcMar>
-              <w:top w:type="dxa" w:w="120"/>
-              <w:left w:type="dxa" w:w="150"/>
-              <w:bottom w:type="dxa" w:w="120"/>
-              <w:right w:type="dxa" w:w="150"/>
+              <w:top w:type="dxa" w:w="140"/>
+              <w:left w:type="dxa" w:w="180"/>
+              <w:bottom w:type="dxa" w:w="140"/>
+              <w:right w:type="dxa" w:w="180"/>
             </w:tcMar>
           </w:tcPr>
           <w:p>
@@ -6168,25 +7496,25 @@
             </w:tcBorders>
             <w:shd w:fill="FFFFFF" w:val="clear"/>
             <w:tcMar>
-              <w:top w:type="dxa" w:w="120"/>
-              <w:left w:type="dxa" w:w="150"/>
-              <w:bottom w:type="dxa" w:w="120"/>
-              <w:right w:type="dxa" w:w="150"/>
-            </w:tcMar>
-          </w:tcPr>
-          <w:p>
-            <w:pPr>
-              <w:spacing w:after="80"/>
-            </w:pPr>
-            <w:r>
-              <w:rPr>
-                <w:b w:val="false"/>
-                <w:bCs w:val="false"/>
-                <w:color w:val="1E293B"/>
-                <w:sz w:val="20"/>
-                <w:szCs w:val="20"/>
-              </w:rPr>
-              <w:t xml:space="preserve">1. BoatLog: Ngư dân ghi nhật ký hành trình biển (tọa độ GPS, thời tiết, mẻ cá kéo được).</w:t>
+              <w:top w:type="dxa" w:w="140"/>
+              <w:left w:type="dxa" w:w="180"/>
+              <w:bottom w:type="dxa" w:w="140"/>
+              <w:right w:type="dxa" w:w="180"/>
+            </w:tcMar>
+          </w:tcPr>
+          <w:p>
+            <w:pPr>
+              <w:spacing w:after="80"/>
+            </w:pPr>
+            <w:r>
+              <w:rPr>
+                <w:b w:val="false"/>
+                <w:bCs w:val="false"/>
+                <w:color w:val="1E293B"/>
+                <w:sz w:val="20"/>
+                <w:szCs w:val="20"/>
+              </w:rPr>
+              <w:t xml:space="preserve">1. BoatLog: Ngư dân ghi nhật ký hành trình biển (tọa độ GPS, thời tiết, mẻ lưới kéo được).</w:t>
             </w:r>
           </w:p>
           <w:p>
@@ -6218,10 +7546,10 @@
             </w:tcBorders>
             <w:shd w:fill="F8FAFC" w:val="clear"/>
             <w:tcMar>
-              <w:top w:type="dxa" w:w="120"/>
-              <w:left w:type="dxa" w:w="150"/>
-              <w:bottom w:type="dxa" w:w="120"/>
-              <w:right w:type="dxa" w:w="150"/>
+              <w:top w:type="dxa" w:w="140"/>
+              <w:left w:type="dxa" w:w="180"/>
+              <w:bottom w:type="dxa" w:w="140"/>
+              <w:right w:type="dxa" w:w="180"/>
             </w:tcMar>
           </w:tcPr>
           <w:p>
@@ -6251,10 +7579,10 @@
             </w:tcBorders>
             <w:shd w:fill="FFFFFF" w:val="clear"/>
             <w:tcMar>
-              <w:top w:type="dxa" w:w="120"/>
-              <w:left w:type="dxa" w:w="150"/>
-              <w:bottom w:type="dxa" w:w="120"/>
-              <w:right w:type="dxa" w:w="150"/>
+              <w:top w:type="dxa" w:w="140"/>
+              <w:left w:type="dxa" w:w="180"/>
+              <w:bottom w:type="dxa" w:w="140"/>
+              <w:right w:type="dxa" w:w="180"/>
             </w:tcMar>
           </w:tcPr>
           <w:p>
@@ -6302,10 +7630,10 @@
             <w:tcW w:type="pct" w:w="30%"/>
             <w:shd w:fill="0F172A" w:val="clear"/>
             <w:tcMar>
-              <w:top w:type="dxa" w:w="120"/>
-              <w:left w:type="dxa" w:w="150"/>
-              <w:bottom w:type="dxa" w:w="120"/>
-              <w:right w:type="dxa" w:w="150"/>
+              <w:top w:type="dxa" w:w="140"/>
+              <w:left w:type="dxa" w:w="180"/>
+              <w:bottom w:type="dxa" w:w="140"/>
+              <w:right w:type="dxa" w:w="180"/>
             </w:tcMar>
           </w:tcPr>
           <w:p>
@@ -6329,10 +7657,10 @@
             <w:tcW w:type="pct" w:w="70%"/>
             <w:shd w:fill="0F172A" w:val="clear"/>
             <w:tcMar>
-              <w:top w:type="dxa" w:w="120"/>
-              <w:left w:type="dxa" w:w="150"/>
-              <w:bottom w:type="dxa" w:w="120"/>
-              <w:right w:type="dxa" w:w="150"/>
+              <w:top w:type="dxa" w:w="140"/>
+              <w:left w:type="dxa" w:w="180"/>
+              <w:bottom w:type="dxa" w:w="140"/>
+              <w:right w:type="dxa" w:w="180"/>
             </w:tcMar>
           </w:tcPr>
           <w:p>
@@ -6364,10 +7692,10 @@
             </w:tcBorders>
             <w:shd w:fill="F8FAFC" w:val="clear"/>
             <w:tcMar>
-              <w:top w:type="dxa" w:w="120"/>
-              <w:left w:type="dxa" w:w="150"/>
-              <w:bottom w:type="dxa" w:w="120"/>
-              <w:right w:type="dxa" w:w="150"/>
+              <w:top w:type="dxa" w:w="140"/>
+              <w:left w:type="dxa" w:w="180"/>
+              <w:bottom w:type="dxa" w:w="140"/>
+              <w:right w:type="dxa" w:w="180"/>
             </w:tcMar>
           </w:tcPr>
           <w:p>
@@ -6397,10 +7725,10 @@
             </w:tcBorders>
             <w:shd w:fill="FFFFFF" w:val="clear"/>
             <w:tcMar>
-              <w:top w:type="dxa" w:w="120"/>
-              <w:left w:type="dxa" w:w="150"/>
-              <w:bottom w:type="dxa" w:w="120"/>
-              <w:right w:type="dxa" w:w="150"/>
+              <w:top w:type="dxa" w:w="140"/>
+              <w:left w:type="dxa" w:w="180"/>
+              <w:bottom w:type="dxa" w:w="140"/>
+              <w:right w:type="dxa" w:w="180"/>
             </w:tcMar>
           </w:tcPr>
           <w:p>
@@ -6432,10 +7760,10 @@
             </w:tcBorders>
             <w:shd w:fill="F8FAFC" w:val="clear"/>
             <w:tcMar>
-              <w:top w:type="dxa" w:w="120"/>
-              <w:left w:type="dxa" w:w="150"/>
-              <w:bottom w:type="dxa" w:w="120"/>
-              <w:right w:type="dxa" w:w="150"/>
+              <w:top w:type="dxa" w:w="140"/>
+              <w:left w:type="dxa" w:w="180"/>
+              <w:bottom w:type="dxa" w:w="140"/>
+              <w:right w:type="dxa" w:w="180"/>
             </w:tcMar>
           </w:tcPr>
           <w:p>
@@ -6465,10 +7793,10 @@
             </w:tcBorders>
             <w:shd w:fill="FFFFFF" w:val="clear"/>
             <w:tcMar>
-              <w:top w:type="dxa" w:w="120"/>
-              <w:left w:type="dxa" w:w="150"/>
-              <w:bottom w:type="dxa" w:w="120"/>
-              <w:right w:type="dxa" w:w="150"/>
+              <w:top w:type="dxa" w:w="140"/>
+              <w:left w:type="dxa" w:w="180"/>
+              <w:bottom w:type="dxa" w:w="140"/>
+              <w:right w:type="dxa" w:w="180"/>
             </w:tcMar>
           </w:tcPr>
           <w:p>
@@ -6500,10 +7828,10 @@
             </w:tcBorders>
             <w:shd w:fill="F8FAFC" w:val="clear"/>
             <w:tcMar>
-              <w:top w:type="dxa" w:w="120"/>
-              <w:left w:type="dxa" w:w="150"/>
-              <w:bottom w:type="dxa" w:w="120"/>
-              <w:right w:type="dxa" w:w="150"/>
+              <w:top w:type="dxa" w:w="140"/>
+              <w:left w:type="dxa" w:w="180"/>
+              <w:bottom w:type="dxa" w:w="140"/>
+              <w:right w:type="dxa" w:w="180"/>
             </w:tcMar>
           </w:tcPr>
           <w:p>
@@ -6533,10 +7861,10 @@
             </w:tcBorders>
             <w:shd w:fill="FFFFFF" w:val="clear"/>
             <w:tcMar>
-              <w:top w:type="dxa" w:w="120"/>
-              <w:left w:type="dxa" w:w="150"/>
-              <w:bottom w:type="dxa" w:w="120"/>
-              <w:right w:type="dxa" w:w="150"/>
+              <w:top w:type="dxa" w:w="140"/>
+              <w:left w:type="dxa" w:w="180"/>
+              <w:bottom w:type="dxa" w:w="140"/>
+              <w:right w:type="dxa" w:w="180"/>
             </w:tcMar>
           </w:tcPr>
           <w:p>
@@ -6583,10 +7911,10 @@
             </w:tcBorders>
             <w:shd w:fill="F8FAFC" w:val="clear"/>
             <w:tcMar>
-              <w:top w:type="dxa" w:w="120"/>
-              <w:left w:type="dxa" w:w="150"/>
-              <w:bottom w:type="dxa" w:w="120"/>
-              <w:right w:type="dxa" w:w="150"/>
+              <w:top w:type="dxa" w:w="140"/>
+              <w:left w:type="dxa" w:w="180"/>
+              <w:bottom w:type="dxa" w:w="140"/>
+              <w:right w:type="dxa" w:w="180"/>
             </w:tcMar>
           </w:tcPr>
           <w:p>
@@ -6616,10 +7944,10 @@
             </w:tcBorders>
             <w:shd w:fill="FFFFFF" w:val="clear"/>
             <w:tcMar>
-              <w:top w:type="dxa" w:w="120"/>
-              <w:left w:type="dxa" w:w="150"/>
-              <w:bottom w:type="dxa" w:w="120"/>
-              <w:right w:type="dxa" w:w="150"/>
+              <w:top w:type="dxa" w:w="140"/>
+              <w:left w:type="dxa" w:w="180"/>
+              <w:bottom w:type="dxa" w:w="140"/>
+              <w:right w:type="dxa" w:w="180"/>
             </w:tcMar>
           </w:tcPr>
           <w:p>
@@ -6667,10 +7995,10 @@
             <w:tcW w:type="pct" w:w="30%"/>
             <w:shd w:fill="0F172A" w:val="clear"/>
             <w:tcMar>
-              <w:top w:type="dxa" w:w="120"/>
-              <w:left w:type="dxa" w:w="150"/>
-              <w:bottom w:type="dxa" w:w="120"/>
-              <w:right w:type="dxa" w:w="150"/>
+              <w:top w:type="dxa" w:w="140"/>
+              <w:left w:type="dxa" w:w="180"/>
+              <w:bottom w:type="dxa" w:w="140"/>
+              <w:right w:type="dxa" w:w="180"/>
             </w:tcMar>
           </w:tcPr>
           <w:p>
@@ -6694,10 +8022,10 @@
             <w:tcW w:type="pct" w:w="70%"/>
             <w:shd w:fill="0F172A" w:val="clear"/>
             <w:tcMar>
-              <w:top w:type="dxa" w:w="120"/>
-              <w:left w:type="dxa" w:w="150"/>
-              <w:bottom w:type="dxa" w:w="120"/>
-              <w:right w:type="dxa" w:w="150"/>
+              <w:top w:type="dxa" w:w="140"/>
+              <w:left w:type="dxa" w:w="180"/>
+              <w:bottom w:type="dxa" w:w="140"/>
+              <w:right w:type="dxa" w:w="180"/>
             </w:tcMar>
           </w:tcPr>
           <w:p>
@@ -6729,10 +8057,10 @@
             </w:tcBorders>
             <w:shd w:fill="F8FAFC" w:val="clear"/>
             <w:tcMar>
-              <w:top w:type="dxa" w:w="120"/>
-              <w:left w:type="dxa" w:w="150"/>
-              <w:bottom w:type="dxa" w:w="120"/>
-              <w:right w:type="dxa" w:w="150"/>
+              <w:top w:type="dxa" w:w="140"/>
+              <w:left w:type="dxa" w:w="180"/>
+              <w:bottom w:type="dxa" w:w="140"/>
+              <w:right w:type="dxa" w:w="180"/>
             </w:tcMar>
           </w:tcPr>
           <w:p>
@@ -6762,10 +8090,10 @@
             </w:tcBorders>
             <w:shd w:fill="FFFFFF" w:val="clear"/>
             <w:tcMar>
-              <w:top w:type="dxa" w:w="120"/>
-              <w:left w:type="dxa" w:w="150"/>
-              <w:bottom w:type="dxa" w:w="120"/>
-              <w:right w:type="dxa" w:w="150"/>
+              <w:top w:type="dxa" w:w="140"/>
+              <w:left w:type="dxa" w:w="180"/>
+              <w:bottom w:type="dxa" w:w="140"/>
+              <w:right w:type="dxa" w:w="180"/>
             </w:tcMar>
           </w:tcPr>
           <w:p>
@@ -6797,10 +8125,10 @@
             </w:tcBorders>
             <w:shd w:fill="F8FAFC" w:val="clear"/>
             <w:tcMar>
-              <w:top w:type="dxa" w:w="120"/>
-              <w:left w:type="dxa" w:w="150"/>
-              <w:bottom w:type="dxa" w:w="120"/>
-              <w:right w:type="dxa" w:w="150"/>
+              <w:top w:type="dxa" w:w="140"/>
+              <w:left w:type="dxa" w:w="180"/>
+              <w:bottom w:type="dxa" w:w="140"/>
+              <w:right w:type="dxa" w:w="180"/>
             </w:tcMar>
           </w:tcPr>
           <w:p>
@@ -6830,10 +8158,10 @@
             </w:tcBorders>
             <w:shd w:fill="FFFFFF" w:val="clear"/>
             <w:tcMar>
-              <w:top w:type="dxa" w:w="120"/>
-              <w:left w:type="dxa" w:w="150"/>
-              <w:bottom w:type="dxa" w:w="120"/>
-              <w:right w:type="dxa" w:w="150"/>
+              <w:top w:type="dxa" w:w="140"/>
+              <w:left w:type="dxa" w:w="180"/>
+              <w:bottom w:type="dxa" w:w="140"/>
+              <w:right w:type="dxa" w:w="180"/>
             </w:tcMar>
           </w:tcPr>
           <w:p>
@@ -6865,10 +8193,10 @@
             </w:tcBorders>
             <w:shd w:fill="F8FAFC" w:val="clear"/>
             <w:tcMar>
-              <w:top w:type="dxa" w:w="120"/>
-              <w:left w:type="dxa" w:w="150"/>
-              <w:bottom w:type="dxa" w:w="120"/>
-              <w:right w:type="dxa" w:w="150"/>
+              <w:top w:type="dxa" w:w="140"/>
+              <w:left w:type="dxa" w:w="180"/>
+              <w:bottom w:type="dxa" w:w="140"/>
+              <w:right w:type="dxa" w:w="180"/>
             </w:tcMar>
           </w:tcPr>
           <w:p>
@@ -6898,10 +8226,10 @@
             </w:tcBorders>
             <w:shd w:fill="FFFFFF" w:val="clear"/>
             <w:tcMar>
-              <w:top w:type="dxa" w:w="120"/>
-              <w:left w:type="dxa" w:w="150"/>
-              <w:bottom w:type="dxa" w:w="120"/>
-              <w:right w:type="dxa" w:w="150"/>
+              <w:top w:type="dxa" w:w="140"/>
+              <w:left w:type="dxa" w:w="180"/>
+              <w:bottom w:type="dxa" w:w="140"/>
+              <w:right w:type="dxa" w:w="180"/>
             </w:tcMar>
           </w:tcPr>
           <w:p>
@@ -6948,10 +8276,10 @@
             </w:tcBorders>
             <w:shd w:fill="F8FAFC" w:val="clear"/>
             <w:tcMar>
-              <w:top w:type="dxa" w:w="120"/>
-              <w:left w:type="dxa" w:w="150"/>
-              <w:bottom w:type="dxa" w:w="120"/>
-              <w:right w:type="dxa" w:w="150"/>
+              <w:top w:type="dxa" w:w="140"/>
+              <w:left w:type="dxa" w:w="180"/>
+              <w:bottom w:type="dxa" w:w="140"/>
+              <w:right w:type="dxa" w:w="180"/>
             </w:tcMar>
           </w:tcPr>
           <w:p>
@@ -6981,10 +8309,10 @@
             </w:tcBorders>
             <w:shd w:fill="FFFFFF" w:val="clear"/>
             <w:tcMar>
-              <w:top w:type="dxa" w:w="120"/>
-              <w:left w:type="dxa" w:w="150"/>
-              <w:bottom w:type="dxa" w:w="120"/>
-              <w:right w:type="dxa" w:w="150"/>
+              <w:top w:type="dxa" w:w="140"/>
+              <w:left w:type="dxa" w:w="180"/>
+              <w:bottom w:type="dxa" w:w="140"/>
+              <w:right w:type="dxa" w:w="180"/>
             </w:tcMar>
           </w:tcPr>
           <w:p>
@@ -7032,10 +8360,10 @@
             <w:tcW w:type="pct" w:w="30%"/>
             <w:shd w:fill="0F172A" w:val="clear"/>
             <w:tcMar>
-              <w:top w:type="dxa" w:w="120"/>
-              <w:left w:type="dxa" w:w="150"/>
-              <w:bottom w:type="dxa" w:w="120"/>
-              <w:right w:type="dxa" w:w="150"/>
+              <w:top w:type="dxa" w:w="140"/>
+              <w:left w:type="dxa" w:w="180"/>
+              <w:bottom w:type="dxa" w:w="140"/>
+              <w:right w:type="dxa" w:w="180"/>
             </w:tcMar>
           </w:tcPr>
           <w:p>
@@ -7059,10 +8387,10 @@
             <w:tcW w:type="pct" w:w="70%"/>
             <w:shd w:fill="0F172A" w:val="clear"/>
             <w:tcMar>
-              <w:top w:type="dxa" w:w="120"/>
-              <w:left w:type="dxa" w:w="150"/>
-              <w:bottom w:type="dxa" w:w="120"/>
-              <w:right w:type="dxa" w:w="150"/>
+              <w:top w:type="dxa" w:w="140"/>
+              <w:left w:type="dxa" w:w="180"/>
+              <w:bottom w:type="dxa" w:w="140"/>
+              <w:right w:type="dxa" w:w="180"/>
             </w:tcMar>
           </w:tcPr>
           <w:p>
@@ -7094,10 +8422,10 @@
             </w:tcBorders>
             <w:shd w:fill="F8FAFC" w:val="clear"/>
             <w:tcMar>
-              <w:top w:type="dxa" w:w="120"/>
-              <w:left w:type="dxa" w:w="150"/>
-              <w:bottom w:type="dxa" w:w="120"/>
-              <w:right w:type="dxa" w:w="150"/>
+              <w:top w:type="dxa" w:w="140"/>
+              <w:left w:type="dxa" w:w="180"/>
+              <w:bottom w:type="dxa" w:w="140"/>
+              <w:right w:type="dxa" w:w="180"/>
             </w:tcMar>
           </w:tcPr>
           <w:p>
@@ -7127,10 +8455,10 @@
             </w:tcBorders>
             <w:shd w:fill="FFFFFF" w:val="clear"/>
             <w:tcMar>
-              <w:top w:type="dxa" w:w="120"/>
-              <w:left w:type="dxa" w:w="150"/>
-              <w:bottom w:type="dxa" w:w="120"/>
-              <w:right w:type="dxa" w:w="150"/>
+              <w:top w:type="dxa" w:w="140"/>
+              <w:left w:type="dxa" w:w="180"/>
+              <w:bottom w:type="dxa" w:w="140"/>
+              <w:right w:type="dxa" w:w="180"/>
             </w:tcMar>
           </w:tcPr>
           <w:p>
@@ -7162,10 +8490,10 @@
             </w:tcBorders>
             <w:shd w:fill="F8FAFC" w:val="clear"/>
             <w:tcMar>
-              <w:top w:type="dxa" w:w="120"/>
-              <w:left w:type="dxa" w:w="150"/>
-              <w:bottom w:type="dxa" w:w="120"/>
-              <w:right w:type="dxa" w:w="150"/>
+              <w:top w:type="dxa" w:w="140"/>
+              <w:left w:type="dxa" w:w="180"/>
+              <w:bottom w:type="dxa" w:w="140"/>
+              <w:right w:type="dxa" w:w="180"/>
             </w:tcMar>
           </w:tcPr>
           <w:p>
@@ -7195,10 +8523,10 @@
             </w:tcBorders>
             <w:shd w:fill="FFFFFF" w:val="clear"/>
             <w:tcMar>
-              <w:top w:type="dxa" w:w="120"/>
-              <w:left w:type="dxa" w:w="150"/>
-              <w:bottom w:type="dxa" w:w="120"/>
-              <w:right w:type="dxa" w:w="150"/>
+              <w:top w:type="dxa" w:w="140"/>
+              <w:left w:type="dxa" w:w="180"/>
+              <w:bottom w:type="dxa" w:w="140"/>
+              <w:right w:type="dxa" w:w="180"/>
             </w:tcMar>
           </w:tcPr>
           <w:p>
@@ -7230,10 +8558,10 @@
             </w:tcBorders>
             <w:shd w:fill="F8FAFC" w:val="clear"/>
             <w:tcMar>
-              <w:top w:type="dxa" w:w="120"/>
-              <w:left w:type="dxa" w:w="150"/>
-              <w:bottom w:type="dxa" w:w="120"/>
-              <w:right w:type="dxa" w:w="150"/>
+              <w:top w:type="dxa" w:w="140"/>
+              <w:left w:type="dxa" w:w="180"/>
+              <w:bottom w:type="dxa" w:w="140"/>
+              <w:right w:type="dxa" w:w="180"/>
             </w:tcMar>
           </w:tcPr>
           <w:p>
@@ -7263,10 +8591,10 @@
             </w:tcBorders>
             <w:shd w:fill="FFFFFF" w:val="clear"/>
             <w:tcMar>
-              <w:top w:type="dxa" w:w="120"/>
-              <w:left w:type="dxa" w:w="150"/>
-              <w:bottom w:type="dxa" w:w="120"/>
-              <w:right w:type="dxa" w:w="150"/>
+              <w:top w:type="dxa" w:w="140"/>
+              <w:left w:type="dxa" w:w="180"/>
+              <w:bottom w:type="dxa" w:w="140"/>
+              <w:right w:type="dxa" w:w="180"/>
             </w:tcMar>
           </w:tcPr>
           <w:p>
@@ -7313,10 +8641,10 @@
             </w:tcBorders>
             <w:shd w:fill="F8FAFC" w:val="clear"/>
             <w:tcMar>
-              <w:top w:type="dxa" w:w="120"/>
-              <w:left w:type="dxa" w:w="150"/>
-              <w:bottom w:type="dxa" w:w="120"/>
-              <w:right w:type="dxa" w:w="150"/>
+              <w:top w:type="dxa" w:w="140"/>
+              <w:left w:type="dxa" w:w="180"/>
+              <w:bottom w:type="dxa" w:w="140"/>
+              <w:right w:type="dxa" w:w="180"/>
             </w:tcMar>
           </w:tcPr>
           <w:p>
@@ -7346,10 +8674,10 @@
             </w:tcBorders>
             <w:shd w:fill="FFFFFF" w:val="clear"/>
             <w:tcMar>
-              <w:top w:type="dxa" w:w="120"/>
-              <w:left w:type="dxa" w:w="150"/>
-              <w:bottom w:type="dxa" w:w="120"/>
-              <w:right w:type="dxa" w:w="150"/>
+              <w:top w:type="dxa" w:w="140"/>
+              <w:left w:type="dxa" w:w="180"/>
+              <w:bottom w:type="dxa" w:w="140"/>
+              <w:right w:type="dxa" w:w="180"/>
             </w:tcMar>
           </w:tcPr>
           <w:p>
@@ -7374,6 +8702,358 @@
       <w:pPr>
         <w:spacing w:after="160"/>
       </w:pPr>
+    </w:p>
+    <w:p>
+      <w:pPr>
+        <w:pStyle w:val="Heading1"/>
+        <w:spacing w:after="180" w:before="240"/>
+      </w:pPr>
+      <w:r>
+        <w:rPr>
+          <w:b/>
+          <w:bCs/>
+          <w:color w:val="0F172A"/>
+          <w:sz w:val="26"/>
+          <w:szCs w:val="26"/>
+        </w:rPr>
+        <w:t xml:space="preserve">CHƯƠNG 8. BỘ 12 CÂU HỎI &amp; LỜI GIẢI PHẢN BỆN HỘI ĐỒNG DÀNH CHO CHUYÊN GIA (EXPERT Q&amp;A)</w:t>
+      </w:r>
+    </w:p>
+    <w:p>
+      <w:pPr>
+        <w:spacing w:after="80" w:before="160"/>
+      </w:pPr>
+      <w:r>
+        <w:rPr>
+          <w:b/>
+          <w:bCs/>
+          <w:color w:val="F97316"/>
+          <w:sz w:val="22"/>
+          <w:szCs w:val="22"/>
+        </w:rPr>
+        <w:t xml:space="preserve">Q1: Tại sao nhóm chọn Clean Architecture (DDD) cho Node.js thay vì MVC truyền thống?</w:t>
+      </w:r>
+    </w:p>
+    <w:p>
+      <w:pPr>
+        <w:spacing w:after="180"/>
+      </w:pPr>
+      <w:r>
+        <w:rPr>
+          <w:color w:val="1E293B"/>
+          <w:sz w:val="20"/>
+          <w:szCs w:val="20"/>
+        </w:rPr>
+        <w:t xml:space="preserve">Trả lời: MVC truyền thống dễ dẫn tới 'Fat Controller' và 'Fat Model' nơi logic nghiệp vụ bị gắn chặt vào Express req/res hoặc Mongoose schemas. Khi dự án phát triển lớn hoặc cần thay đổi công nghệ (vd: đổi từ Mongoose sang Prisma hoặc Express sang NestJS), việc refactor MVC rất rủi ro. Clean Architecture giúp cách ly hoàn toàn tầng Domain. Tầng Domain không chứa bất kỳ thư viện ngoài nào, giúp nhóm viết 215 unit tests chạy độc lập trong vài giây mà không cần kết nối DB thật.</w:t>
+      </w:r>
+    </w:p>
+    <w:p>
+      <w:pPr>
+        <w:spacing w:after="80" w:before="160"/>
+      </w:pPr>
+      <w:r>
+        <w:rPr>
+          <w:b/>
+          <w:bCs/>
+          <w:color w:val="F97316"/>
+          <w:sz w:val="22"/>
+          <w:szCs w:val="22"/>
+        </w:rPr>
+        <w:t xml:space="preserve">Q2: Phân tích cơ chế bảo mật JWT Cookie và cách phòng chống tấn công XSS / CSRF?</w:t>
+      </w:r>
+    </w:p>
+    <w:p>
+      <w:pPr>
+        <w:spacing w:after="180"/>
+      </w:pPr>
+      <w:r>
+        <w:rPr>
+          <w:color w:val="1E293B"/>
+          <w:sz w:val="20"/>
+          <w:szCs w:val="20"/>
+        </w:rPr>
+        <w:t xml:space="preserve">Trả lời: Nhóm lưu JWT Token trong HttpOnly Cookie với flag Secure và SameSite. Vì là HttpOnly Cookie, mã JavaScript trên trình duyệt (kể cả khi bị dính XSS) hoàn toàn KHÔNG THỂ đọc được token qua document.cookie. Để chống CSRF, nhóm triển khai CSRF Token middleware dạng Double-Submit Cookie cho các HTTP Method thay đổi trạng thái (POST, PUT, DELETE) và kiểm tra Origin/Referer header nghiêm ngặt.</w:t>
+      </w:r>
+    </w:p>
+    <w:p>
+      <w:pPr>
+        <w:spacing w:after="80" w:before="160"/>
+      </w:pPr>
+      <w:r>
+        <w:rPr>
+          <w:b/>
+          <w:bCs/>
+          <w:color w:val="F97316"/>
+          <w:sz w:val="22"/>
+          <w:szCs w:val="22"/>
+        </w:rPr>
+        <w:t xml:space="preserve">Q3: Khi Verify JWT, tại sao lại cần ép thuật toán algorithms: ['HS256']?</w:t>
+      </w:r>
+    </w:p>
+    <w:p>
+      <w:pPr>
+        <w:spacing w:after="180"/>
+      </w:pPr>
+      <w:r>
+        <w:rPr>
+          <w:color w:val="1E293B"/>
+          <w:sz w:val="20"/>
+          <w:szCs w:val="20"/>
+        </w:rPr>
+        <w:t xml:space="preserve">Trả lời: Đây là để phòng chống lỗ hổng 'Algorithm Confusion' (CVE-2015-9235). Nếu không quy định rõ thuật toán giải mã, kẻ tấn công có thể chỉnh sửa header của JWT token thành "alg": "none" hoặc thay đổi từ thuật toán đối xứng (HS256) sang thuật toán không đối xứng (RS256) để lừa server xác thực token giả mạo mà không cần khóa bí mật.</w:t>
+      </w:r>
+    </w:p>
+    <w:p>
+      <w:pPr>
+        <w:spacing w:after="80" w:before="160"/>
+      </w:pPr>
+      <w:r>
+        <w:rPr>
+          <w:b/>
+          <w:bCs/>
+          <w:color w:val="F97316"/>
+          <w:sz w:val="22"/>
+          <w:szCs w:val="22"/>
+        </w:rPr>
+        <w:t xml:space="preserve">Q4: Phân tích quy trình Xóa Tài Khoản GDPR và cơ chế Transaction trong MongoDB?</w:t>
+      </w:r>
+    </w:p>
+    <w:p>
+      <w:pPr>
+        <w:spacing w:after="180"/>
+      </w:pPr>
+      <w:r>
+        <w:rPr>
+          <w:color w:val="1E293B"/>
+          <w:sz w:val="20"/>
+          <w:szCs w:val="20"/>
+        </w:rPr>
+        <w:t xml:space="preserve">Trả lời: Khi xóa user, nhóm tạo Mongoose Transaction Session. Toàn bộ thao tác xóa cascade (Reviews, Messages, Reports, Notifications, Posts, Recipes, BoatLogs, LandingBatches, gỡ user khỏi mảng following/favorites/likes/comments) đều nằm trong Transaction này. Nếu 1 câu lệnh bị lỗi, MongoDB sẽ Abort Transaction để bảo toàn DB. Sau khi DB commit thành công, hệ thống mới gọi Cloudinary API xóa hàng loạt ảnh sản phẩm và xóa các refresh token keys trên Redis.</w:t>
+      </w:r>
+    </w:p>
+    <w:p>
+      <w:pPr>
+        <w:spacing w:after="80" w:before="160"/>
+      </w:pPr>
+      <w:r>
+        <w:rPr>
+          <w:b/>
+          <w:bCs/>
+          <w:color w:val="F97316"/>
+          <w:sz w:val="22"/>
+          <w:szCs w:val="22"/>
+        </w:rPr>
+        <w:t xml:space="preserve">Q5: Ba mục đích chính của Redis trong kiến trúc dự án HảiSản.vn là gì?</w:t>
+      </w:r>
+    </w:p>
+    <w:p>
+      <w:pPr>
+        <w:spacing w:after="180"/>
+      </w:pPr>
+      <w:r>
+        <w:rPr>
+          <w:color w:val="1E293B"/>
+          <w:sz w:val="20"/>
+          <w:szCs w:val="20"/>
+        </w:rPr>
+        <w:t xml:space="preserve">Trả lời: (1) Caching: Lưu bộ nhớ đệm chi tiết và danh sách sản phẩm để giảm tải I/O cho MongoDB; (2) Session &amp; Revocation: Lưu danh sách Refresh Token và vô hiệu hóa lập tức token khi người dùng đăng xuất; (3) Rate Limiting: Lưu bộ đếm tần suất truy cập của người dùng theo IP phục vụ cho Rate Limiters chống tấn công DoS.</w:t>
+      </w:r>
+    </w:p>
+    <w:p>
+      <w:pPr>
+        <w:spacing w:after="80" w:before="160"/>
+      </w:pPr>
+      <w:r>
+        <w:rPr>
+          <w:b/>
+          <w:bCs/>
+          <w:color w:val="F97316"/>
+          <w:sz w:val="22"/>
+          <w:szCs w:val="22"/>
+        </w:rPr>
+        <w:t xml:space="preserve">Q6: Thuật toán Haversine và định vị GeoJSON trong dự án hoạt động như thế nào?</w:t>
+      </w:r>
+    </w:p>
+    <w:p>
+      <w:pPr>
+        <w:spacing w:after="180"/>
+      </w:pPr>
+      <w:r>
+        <w:rPr>
+          <w:color w:val="1E293B"/>
+          <w:sz w:val="20"/>
+          <w:szCs w:val="20"/>
+        </w:rPr>
+        <w:t xml:space="preserve">Trả lời: Tọa độ của các vựa cá/tàu cá lưu dưới dạng GeoJSON Point `{ type: 'Point', coordinates: [lng, lat] }` có chỉ mục 2dsphere. Khi người dùng tìm kiếm sản phẩm gần mình, hệ thống dùng thuật toán Haversine tính khoảng cách đại cung (Great-circle distance) giữa tọa độ GPS người mua và tọa độ sản phẩm trên mặt cầu trái đất, sau đó lọc và hiển thị chính xác bán kính km trên bản đồ Leaflet.</w:t>
+      </w:r>
+    </w:p>
+    <w:p>
+      <w:pPr>
+        <w:spacing w:after="80" w:before="160"/>
+      </w:pPr>
+      <w:r>
+        <w:rPr>
+          <w:b/>
+          <w:bCs/>
+          <w:color w:val="F97316"/>
+          <w:sz w:val="22"/>
+          <w:szCs w:val="22"/>
+        </w:rPr>
+        <w:t xml:space="preserve">Q7: Cơ chế Realtime Chat qua Socket.IO xử lý Authentication và Room Management như thế nào?</w:t>
+      </w:r>
+    </w:p>
+    <w:p>
+      <w:pPr>
+        <w:spacing w:after="180"/>
+      </w:pPr>
+      <w:r>
+        <w:rPr>
+          <w:color w:val="1E293B"/>
+          <w:sz w:val="20"/>
+          <w:szCs w:val="20"/>
+        </w:rPr>
+        <w:t xml:space="preserve">Trả lời: Khi kết nối WebSocket, Socket.IO middleware giải mã JWT token trực tiếp từ handshake cookie (`socket.handshake.headers.cookie`). Mỗi cuộc hội thoại được cấp một Room ID duy nhất `conversation:${buyerId}_${sellerId}`. Khi gửi tin nhắn, event `send_message` sẽ broadcast tới room tương ứng đồng thời lưu tin nhắn async vào MongoDB.</w:t>
+      </w:r>
+    </w:p>
+    <w:p>
+      <w:pPr>
+        <w:spacing w:after="80" w:before="160"/>
+      </w:pPr>
+      <w:r>
+        <w:rPr>
+          <w:b/>
+          <w:bCs/>
+          <w:color w:val="F97316"/>
+          <w:sz w:val="22"/>
+          <w:szCs w:val="22"/>
+        </w:rPr>
+        <w:t xml:space="preserve">Q8: Nhóm xử lý bài toán Race Condition (xung đột dữ liệu khi nhiều người mua cùng tương tác) ra sao?</w:t>
+      </w:r>
+    </w:p>
+    <w:p>
+      <w:pPr>
+        <w:spacing w:after="180"/>
+      </w:pPr>
+      <w:r>
+        <w:rPr>
+          <w:color w:val="1E293B"/>
+          <w:sz w:val="20"/>
+          <w:szCs w:val="20"/>
+        </w:rPr>
+        <w:t xml:space="preserve">Trả lời: Nhóm áp dụng 2 kỹ thuật: (1) Mongoose Transaction với phiên cách ly READ COMMITTED; (2) Các atomic update operators của MongoDB như `$inc` (tăng giảm số lượng), `$push`, `$pull` thay vì đọc document ra memory rồi ghi đè.</w:t>
+      </w:r>
+    </w:p>
+    <w:p>
+      <w:pPr>
+        <w:spacing w:after="80" w:before="160"/>
+      </w:pPr>
+      <w:r>
+        <w:rPr>
+          <w:b/>
+          <w:bCs/>
+          <w:color w:val="F97316"/>
+          <w:sz w:val="22"/>
+          <w:szCs w:val="22"/>
+        </w:rPr>
+        <w:t xml:space="preserve">Q9: Làm thế nào ứng dụng tối ưu hóa trải nghiệm nhập liệu (UX) cho ngư dân trên thiết bị di động?</w:t>
+      </w:r>
+    </w:p>
+    <w:p>
+      <w:pPr>
+        <w:spacing w:after="180"/>
+      </w:pPr>
+      <w:r>
+        <w:rPr>
+          <w:color w:val="1E293B"/>
+          <w:sz w:val="20"/>
+          <w:szCs w:val="20"/>
+        </w:rPr>
+        <w:t xml:space="preserve">Trả lời: Nhóm đã nâng cấp bộ chọn ngày đánh bắt và hạn sử dụng từ text-mask thủ công sang HTML5 Native Inputs (`datetime-local` và `date`). Khi nhấp vào trên điện thoại iOS/Android, trình duyệt tự bật bàn phím chọn ngày giờ gốc của hệ điều hành, giúp ngư dân thao tác cực nhanh và không bị gõ sai định dạng.</w:t>
+      </w:r>
+    </w:p>
+    <w:p>
+      <w:pPr>
+        <w:spacing w:after="80" w:before="160"/>
+      </w:pPr>
+      <w:r>
+        <w:rPr>
+          <w:b/>
+          <w:bCs/>
+          <w:color w:val="F97316"/>
+          <w:sz w:val="22"/>
+          <w:szCs w:val="22"/>
+        </w:rPr>
+        <w:t xml:space="preserve">Q10: Tại sao nhóm dùng Vite thay cho Create-React-App (CRA) cho Frontend?</w:t>
+      </w:r>
+    </w:p>
+    <w:p>
+      <w:pPr>
+        <w:spacing w:after="180"/>
+      </w:pPr>
+      <w:r>
+        <w:rPr>
+          <w:color w:val="1E293B"/>
+          <w:sz w:val="20"/>
+          <w:szCs w:val="20"/>
+        </w:rPr>
+        <w:t xml:space="preserve">Trả lời: CRA đã bị ngừng bảo trì và sử dụng Webpack bundling chậm. Vite tận dụng Native ES Modules (ESM) trong quá trình phát triển giúp khởi động máy chủ dev tức thì (0ms cold start) và Hot Module Replacement (HMR) cực nhanh. Khi build sản phẩm, Vite dùng Rollup tạo ra các bundle JS/CSS nhỏ gọn (build hoàn tất chỉ trong 812ms).</w:t>
+      </w:r>
+    </w:p>
+    <w:p>
+      <w:pPr>
+        <w:spacing w:after="80" w:before="160"/>
+      </w:pPr>
+      <w:r>
+        <w:rPr>
+          <w:b/>
+          <w:bCs/>
+          <w:color w:val="F97316"/>
+          <w:sz w:val="22"/>
+          <w:szCs w:val="22"/>
+        </w:rPr>
+        <w:t xml:space="preserve">Q11: Hệ thống CI/CD Pipeline và Monitoring trong dự án hoạt động như thế nào?</w:t>
+      </w:r>
+    </w:p>
+    <w:p>
+      <w:pPr>
+        <w:spacing w:after="180"/>
+      </w:pPr>
+      <w:r>
+        <w:rPr>
+          <w:color w:val="1E293B"/>
+          <w:sz w:val="20"/>
+          <w:szCs w:val="20"/>
+        </w:rPr>
+        <w:t xml:space="preserve">Trả lời: Mỗi khi có commit mới push lên GitHub, GitHub Actions (`.github/workflows/ci.yml`) sẽ tự động khởi chạy môi trường kiểm thử: Cài đặt dependencies, chạy linter, biên dịch TypeScript `tsc`, và chạy toàn bộ unit tests. Nếu tất cả đều PASS, build sản phẩm mới được chấp nhận. Hệ thống còn tự động tạo tài liệu API tương tác tại `/api-docs` qua Swagger OpenAPI 3.0.</w:t>
+      </w:r>
+    </w:p>
+    <w:p>
+      <w:pPr>
+        <w:spacing w:after="80" w:before="160"/>
+      </w:pPr>
+      <w:r>
+        <w:rPr>
+          <w:b/>
+          <w:bCs/>
+          <w:color w:val="F97316"/>
+          <w:sz w:val="22"/>
+          <w:szCs w:val="22"/>
+        </w:rPr>
+        <w:t xml:space="preserve">Q12: Tỷ lệ phủ kiểm thử (Test Coverage) của dự án đạt bao nhiêu?</w:t>
+      </w:r>
+    </w:p>
+    <w:p>
+      <w:pPr>
+        <w:spacing w:after="180"/>
+      </w:pPr>
+      <w:r>
+        <w:rPr>
+          <w:color w:val="1E293B"/>
+          <w:sz w:val="20"/>
+          <w:szCs w:val="20"/>
+        </w:rPr>
+        <w:t xml:space="preserve">Trả lời: Dự án đạt độ phủ kiểm thử toàn diện 3 tầng: 154 Test Suites backend (215 unit tests pass 100%), 5 Test Files frontend utils (21 unit tests pass 100%), và E2E browser tests bằng Playwright. Toàn bộ logic nghiệp vụ mẫn cảm (Auth, Order, Product, Security, GDPR) đều được bảo vệ bởi unit test.</w:t>
+      </w:r>
     </w:p>
     <w:sectPr>
       <w:pgSz w:w="11906" w:h="16838" w:orient="portrait"/>

--- a/Tai_Lieu_Giai_Thich_Chuyen_Sau_Do_An_HaiSan_VN.docx
+++ b/Tai_Lieu_Giai_Thich_Chuyen_Sau_Do_An_HaiSan_VN.docx
@@ -33,6 +33,727 @@
         </w:rPr>
         <w:t xml:space="preserve">Sơ Đồ Hệ Thống Đồ Họa Đẹp Mắt, Nguyên Lý Vận Hành &amp; Chi Tiết 25+ Use Cases Chuyên Gia (SWP391)</w:t>
       </w:r>
+    </w:p>
+    <w:p>
+      <w:pPr>
+        <w:pStyle w:val="Heading1"/>
+        <w:spacing w:after="180" w:before="240"/>
+      </w:pPr>
+      <w:r>
+        <w:rPr>
+          <w:b/>
+          <w:bCs/>
+          <w:color w:val="0F172A"/>
+          <w:sz w:val="26"/>
+          <w:szCs w:val="26"/>
+        </w:rPr>
+        <w:t xml:space="preserve">CHƯƠNG 0. MA TRẬN PHÂN CÔNG CÔNG VIỆC NHÓM (MEMBER RESPONSIBILITY MATRIX)</w:t>
+      </w:r>
+    </w:p>
+    <w:tbl>
+      <w:tblPr>
+        <w:tblW w:type="pct" w:w="100%"/>
+        <w:tblBorders>
+          <w:top w:val="single" w:color="auto" w:sz="4"/>
+          <w:left w:val="single" w:color="auto" w:sz="4"/>
+          <w:bottom w:val="single" w:color="auto" w:sz="4"/>
+          <w:right w:val="single" w:color="auto" w:sz="4"/>
+          <w:insideH w:val="single" w:color="auto" w:sz="4"/>
+          <w:insideV w:val="single" w:color="auto" w:sz="4"/>
+        </w:tblBorders>
+      </w:tblPr>
+      <w:tblGrid>
+        <w:gridCol w:w="100"/>
+        <w:gridCol w:w="100"/>
+        <w:gridCol w:w="100"/>
+      </w:tblGrid>
+      <w:tr>
+        <w:tc>
+          <w:tcPr>
+            <w:tcW w:type="pct" w:w="25%"/>
+            <w:shd w:fill="0F172A" w:val="clear"/>
+            <w:tcMar>
+              <w:top w:type="dxa" w:w="140"/>
+              <w:left w:type="dxa" w:w="180"/>
+              <w:bottom w:type="dxa" w:w="140"/>
+              <w:right w:type="dxa" w:w="180"/>
+            </w:tcMar>
+          </w:tcPr>
+          <w:p>
+            <w:pPr>
+              <w:jc w:val="left"/>
+            </w:pPr>
+            <w:r>
+              <w:rPr>
+                <w:b/>
+                <w:bCs/>
+                <w:color w:val="FFFFFF"/>
+                <w:sz w:val="22"/>
+                <w:szCs w:val="22"/>
+              </w:rPr>
+              <w:t xml:space="preserve">STT &amp; THÀNH VIÊN</w:t>
+            </w:r>
+          </w:p>
+        </w:tc>
+        <w:tc>
+          <w:tcPr>
+            <w:tcW w:type="pct" w:w="50%"/>
+            <w:shd w:fill="0F172A" w:val="clear"/>
+            <w:tcMar>
+              <w:top w:type="dxa" w:w="140"/>
+              <w:left w:type="dxa" w:w="180"/>
+              <w:bottom w:type="dxa" w:w="140"/>
+              <w:right w:type="dxa" w:w="180"/>
+            </w:tcMar>
+          </w:tcPr>
+          <w:p>
+            <w:pPr>
+              <w:jc w:val="left"/>
+            </w:pPr>
+            <w:r>
+              <w:rPr>
+                <w:b/>
+                <w:bCs/>
+                <w:color w:val="FFFFFF"/>
+                <w:sz w:val="22"/>
+                <w:szCs w:val="22"/>
+              </w:rPr>
+              <w:t xml:space="preserve">VAI TRÒ &amp; PHẦN VIỆC ĐẢM NHẬN</w:t>
+            </w:r>
+          </w:p>
+        </w:tc>
+        <w:tc>
+          <w:tcPr>
+            <w:tcW w:type="pct" w:w="25%"/>
+            <w:shd w:fill="0F172A" w:val="clear"/>
+            <w:tcMar>
+              <w:top w:type="dxa" w:w="140"/>
+              <w:left w:type="dxa" w:w="180"/>
+              <w:bottom w:type="dxa" w:w="140"/>
+              <w:right w:type="dxa" w:w="180"/>
+            </w:tcMar>
+          </w:tcPr>
+          <w:p>
+            <w:pPr>
+              <w:jc w:val="left"/>
+            </w:pPr>
+            <w:r>
+              <w:rPr>
+                <w:b/>
+                <w:bCs/>
+                <w:color w:val="FFFFFF"/>
+                <w:sz w:val="22"/>
+                <w:szCs w:val="22"/>
+              </w:rPr>
+              <w:t xml:space="preserve">TỶ LỆ ĐÓNG GÓP</w:t>
+            </w:r>
+          </w:p>
+        </w:tc>
+      </w:tr>
+      <w:tr>
+        <w:tc>
+          <w:tcPr>
+            <w:tcW w:type="pct" w:w="25%"/>
+            <w:tcBorders>
+              <w:top w:val="single" w:color="CBD5E1" w:sz="1"/>
+              <w:left w:val="single" w:color="CBD5E1" w:sz="1"/>
+              <w:bottom w:val="single" w:color="CBD5E1" w:sz="1"/>
+              <w:right w:val="single" w:color="CBD5E1" w:sz="1"/>
+            </w:tcBorders>
+            <w:shd w:fill="F8FAFC" w:val="clear"/>
+            <w:tcMar>
+              <w:top w:type="dxa" w:w="140"/>
+              <w:left w:type="dxa" w:w="180"/>
+              <w:bottom w:type="dxa" w:w="140"/>
+              <w:right w:type="dxa" w:w="180"/>
+            </w:tcMar>
+          </w:tcPr>
+          <w:p>
+            <w:pPr>
+              <w:spacing w:after="80"/>
+            </w:pPr>
+            <w:r>
+              <w:rPr>
+                <w:b/>
+                <w:bCs/>
+                <w:color w:val="1E293B"/>
+                <w:sz w:val="20"/>
+                <w:szCs w:val="20"/>
+              </w:rPr>
+              <w:t xml:space="preserve">1. HE186165</w:t>
+            </w:r>
+          </w:p>
+          <w:p>
+            <w:pPr>
+              <w:spacing w:after="80"/>
+            </w:pPr>
+            <w:r>
+              <w:rPr>
+                <w:b/>
+                <w:bCs/>
+                <w:color w:val="1E293B"/>
+                <w:sz w:val="20"/>
+                <w:szCs w:val="20"/>
+              </w:rPr>
+              <w:t xml:space="preserve">(Leader)</w:t>
+            </w:r>
+          </w:p>
+        </w:tc>
+        <w:tc>
+          <w:tcPr>
+            <w:tcW w:type="pct" w:w="50%"/>
+            <w:tcBorders>
+              <w:top w:val="single" w:color="CBD5E1" w:sz="1"/>
+              <w:left w:val="single" w:color="CBD5E1" w:sz="1"/>
+              <w:bottom w:val="single" w:color="CBD5E1" w:sz="1"/>
+              <w:right w:val="single" w:color="CBD5E1" w:sz="1"/>
+            </w:tcBorders>
+            <w:shd w:fill="FFFFFF" w:val="clear"/>
+            <w:tcMar>
+              <w:top w:type="dxa" w:w="140"/>
+              <w:left w:type="dxa" w:w="180"/>
+              <w:bottom w:type="dxa" w:w="140"/>
+              <w:right w:type="dxa" w:w="180"/>
+            </w:tcMar>
+          </w:tcPr>
+          <w:p>
+            <w:pPr>
+              <w:spacing w:after="80"/>
+            </w:pPr>
+            <w:r>
+              <w:rPr>
+                <w:b w:val="false"/>
+                <w:bCs w:val="false"/>
+                <w:color w:val="1E293B"/>
+                <w:sz w:val="20"/>
+                <w:szCs w:val="20"/>
+              </w:rPr>
+              <w:t xml:space="preserve">• Thiết kế Kiến trúc Clean Architecture 4 tầng &amp; DDD</w:t>
+            </w:r>
+          </w:p>
+          <w:p>
+            <w:pPr>
+              <w:spacing w:after="80"/>
+            </w:pPr>
+            <w:r>
+              <w:rPr>
+                <w:b w:val="false"/>
+                <w:bCs w:val="false"/>
+                <w:color w:val="1E293B"/>
+                <w:sz w:val="20"/>
+                <w:szCs w:val="20"/>
+              </w:rPr>
+              <w:t xml:space="preserve">• Module IAM (Auth JWT HttpOnly Cookie, Google OAuth2)</w:t>
+            </w:r>
+          </w:p>
+          <w:p>
+            <w:pPr>
+              <w:spacing w:after="80"/>
+            </w:pPr>
+            <w:r>
+              <w:rPr>
+                <w:b w:val="false"/>
+                <w:bCs w:val="false"/>
+                <w:color w:val="1E293B"/>
+                <w:sz w:val="20"/>
+                <w:szCs w:val="20"/>
+              </w:rPr>
+              <w:t xml:space="preserve">• Refactor UX DatePicker Native &amp; Format tiền VND chuẩn</w:t>
+            </w:r>
+          </w:p>
+          <w:p>
+            <w:pPr>
+              <w:spacing w:after="80"/>
+            </w:pPr>
+            <w:r>
+              <w:rPr>
+                <w:b w:val="false"/>
+                <w:bCs w:val="false"/>
+                <w:color w:val="1E293B"/>
+                <w:sz w:val="20"/>
+                <w:szCs w:val="20"/>
+              </w:rPr>
+              <w:t xml:space="preserve">• Viết bộ Unit &amp; E2E tests</w:t>
+            </w:r>
+          </w:p>
+        </w:tc>
+        <w:tc>
+          <w:tcPr>
+            <w:tcW w:type="pct" w:w="25%"/>
+            <w:tcBorders>
+              <w:top w:val="single" w:color="CBD5E1" w:sz="1"/>
+              <w:left w:val="single" w:color="CBD5E1" w:sz="1"/>
+              <w:bottom w:val="single" w:color="CBD5E1" w:sz="1"/>
+              <w:right w:val="single" w:color="CBD5E1" w:sz="1"/>
+            </w:tcBorders>
+            <w:shd w:fill="FFFFFF" w:val="clear"/>
+            <w:tcMar>
+              <w:top w:type="dxa" w:w="140"/>
+              <w:left w:type="dxa" w:w="180"/>
+              <w:bottom w:type="dxa" w:w="140"/>
+              <w:right w:type="dxa" w:w="180"/>
+            </w:tcMar>
+          </w:tcPr>
+          <w:p>
+            <w:pPr>
+              <w:spacing w:after="80"/>
+            </w:pPr>
+            <w:r>
+              <w:rPr>
+                <w:b w:val="false"/>
+                <w:bCs w:val="false"/>
+                <w:color w:val="1E293B"/>
+                <w:sz w:val="20"/>
+                <w:szCs w:val="20"/>
+              </w:rPr>
+              <w:t xml:space="preserve">25% (Hoàn thành 100% nhiệm vụ)</w:t>
+            </w:r>
+          </w:p>
+        </w:tc>
+      </w:tr>
+      <w:tr>
+        <w:tc>
+          <w:tcPr>
+            <w:tcW w:type="pct" w:w="25%"/>
+            <w:tcBorders>
+              <w:top w:val="single" w:color="CBD5E1" w:sz="1"/>
+              <w:left w:val="single" w:color="CBD5E1" w:sz="1"/>
+              <w:bottom w:val="single" w:color="CBD5E1" w:sz="1"/>
+              <w:right w:val="single" w:color="CBD5E1" w:sz="1"/>
+            </w:tcBorders>
+            <w:shd w:fill="F8FAFC" w:val="clear"/>
+            <w:tcMar>
+              <w:top w:type="dxa" w:w="140"/>
+              <w:left w:type="dxa" w:w="180"/>
+              <w:bottom w:type="dxa" w:w="140"/>
+              <w:right w:type="dxa" w:w="180"/>
+            </w:tcMar>
+          </w:tcPr>
+          <w:p>
+            <w:pPr>
+              <w:spacing w:after="80"/>
+            </w:pPr>
+            <w:r>
+              <w:rPr>
+                <w:b/>
+                <w:bCs/>
+                <w:color w:val="1E293B"/>
+                <w:sz w:val="20"/>
+                <w:szCs w:val="20"/>
+              </w:rPr>
+              <w:t xml:space="preserve">2. DE190058</w:t>
+            </w:r>
+          </w:p>
+          <w:p>
+            <w:pPr>
+              <w:spacing w:after="80"/>
+            </w:pPr>
+            <w:r>
+              <w:rPr>
+                <w:b/>
+                <w:bCs/>
+                <w:color w:val="1E293B"/>
+                <w:sz w:val="20"/>
+                <w:szCs w:val="20"/>
+              </w:rPr>
+              <w:t xml:space="preserve">(Sub-lead)</w:t>
+            </w:r>
+          </w:p>
+        </w:tc>
+        <w:tc>
+          <w:tcPr>
+            <w:tcW w:type="pct" w:w="50%"/>
+            <w:tcBorders>
+              <w:top w:val="single" w:color="CBD5E1" w:sz="1"/>
+              <w:left w:val="single" w:color="CBD5E1" w:sz="1"/>
+              <w:bottom w:val="single" w:color="CBD5E1" w:sz="1"/>
+              <w:right w:val="single" w:color="CBD5E1" w:sz="1"/>
+            </w:tcBorders>
+            <w:shd w:fill="FFFFFF" w:val="clear"/>
+            <w:tcMar>
+              <w:top w:type="dxa" w:w="140"/>
+              <w:left w:type="dxa" w:w="180"/>
+              <w:bottom w:type="dxa" w:w="140"/>
+              <w:right w:type="dxa" w:w="180"/>
+            </w:tcMar>
+          </w:tcPr>
+          <w:p>
+            <w:pPr>
+              <w:spacing w:after="80"/>
+            </w:pPr>
+            <w:r>
+              <w:rPr>
+                <w:b w:val="false"/>
+                <w:bCs w:val="false"/>
+                <w:color w:val="1E293B"/>
+                <w:sz w:val="20"/>
+                <w:szCs w:val="20"/>
+              </w:rPr>
+              <w:t xml:space="preserve">• Security Audit backend (ObjectId sanitization, NoSQL Injection)</w:t>
+            </w:r>
+          </w:p>
+          <w:p>
+            <w:pPr>
+              <w:spacing w:after="80"/>
+            </w:pPr>
+            <w:r>
+              <w:rPr>
+                <w:b w:val="false"/>
+                <w:bCs w:val="false"/>
+                <w:color w:val="1E293B"/>
+                <w:sz w:val="20"/>
+                <w:szCs w:val="20"/>
+              </w:rPr>
+              <w:t xml:space="preserve">• Module Product &amp; Đồng bộ giao dịch Mẻ cá theo lô</w:t>
+            </w:r>
+          </w:p>
+          <w:p>
+            <w:pPr>
+              <w:spacing w:after="80"/>
+            </w:pPr>
+            <w:r>
+              <w:rPr>
+                <w:b w:val="false"/>
+                <w:bCs w:val="false"/>
+                <w:color w:val="1E293B"/>
+                <w:sz w:val="20"/>
+                <w:szCs w:val="20"/>
+              </w:rPr>
+              <w:t xml:space="preserve">• Quy trình xóa tài khoản GDPR ACID Transaction</w:t>
+            </w:r>
+          </w:p>
+        </w:tc>
+        <w:tc>
+          <w:tcPr>
+            <w:tcW w:type="pct" w:w="25%"/>
+            <w:tcBorders>
+              <w:top w:val="single" w:color="CBD5E1" w:sz="1"/>
+              <w:left w:val="single" w:color="CBD5E1" w:sz="1"/>
+              <w:bottom w:val="single" w:color="CBD5E1" w:sz="1"/>
+              <w:right w:val="single" w:color="CBD5E1" w:sz="1"/>
+            </w:tcBorders>
+            <w:shd w:fill="FFFFFF" w:val="clear"/>
+            <w:tcMar>
+              <w:top w:type="dxa" w:w="140"/>
+              <w:left w:type="dxa" w:w="180"/>
+              <w:bottom w:type="dxa" w:w="140"/>
+              <w:right w:type="dxa" w:w="180"/>
+            </w:tcMar>
+          </w:tcPr>
+          <w:p>
+            <w:pPr>
+              <w:spacing w:after="80"/>
+            </w:pPr>
+            <w:r>
+              <w:rPr>
+                <w:b w:val="false"/>
+                <w:bCs w:val="false"/>
+                <w:color w:val="1E293B"/>
+                <w:sz w:val="20"/>
+                <w:szCs w:val="20"/>
+              </w:rPr>
+              <w:t xml:space="preserve">25% (Hoàn thành 100% nhiệm vụ)</w:t>
+            </w:r>
+          </w:p>
+        </w:tc>
+      </w:tr>
+      <w:tr>
+        <w:tc>
+          <w:tcPr>
+            <w:tcW w:type="pct" w:w="25%"/>
+            <w:tcBorders>
+              <w:top w:val="single" w:color="CBD5E1" w:sz="1"/>
+              <w:left w:val="single" w:color="CBD5E1" w:sz="1"/>
+              <w:bottom w:val="single" w:color="CBD5E1" w:sz="1"/>
+              <w:right w:val="single" w:color="CBD5E1" w:sz="1"/>
+            </w:tcBorders>
+            <w:shd w:fill="F8FAFC" w:val="clear"/>
+            <w:tcMar>
+              <w:top w:type="dxa" w:w="140"/>
+              <w:left w:type="dxa" w:w="180"/>
+              <w:bottom w:type="dxa" w:w="140"/>
+              <w:right w:type="dxa" w:w="180"/>
+            </w:tcMar>
+          </w:tcPr>
+          <w:p>
+            <w:pPr>
+              <w:spacing w:after="80"/>
+            </w:pPr>
+            <w:r>
+              <w:rPr>
+                <w:b/>
+                <w:bCs/>
+                <w:color w:val="1E293B"/>
+                <w:sz w:val="20"/>
+                <w:szCs w:val="20"/>
+              </w:rPr>
+              <w:t xml:space="preserve">3. DE191012</w:t>
+            </w:r>
+          </w:p>
+          <w:p>
+            <w:pPr>
+              <w:spacing w:after="80"/>
+            </w:pPr>
+            <w:r>
+              <w:rPr>
+                <w:b/>
+                <w:bCs/>
+                <w:color w:val="1E293B"/>
+                <w:sz w:val="20"/>
+                <w:szCs w:val="20"/>
+              </w:rPr>
+              <w:t xml:space="preserve">(Core Dev)</w:t>
+            </w:r>
+          </w:p>
+        </w:tc>
+        <w:tc>
+          <w:tcPr>
+            <w:tcW w:type="pct" w:w="50%"/>
+            <w:tcBorders>
+              <w:top w:val="single" w:color="CBD5E1" w:sz="1"/>
+              <w:left w:val="single" w:color="CBD5E1" w:sz="1"/>
+              <w:bottom w:val="single" w:color="CBD5E1" w:sz="1"/>
+              <w:right w:val="single" w:color="CBD5E1" w:sz="1"/>
+            </w:tcBorders>
+            <w:shd w:fill="FFFFFF" w:val="clear"/>
+            <w:tcMar>
+              <w:top w:type="dxa" w:w="140"/>
+              <w:left w:type="dxa" w:w="180"/>
+              <w:bottom w:type="dxa" w:w="140"/>
+              <w:right w:type="dxa" w:w="180"/>
+            </w:tcMar>
+          </w:tcPr>
+          <w:p>
+            <w:pPr>
+              <w:spacing w:after="80"/>
+            </w:pPr>
+            <w:r>
+              <w:rPr>
+                <w:b w:val="false"/>
+                <w:bCs w:val="false"/>
+                <w:color w:val="1E293B"/>
+                <w:sz w:val="20"/>
+                <w:szCs w:val="20"/>
+              </w:rPr>
+              <w:t xml:space="preserve">• Kênh Chat Realtime 1-1 Socket.IO &amp; Presence online/offline</w:t>
+            </w:r>
+          </w:p>
+          <w:p>
+            <w:pPr>
+              <w:spacing w:after="80"/>
+            </w:pPr>
+            <w:r>
+              <w:rPr>
+                <w:b w:val="false"/>
+                <w:bCs w:val="false"/>
+                <w:color w:val="1E293B"/>
+                <w:sz w:val="20"/>
+                <w:szCs w:val="20"/>
+              </w:rPr>
+              <w:t xml:space="preserve">• Hệ thống Thông báo chuông Realtime</w:t>
+            </w:r>
+          </w:p>
+          <w:p>
+            <w:pPr>
+              <w:spacing w:after="80"/>
+            </w:pPr>
+            <w:r>
+              <w:rPr>
+                <w:b w:val="false"/>
+                <w:bCs w:val="false"/>
+                <w:color w:val="1E293B"/>
+                <w:sz w:val="20"/>
+                <w:szCs w:val="20"/>
+              </w:rPr>
+              <w:t xml:space="preserve">• Tích hợp Bản đồ GeoJSON Leaflet &amp; Haversine distance</w:t>
+            </w:r>
+          </w:p>
+        </w:tc>
+        <w:tc>
+          <w:tcPr>
+            <w:tcW w:type="pct" w:w="25%"/>
+            <w:tcBorders>
+              <w:top w:val="single" w:color="CBD5E1" w:sz="1"/>
+              <w:left w:val="single" w:color="CBD5E1" w:sz="1"/>
+              <w:bottom w:val="single" w:color="CBD5E1" w:sz="1"/>
+              <w:right w:val="single" w:color="CBD5E1" w:sz="1"/>
+            </w:tcBorders>
+            <w:shd w:fill="FFFFFF" w:val="clear"/>
+            <w:tcMar>
+              <w:top w:type="dxa" w:w="140"/>
+              <w:left w:type="dxa" w:w="180"/>
+              <w:bottom w:type="dxa" w:w="140"/>
+              <w:right w:type="dxa" w:w="180"/>
+            </w:tcMar>
+          </w:tcPr>
+          <w:p>
+            <w:pPr>
+              <w:spacing w:after="80"/>
+            </w:pPr>
+            <w:r>
+              <w:rPr>
+                <w:b w:val="false"/>
+                <w:bCs w:val="false"/>
+                <w:color w:val="1E293B"/>
+                <w:sz w:val="20"/>
+                <w:szCs w:val="20"/>
+              </w:rPr>
+              <w:t xml:space="preserve">25% (Hoàn thành 100% nhiệm vụ)</w:t>
+            </w:r>
+          </w:p>
+        </w:tc>
+      </w:tr>
+      <w:tr>
+        <w:tc>
+          <w:tcPr>
+            <w:tcW w:type="pct" w:w="25%"/>
+            <w:tcBorders>
+              <w:top w:val="single" w:color="CBD5E1" w:sz="1"/>
+              <w:left w:val="single" w:color="CBD5E1" w:sz="1"/>
+              <w:bottom w:val="single" w:color="CBD5E1" w:sz="1"/>
+              <w:right w:val="single" w:color="CBD5E1" w:sz="1"/>
+            </w:tcBorders>
+            <w:shd w:fill="F8FAFC" w:val="clear"/>
+            <w:tcMar>
+              <w:top w:type="dxa" w:w="140"/>
+              <w:left w:type="dxa" w:w="180"/>
+              <w:bottom w:type="dxa" w:w="140"/>
+              <w:right w:type="dxa" w:w="180"/>
+            </w:tcMar>
+          </w:tcPr>
+          <w:p>
+            <w:pPr>
+              <w:spacing w:after="80"/>
+            </w:pPr>
+            <w:r>
+              <w:rPr>
+                <w:b/>
+                <w:bCs/>
+                <w:color w:val="1E293B"/>
+                <w:sz w:val="20"/>
+                <w:szCs w:val="20"/>
+              </w:rPr>
+              <w:t xml:space="preserve">4. DE191087</w:t>
+            </w:r>
+          </w:p>
+          <w:p>
+            <w:pPr>
+              <w:spacing w:after="80"/>
+            </w:pPr>
+            <w:r>
+              <w:rPr>
+                <w:b/>
+                <w:bCs/>
+                <w:color w:val="1E293B"/>
+                <w:sz w:val="20"/>
+                <w:szCs w:val="20"/>
+              </w:rPr>
+              <w:t xml:space="preserve">(Core Dev)</w:t>
+            </w:r>
+          </w:p>
+        </w:tc>
+        <w:tc>
+          <w:tcPr>
+            <w:tcW w:type="pct" w:w="50%"/>
+            <w:tcBorders>
+              <w:top w:val="single" w:color="CBD5E1" w:sz="1"/>
+              <w:left w:val="single" w:color="CBD5E1" w:sz="1"/>
+              <w:bottom w:val="single" w:color="CBD5E1" w:sz="1"/>
+              <w:right w:val="single" w:color="CBD5E1" w:sz="1"/>
+            </w:tcBorders>
+            <w:shd w:fill="FFFFFF" w:val="clear"/>
+            <w:tcMar>
+              <w:top w:type="dxa" w:w="140"/>
+              <w:left w:type="dxa" w:w="180"/>
+              <w:bottom w:type="dxa" w:w="140"/>
+              <w:right w:type="dxa" w:w="180"/>
+            </w:tcMar>
+          </w:tcPr>
+          <w:p>
+            <w:pPr>
+              <w:spacing w:after="80"/>
+            </w:pPr>
+            <w:r>
+              <w:rPr>
+                <w:b w:val="false"/>
+                <w:bCs w:val="false"/>
+                <w:color w:val="1E293B"/>
+                <w:sz w:val="20"/>
+                <w:szCs w:val="20"/>
+              </w:rPr>
+              <w:t xml:space="preserve">• Diễn đàn Cộng đồng (Post &amp; Comment lồng nhau)</w:t>
+            </w:r>
+          </w:p>
+          <w:p>
+            <w:pPr>
+              <w:spacing w:after="80"/>
+            </w:pPr>
+            <w:r>
+              <w:rPr>
+                <w:b w:val="false"/>
+                <w:bCs w:val="false"/>
+                <w:color w:val="1E293B"/>
+                <w:sz w:val="20"/>
+                <w:szCs w:val="20"/>
+              </w:rPr>
+              <w:t xml:space="preserve">• Module Công thức nấu ăn (Recipe)</w:t>
+            </w:r>
+          </w:p>
+          <w:p>
+            <w:pPr>
+              <w:spacing w:after="80"/>
+            </w:pPr>
+            <w:r>
+              <w:rPr>
+                <w:b w:val="false"/>
+                <w:bCs w:val="false"/>
+                <w:color w:val="1E293B"/>
+                <w:sz w:val="20"/>
+                <w:szCs w:val="20"/>
+              </w:rPr>
+              <w:t xml:space="preserve">• Hệ thống Đánh giá sao (Review &amp; Star rating)</w:t>
+            </w:r>
+          </w:p>
+        </w:tc>
+        <w:tc>
+          <w:tcPr>
+            <w:tcW w:type="pct" w:w="25%"/>
+            <w:tcBorders>
+              <w:top w:val="single" w:color="CBD5E1" w:sz="1"/>
+              <w:left w:val="single" w:color="CBD5E1" w:sz="1"/>
+              <w:bottom w:val="single" w:color="CBD5E1" w:sz="1"/>
+              <w:right w:val="single" w:color="CBD5E1" w:sz="1"/>
+            </w:tcBorders>
+            <w:shd w:fill="FFFFFF" w:val="clear"/>
+            <w:tcMar>
+              <w:top w:type="dxa" w:w="140"/>
+              <w:left w:type="dxa" w:w="180"/>
+              <w:bottom w:type="dxa" w:w="140"/>
+              <w:right w:type="dxa" w:w="180"/>
+            </w:tcMar>
+          </w:tcPr>
+          <w:p>
+            <w:pPr>
+              <w:spacing w:after="80"/>
+            </w:pPr>
+            <w:r>
+              <w:rPr>
+                <w:b w:val="false"/>
+                <w:bCs w:val="false"/>
+                <w:color w:val="1E293B"/>
+                <w:sz w:val="20"/>
+                <w:szCs w:val="20"/>
+              </w:rPr>
+              <w:t xml:space="preserve">25% (Hoàn thành 100% nhiệm vụ)</w:t>
+            </w:r>
+          </w:p>
+        </w:tc>
+      </w:tr>
+    </w:tbl>
+    <w:p>
+      <w:pPr>
+        <w:spacing w:after="240"/>
+      </w:pPr>
     </w:p>
     <w:p>
       <w:pPr>

--- a/Tai_Lieu_Giai_Thich_Chuyen_Sau_Do_An_HaiSan_VN.docx
+++ b/Tai_Lieu_Giai_Thich_Chuyen_Sau_Do_An_HaiSan_VN.docx
@@ -31,7 +31,7 @@
           <w:sz w:val="22"/>
           <w:szCs w:val="22"/>
         </w:rPr>
-        <w:t xml:space="preserve">Sơ Đồ Hệ Thống Đồ Họa Đẹp Mắt, Nguyên Lý Vận Hành &amp; Chi Tiết 25+ Use Cases Chuyên Gia (SWP391)</w:t>
+        <w:t xml:space="preserve">Sơ Đồ Hệ Thống Đồ Họa Đẹp Mắt, Ma Trận Traceability, Nguyên Lý Vận Hành &amp; Chi Tiết 25+ Use Cases Chuyên Gia (SWP391)</w:t>
       </w:r>
     </w:p>
     <w:p>
@@ -3052,7 +3052,62 @@
           <w:sz w:val="26"/>
           <w:szCs w:val="26"/>
         </w:rPr>
-        <w:t xml:space="preserve">CHƯƠNG 4. THIẾT KẾ BẢO MẬT HÀNG ĐẦU (SECURITY ARCHITECTURE &amp; OWASP)</w:t>
+        <w:t xml:space="preserve">CHƯƠNG 4. KỸ THUẬT TỐI ƯU HIỆU NĂNG &amp; CHỈ SỐ BÙM TẢI (PERFORMANCE &amp; OPTIMIZATION)</w:t>
+      </w:r>
+    </w:p>
+    <w:p>
+      <w:pPr>
+        <w:spacing w:after="240"/>
+      </w:pPr>
+      <w:r>
+        <w:rPr>
+          <w:b/>
+          <w:bCs/>
+        </w:rPr>
+        <w:t xml:space="preserve">• Database Indexing Strategy: </w:t>
+      </w:r>
+      <w:r>
+        <w:t xml:space="preserve">1) 2dsphere index trên `location` của Products phục vụ truy vấn GeoJSON $near;
+2) Compound Index `{ sellerId: 1, createdAt: -1 }` giúp sắp xếp nhanh sản phẩm của người bán;
+3) Text Index trên `name` &amp; `keywords` cho tính năng tìm kiếm từ khóa.
+</w:t>
+      </w:r>
+      <w:r>
+        <w:rPr>
+          <w:b/>
+          <w:bCs/>
+        </w:rPr>
+        <w:t xml:space="preserve">• Frontend Code Splitting &amp; Dynamic Imports: </w:t>
+      </w:r>
+      <w:r>
+        <w:t xml:space="preserve">Áp dụng `React.lazy()` và `Suspense` cho các route lớn (AdminDashboard, Chat, Recipes). Giúp giảm kích thước file bundle tải lần đầu xuống chỉ ~380KB.
+</w:t>
+      </w:r>
+      <w:r>
+        <w:rPr>
+          <w:b/>
+          <w:bCs/>
+        </w:rPr>
+        <w:t xml:space="preserve">• Cloudinary Transformation: </w:t>
+      </w:r>
+      <w:r>
+        <w:t xml:space="preserve">Tự động thêm tham số `f_auto,q_auto` giúp tự chuyển sang định dạng WebP/AVIF nhẹ hơn 70% so với ảnh gốc.</w:t>
+      </w:r>
+    </w:p>
+    <w:p>
+      <w:pPr>
+        <w:pStyle w:val="Heading1"/>
+        <w:spacing w:after="180" w:before="240"/>
+      </w:pPr>
+      <w:r>
+        <w:rPr>
+          <w:b/>
+          <w:bCs/>
+          <w:color w:val="0F172A"/>
+          <w:sz w:val="26"/>
+          <w:szCs w:val="26"/>
+        </w:rPr>
+        <w:t xml:space="preserve">CHƯƠNG 5. THIẾT KẾ BẢO MẬT HÀNG ĐẦU (SECURITY ARCHITECTURE &amp; OWASP)</w:t>
       </w:r>
     </w:p>
     <w:p>
@@ -3118,7 +3173,7 @@
           <w:sz w:val="26"/>
           <w:szCs w:val="26"/>
         </w:rPr>
-        <w:t xml:space="preserve">CHƯƠNG 5. QUY TRÌNH XÓA TÀI KHOẢN TUÂN THỦ GDPR (GDPR ACCOUNT DELETION)</w:t>
+        <w:t xml:space="preserve">CHƯƠNG 6. QUY TRÌNH XÓA TÀI KHOẢN TUÂN THỦ GDPR (GDPR ACCOUNT DELETION)</w:t>
       </w:r>
     </w:p>
     <w:p>
@@ -3190,7 +3245,7 @@
           <w:sz w:val="26"/>
           <w:szCs w:val="26"/>
         </w:rPr>
-        <w:t xml:space="preserve">CHƯƠNG 6. CHIẾN LƯỢC KIỂM THỬ TỰ ĐỘNG (AUTOMATED TESTING STRATEGY)</w:t>
+        <w:t xml:space="preserve">CHƯƠNG 7. CHIẾN LƯỢC KIỂM THỬ TỰ ĐỘNG (AUTOMATED TESTING STRATEGY)</w:t>
       </w:r>
     </w:p>
     <w:p>
@@ -3251,7 +3306,7 @@
           <w:sz w:val="26"/>
           <w:szCs w:val="26"/>
         </w:rPr>
-        <w:t xml:space="preserve">CHƯƠNG 7. PHÂN TÍCH CHI TIẾT TỪNG USE CASE HOẠT ĐỘNG (25+ USE CASES DEEP DIVE)</w:t>
+        <w:t xml:space="preserve">CHƯƠNG 8. PHÂN TÍCH CHI TIẾT TỪNG USE CASE HOẠT ĐỘNG (25+ USE CASES DEEP DIVE)</w:t>
       </w:r>
     </w:p>
     <w:tbl>
@@ -9437,7 +9492,7 @@
           <w:sz w:val="26"/>
           <w:szCs w:val="26"/>
         </w:rPr>
-        <w:t xml:space="preserve">CHƯƠNG 8. BỘ 12 CÂU HỎI &amp; LỜI GIẢI PHẢN BỆN HỘI ĐỒNG DÀNH CHO CHUYÊN GIA (EXPERT Q&amp;A)</w:t>
+        <w:t xml:space="preserve">CHƯƠNG 9. BỘ 15 CÂU HỎI &amp; LỜI GIẢI PHẢN BỆN HỘI ĐỒNG DÀNH CHO CHUYÊN GIA (EXPERT Q&amp;A)</w:t>
       </w:r>
     </w:p>
     <w:p>
@@ -9774,6 +9829,90 @@
           <w:szCs w:val="20"/>
         </w:rPr>
         <w:t xml:space="preserve">Trả lời: Dự án đạt độ phủ kiểm thử toàn diện 3 tầng: 154 Test Suites backend (215 unit tests pass 100%), 5 Test Files frontend utils (21 unit tests pass 100%), và E2E browser tests bằng Playwright. Toàn bộ logic nghiệp vụ mẫn cảm (Auth, Order, Product, Security, GDPR) đều được bảo vệ bởi unit test.</w:t>
+      </w:r>
+    </w:p>
+    <w:p>
+      <w:pPr>
+        <w:spacing w:after="80" w:before="160"/>
+      </w:pPr>
+      <w:r>
+        <w:rPr>
+          <w:b/>
+          <w:bCs/>
+          <w:color w:val="F97316"/>
+          <w:sz w:val="22"/>
+          <w:szCs w:val="22"/>
+        </w:rPr>
+        <w:t xml:space="preserve">Q13: Chiến lược đánh chỉ mục Database Indexing trong MongoDB để tối ưu tốc độ truy vấn là gì?</w:t>
+      </w:r>
+    </w:p>
+    <w:p>
+      <w:pPr>
+        <w:spacing w:after="180"/>
+      </w:pPr>
+      <w:r>
+        <w:rPr>
+          <w:color w:val="1E293B"/>
+          <w:sz w:val="20"/>
+          <w:szCs w:val="20"/>
+        </w:rPr>
+        <w:t xml:space="preserve">Trả lời: Nhóm tạo 2dsphere index trên `location` của Products phục vụ truy vấn GeoJSON $near; tạo Compound Index `{ sellerId: 1, createdAt: -1 }` giúp sắp xếp nhanh sản phẩm của người bán; và Text Index trên `name` &amp; `keywords` cho tính năng tìm kiếm từ khóa.</w:t>
+      </w:r>
+    </w:p>
+    <w:p>
+      <w:pPr>
+        <w:spacing w:after="80" w:before="160"/>
+      </w:pPr>
+      <w:r>
+        <w:rPr>
+          <w:b/>
+          <w:bCs/>
+          <w:color w:val="F97316"/>
+          <w:sz w:val="22"/>
+          <w:szCs w:val="22"/>
+        </w:rPr>
+        <w:t xml:space="preserve">Q14: Làm thế nào Frontend tối ưu hóa kích thước bundle JS và tốc độ tải trang?</w:t>
+      </w:r>
+    </w:p>
+    <w:p>
+      <w:pPr>
+        <w:spacing w:after="180"/>
+      </w:pPr>
+      <w:r>
+        <w:rPr>
+          <w:color w:val="1E293B"/>
+          <w:sz w:val="20"/>
+          <w:szCs w:val="20"/>
+        </w:rPr>
+        <w:t xml:space="preserve">Trả lời: Nhóm sử dụng Vite với Rollup bundler, áp dụng Code Splitting qua Dynamic Import `React.lazy()` và `Suspense` cho các route lớn như AdminDashboard, Chat và Recipes, giúp giảm kích thước file initial load xuống chỉ ~380KB.</w:t>
+      </w:r>
+    </w:p>
+    <w:p>
+      <w:pPr>
+        <w:spacing w:after="80" w:before="160"/>
+      </w:pPr>
+      <w:r>
+        <w:rPr>
+          <w:b/>
+          <w:bCs/>
+          <w:color w:val="F97316"/>
+          <w:sz w:val="22"/>
+          <w:szCs w:val="22"/>
+        </w:rPr>
+        <w:t xml:space="preserve">Q15: Hệ thống xử lý Graceful Shutdown khi ngắt máy chủ Node.js server như thế nào?</w:t>
+      </w:r>
+    </w:p>
+    <w:p>
+      <w:pPr>
+        <w:spacing w:after="180"/>
+      </w:pPr>
+      <w:r>
+        <w:rPr>
+          <w:color w:val="1E293B"/>
+          <w:sz w:val="20"/>
+          <w:szCs w:val="20"/>
+        </w:rPr>
+        <w:t xml:space="preserve">Trả lời: Trong `backend/src/app.ts`, hệ thống lắng nghe tín hiệu `SIGINT` / `SIGTERM`. Khi xảy ra shutdown, server đóng tiếp nhận request mới, đợi các kết nối HTTP/Socket dở dang hoàn tất, ngắt kết nối Mongoose và Redis client một cách an toàn trước khi dừng process.</w:t>
       </w:r>
     </w:p>
     <w:sectPr>

--- a/Tai_Lieu_Giai_Thich_Chuyen_Sau_Do_An_HaiSan_VN.docx
+++ b/Tai_Lieu_Giai_Thich_Chuyen_Sau_Do_An_HaiSan_VN.docx
@@ -15,7 +15,7 @@
           <w:sz w:val="30"/>
           <w:szCs w:val="30"/>
         </w:rPr>
-        <w:t xml:space="preserve">TÀI LIỆU KỸ THUẬT TOÀN DIỆN DỰ ÁN HẢI SẢN.VN (sea_shop)</w:t>
+        <w:t xml:space="preserve">TÀI LIỆU KỸ THUẬT TOÀN DIỆN &amp; BAO QUÁT 100% DỰ ÁN HẢI SẢN.VN (sea_shop)</w:t>
       </w:r>
     </w:p>
     <w:p>
@@ -31,7 +31,7 @@
           <w:sz w:val="22"/>
           <w:szCs w:val="22"/>
         </w:rPr>
-        <w:t xml:space="preserve">Sơ Đồ Hệ Thống Đồ Họa Đẹp Mắt, Ma Trận Traceability, Nguyên Lý Vận Hành &amp; Chi Tiết 25+ Use Cases Chuyên Gia (SWP391)</w:t>
+        <w:t xml:space="preserve">Bao Quát Tất Cả Phân Hệ Chức Năng, 30+ Use Cases, Sơ Đồ Hệ Thống &amp; 18 Câu Hỏi Phản Biện Chuyên Gia (SWP391)</w:t>
       </w:r>
     </w:p>
     <w:p>
@@ -821,10 +821,10 @@
           <w:b/>
           <w:bCs/>
         </w:rPr>
-        <w:t xml:space="preserve">4. Đánh giá &amp; Cộng đồng: </w:t>
+        <w:t xml:space="preserve">4. Theo dõi Ngư Dân &amp; Yêu Thích (Follow &amp; Favorites): </w:t>
       </w:r>
       <w:r>
-        <w:t xml:space="preserve">Sau khi giao dịch thành công, người mua gửi đánh giá sao (1-5 sao) cho ngư dân/sản phẩm. Người dùng có thể chia sẻ bài viết trên Diễn đàn hải sản hoặc xem Công thức nấu ăn.
+        <w:t xml:space="preserve">Người mua có thể bấm Follow ngư dân yêu thích để nhận thông báo tức thì mỗi khi ngư dân đó có mẻ cá mới cập bến, hoặc lưu sản phẩm vào danh sách Favorites.
 </w:t>
       </w:r>
       <w:r>
@@ -832,10 +832,21 @@
           <w:b/>
           <w:bCs/>
         </w:rPr>
-        <w:t xml:space="preserve">5. Quản trị &amp; Giám sát hệ thống: </w:t>
+        <w:t xml:space="preserve">5. Báo Cáo Vi Phạm &amp; Nâng Cấp Premium (Report &amp; Premium Upgrade): </w:t>
       </w:r>
       <w:r>
-        <w:t xml:space="preserve">Admin theo dõi Dashboard phân tích số liệu tăng trưởng, duyệt hồ sơ xác minh tích xanh ngư dân, khóa tài khoản vi phạm và xử lý báo cáo.</w:t>
+        <w:t xml:space="preserve">Người dùng có thể gửi báo cáo nếu phát hiện tin bán giả mạo. Người bán có thể nâng cấp gói Premium để được ưu tiên hiển thị mẻ cá.
+</w:t>
+      </w:r>
+      <w:r>
+        <w:rPr>
+          <w:b/>
+          <w:bCs/>
+        </w:rPr>
+        <w:t xml:space="preserve">6. Quản trị &amp; Giám sát hệ thống: </w:t>
+      </w:r>
+      <w:r>
+        <w:t xml:space="preserve">Admin theo dõi Dashboard phân tích số liệu tăng trưởng, duyệt hồ sơ xác minh tích xanh ngư dân, khóa tài khoản vi phạm, phát thông báo Broadcast toàn hệ thống và xử lý báo cáo.</w:t>
       </w:r>
     </w:p>
     <w:p>
@@ -866,7 +877,7 @@
           <w:sz w:val="22"/>
           <w:szCs w:val="22"/>
         </w:rPr>
-        <w:t xml:space="preserve">2.1 SƠ ĐỒ USE CASE TỔNG THỂ (OVERALL USE CASE DIAGRAM)</w:t>
+        <w:t xml:space="preserve">2.1 SƠ ĐỒ USE CASE TỔNG THỂ BAO QUÁT (OVERALL USE CASE DIAGRAM)</w:t>
       </w:r>
     </w:p>
     <w:tbl>
@@ -1107,7 +1118,22 @@
                 <w:sz w:val="20"/>
                 <w:szCs w:val="20"/>
               </w:rPr>
-              <w:t xml:space="preserve">• Xem &amp; Thích Công thức nấu ăn / Bài viết</w:t>
+              <w:t xml:space="preserve">• Quản lý Yêu thích (Favorites) &amp; Theo dõi Ngư dân (Follow)</w:t>
+            </w:r>
+          </w:p>
+          <w:p>
+            <w:pPr>
+              <w:spacing w:after="80"/>
+            </w:pPr>
+            <w:r>
+              <w:rPr>
+                <w:b w:val="false"/>
+                <w:bCs w:val="false"/>
+                <w:color w:val="1E293B"/>
+                <w:sz w:val="20"/>
+                <w:szCs w:val="20"/>
+              </w:rPr>
+              <w:t xml:space="preserve">• Xem &amp; Thích Công thức nấu ăn / Bài viết diễn đàn</w:t>
             </w:r>
           </w:p>
         </w:tc>
@@ -1286,6 +1312,21 @@
               <w:t xml:space="preserve">• Gửi hồ sơ nhận Tích Xanh Xác Minh</w:t>
             </w:r>
           </w:p>
+          <w:p>
+            <w:pPr>
+              <w:spacing w:after="80"/>
+            </w:pPr>
+            <w:r>
+              <w:rPr>
+                <w:b w:val="false"/>
+                <w:bCs w:val="false"/>
+                <w:color w:val="1E293B"/>
+                <w:sz w:val="20"/>
+                <w:szCs w:val="20"/>
+              </w:rPr>
+              <w:t xml:space="preserve">• Nâng cấp tài khoản Premium ưu tiên hiển thị</w:t>
+            </w:r>
+          </w:p>
         </w:tc>
         <w:tc>
           <w:tcPr>
@@ -1445,6 +1486,21 @@
                 <w:szCs w:val="20"/>
               </w:rPr>
               <w:t xml:space="preserve">• Xử lý Báo cáo vi phạm (Report Management)</w:t>
+            </w:r>
+          </w:p>
+          <w:p>
+            <w:pPr>
+              <w:spacing w:after="80"/>
+            </w:pPr>
+            <w:r>
+              <w:rPr>
+                <w:b w:val="false"/>
+                <w:bCs w:val="false"/>
+                <w:color w:val="1E293B"/>
+                <w:sz w:val="20"/>
+                <w:szCs w:val="20"/>
+              </w:rPr>
+              <w:t xml:space="preserve">• Phát thông báo Broadcast toàn hệ thống</w:t>
             </w:r>
           </w:p>
         </w:tc>
@@ -3306,7 +3362,7 @@
           <w:sz w:val="26"/>
           <w:szCs w:val="26"/>
         </w:rPr>
-        <w:t xml:space="preserve">CHƯƠNG 8. PHÂN TÍCH CHI TIẾT TỪNG USE CASE HOẠT ĐỘNG (25+ USE CASES DEEP DIVE)</w:t>
+        <w:t xml:space="preserve">CHƯƠNG 8. PHÂN TÍCH CHI TIẾT TỪNG USE CASE HOẠT ĐỘNG (30+ USE CASES DEEP DIVE)</w:t>
       </w:r>
     </w:p>
     <w:tbl>
@@ -9479,6 +9535,1831 @@
         <w:spacing w:after="160"/>
       </w:pPr>
     </w:p>
+    <w:tbl>
+      <w:tblPr>
+        <w:tblW w:type="pct" w:w="100%"/>
+        <w:tblBorders>
+          <w:top w:val="single" w:color="auto" w:sz="4"/>
+          <w:left w:val="single" w:color="auto" w:sz="4"/>
+          <w:bottom w:val="single" w:color="auto" w:sz="4"/>
+          <w:right w:val="single" w:color="auto" w:sz="4"/>
+          <w:insideH w:val="single" w:color="auto" w:sz="4"/>
+          <w:insideV w:val="single" w:color="auto" w:sz="4"/>
+        </w:tblBorders>
+      </w:tblPr>
+      <w:tblGrid>
+        <w:gridCol w:w="100"/>
+        <w:gridCol w:w="100"/>
+      </w:tblGrid>
+      <w:tr>
+        <w:tc>
+          <w:tcPr>
+            <w:tcW w:type="pct" w:w="30%"/>
+            <w:shd w:fill="0F172A" w:val="clear"/>
+            <w:tcMar>
+              <w:top w:type="dxa" w:w="140"/>
+              <w:left w:type="dxa" w:w="180"/>
+              <w:bottom w:type="dxa" w:w="140"/>
+              <w:right w:type="dxa" w:w="180"/>
+            </w:tcMar>
+          </w:tcPr>
+          <w:p>
+            <w:pPr>
+              <w:jc w:val="left"/>
+            </w:pPr>
+            <w:r>
+              <w:rPr>
+                <w:b/>
+                <w:bCs/>
+                <w:color w:val="FFFFFF"/>
+                <w:sz w:val="22"/>
+                <w:szCs w:val="22"/>
+              </w:rPr>
+              <w:t xml:space="preserve">USE CASE 17: FAVORITE &amp; WISHLIST MANAGEMENT</w:t>
+            </w:r>
+          </w:p>
+        </w:tc>
+        <w:tc>
+          <w:tcPr>
+            <w:tcW w:type="pct" w:w="70%"/>
+            <w:shd w:fill="0F172A" w:val="clear"/>
+            <w:tcMar>
+              <w:top w:type="dxa" w:w="140"/>
+              <w:left w:type="dxa" w:w="180"/>
+              <w:bottom w:type="dxa" w:w="140"/>
+              <w:right w:type="dxa" w:w="180"/>
+            </w:tcMar>
+          </w:tcPr>
+          <w:p>
+            <w:pPr>
+              <w:jc w:val="left"/>
+            </w:pPr>
+            <w:r>
+              <w:rPr>
+                <w:b/>
+                <w:bCs/>
+                <w:color w:val="FFFFFF"/>
+                <w:sz w:val="22"/>
+                <w:szCs w:val="22"/>
+              </w:rPr>
+              <w:t xml:space="preserve">MODULE: Secondary Subsystem</w:t>
+            </w:r>
+          </w:p>
+        </w:tc>
+      </w:tr>
+      <w:tr>
+        <w:tc>
+          <w:tcPr>
+            <w:tcW w:type="pct" w:w="30%"/>
+            <w:tcBorders>
+              <w:top w:val="single" w:color="CBD5E1" w:sz="1"/>
+              <w:left w:val="single" w:color="CBD5E1" w:sz="1"/>
+              <w:bottom w:val="single" w:color="CBD5E1" w:sz="1"/>
+              <w:right w:val="single" w:color="CBD5E1" w:sz="1"/>
+            </w:tcBorders>
+            <w:shd w:fill="F8FAFC" w:val="clear"/>
+            <w:tcMar>
+              <w:top w:type="dxa" w:w="140"/>
+              <w:left w:type="dxa" w:w="180"/>
+              <w:bottom w:type="dxa" w:w="140"/>
+              <w:right w:type="dxa" w:w="180"/>
+            </w:tcMar>
+          </w:tcPr>
+          <w:p>
+            <w:pPr>
+              <w:spacing w:after="80"/>
+            </w:pPr>
+            <w:r>
+              <w:rPr>
+                <w:b/>
+                <w:bCs/>
+                <w:color w:val="1E293B"/>
+                <w:sz w:val="20"/>
+                <w:szCs w:val="20"/>
+              </w:rPr>
+              <w:t xml:space="preserve">File mã nguồn</w:t>
+            </w:r>
+          </w:p>
+        </w:tc>
+        <w:tc>
+          <w:tcPr>
+            <w:tcW w:type="pct" w:w="70%"/>
+            <w:tcBorders>
+              <w:top w:val="single" w:color="CBD5E1" w:sz="1"/>
+              <w:left w:val="single" w:color="CBD5E1" w:sz="1"/>
+              <w:bottom w:val="single" w:color="CBD5E1" w:sz="1"/>
+              <w:right w:val="single" w:color="CBD5E1" w:sz="1"/>
+            </w:tcBorders>
+            <w:shd w:fill="FFFFFF" w:val="clear"/>
+            <w:tcMar>
+              <w:top w:type="dxa" w:w="140"/>
+              <w:left w:type="dxa" w:w="180"/>
+              <w:bottom w:type="dxa" w:w="140"/>
+              <w:right w:type="dxa" w:w="180"/>
+            </w:tcMar>
+          </w:tcPr>
+          <w:p>
+            <w:pPr>
+              <w:spacing w:after="80"/>
+            </w:pPr>
+            <w:r>
+              <w:rPr>
+                <w:b w:val="false"/>
+                <w:bCs w:val="false"/>
+                <w:color w:val="1E293B"/>
+                <w:sz w:val="20"/>
+                <w:szCs w:val="20"/>
+              </w:rPr>
+              <w:t xml:space="preserve">backend/src/services/favorite.service.ts</w:t>
+            </w:r>
+          </w:p>
+        </w:tc>
+      </w:tr>
+      <w:tr>
+        <w:tc>
+          <w:tcPr>
+            <w:tcW w:type="pct" w:w="30%"/>
+            <w:tcBorders>
+              <w:top w:val="single" w:color="CBD5E1" w:sz="1"/>
+              <w:left w:val="single" w:color="CBD5E1" w:sz="1"/>
+              <w:bottom w:val="single" w:color="CBD5E1" w:sz="1"/>
+              <w:right w:val="single" w:color="CBD5E1" w:sz="1"/>
+            </w:tcBorders>
+            <w:shd w:fill="F8FAFC" w:val="clear"/>
+            <w:tcMar>
+              <w:top w:type="dxa" w:w="140"/>
+              <w:left w:type="dxa" w:w="180"/>
+              <w:bottom w:type="dxa" w:w="140"/>
+              <w:right w:type="dxa" w:w="180"/>
+            </w:tcMar>
+          </w:tcPr>
+          <w:p>
+            <w:pPr>
+              <w:spacing w:after="80"/>
+            </w:pPr>
+            <w:r>
+              <w:rPr>
+                <w:b/>
+                <w:bCs/>
+                <w:color w:val="1E293B"/>
+                <w:sz w:val="20"/>
+                <w:szCs w:val="20"/>
+              </w:rPr>
+              <w:t xml:space="preserve">Tác nhân (Actor)</w:t>
+            </w:r>
+          </w:p>
+        </w:tc>
+        <w:tc>
+          <w:tcPr>
+            <w:tcW w:type="pct" w:w="70%"/>
+            <w:tcBorders>
+              <w:top w:val="single" w:color="CBD5E1" w:sz="1"/>
+              <w:left w:val="single" w:color="CBD5E1" w:sz="1"/>
+              <w:bottom w:val="single" w:color="CBD5E1" w:sz="1"/>
+              <w:right w:val="single" w:color="CBD5E1" w:sz="1"/>
+            </w:tcBorders>
+            <w:shd w:fill="FFFFFF" w:val="clear"/>
+            <w:tcMar>
+              <w:top w:type="dxa" w:w="140"/>
+              <w:left w:type="dxa" w:w="180"/>
+              <w:bottom w:type="dxa" w:w="140"/>
+              <w:right w:type="dxa" w:w="180"/>
+            </w:tcMar>
+          </w:tcPr>
+          <w:p>
+            <w:pPr>
+              <w:spacing w:after="80"/>
+            </w:pPr>
+            <w:r>
+              <w:rPr>
+                <w:b w:val="false"/>
+                <w:bCs w:val="false"/>
+                <w:color w:val="1E293B"/>
+                <w:sz w:val="20"/>
+                <w:szCs w:val="20"/>
+              </w:rPr>
+              <w:t xml:space="preserve">Người mua</w:t>
+            </w:r>
+          </w:p>
+        </w:tc>
+      </w:tr>
+      <w:tr>
+        <w:tc>
+          <w:tcPr>
+            <w:tcW w:type="pct" w:w="30%"/>
+            <w:tcBorders>
+              <w:top w:val="single" w:color="CBD5E1" w:sz="1"/>
+              <w:left w:val="single" w:color="CBD5E1" w:sz="1"/>
+              <w:bottom w:val="single" w:color="CBD5E1" w:sz="1"/>
+              <w:right w:val="single" w:color="CBD5E1" w:sz="1"/>
+            </w:tcBorders>
+            <w:shd w:fill="F8FAFC" w:val="clear"/>
+            <w:tcMar>
+              <w:top w:type="dxa" w:w="140"/>
+              <w:left w:type="dxa" w:w="180"/>
+              <w:bottom w:type="dxa" w:w="140"/>
+              <w:right w:type="dxa" w:w="180"/>
+            </w:tcMar>
+          </w:tcPr>
+          <w:p>
+            <w:pPr>
+              <w:spacing w:after="80"/>
+            </w:pPr>
+            <w:r>
+              <w:rPr>
+                <w:b/>
+                <w:bCs/>
+                <w:color w:val="1E293B"/>
+                <w:sz w:val="20"/>
+                <w:szCs w:val="20"/>
+              </w:rPr>
+              <w:t xml:space="preserve">Quy trình hoạt động từng bước</w:t>
+            </w:r>
+          </w:p>
+        </w:tc>
+        <w:tc>
+          <w:tcPr>
+            <w:tcW w:type="pct" w:w="70%"/>
+            <w:tcBorders>
+              <w:top w:val="single" w:color="CBD5E1" w:sz="1"/>
+              <w:left w:val="single" w:color="CBD5E1" w:sz="1"/>
+              <w:bottom w:val="single" w:color="CBD5E1" w:sz="1"/>
+              <w:right w:val="single" w:color="CBD5E1" w:sz="1"/>
+            </w:tcBorders>
+            <w:shd w:fill="FFFFFF" w:val="clear"/>
+            <w:tcMar>
+              <w:top w:type="dxa" w:w="140"/>
+              <w:left w:type="dxa" w:w="180"/>
+              <w:bottom w:type="dxa" w:w="140"/>
+              <w:right w:type="dxa" w:w="180"/>
+            </w:tcMar>
+          </w:tcPr>
+          <w:p>
+            <w:pPr>
+              <w:spacing w:after="80"/>
+            </w:pPr>
+            <w:r>
+              <w:rPr>
+                <w:b w:val="false"/>
+                <w:bCs w:val="false"/>
+                <w:color w:val="1E293B"/>
+                <w:sz w:val="20"/>
+                <w:szCs w:val="20"/>
+              </w:rPr>
+              <w:t xml:space="preserve">1. Bấm Yêu thích (Favorite) sản phẩm -&gt; Thêm productId vào mảng favorites của User.</w:t>
+            </w:r>
+          </w:p>
+          <w:p>
+            <w:pPr>
+              <w:spacing w:after="80"/>
+            </w:pPr>
+            <w:r>
+              <w:rPr>
+                <w:b w:val="false"/>
+                <w:bCs w:val="false"/>
+                <w:color w:val="1E293B"/>
+                <w:sz w:val="20"/>
+                <w:szCs w:val="20"/>
+              </w:rPr>
+              <w:t xml:space="preserve">2. Xem trang Danh sách Yêu thích -&gt; Lấy chi tiết các sản phẩm đang hoat động.</w:t>
+            </w:r>
+          </w:p>
+        </w:tc>
+      </w:tr>
+      <w:tr>
+        <w:tc>
+          <w:tcPr>
+            <w:tcW w:type="pct" w:w="30%"/>
+            <w:tcBorders>
+              <w:top w:val="single" w:color="CBD5E1" w:sz="1"/>
+              <w:left w:val="single" w:color="CBD5E1" w:sz="1"/>
+              <w:bottom w:val="single" w:color="CBD5E1" w:sz="1"/>
+              <w:right w:val="single" w:color="CBD5E1" w:sz="1"/>
+            </w:tcBorders>
+            <w:shd w:fill="F8FAFC" w:val="clear"/>
+            <w:tcMar>
+              <w:top w:type="dxa" w:w="140"/>
+              <w:left w:type="dxa" w:w="180"/>
+              <w:bottom w:type="dxa" w:w="140"/>
+              <w:right w:type="dxa" w:w="180"/>
+            </w:tcMar>
+          </w:tcPr>
+          <w:p>
+            <w:pPr>
+              <w:spacing w:after="80"/>
+            </w:pPr>
+            <w:r>
+              <w:rPr>
+                <w:b/>
+                <w:bCs/>
+                <w:color w:val="1E293B"/>
+                <w:sz w:val="20"/>
+                <w:szCs w:val="20"/>
+              </w:rPr>
+              <w:t xml:space="preserve">Điểm sáng Bảo mật / Nghiệp vụ</w:t>
+            </w:r>
+          </w:p>
+        </w:tc>
+        <w:tc>
+          <w:tcPr>
+            <w:tcW w:type="pct" w:w="70%"/>
+            <w:tcBorders>
+              <w:top w:val="single" w:color="CBD5E1" w:sz="1"/>
+              <w:left w:val="single" w:color="CBD5E1" w:sz="1"/>
+              <w:bottom w:val="single" w:color="CBD5E1" w:sz="1"/>
+              <w:right w:val="single" w:color="CBD5E1" w:sz="1"/>
+            </w:tcBorders>
+            <w:shd w:fill="FFFFFF" w:val="clear"/>
+            <w:tcMar>
+              <w:top w:type="dxa" w:w="140"/>
+              <w:left w:type="dxa" w:w="180"/>
+              <w:bottom w:type="dxa" w:w="140"/>
+              <w:right w:type="dxa" w:w="180"/>
+            </w:tcMar>
+          </w:tcPr>
+          <w:p>
+            <w:pPr>
+              <w:spacing w:after="80"/>
+            </w:pPr>
+            <w:r>
+              <w:rPr>
+                <w:b w:val="false"/>
+                <w:bCs w:val="false"/>
+                <w:color w:val="1E293B"/>
+                <w:sz w:val="20"/>
+                <w:szCs w:val="20"/>
+              </w:rPr>
+              <w:t xml:space="preserve">Atomic `$addToSet` và `$pull` chống trùng lặp ID.</w:t>
+            </w:r>
+          </w:p>
+        </w:tc>
+      </w:tr>
+    </w:tbl>
+    <w:p>
+      <w:pPr>
+        <w:spacing w:after="160"/>
+      </w:pPr>
+    </w:p>
+    <w:tbl>
+      <w:tblPr>
+        <w:tblW w:type="pct" w:w="100%"/>
+        <w:tblBorders>
+          <w:top w:val="single" w:color="auto" w:sz="4"/>
+          <w:left w:val="single" w:color="auto" w:sz="4"/>
+          <w:bottom w:val="single" w:color="auto" w:sz="4"/>
+          <w:right w:val="single" w:color="auto" w:sz="4"/>
+          <w:insideH w:val="single" w:color="auto" w:sz="4"/>
+          <w:insideV w:val="single" w:color="auto" w:sz="4"/>
+        </w:tblBorders>
+      </w:tblPr>
+      <w:tblGrid>
+        <w:gridCol w:w="100"/>
+        <w:gridCol w:w="100"/>
+      </w:tblGrid>
+      <w:tr>
+        <w:tc>
+          <w:tcPr>
+            <w:tcW w:type="pct" w:w="30%"/>
+            <w:shd w:fill="0F172A" w:val="clear"/>
+            <w:tcMar>
+              <w:top w:type="dxa" w:w="140"/>
+              <w:left w:type="dxa" w:w="180"/>
+              <w:bottom w:type="dxa" w:w="140"/>
+              <w:right w:type="dxa" w:w="180"/>
+            </w:tcMar>
+          </w:tcPr>
+          <w:p>
+            <w:pPr>
+              <w:jc w:val="left"/>
+            </w:pPr>
+            <w:r>
+              <w:rPr>
+                <w:b/>
+                <w:bCs/>
+                <w:color w:val="FFFFFF"/>
+                <w:sz w:val="22"/>
+                <w:szCs w:val="22"/>
+              </w:rPr>
+              <w:t xml:space="preserve">USE CASE 18: FOLLOW FISHERMAN / SELLER SYSTEM</w:t>
+            </w:r>
+          </w:p>
+        </w:tc>
+        <w:tc>
+          <w:tcPr>
+            <w:tcW w:type="pct" w:w="70%"/>
+            <w:shd w:fill="0F172A" w:val="clear"/>
+            <w:tcMar>
+              <w:top w:type="dxa" w:w="140"/>
+              <w:left w:type="dxa" w:w="180"/>
+              <w:bottom w:type="dxa" w:w="140"/>
+              <w:right w:type="dxa" w:w="180"/>
+            </w:tcMar>
+          </w:tcPr>
+          <w:p>
+            <w:pPr>
+              <w:jc w:val="left"/>
+            </w:pPr>
+            <w:r>
+              <w:rPr>
+                <w:b/>
+                <w:bCs/>
+                <w:color w:val="FFFFFF"/>
+                <w:sz w:val="22"/>
+                <w:szCs w:val="22"/>
+              </w:rPr>
+              <w:t xml:space="preserve">MODULE: Secondary Subsystem</w:t>
+            </w:r>
+          </w:p>
+        </w:tc>
+      </w:tr>
+      <w:tr>
+        <w:tc>
+          <w:tcPr>
+            <w:tcW w:type="pct" w:w="30%"/>
+            <w:tcBorders>
+              <w:top w:val="single" w:color="CBD5E1" w:sz="1"/>
+              <w:left w:val="single" w:color="CBD5E1" w:sz="1"/>
+              <w:bottom w:val="single" w:color="CBD5E1" w:sz="1"/>
+              <w:right w:val="single" w:color="CBD5E1" w:sz="1"/>
+            </w:tcBorders>
+            <w:shd w:fill="F8FAFC" w:val="clear"/>
+            <w:tcMar>
+              <w:top w:type="dxa" w:w="140"/>
+              <w:left w:type="dxa" w:w="180"/>
+              <w:bottom w:type="dxa" w:w="140"/>
+              <w:right w:type="dxa" w:w="180"/>
+            </w:tcMar>
+          </w:tcPr>
+          <w:p>
+            <w:pPr>
+              <w:spacing w:after="80"/>
+            </w:pPr>
+            <w:r>
+              <w:rPr>
+                <w:b/>
+                <w:bCs/>
+                <w:color w:val="1E293B"/>
+                <w:sz w:val="20"/>
+                <w:szCs w:val="20"/>
+              </w:rPr>
+              <w:t xml:space="preserve">File mã nguồn</w:t>
+            </w:r>
+          </w:p>
+        </w:tc>
+        <w:tc>
+          <w:tcPr>
+            <w:tcW w:type="pct" w:w="70%"/>
+            <w:tcBorders>
+              <w:top w:val="single" w:color="CBD5E1" w:sz="1"/>
+              <w:left w:val="single" w:color="CBD5E1" w:sz="1"/>
+              <w:bottom w:val="single" w:color="CBD5E1" w:sz="1"/>
+              <w:right w:val="single" w:color="CBD5E1" w:sz="1"/>
+            </w:tcBorders>
+            <w:shd w:fill="FFFFFF" w:val="clear"/>
+            <w:tcMar>
+              <w:top w:type="dxa" w:w="140"/>
+              <w:left w:type="dxa" w:w="180"/>
+              <w:bottom w:type="dxa" w:w="140"/>
+              <w:right w:type="dxa" w:w="180"/>
+            </w:tcMar>
+          </w:tcPr>
+          <w:p>
+            <w:pPr>
+              <w:spacing w:after="80"/>
+            </w:pPr>
+            <w:r>
+              <w:rPr>
+                <w:b w:val="false"/>
+                <w:bCs w:val="false"/>
+                <w:color w:val="1E293B"/>
+                <w:sz w:val="20"/>
+                <w:szCs w:val="20"/>
+              </w:rPr>
+              <w:t xml:space="preserve">backend/src/services/follow.service.ts</w:t>
+            </w:r>
+          </w:p>
+        </w:tc>
+      </w:tr>
+      <w:tr>
+        <w:tc>
+          <w:tcPr>
+            <w:tcW w:type="pct" w:w="30%"/>
+            <w:tcBorders>
+              <w:top w:val="single" w:color="CBD5E1" w:sz="1"/>
+              <w:left w:val="single" w:color="CBD5E1" w:sz="1"/>
+              <w:bottom w:val="single" w:color="CBD5E1" w:sz="1"/>
+              <w:right w:val="single" w:color="CBD5E1" w:sz="1"/>
+            </w:tcBorders>
+            <w:shd w:fill="F8FAFC" w:val="clear"/>
+            <w:tcMar>
+              <w:top w:type="dxa" w:w="140"/>
+              <w:left w:type="dxa" w:w="180"/>
+              <w:bottom w:type="dxa" w:w="140"/>
+              <w:right w:type="dxa" w:w="180"/>
+            </w:tcMar>
+          </w:tcPr>
+          <w:p>
+            <w:pPr>
+              <w:spacing w:after="80"/>
+            </w:pPr>
+            <w:r>
+              <w:rPr>
+                <w:b/>
+                <w:bCs/>
+                <w:color w:val="1E293B"/>
+                <w:sz w:val="20"/>
+                <w:szCs w:val="20"/>
+              </w:rPr>
+              <w:t xml:space="preserve">Tác nhân (Actor)</w:t>
+            </w:r>
+          </w:p>
+        </w:tc>
+        <w:tc>
+          <w:tcPr>
+            <w:tcW w:type="pct" w:w="70%"/>
+            <w:tcBorders>
+              <w:top w:val="single" w:color="CBD5E1" w:sz="1"/>
+              <w:left w:val="single" w:color="CBD5E1" w:sz="1"/>
+              <w:bottom w:val="single" w:color="CBD5E1" w:sz="1"/>
+              <w:right w:val="single" w:color="CBD5E1" w:sz="1"/>
+            </w:tcBorders>
+            <w:shd w:fill="FFFFFF" w:val="clear"/>
+            <w:tcMar>
+              <w:top w:type="dxa" w:w="140"/>
+              <w:left w:type="dxa" w:w="180"/>
+              <w:bottom w:type="dxa" w:w="140"/>
+              <w:right w:type="dxa" w:w="180"/>
+            </w:tcMar>
+          </w:tcPr>
+          <w:p>
+            <w:pPr>
+              <w:spacing w:after="80"/>
+            </w:pPr>
+            <w:r>
+              <w:rPr>
+                <w:b w:val="false"/>
+                <w:bCs w:val="false"/>
+                <w:color w:val="1E293B"/>
+                <w:sz w:val="20"/>
+                <w:szCs w:val="20"/>
+              </w:rPr>
+              <w:t xml:space="preserve">Người mua &amp; Ngư dân</w:t>
+            </w:r>
+          </w:p>
+        </w:tc>
+      </w:tr>
+      <w:tr>
+        <w:tc>
+          <w:tcPr>
+            <w:tcW w:type="pct" w:w="30%"/>
+            <w:tcBorders>
+              <w:top w:val="single" w:color="CBD5E1" w:sz="1"/>
+              <w:left w:val="single" w:color="CBD5E1" w:sz="1"/>
+              <w:bottom w:val="single" w:color="CBD5E1" w:sz="1"/>
+              <w:right w:val="single" w:color="CBD5E1" w:sz="1"/>
+            </w:tcBorders>
+            <w:shd w:fill="F8FAFC" w:val="clear"/>
+            <w:tcMar>
+              <w:top w:type="dxa" w:w="140"/>
+              <w:left w:type="dxa" w:w="180"/>
+              <w:bottom w:type="dxa" w:w="140"/>
+              <w:right w:type="dxa" w:w="180"/>
+            </w:tcMar>
+          </w:tcPr>
+          <w:p>
+            <w:pPr>
+              <w:spacing w:after="80"/>
+            </w:pPr>
+            <w:r>
+              <w:rPr>
+                <w:b/>
+                <w:bCs/>
+                <w:color w:val="1E293B"/>
+                <w:sz w:val="20"/>
+                <w:szCs w:val="20"/>
+              </w:rPr>
+              <w:t xml:space="preserve">Quy trình hoạt động từng bước</w:t>
+            </w:r>
+          </w:p>
+        </w:tc>
+        <w:tc>
+          <w:tcPr>
+            <w:tcW w:type="pct" w:w="70%"/>
+            <w:tcBorders>
+              <w:top w:val="single" w:color="CBD5E1" w:sz="1"/>
+              <w:left w:val="single" w:color="CBD5E1" w:sz="1"/>
+              <w:bottom w:val="single" w:color="CBD5E1" w:sz="1"/>
+              <w:right w:val="single" w:color="CBD5E1" w:sz="1"/>
+            </w:tcBorders>
+            <w:shd w:fill="FFFFFF" w:val="clear"/>
+            <w:tcMar>
+              <w:top w:type="dxa" w:w="140"/>
+              <w:left w:type="dxa" w:w="180"/>
+              <w:bottom w:type="dxa" w:w="140"/>
+              <w:right w:type="dxa" w:w="180"/>
+            </w:tcMar>
+          </w:tcPr>
+          <w:p>
+            <w:pPr>
+              <w:spacing w:after="80"/>
+            </w:pPr>
+            <w:r>
+              <w:rPr>
+                <w:b w:val="false"/>
+                <w:bCs w:val="false"/>
+                <w:color w:val="1E293B"/>
+                <w:sz w:val="20"/>
+                <w:szCs w:val="20"/>
+              </w:rPr>
+              <w:t xml:space="preserve">1. Người mua bấm Follow Ngư dân yêu thích.</w:t>
+            </w:r>
+          </w:p>
+          <w:p>
+            <w:pPr>
+              <w:spacing w:after="80"/>
+            </w:pPr>
+            <w:r>
+              <w:rPr>
+                <w:b w:val="false"/>
+                <w:bCs w:val="false"/>
+                <w:color w:val="1E293B"/>
+                <w:sz w:val="20"/>
+                <w:szCs w:val="20"/>
+              </w:rPr>
+              <w:t xml:space="preserve">2. Mỗi khi Ngư dân tạo mẻ cá mới (Landing Batch), hệ thống tự động đẩy thông báo chuông tới tất cả Followers.</w:t>
+            </w:r>
+          </w:p>
+        </w:tc>
+      </w:tr>
+      <w:tr>
+        <w:tc>
+          <w:tcPr>
+            <w:tcW w:type="pct" w:w="30%"/>
+            <w:tcBorders>
+              <w:top w:val="single" w:color="CBD5E1" w:sz="1"/>
+              <w:left w:val="single" w:color="CBD5E1" w:sz="1"/>
+              <w:bottom w:val="single" w:color="CBD5E1" w:sz="1"/>
+              <w:right w:val="single" w:color="CBD5E1" w:sz="1"/>
+            </w:tcBorders>
+            <w:shd w:fill="F8FAFC" w:val="clear"/>
+            <w:tcMar>
+              <w:top w:type="dxa" w:w="140"/>
+              <w:left w:type="dxa" w:w="180"/>
+              <w:bottom w:type="dxa" w:w="140"/>
+              <w:right w:type="dxa" w:w="180"/>
+            </w:tcMar>
+          </w:tcPr>
+          <w:p>
+            <w:pPr>
+              <w:spacing w:after="80"/>
+            </w:pPr>
+            <w:r>
+              <w:rPr>
+                <w:b/>
+                <w:bCs/>
+                <w:color w:val="1E293B"/>
+                <w:sz w:val="20"/>
+                <w:szCs w:val="20"/>
+              </w:rPr>
+              <w:t xml:space="preserve">Điểm sáng Bảo mật / Nghiệp vụ</w:t>
+            </w:r>
+          </w:p>
+        </w:tc>
+        <w:tc>
+          <w:tcPr>
+            <w:tcW w:type="pct" w:w="70%"/>
+            <w:tcBorders>
+              <w:top w:val="single" w:color="CBD5E1" w:sz="1"/>
+              <w:left w:val="single" w:color="CBD5E1" w:sz="1"/>
+              <w:bottom w:val="single" w:color="CBD5E1" w:sz="1"/>
+              <w:right w:val="single" w:color="CBD5E1" w:sz="1"/>
+            </w:tcBorders>
+            <w:shd w:fill="FFFFFF" w:val="clear"/>
+            <w:tcMar>
+              <w:top w:type="dxa" w:w="140"/>
+              <w:left w:type="dxa" w:w="180"/>
+              <w:bottom w:type="dxa" w:w="140"/>
+              <w:right w:type="dxa" w:w="180"/>
+            </w:tcMar>
+          </w:tcPr>
+          <w:p>
+            <w:pPr>
+              <w:spacing w:after="80"/>
+            </w:pPr>
+            <w:r>
+              <w:rPr>
+                <w:b w:val="false"/>
+                <w:bCs w:val="false"/>
+                <w:color w:val="1E293B"/>
+                <w:sz w:val="20"/>
+                <w:szCs w:val="20"/>
+              </w:rPr>
+              <w:t xml:space="preserve">Tự động kích hoạt Notification Service bất đồng bộ.</w:t>
+            </w:r>
+          </w:p>
+        </w:tc>
+      </w:tr>
+    </w:tbl>
+    <w:p>
+      <w:pPr>
+        <w:spacing w:after="160"/>
+      </w:pPr>
+    </w:p>
+    <w:tbl>
+      <w:tblPr>
+        <w:tblW w:type="pct" w:w="100%"/>
+        <w:tblBorders>
+          <w:top w:val="single" w:color="auto" w:sz="4"/>
+          <w:left w:val="single" w:color="auto" w:sz="4"/>
+          <w:bottom w:val="single" w:color="auto" w:sz="4"/>
+          <w:right w:val="single" w:color="auto" w:sz="4"/>
+          <w:insideH w:val="single" w:color="auto" w:sz="4"/>
+          <w:insideV w:val="single" w:color="auto" w:sz="4"/>
+        </w:tblBorders>
+      </w:tblPr>
+      <w:tblGrid>
+        <w:gridCol w:w="100"/>
+        <w:gridCol w:w="100"/>
+      </w:tblGrid>
+      <w:tr>
+        <w:tc>
+          <w:tcPr>
+            <w:tcW w:type="pct" w:w="30%"/>
+            <w:shd w:fill="0F172A" w:val="clear"/>
+            <w:tcMar>
+              <w:top w:type="dxa" w:w="140"/>
+              <w:left w:type="dxa" w:w="180"/>
+              <w:bottom w:type="dxa" w:w="140"/>
+              <w:right w:type="dxa" w:w="180"/>
+            </w:tcMar>
+          </w:tcPr>
+          <w:p>
+            <w:pPr>
+              <w:jc w:val="left"/>
+            </w:pPr>
+            <w:r>
+              <w:rPr>
+                <w:b/>
+                <w:bCs/>
+                <w:color w:val="FFFFFF"/>
+                <w:sz w:val="22"/>
+                <w:szCs w:val="22"/>
+              </w:rPr>
+              <w:t xml:space="preserve">USE CASE 19: REPORT &amp; MODERATION SYSTEM</w:t>
+            </w:r>
+          </w:p>
+        </w:tc>
+        <w:tc>
+          <w:tcPr>
+            <w:tcW w:type="pct" w:w="70%"/>
+            <w:shd w:fill="0F172A" w:val="clear"/>
+            <w:tcMar>
+              <w:top w:type="dxa" w:w="140"/>
+              <w:left w:type="dxa" w:w="180"/>
+              <w:bottom w:type="dxa" w:w="140"/>
+              <w:right w:type="dxa" w:w="180"/>
+            </w:tcMar>
+          </w:tcPr>
+          <w:p>
+            <w:pPr>
+              <w:jc w:val="left"/>
+            </w:pPr>
+            <w:r>
+              <w:rPr>
+                <w:b/>
+                <w:bCs/>
+                <w:color w:val="FFFFFF"/>
+                <w:sz w:val="22"/>
+                <w:szCs w:val="22"/>
+              </w:rPr>
+              <w:t xml:space="preserve">MODULE: Secondary Subsystem</w:t>
+            </w:r>
+          </w:p>
+        </w:tc>
+      </w:tr>
+      <w:tr>
+        <w:tc>
+          <w:tcPr>
+            <w:tcW w:type="pct" w:w="30%"/>
+            <w:tcBorders>
+              <w:top w:val="single" w:color="CBD5E1" w:sz="1"/>
+              <w:left w:val="single" w:color="CBD5E1" w:sz="1"/>
+              <w:bottom w:val="single" w:color="CBD5E1" w:sz="1"/>
+              <w:right w:val="single" w:color="CBD5E1" w:sz="1"/>
+            </w:tcBorders>
+            <w:shd w:fill="F8FAFC" w:val="clear"/>
+            <w:tcMar>
+              <w:top w:type="dxa" w:w="140"/>
+              <w:left w:type="dxa" w:w="180"/>
+              <w:bottom w:type="dxa" w:w="140"/>
+              <w:right w:type="dxa" w:w="180"/>
+            </w:tcMar>
+          </w:tcPr>
+          <w:p>
+            <w:pPr>
+              <w:spacing w:after="80"/>
+            </w:pPr>
+            <w:r>
+              <w:rPr>
+                <w:b/>
+                <w:bCs/>
+                <w:color w:val="1E293B"/>
+                <w:sz w:val="20"/>
+                <w:szCs w:val="20"/>
+              </w:rPr>
+              <w:t xml:space="preserve">File mã nguồn</w:t>
+            </w:r>
+          </w:p>
+        </w:tc>
+        <w:tc>
+          <w:tcPr>
+            <w:tcW w:type="pct" w:w="70%"/>
+            <w:tcBorders>
+              <w:top w:val="single" w:color="CBD5E1" w:sz="1"/>
+              <w:left w:val="single" w:color="CBD5E1" w:sz="1"/>
+              <w:bottom w:val="single" w:color="CBD5E1" w:sz="1"/>
+              <w:right w:val="single" w:color="CBD5E1" w:sz="1"/>
+            </w:tcBorders>
+            <w:shd w:fill="FFFFFF" w:val="clear"/>
+            <w:tcMar>
+              <w:top w:type="dxa" w:w="140"/>
+              <w:left w:type="dxa" w:w="180"/>
+              <w:bottom w:type="dxa" w:w="140"/>
+              <w:right w:type="dxa" w:w="180"/>
+            </w:tcMar>
+          </w:tcPr>
+          <w:p>
+            <w:pPr>
+              <w:spacing w:after="80"/>
+            </w:pPr>
+            <w:r>
+              <w:rPr>
+                <w:b w:val="false"/>
+                <w:bCs w:val="false"/>
+                <w:color w:val="1E293B"/>
+                <w:sz w:val="20"/>
+                <w:szCs w:val="20"/>
+              </w:rPr>
+              <w:t xml:space="preserve">backend/src/controllers/report.controller.ts</w:t>
+            </w:r>
+          </w:p>
+        </w:tc>
+      </w:tr>
+      <w:tr>
+        <w:tc>
+          <w:tcPr>
+            <w:tcW w:type="pct" w:w="30%"/>
+            <w:tcBorders>
+              <w:top w:val="single" w:color="CBD5E1" w:sz="1"/>
+              <w:left w:val="single" w:color="CBD5E1" w:sz="1"/>
+              <w:bottom w:val="single" w:color="CBD5E1" w:sz="1"/>
+              <w:right w:val="single" w:color="CBD5E1" w:sz="1"/>
+            </w:tcBorders>
+            <w:shd w:fill="F8FAFC" w:val="clear"/>
+            <w:tcMar>
+              <w:top w:type="dxa" w:w="140"/>
+              <w:left w:type="dxa" w:w="180"/>
+              <w:bottom w:type="dxa" w:w="140"/>
+              <w:right w:type="dxa" w:w="180"/>
+            </w:tcMar>
+          </w:tcPr>
+          <w:p>
+            <w:pPr>
+              <w:spacing w:after="80"/>
+            </w:pPr>
+            <w:r>
+              <w:rPr>
+                <w:b/>
+                <w:bCs/>
+                <w:color w:val="1E293B"/>
+                <w:sz w:val="20"/>
+                <w:szCs w:val="20"/>
+              </w:rPr>
+              <w:t xml:space="preserve">Tác nhân (Actor)</w:t>
+            </w:r>
+          </w:p>
+        </w:tc>
+        <w:tc>
+          <w:tcPr>
+            <w:tcW w:type="pct" w:w="70%"/>
+            <w:tcBorders>
+              <w:top w:val="single" w:color="CBD5E1" w:sz="1"/>
+              <w:left w:val="single" w:color="CBD5E1" w:sz="1"/>
+              <w:bottom w:val="single" w:color="CBD5E1" w:sz="1"/>
+              <w:right w:val="single" w:color="CBD5E1" w:sz="1"/>
+            </w:tcBorders>
+            <w:shd w:fill="FFFFFF" w:val="clear"/>
+            <w:tcMar>
+              <w:top w:type="dxa" w:w="140"/>
+              <w:left w:type="dxa" w:w="180"/>
+              <w:bottom w:type="dxa" w:w="140"/>
+              <w:right w:type="dxa" w:w="180"/>
+            </w:tcMar>
+          </w:tcPr>
+          <w:p>
+            <w:pPr>
+              <w:spacing w:after="80"/>
+            </w:pPr>
+            <w:r>
+              <w:rPr>
+                <w:b w:val="false"/>
+                <w:bCs w:val="false"/>
+                <w:color w:val="1E293B"/>
+                <w:sz w:val="20"/>
+                <w:szCs w:val="20"/>
+              </w:rPr>
+              <w:t xml:space="preserve">Người dùng &amp; Admin</w:t>
+            </w:r>
+          </w:p>
+        </w:tc>
+      </w:tr>
+      <w:tr>
+        <w:tc>
+          <w:tcPr>
+            <w:tcW w:type="pct" w:w="30%"/>
+            <w:tcBorders>
+              <w:top w:val="single" w:color="CBD5E1" w:sz="1"/>
+              <w:left w:val="single" w:color="CBD5E1" w:sz="1"/>
+              <w:bottom w:val="single" w:color="CBD5E1" w:sz="1"/>
+              <w:right w:val="single" w:color="CBD5E1" w:sz="1"/>
+            </w:tcBorders>
+            <w:shd w:fill="F8FAFC" w:val="clear"/>
+            <w:tcMar>
+              <w:top w:type="dxa" w:w="140"/>
+              <w:left w:type="dxa" w:w="180"/>
+              <w:bottom w:type="dxa" w:w="140"/>
+              <w:right w:type="dxa" w:w="180"/>
+            </w:tcMar>
+          </w:tcPr>
+          <w:p>
+            <w:pPr>
+              <w:spacing w:after="80"/>
+            </w:pPr>
+            <w:r>
+              <w:rPr>
+                <w:b/>
+                <w:bCs/>
+                <w:color w:val="1E293B"/>
+                <w:sz w:val="20"/>
+                <w:szCs w:val="20"/>
+              </w:rPr>
+              <w:t xml:space="preserve">Quy trình hoạt động từng bước</w:t>
+            </w:r>
+          </w:p>
+        </w:tc>
+        <w:tc>
+          <w:tcPr>
+            <w:tcW w:type="pct" w:w="70%"/>
+            <w:tcBorders>
+              <w:top w:val="single" w:color="CBD5E1" w:sz="1"/>
+              <w:left w:val="single" w:color="CBD5E1" w:sz="1"/>
+              <w:bottom w:val="single" w:color="CBD5E1" w:sz="1"/>
+              <w:right w:val="single" w:color="CBD5E1" w:sz="1"/>
+            </w:tcBorders>
+            <w:shd w:fill="FFFFFF" w:val="clear"/>
+            <w:tcMar>
+              <w:top w:type="dxa" w:w="140"/>
+              <w:left w:type="dxa" w:w="180"/>
+              <w:bottom w:type="dxa" w:w="140"/>
+              <w:right w:type="dxa" w:w="180"/>
+            </w:tcMar>
+          </w:tcPr>
+          <w:p>
+            <w:pPr>
+              <w:spacing w:after="80"/>
+            </w:pPr>
+            <w:r>
+              <w:rPr>
+                <w:b w:val="false"/>
+                <w:bCs w:val="false"/>
+                <w:color w:val="1E293B"/>
+                <w:sz w:val="20"/>
+                <w:szCs w:val="20"/>
+              </w:rPr>
+              <w:t xml:space="preserve">1. Người dùng gửi báo cáo bài viết/sản phẩm giả mạo kèm lý do.</w:t>
+            </w:r>
+          </w:p>
+          <w:p>
+            <w:pPr>
+              <w:spacing w:after="80"/>
+            </w:pPr>
+            <w:r>
+              <w:rPr>
+                <w:b w:val="false"/>
+                <w:bCs w:val="false"/>
+                <w:color w:val="1E293B"/>
+                <w:sz w:val="20"/>
+                <w:szCs w:val="20"/>
+              </w:rPr>
+              <w:t xml:space="preserve">2. Admin xem danh sách báo cáo -&gt; Phê duyệt gỡ bài hoặc bác bỏ báo cáo.</w:t>
+            </w:r>
+          </w:p>
+        </w:tc>
+      </w:tr>
+      <w:tr>
+        <w:tc>
+          <w:tcPr>
+            <w:tcW w:type="pct" w:w="30%"/>
+            <w:tcBorders>
+              <w:top w:val="single" w:color="CBD5E1" w:sz="1"/>
+              <w:left w:val="single" w:color="CBD5E1" w:sz="1"/>
+              <w:bottom w:val="single" w:color="CBD5E1" w:sz="1"/>
+              <w:right w:val="single" w:color="CBD5E1" w:sz="1"/>
+            </w:tcBorders>
+            <w:shd w:fill="F8FAFC" w:val="clear"/>
+            <w:tcMar>
+              <w:top w:type="dxa" w:w="140"/>
+              <w:left w:type="dxa" w:w="180"/>
+              <w:bottom w:type="dxa" w:w="140"/>
+              <w:right w:type="dxa" w:w="180"/>
+            </w:tcMar>
+          </w:tcPr>
+          <w:p>
+            <w:pPr>
+              <w:spacing w:after="80"/>
+            </w:pPr>
+            <w:r>
+              <w:rPr>
+                <w:b/>
+                <w:bCs/>
+                <w:color w:val="1E293B"/>
+                <w:sz w:val="20"/>
+                <w:szCs w:val="20"/>
+              </w:rPr>
+              <w:t xml:space="preserve">Điểm sáng Bảo mật / Nghiệp vụ</w:t>
+            </w:r>
+          </w:p>
+        </w:tc>
+        <w:tc>
+          <w:tcPr>
+            <w:tcW w:type="pct" w:w="70%"/>
+            <w:tcBorders>
+              <w:top w:val="single" w:color="CBD5E1" w:sz="1"/>
+              <w:left w:val="single" w:color="CBD5E1" w:sz="1"/>
+              <w:bottom w:val="single" w:color="CBD5E1" w:sz="1"/>
+              <w:right w:val="single" w:color="CBD5E1" w:sz="1"/>
+            </w:tcBorders>
+            <w:shd w:fill="FFFFFF" w:val="clear"/>
+            <w:tcMar>
+              <w:top w:type="dxa" w:w="140"/>
+              <w:left w:type="dxa" w:w="180"/>
+              <w:bottom w:type="dxa" w:w="140"/>
+              <w:right w:type="dxa" w:w="180"/>
+            </w:tcMar>
+          </w:tcPr>
+          <w:p>
+            <w:pPr>
+              <w:spacing w:after="80"/>
+            </w:pPr>
+            <w:r>
+              <w:rPr>
+                <w:b w:val="false"/>
+                <w:bCs w:val="false"/>
+                <w:color w:val="1E293B"/>
+                <w:sz w:val="20"/>
+                <w:szCs w:val="20"/>
+              </w:rPr>
+              <w:t xml:space="preserve">Bảo vệ cộng đồng thương mại điện tử lành mạnh.</w:t>
+            </w:r>
+          </w:p>
+        </w:tc>
+      </w:tr>
+    </w:tbl>
+    <w:p>
+      <w:pPr>
+        <w:spacing w:after="160"/>
+      </w:pPr>
+    </w:p>
+    <w:tbl>
+      <w:tblPr>
+        <w:tblW w:type="pct" w:w="100%"/>
+        <w:tblBorders>
+          <w:top w:val="single" w:color="auto" w:sz="4"/>
+          <w:left w:val="single" w:color="auto" w:sz="4"/>
+          <w:bottom w:val="single" w:color="auto" w:sz="4"/>
+          <w:right w:val="single" w:color="auto" w:sz="4"/>
+          <w:insideH w:val="single" w:color="auto" w:sz="4"/>
+          <w:insideV w:val="single" w:color="auto" w:sz="4"/>
+        </w:tblBorders>
+      </w:tblPr>
+      <w:tblGrid>
+        <w:gridCol w:w="100"/>
+        <w:gridCol w:w="100"/>
+      </w:tblGrid>
+      <w:tr>
+        <w:tc>
+          <w:tcPr>
+            <w:tcW w:type="pct" w:w="30%"/>
+            <w:shd w:fill="0F172A" w:val="clear"/>
+            <w:tcMar>
+              <w:top w:type="dxa" w:w="140"/>
+              <w:left w:type="dxa" w:w="180"/>
+              <w:bottom w:type="dxa" w:w="140"/>
+              <w:right w:type="dxa" w:w="180"/>
+            </w:tcMar>
+          </w:tcPr>
+          <w:p>
+            <w:pPr>
+              <w:jc w:val="left"/>
+            </w:pPr>
+            <w:r>
+              <w:rPr>
+                <w:b/>
+                <w:bCs/>
+                <w:color w:val="FFFFFF"/>
+                <w:sz w:val="22"/>
+                <w:szCs w:val="22"/>
+              </w:rPr>
+              <w:t xml:space="preserve">USE CASE 20: BROADCAST LOG &amp; SYSTEM ANNOUNCEMENT</w:t>
+            </w:r>
+          </w:p>
+        </w:tc>
+        <w:tc>
+          <w:tcPr>
+            <w:tcW w:type="pct" w:w="70%"/>
+            <w:shd w:fill="0F172A" w:val="clear"/>
+            <w:tcMar>
+              <w:top w:type="dxa" w:w="140"/>
+              <w:left w:type="dxa" w:w="180"/>
+              <w:bottom w:type="dxa" w:w="140"/>
+              <w:right w:type="dxa" w:w="180"/>
+            </w:tcMar>
+          </w:tcPr>
+          <w:p>
+            <w:pPr>
+              <w:jc w:val="left"/>
+            </w:pPr>
+            <w:r>
+              <w:rPr>
+                <w:b/>
+                <w:bCs/>
+                <w:color w:val="FFFFFF"/>
+                <w:sz w:val="22"/>
+                <w:szCs w:val="22"/>
+              </w:rPr>
+              <w:t xml:space="preserve">MODULE: Secondary Subsystem</w:t>
+            </w:r>
+          </w:p>
+        </w:tc>
+      </w:tr>
+      <w:tr>
+        <w:tc>
+          <w:tcPr>
+            <w:tcW w:type="pct" w:w="30%"/>
+            <w:tcBorders>
+              <w:top w:val="single" w:color="CBD5E1" w:sz="1"/>
+              <w:left w:val="single" w:color="CBD5E1" w:sz="1"/>
+              <w:bottom w:val="single" w:color="CBD5E1" w:sz="1"/>
+              <w:right w:val="single" w:color="CBD5E1" w:sz="1"/>
+            </w:tcBorders>
+            <w:shd w:fill="F8FAFC" w:val="clear"/>
+            <w:tcMar>
+              <w:top w:type="dxa" w:w="140"/>
+              <w:left w:type="dxa" w:w="180"/>
+              <w:bottom w:type="dxa" w:w="140"/>
+              <w:right w:type="dxa" w:w="180"/>
+            </w:tcMar>
+          </w:tcPr>
+          <w:p>
+            <w:pPr>
+              <w:spacing w:after="80"/>
+            </w:pPr>
+            <w:r>
+              <w:rPr>
+                <w:b/>
+                <w:bCs/>
+                <w:color w:val="1E293B"/>
+                <w:sz w:val="20"/>
+                <w:szCs w:val="20"/>
+              </w:rPr>
+              <w:t xml:space="preserve">File mã nguồn</w:t>
+            </w:r>
+          </w:p>
+        </w:tc>
+        <w:tc>
+          <w:tcPr>
+            <w:tcW w:type="pct" w:w="70%"/>
+            <w:tcBorders>
+              <w:top w:val="single" w:color="CBD5E1" w:sz="1"/>
+              <w:left w:val="single" w:color="CBD5E1" w:sz="1"/>
+              <w:bottom w:val="single" w:color="CBD5E1" w:sz="1"/>
+              <w:right w:val="single" w:color="CBD5E1" w:sz="1"/>
+            </w:tcBorders>
+            <w:shd w:fill="FFFFFF" w:val="clear"/>
+            <w:tcMar>
+              <w:top w:type="dxa" w:w="140"/>
+              <w:left w:type="dxa" w:w="180"/>
+              <w:bottom w:type="dxa" w:w="140"/>
+              <w:right w:type="dxa" w:w="180"/>
+            </w:tcMar>
+          </w:tcPr>
+          <w:p>
+            <w:pPr>
+              <w:spacing w:after="80"/>
+            </w:pPr>
+            <w:r>
+              <w:rPr>
+                <w:b w:val="false"/>
+                <w:bCs w:val="false"/>
+                <w:color w:val="1E293B"/>
+                <w:sz w:val="20"/>
+                <w:szCs w:val="20"/>
+              </w:rPr>
+              <w:t xml:space="preserve">backend/src/services/admin.service.ts &amp; models/BroadcastLog.ts</w:t>
+            </w:r>
+          </w:p>
+        </w:tc>
+      </w:tr>
+      <w:tr>
+        <w:tc>
+          <w:tcPr>
+            <w:tcW w:type="pct" w:w="30%"/>
+            <w:tcBorders>
+              <w:top w:val="single" w:color="CBD5E1" w:sz="1"/>
+              <w:left w:val="single" w:color="CBD5E1" w:sz="1"/>
+              <w:bottom w:val="single" w:color="CBD5E1" w:sz="1"/>
+              <w:right w:val="single" w:color="CBD5E1" w:sz="1"/>
+            </w:tcBorders>
+            <w:shd w:fill="F8FAFC" w:val="clear"/>
+            <w:tcMar>
+              <w:top w:type="dxa" w:w="140"/>
+              <w:left w:type="dxa" w:w="180"/>
+              <w:bottom w:type="dxa" w:w="140"/>
+              <w:right w:type="dxa" w:w="180"/>
+            </w:tcMar>
+          </w:tcPr>
+          <w:p>
+            <w:pPr>
+              <w:spacing w:after="80"/>
+            </w:pPr>
+            <w:r>
+              <w:rPr>
+                <w:b/>
+                <w:bCs/>
+                <w:color w:val="1E293B"/>
+                <w:sz w:val="20"/>
+                <w:szCs w:val="20"/>
+              </w:rPr>
+              <w:t xml:space="preserve">Tác nhân (Actor)</w:t>
+            </w:r>
+          </w:p>
+        </w:tc>
+        <w:tc>
+          <w:tcPr>
+            <w:tcW w:type="pct" w:w="70%"/>
+            <w:tcBorders>
+              <w:top w:val="single" w:color="CBD5E1" w:sz="1"/>
+              <w:left w:val="single" w:color="CBD5E1" w:sz="1"/>
+              <w:bottom w:val="single" w:color="CBD5E1" w:sz="1"/>
+              <w:right w:val="single" w:color="CBD5E1" w:sz="1"/>
+            </w:tcBorders>
+            <w:shd w:fill="FFFFFF" w:val="clear"/>
+            <w:tcMar>
+              <w:top w:type="dxa" w:w="140"/>
+              <w:left w:type="dxa" w:w="180"/>
+              <w:bottom w:type="dxa" w:w="140"/>
+              <w:right w:type="dxa" w:w="180"/>
+            </w:tcMar>
+          </w:tcPr>
+          <w:p>
+            <w:pPr>
+              <w:spacing w:after="80"/>
+            </w:pPr>
+            <w:r>
+              <w:rPr>
+                <w:b w:val="false"/>
+                <w:bCs w:val="false"/>
+                <w:color w:val="1E293B"/>
+                <w:sz w:val="20"/>
+                <w:szCs w:val="20"/>
+              </w:rPr>
+              <w:t xml:space="preserve">Admin</w:t>
+            </w:r>
+          </w:p>
+        </w:tc>
+      </w:tr>
+      <w:tr>
+        <w:tc>
+          <w:tcPr>
+            <w:tcW w:type="pct" w:w="30%"/>
+            <w:tcBorders>
+              <w:top w:val="single" w:color="CBD5E1" w:sz="1"/>
+              <w:left w:val="single" w:color="CBD5E1" w:sz="1"/>
+              <w:bottom w:val="single" w:color="CBD5E1" w:sz="1"/>
+              <w:right w:val="single" w:color="CBD5E1" w:sz="1"/>
+            </w:tcBorders>
+            <w:shd w:fill="F8FAFC" w:val="clear"/>
+            <w:tcMar>
+              <w:top w:type="dxa" w:w="140"/>
+              <w:left w:type="dxa" w:w="180"/>
+              <w:bottom w:type="dxa" w:w="140"/>
+              <w:right w:type="dxa" w:w="180"/>
+            </w:tcMar>
+          </w:tcPr>
+          <w:p>
+            <w:pPr>
+              <w:spacing w:after="80"/>
+            </w:pPr>
+            <w:r>
+              <w:rPr>
+                <w:b/>
+                <w:bCs/>
+                <w:color w:val="1E293B"/>
+                <w:sz w:val="20"/>
+                <w:szCs w:val="20"/>
+              </w:rPr>
+              <w:t xml:space="preserve">Quy trình hoạt động từng bước</w:t>
+            </w:r>
+          </w:p>
+        </w:tc>
+        <w:tc>
+          <w:tcPr>
+            <w:tcW w:type="pct" w:w="70%"/>
+            <w:tcBorders>
+              <w:top w:val="single" w:color="CBD5E1" w:sz="1"/>
+              <w:left w:val="single" w:color="CBD5E1" w:sz="1"/>
+              <w:bottom w:val="single" w:color="CBD5E1" w:sz="1"/>
+              <w:right w:val="single" w:color="CBD5E1" w:sz="1"/>
+            </w:tcBorders>
+            <w:shd w:fill="FFFFFF" w:val="clear"/>
+            <w:tcMar>
+              <w:top w:type="dxa" w:w="140"/>
+              <w:left w:type="dxa" w:w="180"/>
+              <w:bottom w:type="dxa" w:w="140"/>
+              <w:right w:type="dxa" w:w="180"/>
+            </w:tcMar>
+          </w:tcPr>
+          <w:p>
+            <w:pPr>
+              <w:spacing w:after="80"/>
+            </w:pPr>
+            <w:r>
+              <w:rPr>
+                <w:b w:val="false"/>
+                <w:bCs w:val="false"/>
+                <w:color w:val="1E293B"/>
+                <w:sz w:val="20"/>
+                <w:szCs w:val="20"/>
+              </w:rPr>
+              <w:t xml:space="preserve">1. Admin soạn thông báo toàn hệ thống (System Broadcast).</w:t>
+            </w:r>
+          </w:p>
+          <w:p>
+            <w:pPr>
+              <w:spacing w:after="80"/>
+            </w:pPr>
+            <w:r>
+              <w:rPr>
+                <w:b w:val="false"/>
+                <w:bCs w:val="false"/>
+                <w:color w:val="1E293B"/>
+                <w:sz w:val="20"/>
+                <w:szCs w:val="20"/>
+              </w:rPr>
+              <w:t xml:space="preserve">2. Đẩy thông báo chuông tới 100% tài khoản người dùng và lưu vết BroadcastLog.</w:t>
+            </w:r>
+          </w:p>
+        </w:tc>
+      </w:tr>
+      <w:tr>
+        <w:tc>
+          <w:tcPr>
+            <w:tcW w:type="pct" w:w="30%"/>
+            <w:tcBorders>
+              <w:top w:val="single" w:color="CBD5E1" w:sz="1"/>
+              <w:left w:val="single" w:color="CBD5E1" w:sz="1"/>
+              <w:bottom w:val="single" w:color="CBD5E1" w:sz="1"/>
+              <w:right w:val="single" w:color="CBD5E1" w:sz="1"/>
+            </w:tcBorders>
+            <w:shd w:fill="F8FAFC" w:val="clear"/>
+            <w:tcMar>
+              <w:top w:type="dxa" w:w="140"/>
+              <w:left w:type="dxa" w:w="180"/>
+              <w:bottom w:type="dxa" w:w="140"/>
+              <w:right w:type="dxa" w:w="180"/>
+            </w:tcMar>
+          </w:tcPr>
+          <w:p>
+            <w:pPr>
+              <w:spacing w:after="80"/>
+            </w:pPr>
+            <w:r>
+              <w:rPr>
+                <w:b/>
+                <w:bCs/>
+                <w:color w:val="1E293B"/>
+                <w:sz w:val="20"/>
+                <w:szCs w:val="20"/>
+              </w:rPr>
+              <w:t xml:space="preserve">Điểm sáng Bảo mật / Nghiệp vụ</w:t>
+            </w:r>
+          </w:p>
+        </w:tc>
+        <w:tc>
+          <w:tcPr>
+            <w:tcW w:type="pct" w:w="70%"/>
+            <w:tcBorders>
+              <w:top w:val="single" w:color="CBD5E1" w:sz="1"/>
+              <w:left w:val="single" w:color="CBD5E1" w:sz="1"/>
+              <w:bottom w:val="single" w:color="CBD5E1" w:sz="1"/>
+              <w:right w:val="single" w:color="CBD5E1" w:sz="1"/>
+            </w:tcBorders>
+            <w:shd w:fill="FFFFFF" w:val="clear"/>
+            <w:tcMar>
+              <w:top w:type="dxa" w:w="140"/>
+              <w:left w:type="dxa" w:w="180"/>
+              <w:bottom w:type="dxa" w:w="140"/>
+              <w:right w:type="dxa" w:w="180"/>
+            </w:tcMar>
+          </w:tcPr>
+          <w:p>
+            <w:pPr>
+              <w:spacing w:after="80"/>
+            </w:pPr>
+            <w:r>
+              <w:rPr>
+                <w:b w:val="false"/>
+                <w:bCs w:val="false"/>
+                <w:color w:val="1E293B"/>
+                <w:sz w:val="20"/>
+                <w:szCs w:val="20"/>
+              </w:rPr>
+              <w:t xml:space="preserve">Phân quyền adminOnly nghiêm ngặt.</w:t>
+            </w:r>
+          </w:p>
+        </w:tc>
+      </w:tr>
+    </w:tbl>
+    <w:p>
+      <w:pPr>
+        <w:spacing w:after="160"/>
+      </w:pPr>
+    </w:p>
+    <w:tbl>
+      <w:tblPr>
+        <w:tblW w:type="pct" w:w="100%"/>
+        <w:tblBorders>
+          <w:top w:val="single" w:color="auto" w:sz="4"/>
+          <w:left w:val="single" w:color="auto" w:sz="4"/>
+          <w:bottom w:val="single" w:color="auto" w:sz="4"/>
+          <w:right w:val="single" w:color="auto" w:sz="4"/>
+          <w:insideH w:val="single" w:color="auto" w:sz="4"/>
+          <w:insideV w:val="single" w:color="auto" w:sz="4"/>
+        </w:tblBorders>
+      </w:tblPr>
+      <w:tblGrid>
+        <w:gridCol w:w="100"/>
+        <w:gridCol w:w="100"/>
+      </w:tblGrid>
+      <w:tr>
+        <w:tc>
+          <w:tcPr>
+            <w:tcW w:type="pct" w:w="30%"/>
+            <w:shd w:fill="0F172A" w:val="clear"/>
+            <w:tcMar>
+              <w:top w:type="dxa" w:w="140"/>
+              <w:left w:type="dxa" w:w="180"/>
+              <w:bottom w:type="dxa" w:w="140"/>
+              <w:right w:type="dxa" w:w="180"/>
+            </w:tcMar>
+          </w:tcPr>
+          <w:p>
+            <w:pPr>
+              <w:jc w:val="left"/>
+            </w:pPr>
+            <w:r>
+              <w:rPr>
+                <w:b/>
+                <w:bCs/>
+                <w:color w:val="FFFFFF"/>
+                <w:sz w:val="22"/>
+                <w:szCs w:val="22"/>
+              </w:rPr>
+              <w:t xml:space="preserve">USE CASE 21: PREMIUM ACCOUNT &amp; PAYMENT VERIFICATION</w:t>
+            </w:r>
+          </w:p>
+        </w:tc>
+        <w:tc>
+          <w:tcPr>
+            <w:tcW w:type="pct" w:w="70%"/>
+            <w:shd w:fill="0F172A" w:val="clear"/>
+            <w:tcMar>
+              <w:top w:type="dxa" w:w="140"/>
+              <w:left w:type="dxa" w:w="180"/>
+              <w:bottom w:type="dxa" w:w="140"/>
+              <w:right w:type="dxa" w:w="180"/>
+            </w:tcMar>
+          </w:tcPr>
+          <w:p>
+            <w:pPr>
+              <w:jc w:val="left"/>
+            </w:pPr>
+            <w:r>
+              <w:rPr>
+                <w:b/>
+                <w:bCs/>
+                <w:color w:val="FFFFFF"/>
+                <w:sz w:val="22"/>
+                <w:szCs w:val="22"/>
+              </w:rPr>
+              <w:t xml:space="preserve">MODULE: Secondary Subsystem</w:t>
+            </w:r>
+          </w:p>
+        </w:tc>
+      </w:tr>
+      <w:tr>
+        <w:tc>
+          <w:tcPr>
+            <w:tcW w:type="pct" w:w="30%"/>
+            <w:tcBorders>
+              <w:top w:val="single" w:color="CBD5E1" w:sz="1"/>
+              <w:left w:val="single" w:color="CBD5E1" w:sz="1"/>
+              <w:bottom w:val="single" w:color="CBD5E1" w:sz="1"/>
+              <w:right w:val="single" w:color="CBD5E1" w:sz="1"/>
+            </w:tcBorders>
+            <w:shd w:fill="F8FAFC" w:val="clear"/>
+            <w:tcMar>
+              <w:top w:type="dxa" w:w="140"/>
+              <w:left w:type="dxa" w:w="180"/>
+              <w:bottom w:type="dxa" w:w="140"/>
+              <w:right w:type="dxa" w:w="180"/>
+            </w:tcMar>
+          </w:tcPr>
+          <w:p>
+            <w:pPr>
+              <w:spacing w:after="80"/>
+            </w:pPr>
+            <w:r>
+              <w:rPr>
+                <w:b/>
+                <w:bCs/>
+                <w:color w:val="1E293B"/>
+                <w:sz w:val="20"/>
+                <w:szCs w:val="20"/>
+              </w:rPr>
+              <w:t xml:space="preserve">File mã nguồn</w:t>
+            </w:r>
+          </w:p>
+        </w:tc>
+        <w:tc>
+          <w:tcPr>
+            <w:tcW w:type="pct" w:w="70%"/>
+            <w:tcBorders>
+              <w:top w:val="single" w:color="CBD5E1" w:sz="1"/>
+              <w:left w:val="single" w:color="CBD5E1" w:sz="1"/>
+              <w:bottom w:val="single" w:color="CBD5E1" w:sz="1"/>
+              <w:right w:val="single" w:color="CBD5E1" w:sz="1"/>
+            </w:tcBorders>
+            <w:shd w:fill="FFFFFF" w:val="clear"/>
+            <w:tcMar>
+              <w:top w:type="dxa" w:w="140"/>
+              <w:left w:type="dxa" w:w="180"/>
+              <w:bottom w:type="dxa" w:w="140"/>
+              <w:right w:type="dxa" w:w="180"/>
+            </w:tcMar>
+          </w:tcPr>
+          <w:p>
+            <w:pPr>
+              <w:spacing w:after="80"/>
+            </w:pPr>
+            <w:r>
+              <w:rPr>
+                <w:b w:val="false"/>
+                <w:bCs w:val="false"/>
+                <w:color w:val="1E293B"/>
+                <w:sz w:val="20"/>
+                <w:szCs w:val="20"/>
+              </w:rPr>
+              <w:t xml:space="preserve">backend/src/controllers/payment.controller.ts</w:t>
+            </w:r>
+          </w:p>
+        </w:tc>
+      </w:tr>
+      <w:tr>
+        <w:tc>
+          <w:tcPr>
+            <w:tcW w:type="pct" w:w="30%"/>
+            <w:tcBorders>
+              <w:top w:val="single" w:color="CBD5E1" w:sz="1"/>
+              <w:left w:val="single" w:color="CBD5E1" w:sz="1"/>
+              <w:bottom w:val="single" w:color="CBD5E1" w:sz="1"/>
+              <w:right w:val="single" w:color="CBD5E1" w:sz="1"/>
+            </w:tcBorders>
+            <w:shd w:fill="F8FAFC" w:val="clear"/>
+            <w:tcMar>
+              <w:top w:type="dxa" w:w="140"/>
+              <w:left w:type="dxa" w:w="180"/>
+              <w:bottom w:type="dxa" w:w="140"/>
+              <w:right w:type="dxa" w:w="180"/>
+            </w:tcMar>
+          </w:tcPr>
+          <w:p>
+            <w:pPr>
+              <w:spacing w:after="80"/>
+            </w:pPr>
+            <w:r>
+              <w:rPr>
+                <w:b/>
+                <w:bCs/>
+                <w:color w:val="1E293B"/>
+                <w:sz w:val="20"/>
+                <w:szCs w:val="20"/>
+              </w:rPr>
+              <w:t xml:space="preserve">Tác nhân (Actor)</w:t>
+            </w:r>
+          </w:p>
+        </w:tc>
+        <w:tc>
+          <w:tcPr>
+            <w:tcW w:type="pct" w:w="70%"/>
+            <w:tcBorders>
+              <w:top w:val="single" w:color="CBD5E1" w:sz="1"/>
+              <w:left w:val="single" w:color="CBD5E1" w:sz="1"/>
+              <w:bottom w:val="single" w:color="CBD5E1" w:sz="1"/>
+              <w:right w:val="single" w:color="CBD5E1" w:sz="1"/>
+            </w:tcBorders>
+            <w:shd w:fill="FFFFFF" w:val="clear"/>
+            <w:tcMar>
+              <w:top w:type="dxa" w:w="140"/>
+              <w:left w:type="dxa" w:w="180"/>
+              <w:bottom w:type="dxa" w:w="140"/>
+              <w:right w:type="dxa" w:w="180"/>
+            </w:tcMar>
+          </w:tcPr>
+          <w:p>
+            <w:pPr>
+              <w:spacing w:after="80"/>
+            </w:pPr>
+            <w:r>
+              <w:rPr>
+                <w:b w:val="false"/>
+                <w:bCs w:val="false"/>
+                <w:color w:val="1E293B"/>
+                <w:sz w:val="20"/>
+                <w:szCs w:val="20"/>
+              </w:rPr>
+              <w:t xml:space="preserve">Người bán / Admin</w:t>
+            </w:r>
+          </w:p>
+        </w:tc>
+      </w:tr>
+      <w:tr>
+        <w:tc>
+          <w:tcPr>
+            <w:tcW w:type="pct" w:w="30%"/>
+            <w:tcBorders>
+              <w:top w:val="single" w:color="CBD5E1" w:sz="1"/>
+              <w:left w:val="single" w:color="CBD5E1" w:sz="1"/>
+              <w:bottom w:val="single" w:color="CBD5E1" w:sz="1"/>
+              <w:right w:val="single" w:color="CBD5E1" w:sz="1"/>
+            </w:tcBorders>
+            <w:shd w:fill="F8FAFC" w:val="clear"/>
+            <w:tcMar>
+              <w:top w:type="dxa" w:w="140"/>
+              <w:left w:type="dxa" w:w="180"/>
+              <w:bottom w:type="dxa" w:w="140"/>
+              <w:right w:type="dxa" w:w="180"/>
+            </w:tcMar>
+          </w:tcPr>
+          <w:p>
+            <w:pPr>
+              <w:spacing w:after="80"/>
+            </w:pPr>
+            <w:r>
+              <w:rPr>
+                <w:b/>
+                <w:bCs/>
+                <w:color w:val="1E293B"/>
+                <w:sz w:val="20"/>
+                <w:szCs w:val="20"/>
+              </w:rPr>
+              <w:t xml:space="preserve">Quy trình hoạt động từng bước</w:t>
+            </w:r>
+          </w:p>
+        </w:tc>
+        <w:tc>
+          <w:tcPr>
+            <w:tcW w:type="pct" w:w="70%"/>
+            <w:tcBorders>
+              <w:top w:val="single" w:color="CBD5E1" w:sz="1"/>
+              <w:left w:val="single" w:color="CBD5E1" w:sz="1"/>
+              <w:bottom w:val="single" w:color="CBD5E1" w:sz="1"/>
+              <w:right w:val="single" w:color="CBD5E1" w:sz="1"/>
+            </w:tcBorders>
+            <w:shd w:fill="FFFFFF" w:val="clear"/>
+            <w:tcMar>
+              <w:top w:type="dxa" w:w="140"/>
+              <w:left w:type="dxa" w:w="180"/>
+              <w:bottom w:type="dxa" w:w="140"/>
+              <w:right w:type="dxa" w:w="180"/>
+            </w:tcMar>
+          </w:tcPr>
+          <w:p>
+            <w:pPr>
+              <w:spacing w:after="80"/>
+            </w:pPr>
+            <w:r>
+              <w:rPr>
+                <w:b w:val="false"/>
+                <w:bCs w:val="false"/>
+                <w:color w:val="1E293B"/>
+                <w:sz w:val="20"/>
+                <w:szCs w:val="20"/>
+              </w:rPr>
+              <w:t xml:space="preserve">1. Người bán chọn gói Nâng cấp Premium.</w:t>
+            </w:r>
+          </w:p>
+          <w:p>
+            <w:pPr>
+              <w:spacing w:after="80"/>
+            </w:pPr>
+            <w:r>
+              <w:rPr>
+                <w:b w:val="false"/>
+                <w:bCs w:val="false"/>
+                <w:color w:val="1E293B"/>
+                <w:sz w:val="20"/>
+                <w:szCs w:val="20"/>
+              </w:rPr>
+              <w:t xml:space="preserve">2. Tạo giao dịch PaymentTransaction -&gt; Admin xác minh -&gt; Kích hoạt `isPremium=true` cho người bán.</w:t>
+            </w:r>
+          </w:p>
+        </w:tc>
+      </w:tr>
+      <w:tr>
+        <w:tc>
+          <w:tcPr>
+            <w:tcW w:type="pct" w:w="30%"/>
+            <w:tcBorders>
+              <w:top w:val="single" w:color="CBD5E1" w:sz="1"/>
+              <w:left w:val="single" w:color="CBD5E1" w:sz="1"/>
+              <w:bottom w:val="single" w:color="CBD5E1" w:sz="1"/>
+              <w:right w:val="single" w:color="CBD5E1" w:sz="1"/>
+            </w:tcBorders>
+            <w:shd w:fill="F8FAFC" w:val="clear"/>
+            <w:tcMar>
+              <w:top w:type="dxa" w:w="140"/>
+              <w:left w:type="dxa" w:w="180"/>
+              <w:bottom w:type="dxa" w:w="140"/>
+              <w:right w:type="dxa" w:w="180"/>
+            </w:tcMar>
+          </w:tcPr>
+          <w:p>
+            <w:pPr>
+              <w:spacing w:after="80"/>
+            </w:pPr>
+            <w:r>
+              <w:rPr>
+                <w:b/>
+                <w:bCs/>
+                <w:color w:val="1E293B"/>
+                <w:sz w:val="20"/>
+                <w:szCs w:val="20"/>
+              </w:rPr>
+              <w:t xml:space="preserve">Điểm sáng Bảo mật / Nghiệp vụ</w:t>
+            </w:r>
+          </w:p>
+        </w:tc>
+        <w:tc>
+          <w:tcPr>
+            <w:tcW w:type="pct" w:w="70%"/>
+            <w:tcBorders>
+              <w:top w:val="single" w:color="CBD5E1" w:sz="1"/>
+              <w:left w:val="single" w:color="CBD5E1" w:sz="1"/>
+              <w:bottom w:val="single" w:color="CBD5E1" w:sz="1"/>
+              <w:right w:val="single" w:color="CBD5E1" w:sz="1"/>
+            </w:tcBorders>
+            <w:shd w:fill="FFFFFF" w:val="clear"/>
+            <w:tcMar>
+              <w:top w:type="dxa" w:w="140"/>
+              <w:left w:type="dxa" w:w="180"/>
+              <w:bottom w:type="dxa" w:w="140"/>
+              <w:right w:type="dxa" w:w="180"/>
+            </w:tcMar>
+          </w:tcPr>
+          <w:p>
+            <w:pPr>
+              <w:spacing w:after="80"/>
+            </w:pPr>
+            <w:r>
+              <w:rPr>
+                <w:b w:val="false"/>
+                <w:bCs w:val="false"/>
+                <w:color w:val="1E293B"/>
+                <w:sz w:val="20"/>
+                <w:szCs w:val="20"/>
+              </w:rPr>
+              <w:t xml:space="preserve">Lưu vết lịch sử giao dịch thanh toán.</w:t>
+            </w:r>
+          </w:p>
+        </w:tc>
+      </w:tr>
+    </w:tbl>
+    <w:p>
+      <w:pPr>
+        <w:spacing w:after="160"/>
+      </w:pPr>
+    </w:p>
     <w:p>
       <w:pPr>
         <w:pStyle w:val="Heading1"/>
@@ -9492,7 +11373,7 @@
           <w:sz w:val="26"/>
           <w:szCs w:val="26"/>
         </w:rPr>
-        <w:t xml:space="preserve">CHƯƠNG 9. BỘ 15 CÂU HỎI &amp; LỜI GIẢI PHẢN BỆN HỘI ĐỒNG DÀNH CHO CHUYÊN GIA (EXPERT Q&amp;A)</w:t>
+        <w:t xml:space="preserve">CHƯƠNG 9. BỘ 18 CÂU HỎI &amp; LỜI GIẢI PHẢN BỆN HỘI ĐỒNG DÀNH CHO CHUYÊN GIA (EXPERT Q&amp;A)</w:t>
       </w:r>
     </w:p>
     <w:p>
@@ -9915,6 +11796,90 @@
         <w:t xml:space="preserve">Trả lời: Trong `backend/src/app.ts`, hệ thống lắng nghe tín hiệu `SIGINT` / `SIGTERM`. Khi xảy ra shutdown, server đóng tiếp nhận request mới, đợi các kết nối HTTP/Socket dở dang hoàn tất, ngắt kết nối Mongoose và Redis client một cách an toàn trước khi dừng process.</w:t>
       </w:r>
     </w:p>
+    <w:p>
+      <w:pPr>
+        <w:spacing w:after="80" w:before="160"/>
+      </w:pPr>
+      <w:r>
+        <w:rPr>
+          <w:b/>
+          <w:bCs/>
+          <w:color w:val="F97316"/>
+          <w:sz w:val="22"/>
+          <w:szCs w:val="22"/>
+        </w:rPr>
+        <w:t xml:space="preserve">Q16: Hệ thống Theo Dõi Ngư Dân (Follow System) gửi thông báo tự động như thế nào khi có mẻ cá mới?</w:t>
+      </w:r>
+    </w:p>
+    <w:p>
+      <w:pPr>
+        <w:spacing w:after="180"/>
+      </w:pPr>
+      <w:r>
+        <w:rPr>
+          <w:color w:val="1E293B"/>
+          <w:sz w:val="20"/>
+          <w:szCs w:val="20"/>
+        </w:rPr>
+        <w:t xml:space="preserve">Trả lời: Khi ngư dân tạo mẻ cá mới (`LandingBatch`), dịch vụ `landingBatchService` phát event bất đồng bộ. Notification Service sẽ lấy danh sách `followerIds` từ `Follow` model và tạo thông báo `NEW_BATCH` đẩy qua Socket.IO tới tất cả người mua đang theo dõi ngư dân đó.</w:t>
+      </w:r>
+    </w:p>
+    <w:p>
+      <w:pPr>
+        <w:spacing w:after="80" w:before="160"/>
+      </w:pPr>
+      <w:r>
+        <w:rPr>
+          <w:b/>
+          <w:bCs/>
+          <w:color w:val="F97316"/>
+          <w:sz w:val="22"/>
+          <w:szCs w:val="22"/>
+        </w:rPr>
+        <w:t xml:space="preserve">Q17: Hệ thống Báo Cáo Vi Phạm (Report Management) hoạt động như thế nào?</w:t>
+      </w:r>
+    </w:p>
+    <w:p>
+      <w:pPr>
+        <w:spacing w:after="180"/>
+      </w:pPr>
+      <w:r>
+        <w:rPr>
+          <w:color w:val="1E293B"/>
+          <w:sz w:val="20"/>
+          <w:szCs w:val="20"/>
+        </w:rPr>
+        <w:t xml:space="preserve">Trả lời: Người dùng gửi report bài viết/sản phẩm giả mạo. Request được validate qua `report.validation.ts` và tạo record trong MongoDB `Reports` collection. Admin xem danh sách báo cáo tại trang Admin Dashboard và chọn hành động `RESOLVE` (gỡ sản phẩm) hoặc `DISMISS` (bác bỏ).</w:t>
+      </w:r>
+    </w:p>
+    <w:p>
+      <w:pPr>
+        <w:spacing w:after="80" w:before="160"/>
+      </w:pPr>
+      <w:r>
+        <w:rPr>
+          <w:b/>
+          <w:bCs/>
+          <w:color w:val="F97316"/>
+          <w:sz w:val="22"/>
+          <w:szCs w:val="22"/>
+        </w:rPr>
+        <w:t xml:space="preserve">Q18: Tính năng Nâng Cấp Gói Premium cho Người Bán được quản lý ra sao?</w:t>
+      </w:r>
+    </w:p>
+    <w:p>
+      <w:pPr>
+        <w:spacing w:after="180"/>
+      </w:pPr>
+      <w:r>
+        <w:rPr>
+          <w:color w:val="1E293B"/>
+          <w:sz w:val="20"/>
+          <w:szCs w:val="20"/>
+        </w:rPr>
+        <w:t xml:space="preserve">Trả lời: Người bán chọn gói Premium -&gt; Tạo `PaymentTransaction` lưu trạng thái Pending. Sau khi xác minh giao dịch, hệ thống cập nhật `isPremium=true` cho User và tạo Domain Event `UserPremiumUpgradedEvent` kích hoạt các quyền ưu tiên đẩy tin và hiển thị nổi bật.</w:t>
+      </w:r>
+    </w:p>
     <w:sectPr>
       <w:pgSz w:w="11906" w:h="16838" w:orient="portrait"/>
       <w:pgMar w:top="1440" w:right="1440" w:bottom="1440" w:left="1440" w:header="708" w:footer="708" w:gutter="0"/>

--- a/Tai_Lieu_Giai_Thich_Chuyen_Sau_Do_An_HaiSan_VN.docx
+++ b/Tai_Lieu_Giai_Thich_Chuyen_Sau_Do_An_HaiSan_VN.docx
@@ -31,7 +31,7 @@
           <w:sz w:val="22"/>
           <w:szCs w:val="22"/>
         </w:rPr>
-        <w:t xml:space="preserve">Bao Quát Tất Cả Phân Hệ Chức Năng, 30+ Use Cases, Sơ Đồ Hệ Thống &amp; 18 Câu Hỏi Phản Biện Chuyên Gia (SWP391)</w:t>
+        <w:t xml:space="preserve">Chuyên Sâu Kiểm Thử (Testing Mechanics), Ma Trận Traceability, 30+ Use Cases &amp; 23 Câu Hỏi Phản Biện Chuyên Gia (SWP391)</w:t>
       </w:r>
     </w:p>
     <w:p>
@@ -3108,7 +3108,654 @@
           <w:sz w:val="26"/>
           <w:szCs w:val="26"/>
         </w:rPr>
-        <w:t xml:space="preserve">CHƯƠNG 4. KỸ THUẬT TỐI ƯU HIỆU NĂNG &amp; CHỈ SỐ BÙM TẢI (PERFORMANCE &amp; OPTIMIZATION)</w:t>
+        <w:t xml:space="preserve">CHƯƠNG 4. CHI TIẾT VẬN HÀNH BỘ KIỂM THỬ TỰ ĐỘNG (TESTING MECHANICS &amp; OPERATIONS)</w:t>
+      </w:r>
+    </w:p>
+    <w:p>
+      <w:pPr>
+        <w:spacing w:after="240"/>
+      </w:pPr>
+      <w:r>
+        <w:rPr>
+          <w:sz w:val="20"/>
+          <w:szCs w:val="20"/>
+        </w:rPr>
+        <w:t xml:space="preserve">Hệ thống sở hữu hạ tầng kiểm thử 3 tầng khép kín với 154 Test Suites Backend (215 Unit Tests PASS), 5 Test Files Frontend (21 Tests PASS) và Playwright E2E UI testing:
+</w:t>
+      </w:r>
+      <w:r>
+        <w:rPr>
+          <w:b/>
+          <w:bCs/>
+        </w:rPr>
+        <w:t xml:space="preserve">1. Môi trường MongoDB Memory Server: </w:t>
+      </w:r>
+      <w:r>
+        <w:t xml:space="preserve">Để chạy kiểm thử nhanh và độc lập không cần MongoDB thật, backend sử dụng `mongodb-memory-server` khởi tạo cơ sở dữ liệu RAM tạm thời trong hàm `beforeAll()`. Hàm `afterEach()` thực hiện xóa sạch collections giữa các bài test, và `afterAll()` đóng kết nối DB.
+</w:t>
+      </w:r>
+      <w:r>
+        <w:rPr>
+          <w:b/>
+          <w:bCs/>
+        </w:rPr>
+        <w:t xml:space="preserve">2. Kỹ thuật Mocking 3 Tầng: </w:t>
+      </w:r>
+      <w:r>
+        <w:t xml:space="preserve">• Cloudinary Service: Mock streamifier stream upload thành công trả về fake public_id;
+• Socket.IO Gateway: Mock Socket.IO server/client connection để kiểm tra event `send_message` mà không cần bật server mạng;
+• Redis Client: Mock Redis get/set/del/scan cho Rate Limiter và Cache.
+</w:t>
+      </w:r>
+      <w:r>
+        <w:rPr>
+          <w:b/>
+          <w:bCs/>
+        </w:rPr>
+        <w:t xml:space="preserve">3. Các Lệnh Chạy Test Chuẩn: </w:t>
+      </w:r>
+      <w:r>
+        <w:t xml:space="preserve">• `npm run test`: Chạy unit tests backend via Jest;
+• `npm run test:frontend`: Chạy frontend utils tests via Vitest;
+• `npm run test:e2e`: Chạy Playwright E2E test tự động bật trình duyệt;
+• `npm run test:all`: Chạy toàn bộ 3 tầng test liên hoàn.</w:t>
+      </w:r>
+    </w:p>
+    <w:tbl>
+      <w:tblPr>
+        <w:tblW w:type="pct" w:w="100%"/>
+        <w:tblBorders>
+          <w:top w:val="single" w:color="auto" w:sz="4"/>
+          <w:left w:val="single" w:color="auto" w:sz="4"/>
+          <w:bottom w:val="single" w:color="auto" w:sz="4"/>
+          <w:right w:val="single" w:color="auto" w:sz="4"/>
+          <w:insideH w:val="single" w:color="auto" w:sz="4"/>
+          <w:insideV w:val="single" w:color="auto" w:sz="4"/>
+        </w:tblBorders>
+      </w:tblPr>
+      <w:tblGrid>
+        <w:gridCol w:w="100"/>
+        <w:gridCol w:w="100"/>
+        <w:gridCol w:w="100"/>
+        <w:gridCol w:w="100"/>
+      </w:tblGrid>
+      <w:tr>
+        <w:tc>
+          <w:tcPr>
+            <w:tcW w:type="pct" w:w="25%"/>
+            <w:shd w:fill="0F172A" w:val="clear"/>
+            <w:tcMar>
+              <w:top w:type="dxa" w:w="140"/>
+              <w:left w:type="dxa" w:w="180"/>
+              <w:bottom w:type="dxa" w:w="140"/>
+              <w:right w:type="dxa" w:w="180"/>
+            </w:tcMar>
+          </w:tcPr>
+          <w:p>
+            <w:pPr>
+              <w:jc w:val="left"/>
+            </w:pPr>
+            <w:r>
+              <w:rPr>
+                <w:b/>
+                <w:bCs/>
+                <w:color w:val="FFFFFF"/>
+                <w:sz w:val="22"/>
+                <w:szCs w:val="22"/>
+              </w:rPr>
+              <w:t xml:space="preserve">TẦNG KIỂM THỬ</w:t>
+            </w:r>
+          </w:p>
+        </w:tc>
+        <w:tc>
+          <w:tcPr>
+            <w:tcW w:type="pct" w:w="25%"/>
+            <w:shd w:fill="0F172A" w:val="clear"/>
+            <w:tcMar>
+              <w:top w:type="dxa" w:w="140"/>
+              <w:left w:type="dxa" w:w="180"/>
+              <w:bottom w:type="dxa" w:w="140"/>
+              <w:right w:type="dxa" w:w="180"/>
+            </w:tcMar>
+          </w:tcPr>
+          <w:p>
+            <w:pPr>
+              <w:jc w:val="left"/>
+            </w:pPr>
+            <w:r>
+              <w:rPr>
+                <w:b/>
+                <w:bCs/>
+                <w:color w:val="FFFFFF"/>
+                <w:sz w:val="22"/>
+                <w:szCs w:val="22"/>
+              </w:rPr>
+              <w:t xml:space="preserve">CÔNG CỤ &amp; FRAMEWORK</w:t>
+            </w:r>
+          </w:p>
+        </w:tc>
+        <w:tc>
+          <w:tcPr>
+            <w:tcW w:type="pct" w:w="30%"/>
+            <w:shd w:fill="0F172A" w:val="clear"/>
+            <w:tcMar>
+              <w:top w:type="dxa" w:w="140"/>
+              <w:left w:type="dxa" w:w="180"/>
+              <w:bottom w:type="dxa" w:w="140"/>
+              <w:right w:type="dxa" w:w="180"/>
+            </w:tcMar>
+          </w:tcPr>
+          <w:p>
+            <w:pPr>
+              <w:jc w:val="left"/>
+            </w:pPr>
+            <w:r>
+              <w:rPr>
+                <w:b/>
+                <w:bCs/>
+                <w:color w:val="FFFFFF"/>
+                <w:sz w:val="22"/>
+                <w:szCs w:val="22"/>
+              </w:rPr>
+              <w:t xml:space="preserve">NỘI DUNG TEST CỤ THỂ</w:t>
+            </w:r>
+          </w:p>
+        </w:tc>
+        <w:tc>
+          <w:tcPr>
+            <w:tcW w:type="pct" w:w="20%"/>
+            <w:shd w:fill="0F172A" w:val="clear"/>
+            <w:tcMar>
+              <w:top w:type="dxa" w:w="140"/>
+              <w:left w:type="dxa" w:w="180"/>
+              <w:bottom w:type="dxa" w:w="140"/>
+              <w:right w:type="dxa" w:w="180"/>
+            </w:tcMar>
+          </w:tcPr>
+          <w:p>
+            <w:pPr>
+              <w:jc w:val="left"/>
+            </w:pPr>
+            <w:r>
+              <w:rPr>
+                <w:b/>
+                <w:bCs/>
+                <w:color w:val="FFFFFF"/>
+                <w:sz w:val="22"/>
+                <w:szCs w:val="22"/>
+              </w:rPr>
+              <w:t xml:space="preserve">KẾT QUẢ ĐẠT ĐƯỢC</w:t>
+            </w:r>
+          </w:p>
+        </w:tc>
+      </w:tr>
+      <w:tr>
+        <w:tc>
+          <w:tcPr>
+            <w:tcW w:type="pct" w:w="25%"/>
+            <w:tcBorders>
+              <w:top w:val="single" w:color="CBD5E1" w:sz="1"/>
+              <w:left w:val="single" w:color="CBD5E1" w:sz="1"/>
+              <w:bottom w:val="single" w:color="CBD5E1" w:sz="1"/>
+              <w:right w:val="single" w:color="CBD5E1" w:sz="1"/>
+            </w:tcBorders>
+            <w:shd w:fill="F8FAFC" w:val="clear"/>
+            <w:tcMar>
+              <w:top w:type="dxa" w:w="140"/>
+              <w:left w:type="dxa" w:w="180"/>
+              <w:bottom w:type="dxa" w:w="140"/>
+              <w:right w:type="dxa" w:w="180"/>
+            </w:tcMar>
+          </w:tcPr>
+          <w:p>
+            <w:pPr>
+              <w:spacing w:after="80"/>
+            </w:pPr>
+            <w:r>
+              <w:rPr>
+                <w:b/>
+                <w:bCs/>
+                <w:color w:val="1E293B"/>
+                <w:sz w:val="20"/>
+                <w:szCs w:val="20"/>
+              </w:rPr>
+              <w:t xml:space="preserve">1. Backend Unit &amp; Integration</w:t>
+            </w:r>
+          </w:p>
+        </w:tc>
+        <w:tc>
+          <w:tcPr>
+            <w:tcW w:type="pct" w:w="25%"/>
+            <w:tcBorders>
+              <w:top w:val="single" w:color="CBD5E1" w:sz="1"/>
+              <w:left w:val="single" w:color="CBD5E1" w:sz="1"/>
+              <w:bottom w:val="single" w:color="CBD5E1" w:sz="1"/>
+              <w:right w:val="single" w:color="CBD5E1" w:sz="1"/>
+            </w:tcBorders>
+            <w:shd w:fill="FFFFFF" w:val="clear"/>
+            <w:tcMar>
+              <w:top w:type="dxa" w:w="140"/>
+              <w:left w:type="dxa" w:w="180"/>
+              <w:bottom w:type="dxa" w:w="140"/>
+              <w:right w:type="dxa" w:w="180"/>
+            </w:tcMar>
+          </w:tcPr>
+          <w:p>
+            <w:pPr>
+              <w:spacing w:after="80"/>
+            </w:pPr>
+            <w:r>
+              <w:rPr>
+                <w:b w:val="false"/>
+                <w:bCs w:val="false"/>
+                <w:color w:val="1E293B"/>
+                <w:sz w:val="20"/>
+                <w:szCs w:val="20"/>
+              </w:rPr>
+              <w:t xml:space="preserve">Jest + ts-jest + mongodb-memory-server</w:t>
+            </w:r>
+          </w:p>
+        </w:tc>
+        <w:tc>
+          <w:tcPr>
+            <w:tcW w:type="pct" w:w="30%"/>
+            <w:tcBorders>
+              <w:top w:val="single" w:color="CBD5E1" w:sz="1"/>
+              <w:left w:val="single" w:color="CBD5E1" w:sz="1"/>
+              <w:bottom w:val="single" w:color="CBD5E1" w:sz="1"/>
+              <w:right w:val="single" w:color="CBD5E1" w:sz="1"/>
+            </w:tcBorders>
+            <w:shd w:fill="FFFFFF" w:val="clear"/>
+            <w:tcMar>
+              <w:top w:type="dxa" w:w="140"/>
+              <w:left w:type="dxa" w:w="180"/>
+              <w:bottom w:type="dxa" w:w="140"/>
+              <w:right w:type="dxa" w:w="180"/>
+            </w:tcMar>
+          </w:tcPr>
+          <w:p>
+            <w:pPr>
+              <w:spacing w:after="80"/>
+            </w:pPr>
+            <w:r>
+              <w:rPr>
+                <w:b w:val="false"/>
+                <w:bCs w:val="false"/>
+                <w:color w:val="1E293B"/>
+                <w:sz w:val="20"/>
+                <w:szCs w:val="20"/>
+              </w:rPr>
+              <w:t xml:space="preserve">Domain Entities, UseCases, Repositories, Middlewares Auth/RateLimit, Data Validations</w:t>
+            </w:r>
+          </w:p>
+        </w:tc>
+        <w:tc>
+          <w:tcPr>
+            <w:tcW w:type="pct" w:w="20%"/>
+            <w:tcBorders>
+              <w:top w:val="single" w:color="CBD5E1" w:sz="1"/>
+              <w:left w:val="single" w:color="CBD5E1" w:sz="1"/>
+              <w:bottom w:val="single" w:color="CBD5E1" w:sz="1"/>
+              <w:right w:val="single" w:color="CBD5E1" w:sz="1"/>
+            </w:tcBorders>
+            <w:shd w:fill="FFFFFF" w:val="clear"/>
+            <w:tcMar>
+              <w:top w:type="dxa" w:w="140"/>
+              <w:left w:type="dxa" w:w="180"/>
+              <w:bottom w:type="dxa" w:w="140"/>
+              <w:right w:type="dxa" w:w="180"/>
+            </w:tcMar>
+          </w:tcPr>
+          <w:p>
+            <w:pPr>
+              <w:spacing w:after="80"/>
+            </w:pPr>
+            <w:r>
+              <w:rPr>
+                <w:b w:val="false"/>
+                <w:bCs w:val="false"/>
+                <w:color w:val="1E293B"/>
+                <w:sz w:val="20"/>
+                <w:szCs w:val="20"/>
+              </w:rPr>
+              <w:t xml:space="preserve">154 Suites</w:t>
+            </w:r>
+          </w:p>
+          <w:p>
+            <w:pPr>
+              <w:spacing w:after="80"/>
+            </w:pPr>
+            <w:r>
+              <w:rPr>
+                <w:b w:val="false"/>
+                <w:bCs w:val="false"/>
+                <w:color w:val="1E293B"/>
+                <w:sz w:val="20"/>
+                <w:szCs w:val="20"/>
+              </w:rPr>
+              <w:t xml:space="preserve">215 Tests PASS 100%</w:t>
+            </w:r>
+          </w:p>
+        </w:tc>
+      </w:tr>
+      <w:tr>
+        <w:tc>
+          <w:tcPr>
+            <w:tcW w:type="pct" w:w="25%"/>
+            <w:tcBorders>
+              <w:top w:val="single" w:color="CBD5E1" w:sz="1"/>
+              <w:left w:val="single" w:color="CBD5E1" w:sz="1"/>
+              <w:bottom w:val="single" w:color="CBD5E1" w:sz="1"/>
+              <w:right w:val="single" w:color="CBD5E1" w:sz="1"/>
+            </w:tcBorders>
+            <w:shd w:fill="F8FAFC" w:val="clear"/>
+            <w:tcMar>
+              <w:top w:type="dxa" w:w="140"/>
+              <w:left w:type="dxa" w:w="180"/>
+              <w:bottom w:type="dxa" w:w="140"/>
+              <w:right w:type="dxa" w:w="180"/>
+            </w:tcMar>
+          </w:tcPr>
+          <w:p>
+            <w:pPr>
+              <w:spacing w:after="80"/>
+            </w:pPr>
+            <w:r>
+              <w:rPr>
+                <w:b/>
+                <w:bCs/>
+                <w:color w:val="1E293B"/>
+                <w:sz w:val="20"/>
+                <w:szCs w:val="20"/>
+              </w:rPr>
+              <w:t xml:space="preserve">2. Frontend Unit</w:t>
+            </w:r>
+          </w:p>
+        </w:tc>
+        <w:tc>
+          <w:tcPr>
+            <w:tcW w:type="pct" w:w="25%"/>
+            <w:tcBorders>
+              <w:top w:val="single" w:color="CBD5E1" w:sz="1"/>
+              <w:left w:val="single" w:color="CBD5E1" w:sz="1"/>
+              <w:bottom w:val="single" w:color="CBD5E1" w:sz="1"/>
+              <w:right w:val="single" w:color="CBD5E1" w:sz="1"/>
+            </w:tcBorders>
+            <w:shd w:fill="FFFFFF" w:val="clear"/>
+            <w:tcMar>
+              <w:top w:type="dxa" w:w="140"/>
+              <w:left w:type="dxa" w:w="180"/>
+              <w:bottom w:type="dxa" w:w="140"/>
+              <w:right w:type="dxa" w:w="180"/>
+            </w:tcMar>
+          </w:tcPr>
+          <w:p>
+            <w:pPr>
+              <w:spacing w:after="80"/>
+            </w:pPr>
+            <w:r>
+              <w:rPr>
+                <w:b w:val="false"/>
+                <w:bCs w:val="false"/>
+                <w:color w:val="1E293B"/>
+                <w:sz w:val="20"/>
+                <w:szCs w:val="20"/>
+              </w:rPr>
+              <w:t xml:space="preserve">Vitest + jsdom + Testing Library</w:t>
+            </w:r>
+          </w:p>
+        </w:tc>
+        <w:tc>
+          <w:tcPr>
+            <w:tcW w:type="pct" w:w="30%"/>
+            <w:tcBorders>
+              <w:top w:val="single" w:color="CBD5E1" w:sz="1"/>
+              <w:left w:val="single" w:color="CBD5E1" w:sz="1"/>
+              <w:bottom w:val="single" w:color="CBD5E1" w:sz="1"/>
+              <w:right w:val="single" w:color="CBD5E1" w:sz="1"/>
+            </w:tcBorders>
+            <w:shd w:fill="FFFFFF" w:val="clear"/>
+            <w:tcMar>
+              <w:top w:type="dxa" w:w="140"/>
+              <w:left w:type="dxa" w:w="180"/>
+              <w:bottom w:type="dxa" w:w="140"/>
+              <w:right w:type="dxa" w:w="180"/>
+            </w:tcMar>
+          </w:tcPr>
+          <w:p>
+            <w:pPr>
+              <w:spacing w:after="80"/>
+            </w:pPr>
+            <w:r>
+              <w:rPr>
+                <w:b w:val="false"/>
+                <w:bCs w:val="false"/>
+                <w:color w:val="1E293B"/>
+                <w:sz w:val="20"/>
+                <w:szCs w:val="20"/>
+              </w:rPr>
+              <w:t xml:space="preserve">Product Helpers, Format VND, Ownership Checker, LandingBatch calculation, Chat utils</w:t>
+            </w:r>
+          </w:p>
+        </w:tc>
+        <w:tc>
+          <w:tcPr>
+            <w:tcW w:type="pct" w:w="20%"/>
+            <w:tcBorders>
+              <w:top w:val="single" w:color="CBD5E1" w:sz="1"/>
+              <w:left w:val="single" w:color="CBD5E1" w:sz="1"/>
+              <w:bottom w:val="single" w:color="CBD5E1" w:sz="1"/>
+              <w:right w:val="single" w:color="CBD5E1" w:sz="1"/>
+            </w:tcBorders>
+            <w:shd w:fill="FFFFFF" w:val="clear"/>
+            <w:tcMar>
+              <w:top w:type="dxa" w:w="140"/>
+              <w:left w:type="dxa" w:w="180"/>
+              <w:bottom w:type="dxa" w:w="140"/>
+              <w:right w:type="dxa" w:w="180"/>
+            </w:tcMar>
+          </w:tcPr>
+          <w:p>
+            <w:pPr>
+              <w:spacing w:after="80"/>
+            </w:pPr>
+            <w:r>
+              <w:rPr>
+                <w:b w:val="false"/>
+                <w:bCs w:val="false"/>
+                <w:color w:val="1E293B"/>
+                <w:sz w:val="20"/>
+                <w:szCs w:val="20"/>
+              </w:rPr>
+              <w:t xml:space="preserve">5 Files</w:t>
+            </w:r>
+          </w:p>
+          <w:p>
+            <w:pPr>
+              <w:spacing w:after="80"/>
+            </w:pPr>
+            <w:r>
+              <w:rPr>
+                <w:b w:val="false"/>
+                <w:bCs w:val="false"/>
+                <w:color w:val="1E293B"/>
+                <w:sz w:val="20"/>
+                <w:szCs w:val="20"/>
+              </w:rPr>
+              <w:t xml:space="preserve">21 Tests PASS 100%</w:t>
+            </w:r>
+          </w:p>
+        </w:tc>
+      </w:tr>
+      <w:tr>
+        <w:tc>
+          <w:tcPr>
+            <w:tcW w:type="pct" w:w="25%"/>
+            <w:tcBorders>
+              <w:top w:val="single" w:color="CBD5E1" w:sz="1"/>
+              <w:left w:val="single" w:color="CBD5E1" w:sz="1"/>
+              <w:bottom w:val="single" w:color="CBD5E1" w:sz="1"/>
+              <w:right w:val="single" w:color="CBD5E1" w:sz="1"/>
+            </w:tcBorders>
+            <w:shd w:fill="F8FAFC" w:val="clear"/>
+            <w:tcMar>
+              <w:top w:type="dxa" w:w="140"/>
+              <w:left w:type="dxa" w:w="180"/>
+              <w:bottom w:type="dxa" w:w="140"/>
+              <w:right w:type="dxa" w:w="180"/>
+            </w:tcMar>
+          </w:tcPr>
+          <w:p>
+            <w:pPr>
+              <w:spacing w:after="80"/>
+            </w:pPr>
+            <w:r>
+              <w:rPr>
+                <w:b/>
+                <w:bCs/>
+                <w:color w:val="1E293B"/>
+                <w:sz w:val="20"/>
+                <w:szCs w:val="20"/>
+              </w:rPr>
+              <w:t xml:space="preserve">3. End-to-End (E2E)</w:t>
+            </w:r>
+          </w:p>
+        </w:tc>
+        <w:tc>
+          <w:tcPr>
+            <w:tcW w:type="pct" w:w="25%"/>
+            <w:tcBorders>
+              <w:top w:val="single" w:color="CBD5E1" w:sz="1"/>
+              <w:left w:val="single" w:color="CBD5E1" w:sz="1"/>
+              <w:bottom w:val="single" w:color="CBD5E1" w:sz="1"/>
+              <w:right w:val="single" w:color="CBD5E1" w:sz="1"/>
+            </w:tcBorders>
+            <w:shd w:fill="FFFFFF" w:val="clear"/>
+            <w:tcMar>
+              <w:top w:type="dxa" w:w="140"/>
+              <w:left w:type="dxa" w:w="180"/>
+              <w:bottom w:type="dxa" w:w="140"/>
+              <w:right w:type="dxa" w:w="180"/>
+            </w:tcMar>
+          </w:tcPr>
+          <w:p>
+            <w:pPr>
+              <w:spacing w:after="80"/>
+            </w:pPr>
+            <w:r>
+              <w:rPr>
+                <w:b w:val="false"/>
+                <w:bCs w:val="false"/>
+                <w:color w:val="1E293B"/>
+                <w:sz w:val="20"/>
+                <w:szCs w:val="20"/>
+              </w:rPr>
+              <w:t xml:space="preserve">Playwright + Chromium Headless</w:t>
+            </w:r>
+          </w:p>
+        </w:tc>
+        <w:tc>
+          <w:tcPr>
+            <w:tcW w:type="pct" w:w="30%"/>
+            <w:tcBorders>
+              <w:top w:val="single" w:color="CBD5E1" w:sz="1"/>
+              <w:left w:val="single" w:color="CBD5E1" w:sz="1"/>
+              <w:bottom w:val="single" w:color="CBD5E1" w:sz="1"/>
+              <w:right w:val="single" w:color="CBD5E1" w:sz="1"/>
+            </w:tcBorders>
+            <w:shd w:fill="FFFFFF" w:val="clear"/>
+            <w:tcMar>
+              <w:top w:type="dxa" w:w="140"/>
+              <w:left w:type="dxa" w:w="180"/>
+              <w:bottom w:type="dxa" w:w="140"/>
+              <w:right w:type="dxa" w:w="180"/>
+            </w:tcMar>
+          </w:tcPr>
+          <w:p>
+            <w:pPr>
+              <w:spacing w:after="80"/>
+            </w:pPr>
+            <w:r>
+              <w:rPr>
+                <w:b w:val="false"/>
+                <w:bCs w:val="false"/>
+                <w:color w:val="1E293B"/>
+                <w:sz w:val="20"/>
+                <w:szCs w:val="20"/>
+              </w:rPr>
+              <w:t xml:space="preserve">Tự động hóa luồng: Home Page Load -&gt; Navigation -&gt; Product Explorer -&gt; Marketplace Filter</w:t>
+            </w:r>
+          </w:p>
+        </w:tc>
+        <w:tc>
+          <w:tcPr>
+            <w:tcW w:type="pct" w:w="20%"/>
+            <w:tcBorders>
+              <w:top w:val="single" w:color="CBD5E1" w:sz="1"/>
+              <w:left w:val="single" w:color="CBD5E1" w:sz="1"/>
+              <w:bottom w:val="single" w:color="CBD5E1" w:sz="1"/>
+              <w:right w:val="single" w:color="CBD5E1" w:sz="1"/>
+            </w:tcBorders>
+            <w:shd w:fill="FFFFFF" w:val="clear"/>
+            <w:tcMar>
+              <w:top w:type="dxa" w:w="140"/>
+              <w:left w:type="dxa" w:w="180"/>
+              <w:bottom w:type="dxa" w:w="140"/>
+              <w:right w:type="dxa" w:w="180"/>
+            </w:tcMar>
+          </w:tcPr>
+          <w:p>
+            <w:pPr>
+              <w:spacing w:after="80"/>
+            </w:pPr>
+            <w:r>
+              <w:rPr>
+                <w:b w:val="false"/>
+                <w:bCs w:val="false"/>
+                <w:color w:val="1E293B"/>
+                <w:sz w:val="20"/>
+                <w:szCs w:val="20"/>
+              </w:rPr>
+              <w:t xml:space="preserve">1 Suite</w:t>
+            </w:r>
+          </w:p>
+          <w:p>
+            <w:pPr>
+              <w:spacing w:after="80"/>
+            </w:pPr>
+            <w:r>
+              <w:rPr>
+                <w:b w:val="false"/>
+                <w:bCs w:val="false"/>
+                <w:color w:val="1E293B"/>
+                <w:sz w:val="20"/>
+                <w:szCs w:val="20"/>
+              </w:rPr>
+              <w:t xml:space="preserve">All Specs PASS 100%</w:t>
+            </w:r>
+          </w:p>
+        </w:tc>
+      </w:tr>
+    </w:tbl>
+    <w:p>
+      <w:pPr>
+        <w:spacing w:after="240"/>
+      </w:pPr>
+    </w:p>
+    <w:p>
+      <w:pPr>
+        <w:pStyle w:val="Heading1"/>
+        <w:spacing w:after="180" w:before="240"/>
+      </w:pPr>
+      <w:r>
+        <w:rPr>
+          <w:b/>
+          <w:bCs/>
+          <w:color w:val="0F172A"/>
+          <w:sz w:val="26"/>
+          <w:szCs w:val="26"/>
+        </w:rPr>
+        <w:t xml:space="preserve">CHƯƠNG 5. KỸ THUẬT TỐI ƯU HIỆU NĂNG &amp; CHỈ SỐ BÙM TẢI (PERFORMANCE &amp; OPTIMIZATION)</w:t>
       </w:r>
     </w:p>
     <w:p>
@@ -3163,7 +3810,7 @@
           <w:sz w:val="26"/>
           <w:szCs w:val="26"/>
         </w:rPr>
-        <w:t xml:space="preserve">CHƯƠNG 5. THIẾT KẾ BẢO MẬT HÀNG ĐẦU (SECURITY ARCHITECTURE &amp; OWASP)</w:t>
+        <w:t xml:space="preserve">CHƯƠNG 6. THIẾT KẾ BẢO MẬT HÀNG ĐẦU (SECURITY ARCHITECTURE &amp; OWASP)</w:t>
       </w:r>
     </w:p>
     <w:p>
@@ -3229,7 +3876,7 @@
           <w:sz w:val="26"/>
           <w:szCs w:val="26"/>
         </w:rPr>
-        <w:t xml:space="preserve">CHƯƠNG 6. QUY TRÌNH XÓA TÀI KHOẢN TUÂN THỦ GDPR (GDPR ACCOUNT DELETION)</w:t>
+        <w:t xml:space="preserve">CHƯƠNG 7. QUY TRÌNH XÓA TÀI KHOẢN TUÂN THỦ GDPR (GDPR ACCOUNT DELETION)</w:t>
       </w:r>
     </w:p>
     <w:p>
@@ -3301,67 +3948,6 @@
           <w:sz w:val="26"/>
           <w:szCs w:val="26"/>
         </w:rPr>
-        <w:t xml:space="preserve">CHƯƠNG 7. CHIẾN LƯỢC KIỂM THỬ TỰ ĐỘNG (AUTOMATED TESTING STRATEGY)</w:t>
-      </w:r>
-    </w:p>
-    <w:p>
-      <w:pPr>
-        <w:spacing w:after="240"/>
-      </w:pPr>
-      <w:r>
-        <w:rPr>
-          <w:sz w:val="20"/>
-          <w:szCs w:val="20"/>
-        </w:rPr>
-        <w:t xml:space="preserve">Dự án sở hữu bộ kiểm thử tự động toàn diện với 3 tầng test chính:
-</w:t>
-      </w:r>
-      <w:r>
-        <w:rPr>
-          <w:b/>
-          <w:bCs/>
-        </w:rPr>
-        <w:t xml:space="preserve">• Backend Unit &amp; Integration Testing (Jest): </w:t>
-      </w:r>
-      <w:r>
-        <w:t xml:space="preserve">Đạt 154 Test Suites với 215 Unit Tests PASS 100%. Phủ kín từ Domain Entities, Use Cases, Repositories, Middlewares, cho tới Validations.
-</w:t>
-      </w:r>
-      <w:r>
-        <w:rPr>
-          <w:b/>
-          <w:bCs/>
-        </w:rPr>
-        <w:t xml:space="preserve">• Frontend Unit Testing (Vitest + jsdom): </w:t>
-      </w:r>
-      <w:r>
-        <w:t xml:space="preserve">Đạt 5 Test Files với 21 Tests PASS 100%. Kiểm thử các hàm tiện ích sản phẩm, định dạng tiền VND, phân quyền sở hữu và chat helpers.
-</w:t>
-      </w:r>
-      <w:r>
-        <w:rPr>
-          <w:b/>
-          <w:bCs/>
-        </w:rPr>
-        <w:t xml:space="preserve">• End-to-End Testing (Playwright): </w:t>
-      </w:r>
-      <w:r>
-        <w:t xml:space="preserve">Tự động hóa mở trình duyệt Chromium trên Vite port 5173, kiểm tra luồng từ Trang chủ -&gt; Click Explorer -&gt; Chuyển sang Marketplace.</w:t>
-      </w:r>
-    </w:p>
-    <w:p>
-      <w:pPr>
-        <w:pStyle w:val="Heading1"/>
-        <w:spacing w:after="180" w:before="240"/>
-      </w:pPr>
-      <w:r>
-        <w:rPr>
-          <w:b/>
-          <w:bCs/>
-          <w:color w:val="0F172A"/>
-          <w:sz w:val="26"/>
-          <w:szCs w:val="26"/>
-        </w:rPr>
         <w:t xml:space="preserve">CHƯƠNG 8. PHÂN TÍCH CHI TIẾT TỪNG USE CASE HOẠT ĐỘNG (30+ USE CASES DEEP DIVE)</w:t>
       </w:r>
     </w:p>
@@ -11373,7 +11959,7 @@
           <w:sz w:val="26"/>
           <w:szCs w:val="26"/>
         </w:rPr>
-        <w:t xml:space="preserve">CHƯƠNG 9. BỘ 18 CÂU HỎI &amp; LỜI GIẢI PHẢN BỆN HỘI ĐỒNG DÀNH CHO CHUYÊN GIA (EXPERT Q&amp;A)</w:t>
+        <w:t xml:space="preserve">CHƯƠNG 9. BỘ 23 CÂU HỎI &amp; LỜI GIẢI PHẢN BỆN HỘI ĐỒNG CHUYÊN SÂU KIỂM THỬ (TESTING &amp; EXPERT Q&amp;A)</w:t>
       </w:r>
     </w:p>
     <w:p>
@@ -11880,6 +12466,146 @@
         <w:t xml:space="preserve">Trả lời: Người bán chọn gói Premium -&gt; Tạo `PaymentTransaction` lưu trạng thái Pending. Sau khi xác minh giao dịch, hệ thống cập nhật `isPremium=true` cho User và tạo Domain Event `UserPremiumUpgradedEvent` kích hoạt các quyền ưu tiên đẩy tin và hiển thị nổi bật.</w:t>
       </w:r>
     </w:p>
+    <w:p>
+      <w:pPr>
+        <w:spacing w:after="80" w:before="160"/>
+      </w:pPr>
+      <w:r>
+        <w:rPr>
+          <w:b/>
+          <w:bCs/>
+          <w:color w:val="F97316"/>
+          <w:sz w:val="22"/>
+          <w:szCs w:val="22"/>
+        </w:rPr>
+        <w:t xml:space="preserve">Q19: Làm thế nào nhóm kiểm thử các truy vấn GeoJSON $near và chỉ mục 2dsphere trong Jest mà không cần kết nối MongoDB server thật?</w:t>
+      </w:r>
+    </w:p>
+    <w:p>
+      <w:pPr>
+        <w:spacing w:after="180"/>
+      </w:pPr>
+      <w:r>
+        <w:rPr>
+          <w:color w:val="1E293B"/>
+          <w:sz w:val="20"/>
+          <w:szCs w:val="20"/>
+        </w:rPr>
+        <w:t xml:space="preserve">Trả lời: Nhóm áp dụng `mongodb-memory-server` chạy một bản MongoDB in-memory ngay trên bộ nhớ RAM. Trong hàm `beforeAll()`, nhóm khởi tạo kết nối Mongoose và gọi `await ProductModel.createIndexes()` để tạo chỉ mục `2dsphere` trước khi chạy các câu lệnh test `$near`.</w:t>
+      </w:r>
+    </w:p>
+    <w:p>
+      <w:pPr>
+        <w:spacing w:after="80" w:before="160"/>
+      </w:pPr>
+      <w:r>
+        <w:rPr>
+          <w:b/>
+          <w:bCs/>
+          <w:color w:val="F97316"/>
+          <w:sz w:val="22"/>
+          <w:szCs w:val="22"/>
+        </w:rPr>
+        <w:t xml:space="preserve">Q20: Cơ chế Mocking cho dịch vụ lưu ảnh Cloudinary trong bộ test được triển khai như thế nào?</w:t>
+      </w:r>
+    </w:p>
+    <w:p>
+      <w:pPr>
+        <w:spacing w:after="180"/>
+      </w:pPr>
+      <w:r>
+        <w:rPr>
+          <w:color w:val="1E293B"/>
+          <w:sz w:val="20"/>
+          <w:szCs w:val="20"/>
+        </w:rPr>
+        <w:t xml:space="preserve">Trả lời: Vì không thể gọi thật Cloudinary API khi chạy Unit Test (do chậm và tốn quota), nhóm mock module `cloudinary.v2` bằng `jest.mock()`. Hàm `upload_stream` được thay thế bằng một Writable Stream giả lập tự động phát event `finish` và trả về fake Public ID và Secure URL chuẩn.</w:t>
+      </w:r>
+    </w:p>
+    <w:p>
+      <w:pPr>
+        <w:spacing w:after="80" w:before="160"/>
+      </w:pPr>
+      <w:r>
+        <w:rPr>
+          <w:b/>
+          <w:bCs/>
+          <w:color w:val="F97316"/>
+          <w:sz w:val="22"/>
+          <w:szCs w:val="22"/>
+        </w:rPr>
+        <w:t xml:space="preserve">Q21: Làm thế nào nhóm test thành công xác thực JWT HttpOnly Cookie trong Jest + Supertest?</w:t>
+      </w:r>
+    </w:p>
+    <w:p>
+      <w:pPr>
+        <w:spacing w:after="180"/>
+      </w:pPr>
+      <w:r>
+        <w:rPr>
+          <w:color w:val="1E293B"/>
+          <w:sz w:val="20"/>
+          <w:szCs w:val="20"/>
+        </w:rPr>
+        <w:t xml:space="preserve">Trả lời: Trong bài test tích hợp integration test, nhóm trước tiên gửi lệnh `POST /api/iam/login`. Nhóm trích xuất chuỗi `Set-Cookie` header từ HTTP Response thu được, sau đó gửi chuỗi Cookie này trong header `.set('Cookie', authCookie)` của các request kế tiếp để kiểm thử các API bảo vệ như `POST /api/products`.</w:t>
+      </w:r>
+    </w:p>
+    <w:p>
+      <w:pPr>
+        <w:spacing w:after="80" w:before="160"/>
+      </w:pPr>
+      <w:r>
+        <w:rPr>
+          <w:b/>
+          <w:bCs/>
+          <w:color w:val="F97316"/>
+          <w:sz w:val="22"/>
+          <w:szCs w:val="22"/>
+        </w:rPr>
+        <w:t xml:space="preserve">Q22: Kỹ thuật kiểm thử E2E bằng Playwright phòng chống hiện tượng Flaky Test (lỗi chập chờn khi mạng chậm) ra sao?</w:t>
+      </w:r>
+    </w:p>
+    <w:p>
+      <w:pPr>
+        <w:spacing w:after="180"/>
+      </w:pPr>
+      <w:r>
+        <w:rPr>
+          <w:color w:val="1E293B"/>
+          <w:sz w:val="20"/>
+          <w:szCs w:val="20"/>
+        </w:rPr>
+        <w:t xml:space="preserve">Trả lời: Nhóm cấu hình `playwright.config.ts` tự động kích hoạt máy chủ dev Vite trên port 5173 via `webServer`. Trong mã kịch bản spec (`basic.spec.ts`), nhóm dùng các câu lệnh chờ đợi tường minh như `await page.waitForSelector('.product-card')` thay vì dùng hàm `sleep` cố định.</w:t>
+      </w:r>
+    </w:p>
+    <w:p>
+      <w:pPr>
+        <w:spacing w:after="80" w:before="160"/>
+      </w:pPr>
+      <w:r>
+        <w:rPr>
+          <w:b/>
+          <w:bCs/>
+          <w:color w:val="F97316"/>
+          <w:sz w:val="22"/>
+          <w:szCs w:val="22"/>
+        </w:rPr>
+        <w:t xml:space="preserve">Q23: Làm thế nào nhóm đo lường và theo dõi Chỉ số Độ phủ Kiểm thử (Code Coverage)?</w:t>
+      </w:r>
+    </w:p>
+    <w:p>
+      <w:pPr>
+        <w:spacing w:after="180"/>
+      </w:pPr>
+      <w:r>
+        <w:rPr>
+          <w:color w:val="1E293B"/>
+          <w:sz w:val="20"/>
+          <w:szCs w:val="20"/>
+        </w:rPr>
+        <w:t xml:space="preserve">Trả lời: Nhóm kích hoạt công cụ Istanbul được tích hợp sẵn trong Jest bằng flag `--coverage`. Hệ thống đo lường 4 chỉ số: Statement Coverage (Độ phủ câu lệnh), Branch Coverage (Độ phủ nhánh if/else), Function Coverage (Độ phủ hàm) và Line Coverage (Độ phủ dòng mã). Kết quả tạo ra báo cáo HTML chi tiết tại thư mục `coverage/index.html`.</w:t>
+      </w:r>
+    </w:p>
     <w:sectPr>
       <w:pgSz w:w="11906" w:h="16838" w:orient="portrait"/>
       <w:pgMar w:top="1440" w:right="1440" w:bottom="1440" w:left="1440" w:header="708" w:footer="708" w:gutter="0"/>

--- a/Tai_Lieu_Giai_Thich_Chuyen_Sau_Do_An_HaiSan_VN.docx
+++ b/Tai_Lieu_Giai_Thich_Chuyen_Sau_Do_An_HaiSan_VN.docx
@@ -15,7 +15,7 @@
           <w:sz w:val="30"/>
           <w:szCs w:val="30"/>
         </w:rPr>
-        <w:t xml:space="preserve">TÀI LIỆU KỸ THUẬT TOÀN DIỆN &amp; BAO QUÁT 100% DỰ ÁN HẢI SẢN.VN (sea_shop)</w:t>
+        <w:t xml:space="preserve">TÀI LIỆU KỸ THUẬT CHUYÊN SÂU &amp; TOÀN DIỆN DỰ ÁN HẢI SẢN.VN (sea_shop)</w:t>
       </w:r>
     </w:p>
     <w:p>
@@ -31,7 +31,7 @@
           <w:sz w:val="22"/>
           <w:szCs w:val="22"/>
         </w:rPr>
-        <w:t xml:space="preserve">Chuyên Sâu Kiểm Thử (Testing Mechanics), Ma Trận Traceability, 30+ Use Cases &amp; 23 Câu Hỏi Phản Biện Chuyên Gia (SWP391)</w:t>
+        <w:t xml:space="preserve">Phân Công Test Chi Tiết, Hiệu Năng Web, Bảo Mật OWASP Top 10, Design Patterns, 30+ Use Cases &amp; 25 Q&amp;As (SWP391)</w:t>
       </w:r>
     </w:p>
     <w:p>
@@ -47,7 +47,7 @@
           <w:sz w:val="26"/>
           <w:szCs w:val="26"/>
         </w:rPr>
-        <w:t xml:space="preserve">CHƯƠNG 0. MA TRẬN PHÂN CÔNG CÔNG VIỆC NHÓM (MEMBER RESPONSIBILITY MATRIX)</w:t>
+        <w:t xml:space="preserve">CHƯƠNG 0. MA TRẬN PHÂN CÔNG CÔNG VIỆC VÀ TÁC GIẢ BÀI TEST (MEMBER &amp; TEST AUTHORSHIP MATRIX)</w:t>
       </w:r>
     </w:p>
     <w:tbl>
@@ -66,11 +66,12 @@
         <w:gridCol w:w="100"/>
         <w:gridCol w:w="100"/>
         <w:gridCol w:w="100"/>
+        <w:gridCol w:w="100"/>
       </w:tblGrid>
       <w:tr>
         <w:tc>
           <w:tcPr>
-            <w:tcW w:type="pct" w:w="25%"/>
+            <w:tcW w:type="pct" w:w="20%"/>
             <w:shd w:fill="0F172A" w:val="clear"/>
             <w:tcMar>
               <w:top w:type="dxa" w:w="140"/>
@@ -97,7 +98,7 @@
         </w:tc>
         <w:tc>
           <w:tcPr>
-            <w:tcW w:type="pct" w:w="50%"/>
+            <w:tcW w:type="pct" w:w="35%"/>
             <w:shd w:fill="0F172A" w:val="clear"/>
             <w:tcMar>
               <w:top w:type="dxa" w:w="140"/>
@@ -118,13 +119,13 @@
                 <w:sz w:val="22"/>
                 <w:szCs w:val="22"/>
               </w:rPr>
-              <w:t xml:space="preserve">VAI TRÒ &amp; PHẦN VIỆC ĐẢM NHẬN</w:t>
-            </w:r>
-          </w:p>
-        </w:tc>
-        <w:tc>
-          <w:tcPr>
-            <w:tcW w:type="pct" w:w="25%"/>
+              <w:t xml:space="preserve">MODULE KỸ THUẬT ĐẢM NHẬN</w:t>
+            </w:r>
+          </w:p>
+        </w:tc>
+        <w:tc>
+          <w:tcPr>
+            <w:tcW w:type="pct" w:w="35%"/>
             <w:shd w:fill="0F172A" w:val="clear"/>
             <w:tcMar>
               <w:top w:type="dxa" w:w="140"/>
@@ -145,7 +146,34 @@
                 <w:sz w:val="22"/>
                 <w:szCs w:val="22"/>
               </w:rPr>
-              <w:t xml:space="preserve">TỶ LỆ ĐÓNG GÓP</w:t>
+              <w:t xml:space="preserve">CÁC BỘ TEST SUITES ĐÃ VIẾT (GIT COMMIT VERIFIED)</w:t>
+            </w:r>
+          </w:p>
+        </w:tc>
+        <w:tc>
+          <w:tcPr>
+            <w:tcW w:type="pct" w:w="10%"/>
+            <w:shd w:fill="0F172A" w:val="clear"/>
+            <w:tcMar>
+              <w:top w:type="dxa" w:w="140"/>
+              <w:left w:type="dxa" w:w="180"/>
+              <w:bottom w:type="dxa" w:w="140"/>
+              <w:right w:type="dxa" w:w="180"/>
+            </w:tcMar>
+          </w:tcPr>
+          <w:p>
+            <w:pPr>
+              <w:jc w:val="left"/>
+            </w:pPr>
+            <w:r>
+              <w:rPr>
+                <w:b/>
+                <w:bCs/>
+                <w:color w:val="FFFFFF"/>
+                <w:sz w:val="22"/>
+                <w:szCs w:val="22"/>
+              </w:rPr>
+              <w:t xml:space="preserve">ĐÓNG GÓP</w:t>
             </w:r>
           </w:p>
         </w:tc>
@@ -153,7 +181,7 @@
       <w:tr>
         <w:tc>
           <w:tcPr>
-            <w:tcW w:type="pct" w:w="25%"/>
+            <w:tcW w:type="pct" w:w="20%"/>
             <w:tcBorders>
               <w:top w:val="single" w:color="CBD5E1" w:sz="1"/>
               <w:left w:val="single" w:color="CBD5E1" w:sz="1"/>
@@ -201,7 +229,7 @@
         </w:tc>
         <w:tc>
           <w:tcPr>
-            <w:tcW w:type="pct" w:w="50%"/>
+            <w:tcW w:type="pct" w:w="35%"/>
             <w:tcBorders>
               <w:top w:val="single" w:color="CBD5E1" w:sz="1"/>
               <w:left w:val="single" w:color="CBD5E1" w:sz="1"/>
@@ -228,58 +256,43 @@
                 <w:sz w:val="20"/>
                 <w:szCs w:val="20"/>
               </w:rPr>
-              <w:t xml:space="preserve">• Thiết kế Kiến trúc Clean Architecture 4 tầng &amp; DDD</w:t>
-            </w:r>
-          </w:p>
-          <w:p>
-            <w:pPr>
-              <w:spacing w:after="80"/>
-            </w:pPr>
-            <w:r>
-              <w:rPr>
-                <w:b w:val="false"/>
-                <w:bCs w:val="false"/>
-                <w:color w:val="1E293B"/>
-                <w:sz w:val="20"/>
-                <w:szCs w:val="20"/>
-              </w:rPr>
-              <w:t xml:space="preserve">• Module IAM (Auth JWT HttpOnly Cookie, Google OAuth2)</w:t>
-            </w:r>
-          </w:p>
-          <w:p>
-            <w:pPr>
-              <w:spacing w:after="80"/>
-            </w:pPr>
-            <w:r>
-              <w:rPr>
-                <w:b w:val="false"/>
-                <w:bCs w:val="false"/>
-                <w:color w:val="1E293B"/>
-                <w:sz w:val="20"/>
-                <w:szCs w:val="20"/>
-              </w:rPr>
-              <w:t xml:space="preserve">• Refactor UX DatePicker Native &amp; Format tiền VND chuẩn</w:t>
-            </w:r>
-          </w:p>
-          <w:p>
-            <w:pPr>
-              <w:spacing w:after="80"/>
-            </w:pPr>
-            <w:r>
-              <w:rPr>
-                <w:b w:val="false"/>
-                <w:bCs w:val="false"/>
-                <w:color w:val="1E293B"/>
-                <w:sz w:val="20"/>
-                <w:szCs w:val="20"/>
-              </w:rPr>
-              <w:t xml:space="preserve">• Viết bộ Unit &amp; E2E tests</w:t>
-            </w:r>
-          </w:p>
-        </w:tc>
-        <w:tc>
-          <w:tcPr>
-            <w:tcW w:type="pct" w:w="25%"/>
+              <w:t xml:space="preserve">• Kiến trúc Clean Architecture 4 tầng &amp; DDD</w:t>
+            </w:r>
+          </w:p>
+          <w:p>
+            <w:pPr>
+              <w:spacing w:after="80"/>
+            </w:pPr>
+            <w:r>
+              <w:rPr>
+                <w:b w:val="false"/>
+                <w:bCs w:val="false"/>
+                <w:color w:val="1E293B"/>
+                <w:sz w:val="20"/>
+                <w:szCs w:val="20"/>
+              </w:rPr>
+              <w:t xml:space="preserve">• Module IAM (JWT HttpOnly Cookie, Google OAuth2)</w:t>
+            </w:r>
+          </w:p>
+          <w:p>
+            <w:pPr>
+              <w:spacing w:after="80"/>
+            </w:pPr>
+            <w:r>
+              <w:rPr>
+                <w:b w:val="false"/>
+                <w:bCs w:val="false"/>
+                <w:color w:val="1E293B"/>
+                <w:sz w:val="20"/>
+                <w:szCs w:val="20"/>
+              </w:rPr>
+              <w:t xml:space="preserve">• Native DatePicker UX &amp; Format VND</w:t>
+            </w:r>
+          </w:p>
+        </w:tc>
+        <w:tc>
+          <w:tcPr>
+            <w:tcW w:type="pct" w:w="35%"/>
             <w:tcBorders>
               <w:top w:val="single" w:color="CBD5E1" w:sz="1"/>
               <w:left w:val="single" w:color="CBD5E1" w:sz="1"/>
@@ -306,7 +319,70 @@
                 <w:sz w:val="20"/>
                 <w:szCs w:val="20"/>
               </w:rPr>
-              <w:t xml:space="preserve">25% (Hoàn thành 100% nhiệm vụ)</w:t>
+              <w:t xml:space="preserve">• Unit Tests Auth &amp; IAM (`GoogleAuthUseCase.test.ts`)</w:t>
+            </w:r>
+          </w:p>
+          <w:p>
+            <w:pPr>
+              <w:spacing w:after="80"/>
+            </w:pPr>
+            <w:r>
+              <w:rPr>
+                <w:b w:val="false"/>
+                <w:bCs w:val="false"/>
+                <w:color w:val="1E293B"/>
+                <w:sz w:val="20"/>
+                <w:szCs w:val="20"/>
+              </w:rPr>
+              <w:t xml:space="preserve">• E2E Playwright Browser Tests (`tests/e2e/basic.spec.ts`)</w:t>
+            </w:r>
+          </w:p>
+          <w:p>
+            <w:pPr>
+              <w:spacing w:after="80"/>
+            </w:pPr>
+            <w:r>
+              <w:rPr>
+                <w:b w:val="false"/>
+                <w:bCs w:val="false"/>
+                <w:color w:val="1E293B"/>
+                <w:sz w:val="20"/>
+                <w:szCs w:val="20"/>
+              </w:rPr>
+              <w:t xml:space="preserve">• Frontend Unit Tests (`tests/frontend/unit/utils/`)</w:t>
+            </w:r>
+          </w:p>
+        </w:tc>
+        <w:tc>
+          <w:tcPr>
+            <w:tcW w:type="pct" w:w="10%"/>
+            <w:tcBorders>
+              <w:top w:val="single" w:color="CBD5E1" w:sz="1"/>
+              <w:left w:val="single" w:color="CBD5E1" w:sz="1"/>
+              <w:bottom w:val="single" w:color="CBD5E1" w:sz="1"/>
+              <w:right w:val="single" w:color="CBD5E1" w:sz="1"/>
+            </w:tcBorders>
+            <w:shd w:fill="FFFFFF" w:val="clear"/>
+            <w:tcMar>
+              <w:top w:type="dxa" w:w="140"/>
+              <w:left w:type="dxa" w:w="180"/>
+              <w:bottom w:type="dxa" w:w="140"/>
+              <w:right w:type="dxa" w:w="180"/>
+            </w:tcMar>
+          </w:tcPr>
+          <w:p>
+            <w:pPr>
+              <w:spacing w:after="80"/>
+            </w:pPr>
+            <w:r>
+              <w:rPr>
+                <w:b w:val="false"/>
+                <w:bCs w:val="false"/>
+                <w:color w:val="1E293B"/>
+                <w:sz w:val="20"/>
+                <w:szCs w:val="20"/>
+              </w:rPr>
+              <w:t xml:space="preserve">25%</w:t>
             </w:r>
           </w:p>
         </w:tc>
@@ -314,7 +390,7 @@
       <w:tr>
         <w:tc>
           <w:tcPr>
-            <w:tcW w:type="pct" w:w="25%"/>
+            <w:tcW w:type="pct" w:w="20%"/>
             <w:tcBorders>
               <w:top w:val="single" w:color="CBD5E1" w:sz="1"/>
               <w:left w:val="single" w:color="CBD5E1" w:sz="1"/>
@@ -362,7 +438,7 @@
         </w:tc>
         <w:tc>
           <w:tcPr>
-            <w:tcW w:type="pct" w:w="50%"/>
+            <w:tcW w:type="pct" w:w="35%"/>
             <w:tcBorders>
               <w:top w:val="single" w:color="CBD5E1" w:sz="1"/>
               <w:left w:val="single" w:color="CBD5E1" w:sz="1"/>
@@ -389,43 +465,43 @@
                 <w:sz w:val="20"/>
                 <w:szCs w:val="20"/>
               </w:rPr>
-              <w:t xml:space="preserve">• Security Audit backend (ObjectId sanitization, NoSQL Injection)</w:t>
-            </w:r>
-          </w:p>
-          <w:p>
-            <w:pPr>
-              <w:spacing w:after="80"/>
-            </w:pPr>
-            <w:r>
-              <w:rPr>
-                <w:b w:val="false"/>
-                <w:bCs w:val="false"/>
-                <w:color w:val="1E293B"/>
-                <w:sz w:val="20"/>
-                <w:szCs w:val="20"/>
-              </w:rPr>
-              <w:t xml:space="preserve">• Module Product &amp; Đồng bộ giao dịch Mẻ cá theo lô</w:t>
-            </w:r>
-          </w:p>
-          <w:p>
-            <w:pPr>
-              <w:spacing w:after="80"/>
-            </w:pPr>
-            <w:r>
-              <w:rPr>
-                <w:b w:val="false"/>
-                <w:bCs w:val="false"/>
-                <w:color w:val="1E293B"/>
-                <w:sz w:val="20"/>
-                <w:szCs w:val="20"/>
-              </w:rPr>
-              <w:t xml:space="preserve">• Quy trình xóa tài khoản GDPR ACID Transaction</w:t>
-            </w:r>
-          </w:p>
-        </w:tc>
-        <w:tc>
-          <w:tcPr>
-            <w:tcW w:type="pct" w:w="25%"/>
+              <w:t xml:space="preserve">• Security Audit (Sanitization, ObjectId validation)</w:t>
+            </w:r>
+          </w:p>
+          <w:p>
+            <w:pPr>
+              <w:spacing w:after="80"/>
+            </w:pPr>
+            <w:r>
+              <w:rPr>
+                <w:b w:val="false"/>
+                <w:bCs w:val="false"/>
+                <w:color w:val="1E293B"/>
+                <w:sz w:val="20"/>
+                <w:szCs w:val="20"/>
+              </w:rPr>
+              <w:t xml:space="preserve">• Module Product &amp; Đồng bộ Mẻ cá LandingBatch</w:t>
+            </w:r>
+          </w:p>
+          <w:p>
+            <w:pPr>
+              <w:spacing w:after="80"/>
+            </w:pPr>
+            <w:r>
+              <w:rPr>
+                <w:b w:val="false"/>
+                <w:bCs w:val="false"/>
+                <w:color w:val="1E293B"/>
+                <w:sz w:val="20"/>
+                <w:szCs w:val="20"/>
+              </w:rPr>
+              <w:t xml:space="preserve">• Quy trình Xóa Tài Khoản GDPR Transaction</w:t>
+            </w:r>
+          </w:p>
+        </w:tc>
+        <w:tc>
+          <w:tcPr>
+            <w:tcW w:type="pct" w:w="35%"/>
             <w:tcBorders>
               <w:top w:val="single" w:color="CBD5E1" w:sz="1"/>
               <w:left w:val="single" w:color="CBD5E1" w:sz="1"/>
@@ -452,7 +528,70 @@
                 <w:sz w:val="20"/>
                 <w:szCs w:val="20"/>
               </w:rPr>
-              <w:t xml:space="preserve">25% (Hoàn thành 100% nhiệm vụ)</w:t>
+              <w:t xml:space="preserve">• GDPR Delete Account Transaction Test (`DeleteAccountUseCase.test.ts`)</w:t>
+            </w:r>
+          </w:p>
+          <w:p>
+            <w:pPr>
+              <w:spacing w:after="80"/>
+            </w:pPr>
+            <w:r>
+              <w:rPr>
+                <w:b w:val="false"/>
+                <w:bCs w:val="false"/>
+                <w:color w:val="1E293B"/>
+                <w:sz w:val="20"/>
+                <w:szCs w:val="20"/>
+              </w:rPr>
+              <w:t xml:space="preserve">• Product Validation Tests (`product.validation.test.ts`)</w:t>
+            </w:r>
+          </w:p>
+          <w:p>
+            <w:pPr>
+              <w:spacing w:after="80"/>
+            </w:pPr>
+            <w:r>
+              <w:rPr>
+                <w:b w:val="false"/>
+                <w:bCs w:val="false"/>
+                <w:color w:val="1E293B"/>
+                <w:sz w:val="20"/>
+                <w:szCs w:val="20"/>
+              </w:rPr>
+              <w:t xml:space="preserve">• LandingBatch Validation Tests</w:t>
+            </w:r>
+          </w:p>
+        </w:tc>
+        <w:tc>
+          <w:tcPr>
+            <w:tcW w:type="pct" w:w="10%"/>
+            <w:tcBorders>
+              <w:top w:val="single" w:color="CBD5E1" w:sz="1"/>
+              <w:left w:val="single" w:color="CBD5E1" w:sz="1"/>
+              <w:bottom w:val="single" w:color="CBD5E1" w:sz="1"/>
+              <w:right w:val="single" w:color="CBD5E1" w:sz="1"/>
+            </w:tcBorders>
+            <w:shd w:fill="FFFFFF" w:val="clear"/>
+            <w:tcMar>
+              <w:top w:type="dxa" w:w="140"/>
+              <w:left w:type="dxa" w:w="180"/>
+              <w:bottom w:type="dxa" w:w="140"/>
+              <w:right w:type="dxa" w:w="180"/>
+            </w:tcMar>
+          </w:tcPr>
+          <w:p>
+            <w:pPr>
+              <w:spacing w:after="80"/>
+            </w:pPr>
+            <w:r>
+              <w:rPr>
+                <w:b w:val="false"/>
+                <w:bCs w:val="false"/>
+                <w:color w:val="1E293B"/>
+                <w:sz w:val="20"/>
+                <w:szCs w:val="20"/>
+              </w:rPr>
+              <w:t xml:space="preserve">25%</w:t>
             </w:r>
           </w:p>
         </w:tc>
@@ -460,7 +599,7 @@
       <w:tr>
         <w:tc>
           <w:tcPr>
-            <w:tcW w:type="pct" w:w="25%"/>
+            <w:tcW w:type="pct" w:w="20%"/>
             <w:tcBorders>
               <w:top w:val="single" w:color="CBD5E1" w:sz="1"/>
               <w:left w:val="single" w:color="CBD5E1" w:sz="1"/>
@@ -508,7 +647,7 @@
         </w:tc>
         <w:tc>
           <w:tcPr>
-            <w:tcW w:type="pct" w:w="50%"/>
+            <w:tcW w:type="pct" w:w="35%"/>
             <w:tcBorders>
               <w:top w:val="single" w:color="CBD5E1" w:sz="1"/>
               <w:left w:val="single" w:color="CBD5E1" w:sz="1"/>
@@ -535,43 +674,43 @@
                 <w:sz w:val="20"/>
                 <w:szCs w:val="20"/>
               </w:rPr>
-              <w:t xml:space="preserve">• Kênh Chat Realtime 1-1 Socket.IO &amp; Presence online/offline</w:t>
-            </w:r>
-          </w:p>
-          <w:p>
-            <w:pPr>
-              <w:spacing w:after="80"/>
-            </w:pPr>
-            <w:r>
-              <w:rPr>
-                <w:b w:val="false"/>
-                <w:bCs w:val="false"/>
-                <w:color w:val="1E293B"/>
-                <w:sz w:val="20"/>
-                <w:szCs w:val="20"/>
-              </w:rPr>
-              <w:t xml:space="preserve">• Hệ thống Thông báo chuông Realtime</w:t>
-            </w:r>
-          </w:p>
-          <w:p>
-            <w:pPr>
-              <w:spacing w:after="80"/>
-            </w:pPr>
-            <w:r>
-              <w:rPr>
-                <w:b w:val="false"/>
-                <w:bCs w:val="false"/>
-                <w:color w:val="1E293B"/>
-                <w:sz w:val="20"/>
-                <w:szCs w:val="20"/>
-              </w:rPr>
-              <w:t xml:space="preserve">• Tích hợp Bản đồ GeoJSON Leaflet &amp; Haversine distance</w:t>
-            </w:r>
-          </w:p>
-        </w:tc>
-        <w:tc>
-          <w:tcPr>
-            <w:tcW w:type="pct" w:w="25%"/>
+              <w:t xml:space="preserve">• Realtime Chat 1-1 Socket.IO &amp; Presence</w:t>
+            </w:r>
+          </w:p>
+          <w:p>
+            <w:pPr>
+              <w:spacing w:after="80"/>
+            </w:pPr>
+            <w:r>
+              <w:rPr>
+                <w:b w:val="false"/>
+                <w:bCs w:val="false"/>
+                <w:color w:val="1E293B"/>
+                <w:sz w:val="20"/>
+                <w:szCs w:val="20"/>
+              </w:rPr>
+              <w:t xml:space="preserve">• Hệ thống Thông báo Chuông Realtime</w:t>
+            </w:r>
+          </w:p>
+          <w:p>
+            <w:pPr>
+              <w:spacing w:after="80"/>
+            </w:pPr>
+            <w:r>
+              <w:rPr>
+                <w:b w:val="false"/>
+                <w:bCs w:val="false"/>
+                <w:color w:val="1E293B"/>
+                <w:sz w:val="20"/>
+                <w:szCs w:val="20"/>
+              </w:rPr>
+              <w:t xml:space="preserve">• Bản đồ GeoJSON Leaflet &amp; Haversine distance</w:t>
+            </w:r>
+          </w:p>
+        </w:tc>
+        <w:tc>
+          <w:tcPr>
+            <w:tcW w:type="pct" w:w="35%"/>
             <w:tcBorders>
               <w:top w:val="single" w:color="CBD5E1" w:sz="1"/>
               <w:left w:val="single" w:color="CBD5E1" w:sz="1"/>
@@ -598,7 +737,70 @@
                 <w:sz w:val="20"/>
                 <w:szCs w:val="20"/>
               </w:rPr>
-              <w:t xml:space="preserve">25% (Hoàn thành 100% nhiệm vụ)</w:t>
+              <w:t xml:space="preserve">• Socket.IO Realtime Chat Tests (`chat.test.js`)</w:t>
+            </w:r>
+          </w:p>
+          <w:p>
+            <w:pPr>
+              <w:spacing w:after="80"/>
+            </w:pPr>
+            <w:r>
+              <w:rPr>
+                <w:b w:val="false"/>
+                <w:bCs w:val="false"/>
+                <w:color w:val="1E293B"/>
+                <w:sz w:val="20"/>
+                <w:szCs w:val="20"/>
+              </w:rPr>
+              <w:t xml:space="preserve">• Notification Service Tests (`notification.repository.ts`)</w:t>
+            </w:r>
+          </w:p>
+          <w:p>
+            <w:pPr>
+              <w:spacing w:after="80"/>
+            </w:pPr>
+            <w:r>
+              <w:rPr>
+                <w:b w:val="false"/>
+                <w:bCs w:val="false"/>
+                <w:color w:val="1E293B"/>
+                <w:sz w:val="20"/>
+                <w:szCs w:val="20"/>
+              </w:rPr>
+              <w:t xml:space="preserve">• GeoJSON 2dsphere Location Tests (`GPSCoordinates.test.ts`)</w:t>
+            </w:r>
+          </w:p>
+        </w:tc>
+        <w:tc>
+          <w:tcPr>
+            <w:tcW w:type="pct" w:w="10%"/>
+            <w:tcBorders>
+              <w:top w:val="single" w:color="CBD5E1" w:sz="1"/>
+              <w:left w:val="single" w:color="CBD5E1" w:sz="1"/>
+              <w:bottom w:val="single" w:color="CBD5E1" w:sz="1"/>
+              <w:right w:val="single" w:color="CBD5E1" w:sz="1"/>
+            </w:tcBorders>
+            <w:shd w:fill="FFFFFF" w:val="clear"/>
+            <w:tcMar>
+              <w:top w:type="dxa" w:w="140"/>
+              <w:left w:type="dxa" w:w="180"/>
+              <w:bottom w:type="dxa" w:w="140"/>
+              <w:right w:type="dxa" w:w="180"/>
+            </w:tcMar>
+          </w:tcPr>
+          <w:p>
+            <w:pPr>
+              <w:spacing w:after="80"/>
+            </w:pPr>
+            <w:r>
+              <w:rPr>
+                <w:b w:val="false"/>
+                <w:bCs w:val="false"/>
+                <w:color w:val="1E293B"/>
+                <w:sz w:val="20"/>
+                <w:szCs w:val="20"/>
+              </w:rPr>
+              <w:t xml:space="preserve">25%</w:t>
             </w:r>
           </w:p>
         </w:tc>
@@ -606,7 +808,7 @@
       <w:tr>
         <w:tc>
           <w:tcPr>
-            <w:tcW w:type="pct" w:w="25%"/>
+            <w:tcW w:type="pct" w:w="20%"/>
             <w:tcBorders>
               <w:top w:val="single" w:color="CBD5E1" w:sz="1"/>
               <w:left w:val="single" w:color="CBD5E1" w:sz="1"/>
@@ -654,7 +856,7 @@
         </w:tc>
         <w:tc>
           <w:tcPr>
-            <w:tcW w:type="pct" w:w="50%"/>
+            <w:tcW w:type="pct" w:w="35%"/>
             <w:tcBorders>
               <w:top w:val="single" w:color="CBD5E1" w:sz="1"/>
               <w:left w:val="single" w:color="CBD5E1" w:sz="1"/>
@@ -696,28 +898,28 @@
                 <w:sz w:val="20"/>
                 <w:szCs w:val="20"/>
               </w:rPr>
-              <w:t xml:space="preserve">• Module Công thức nấu ăn (Recipe)</w:t>
-            </w:r>
-          </w:p>
-          <w:p>
-            <w:pPr>
-              <w:spacing w:after="80"/>
-            </w:pPr>
-            <w:r>
-              <w:rPr>
-                <w:b w:val="false"/>
-                <w:bCs w:val="false"/>
-                <w:color w:val="1E293B"/>
-                <w:sz w:val="20"/>
-                <w:szCs w:val="20"/>
-              </w:rPr>
-              <w:t xml:space="preserve">• Hệ thống Đánh giá sao (Review &amp; Star rating)</w:t>
-            </w:r>
-          </w:p>
-        </w:tc>
-        <w:tc>
-          <w:tcPr>
-            <w:tcW w:type="pct" w:w="25%"/>
+              <w:t xml:space="preserve">• Module Công thức Nấu Ăn (Recipe)</w:t>
+            </w:r>
+          </w:p>
+          <w:p>
+            <w:pPr>
+              <w:spacing w:after="80"/>
+            </w:pPr>
+            <w:r>
+              <w:rPr>
+                <w:b w:val="false"/>
+                <w:bCs w:val="false"/>
+                <w:color w:val="1E293B"/>
+                <w:sz w:val="20"/>
+                <w:szCs w:val="20"/>
+              </w:rPr>
+              <w:t xml:space="preserve">• Hệ thống Đánh giá Sao (Review &amp; Star rating)</w:t>
+            </w:r>
+          </w:p>
+        </w:tc>
+        <w:tc>
+          <w:tcPr>
+            <w:tcW w:type="pct" w:w="35%"/>
             <w:tcBorders>
               <w:top w:val="single" w:color="CBD5E1" w:sz="1"/>
               <w:left w:val="single" w:color="CBD5E1" w:sz="1"/>
@@ -744,7 +946,70 @@
                 <w:sz w:val="20"/>
                 <w:szCs w:val="20"/>
               </w:rPr>
-              <w:t xml:space="preserve">25% (Hoàn thành 100% nhiệm vụ)</w:t>
+              <w:t xml:space="preserve">• Forum Post &amp; Comment Tests (`post.validation.test.ts`)</w:t>
+            </w:r>
+          </w:p>
+          <w:p>
+            <w:pPr>
+              <w:spacing w:after="80"/>
+            </w:pPr>
+            <w:r>
+              <w:rPr>
+                <w:b w:val="false"/>
+                <w:bCs w:val="false"/>
+                <w:color w:val="1E293B"/>
+                <w:sz w:val="20"/>
+                <w:szCs w:val="20"/>
+              </w:rPr>
+              <w:t xml:space="preserve">• Recipe Service Tests (`recipe.validation.test.ts`)</w:t>
+            </w:r>
+          </w:p>
+          <w:p>
+            <w:pPr>
+              <w:spacing w:after="80"/>
+            </w:pPr>
+            <w:r>
+              <w:rPr>
+                <w:b w:val="false"/>
+                <w:bCs w:val="false"/>
+                <w:color w:val="1E293B"/>
+                <w:sz w:val="20"/>
+                <w:szCs w:val="20"/>
+              </w:rPr>
+              <w:t xml:space="preserve">• Product Review Rating Tests (`review.validation.test.ts`)</w:t>
+            </w:r>
+          </w:p>
+        </w:tc>
+        <w:tc>
+          <w:tcPr>
+            <w:tcW w:type="pct" w:w="10%"/>
+            <w:tcBorders>
+              <w:top w:val="single" w:color="CBD5E1" w:sz="1"/>
+              <w:left w:val="single" w:color="CBD5E1" w:sz="1"/>
+              <w:bottom w:val="single" w:color="CBD5E1" w:sz="1"/>
+              <w:right w:val="single" w:color="CBD5E1" w:sz="1"/>
+            </w:tcBorders>
+            <w:shd w:fill="FFFFFF" w:val="clear"/>
+            <w:tcMar>
+              <w:top w:type="dxa" w:w="140"/>
+              <w:left w:type="dxa" w:w="180"/>
+              <w:bottom w:type="dxa" w:w="140"/>
+              <w:right w:type="dxa" w:w="180"/>
+            </w:tcMar>
+          </w:tcPr>
+          <w:p>
+            <w:pPr>
+              <w:spacing w:after="80"/>
+            </w:pPr>
+            <w:r>
+              <w:rPr>
+                <w:b w:val="false"/>
+                <w:bCs w:val="false"/>
+                <w:color w:val="1E293B"/>
+                <w:sz w:val="20"/>
+                <w:szCs w:val="20"/>
+              </w:rPr>
+              <w:t xml:space="preserve">25%</w:t>
             </w:r>
           </w:p>
         </w:tc>
@@ -791,7 +1056,7 @@
         <w:t xml:space="preserve">1. Khởi tạo mẻ cá &amp; Đăng bán hải sản: </w:t>
       </w:r>
       <w:r>
-        <w:t xml:space="preserve">Ngư dân sau chuyến biển tạo 'Mẻ cá cập bến' (Landing Batch) kèm thông tin tàu cá, cảng cập bến, ngày giờ đánh bắt và hạn sử dụng tươi. Từ mẻ cá này, ngư dân phân chia thành các mặt hàng đăng bán (sản phẩm tươi/khô, khối lượng, giá cả). Trong chuyến đi biển, ngư dân ghi 'Nhật ký Cabin' (Boat Log) kèm tọa độ GPS để tăng uy tín.
+        <w:t xml:space="preserve">Ngư dân sau chuyến biển tạo 'Mẻ cá cập bến' (Landing Batch) kèm thông tin tàu cá, cảng cập bến, ngày giờ đánh bắt và hạn sử dụng tươi. Từ mẻ cá này, ngư dân phân chia thành các mặt hàng đăng bán. Ghi 'Nhật ký Cabin' (Boat Log) kèm tọa độ GPS để minh bạch nguồn gốc.
 </w:t>
       </w:r>
       <w:r>
@@ -802,7 +1067,7 @@
         <w:t xml:space="preserve">2. Khám phá &amp; Định vị hải sản lân cận: </w:t>
       </w:r>
       <w:r>
-        <w:t xml:space="preserve">Người mua truy cập ứng dụng (React Vite SPA). Hệ thống xin tọa độ GPS của người mua, sử dụng thuật toán Haversine kết hợp GeoJSON Point trong MongoDB để quét các mẻ cá/vựa cá trong bán kính km lân cận và hiển thị trực quan trên bản đồ tương tác Leaflet.
+        <w:t xml:space="preserve">Người mua truy cập ứng dụng (React Vite SPA). Hệ thống xin tọa độ GPS của người mua, dùng thuật toán Haversine và GeoJSON Point trong MongoDB để quét vựa cá tươi trong bán kính km lân cận trên bản đồ Leaflet.
 </w:t>
       </w:r>
       <w:r>
@@ -813,7 +1078,7 @@
         <w:t xml:space="preserve">3. Tương tác &amp; Thương lượng Realtime: </w:t>
       </w:r>
       <w:r>
-        <w:t xml:space="preserve">Người mua click vào sản phẩm/mẻ cá, mở cửa sổ Chat Socket.IO để hỏi thông tin, trả giá hoặc hẹn thời gian giao hàng. Hệ thống đẩy thông báo chuông realtime tới ngư dân.
+        <w:t xml:space="preserve">Người mua mở cửa sổ Chat Socket.IO 1-1 hỏi thông tin, trả giá. Hệ thống đẩy thông báo chuông realtime tới ngư dân.
 </w:t>
       </w:r>
       <w:r>
@@ -821,32 +1086,10 @@
           <w:b/>
           <w:bCs/>
         </w:rPr>
-        <w:t xml:space="preserve">4. Theo dõi Ngư Dân &amp; Yêu Thích (Follow &amp; Favorites): </w:t>
+        <w:t xml:space="preserve">4. Quản trị &amp; Giám sát hệ thống: </w:t>
       </w:r>
       <w:r>
-        <w:t xml:space="preserve">Người mua có thể bấm Follow ngư dân yêu thích để nhận thông báo tức thì mỗi khi ngư dân đó có mẻ cá mới cập bến, hoặc lưu sản phẩm vào danh sách Favorites.
-</w:t>
-      </w:r>
-      <w:r>
-        <w:rPr>
-          <w:b/>
-          <w:bCs/>
-        </w:rPr>
-        <w:t xml:space="preserve">5. Báo Cáo Vi Phạm &amp; Nâng Cấp Premium (Report &amp; Premium Upgrade): </w:t>
-      </w:r>
-      <w:r>
-        <w:t xml:space="preserve">Người dùng có thể gửi báo cáo nếu phát hiện tin bán giả mạo. Người bán có thể nâng cấp gói Premium để được ưu tiên hiển thị mẻ cá.
-</w:t>
-      </w:r>
-      <w:r>
-        <w:rPr>
-          <w:b/>
-          <w:bCs/>
-        </w:rPr>
-        <w:t xml:space="preserve">6. Quản trị &amp; Giám sát hệ thống: </w:t>
-      </w:r>
-      <w:r>
-        <w:t xml:space="preserve">Admin theo dõi Dashboard phân tích số liệu tăng trưởng, duyệt hồ sơ xác minh tích xanh ngư dân, khóa tài khoản vi phạm, phát thông báo Broadcast toàn hệ thống và xử lý báo cáo.</w:t>
+        <w:t xml:space="preserve">Admin theo dõi Dashboard phân tích số liệu, duyệt tích xanh ngư dân, khóa tài khoản vi phạm và xử lý báo cáo.</w:t>
       </w:r>
     </w:p>
     <w:p>
@@ -877,7 +1120,7 @@
           <w:sz w:val="22"/>
           <w:szCs w:val="22"/>
         </w:rPr>
-        <w:t xml:space="preserve">2.1 SƠ ĐỒ USE CASE TỔNG THỂ BAO QUÁT (OVERALL USE CASE DIAGRAM)</w:t>
+        <w:t xml:space="preserve">2.1 SƠ ĐỒ USE CASE TỔNG THỂ (OVERALL USE CASE DIAGRAM)</w:t>
       </w:r>
     </w:p>
     <w:tbl>
@@ -1121,21 +1364,6 @@
               <w:t xml:space="preserve">• Quản lý Yêu thích (Favorites) &amp; Theo dõi Ngư dân (Follow)</w:t>
             </w:r>
           </w:p>
-          <w:p>
-            <w:pPr>
-              <w:spacing w:after="80"/>
-            </w:pPr>
-            <w:r>
-              <w:rPr>
-                <w:b w:val="false"/>
-                <w:bCs w:val="false"/>
-                <w:color w:val="1E293B"/>
-                <w:sz w:val="20"/>
-                <w:szCs w:val="20"/>
-              </w:rPr>
-              <w:t xml:space="preserve">• Xem &amp; Thích Công thức nấu ăn / Bài viết diễn đàn</w:t>
-            </w:r>
-          </w:p>
         </w:tc>
         <w:tc>
           <w:tcPr>
@@ -1312,21 +1540,6 @@
               <w:t xml:space="preserve">• Gửi hồ sơ nhận Tích Xanh Xác Minh</w:t>
             </w:r>
           </w:p>
-          <w:p>
-            <w:pPr>
-              <w:spacing w:after="80"/>
-            </w:pPr>
-            <w:r>
-              <w:rPr>
-                <w:b w:val="false"/>
-                <w:bCs w:val="false"/>
-                <w:color w:val="1E293B"/>
-                <w:sz w:val="20"/>
-                <w:szCs w:val="20"/>
-              </w:rPr>
-              <w:t xml:space="preserve">• Nâng cấp tài khoản Premium ưu tiên hiển thị</w:t>
-            </w:r>
-          </w:p>
         </w:tc>
         <w:tc>
           <w:tcPr>
@@ -1486,21 +1699,6 @@
                 <w:szCs w:val="20"/>
               </w:rPr>
               <w:t xml:space="preserve">• Xử lý Báo cáo vi phạm (Report Management)</w:t>
-            </w:r>
-          </w:p>
-          <w:p>
-            <w:pPr>
-              <w:spacing w:after="80"/>
-            </w:pPr>
-            <w:r>
-              <w:rPr>
-                <w:b w:val="false"/>
-                <w:bCs w:val="false"/>
-                <w:color w:val="1E293B"/>
-                <w:sz w:val="20"/>
-                <w:szCs w:val="20"/>
-              </w:rPr>
-              <w:t xml:space="preserve">• Phát thông báo Broadcast toàn hệ thống</w:t>
             </w:r>
           </w:p>
         </w:tc>
@@ -2512,17 +2710,695 @@
         <w:t xml:space="preserve">CHƯƠNG 3. KIẾN TRÚC CLEAN ARCHITECTURE &amp; DOMAIN-DRIVEN DESIGN (DDD)</w:t>
       </w:r>
     </w:p>
+    <w:tbl>
+      <w:tblPr>
+        <w:tblW w:type="pct" w:w="100%"/>
+        <w:tblBorders>
+          <w:top w:val="single" w:color="auto" w:sz="4"/>
+          <w:left w:val="single" w:color="auto" w:sz="4"/>
+          <w:bottom w:val="single" w:color="auto" w:sz="4"/>
+          <w:right w:val="single" w:color="auto" w:sz="4"/>
+          <w:insideH w:val="single" w:color="auto" w:sz="4"/>
+          <w:insideV w:val="single" w:color="auto" w:sz="4"/>
+        </w:tblBorders>
+      </w:tblPr>
+      <w:tblGrid>
+        <w:gridCol w:w="100"/>
+        <w:gridCol w:w="100"/>
+        <w:gridCol w:w="100"/>
+      </w:tblGrid>
+      <w:tr>
+        <w:tc>
+          <w:tcPr>
+            <w:tcW w:type="pct" w:w="25%"/>
+            <w:shd w:fill="0F172A" w:val="clear"/>
+            <w:tcMar>
+              <w:top w:type="dxa" w:w="140"/>
+              <w:left w:type="dxa" w:w="180"/>
+              <w:bottom w:type="dxa" w:w="140"/>
+              <w:right w:type="dxa" w:w="180"/>
+            </w:tcMar>
+          </w:tcPr>
+          <w:p>
+            <w:pPr>
+              <w:jc w:val="left"/>
+            </w:pPr>
+            <w:r>
+              <w:rPr>
+                <w:b/>
+                <w:bCs/>
+                <w:color w:val="FFFFFF"/>
+                <w:sz w:val="22"/>
+                <w:szCs w:val="22"/>
+              </w:rPr>
+              <w:t xml:space="preserve">TẦNG KIẾN TRÚC</w:t>
+            </w:r>
+          </w:p>
+        </w:tc>
+        <w:tc>
+          <w:tcPr>
+            <w:tcW w:type="pct" w:w="30%"/>
+            <w:shd w:fill="0F172A" w:val="clear"/>
+            <w:tcMar>
+              <w:top w:type="dxa" w:w="140"/>
+              <w:left w:type="dxa" w:w="180"/>
+              <w:bottom w:type="dxa" w:w="140"/>
+              <w:right w:type="dxa" w:w="180"/>
+            </w:tcMar>
+          </w:tcPr>
+          <w:p>
+            <w:pPr>
+              <w:jc w:val="left"/>
+            </w:pPr>
+            <w:r>
+              <w:rPr>
+                <w:b/>
+                <w:bCs/>
+                <w:color w:val="FFFFFF"/>
+                <w:sz w:val="22"/>
+                <w:szCs w:val="22"/>
+              </w:rPr>
+              <w:t xml:space="preserve">VỊ TRÍ MÃ NGUỒN</w:t>
+            </w:r>
+          </w:p>
+        </w:tc>
+        <w:tc>
+          <w:tcPr>
+            <w:tcW w:type="pct" w:w="45%"/>
+            <w:shd w:fill="0F172A" w:val="clear"/>
+            <w:tcMar>
+              <w:top w:type="dxa" w:w="140"/>
+              <w:left w:type="dxa" w:w="180"/>
+              <w:bottom w:type="dxa" w:w="140"/>
+              <w:right w:type="dxa" w:w="180"/>
+            </w:tcMar>
+          </w:tcPr>
+          <w:p>
+            <w:pPr>
+              <w:jc w:val="left"/>
+            </w:pPr>
+            <w:r>
+              <w:rPr>
+                <w:b/>
+                <w:bCs/>
+                <w:color w:val="FFFFFF"/>
+                <w:sz w:val="22"/>
+                <w:szCs w:val="22"/>
+              </w:rPr>
+              <w:t xml:space="preserve">VAI TRÒ &amp; NGUYÊN TẮC HOẠT ĐỘNG</w:t>
+            </w:r>
+          </w:p>
+        </w:tc>
+      </w:tr>
+      <w:tr>
+        <w:tc>
+          <w:tcPr>
+            <w:tcW w:type="pct" w:w="25%"/>
+            <w:tcBorders>
+              <w:top w:val="single" w:color="CBD5E1" w:sz="1"/>
+              <w:left w:val="single" w:color="CBD5E1" w:sz="1"/>
+              <w:bottom w:val="single" w:color="CBD5E1" w:sz="1"/>
+              <w:right w:val="single" w:color="CBD5E1" w:sz="1"/>
+            </w:tcBorders>
+            <w:shd w:fill="F8FAFC" w:val="clear"/>
+            <w:tcMar>
+              <w:top w:type="dxa" w:w="140"/>
+              <w:left w:type="dxa" w:w="180"/>
+              <w:bottom w:type="dxa" w:w="140"/>
+              <w:right w:type="dxa" w:w="180"/>
+            </w:tcMar>
+          </w:tcPr>
+          <w:p>
+            <w:pPr>
+              <w:spacing w:after="80"/>
+            </w:pPr>
+            <w:r>
+              <w:rPr>
+                <w:b/>
+                <w:bCs/>
+                <w:color w:val="1E293B"/>
+                <w:sz w:val="20"/>
+                <w:szCs w:val="20"/>
+              </w:rPr>
+              <w:t xml:space="preserve">1. Domain Layer</w:t>
+            </w:r>
+          </w:p>
+        </w:tc>
+        <w:tc>
+          <w:tcPr>
+            <w:tcW w:type="pct" w:w="30%"/>
+            <w:tcBorders>
+              <w:top w:val="single" w:color="CBD5E1" w:sz="1"/>
+              <w:left w:val="single" w:color="CBD5E1" w:sz="1"/>
+              <w:bottom w:val="single" w:color="CBD5E1" w:sz="1"/>
+              <w:right w:val="single" w:color="CBD5E1" w:sz="1"/>
+            </w:tcBorders>
+            <w:shd w:fill="FFFFFF" w:val="clear"/>
+            <w:tcMar>
+              <w:top w:type="dxa" w:w="140"/>
+              <w:left w:type="dxa" w:w="180"/>
+              <w:bottom w:type="dxa" w:w="140"/>
+              <w:right w:type="dxa" w:w="180"/>
+            </w:tcMar>
+          </w:tcPr>
+          <w:p>
+            <w:pPr>
+              <w:spacing w:after="80"/>
+            </w:pPr>
+            <w:r>
+              <w:rPr>
+                <w:b w:val="false"/>
+                <w:bCs w:val="false"/>
+                <w:color w:val="1E293B"/>
+                <w:sz w:val="20"/>
+                <w:szCs w:val="20"/>
+              </w:rPr>
+              <w:t xml:space="preserve">src/modules/*/domain/</w:t>
+            </w:r>
+          </w:p>
+          <w:p>
+            <w:pPr>
+              <w:spacing w:after="80"/>
+            </w:pPr>
+            <w:r>
+              <w:rPr>
+                <w:b w:val="false"/>
+                <w:bCs w:val="false"/>
+                <w:color w:val="1E293B"/>
+                <w:sz w:val="20"/>
+                <w:szCs w:val="20"/>
+              </w:rPr>
+              <w:t xml:space="preserve">entities/, value-objects/</w:t>
+            </w:r>
+          </w:p>
+        </w:tc>
+        <w:tc>
+          <w:tcPr>
+            <w:tcW w:type="pct" w:w="45%"/>
+            <w:tcBorders>
+              <w:top w:val="single" w:color="CBD5E1" w:sz="1"/>
+              <w:left w:val="single" w:color="CBD5E1" w:sz="1"/>
+              <w:bottom w:val="single" w:color="CBD5E1" w:sz="1"/>
+              <w:right w:val="single" w:color="CBD5E1" w:sz="1"/>
+            </w:tcBorders>
+            <w:shd w:fill="FFFFFF" w:val="clear"/>
+            <w:tcMar>
+              <w:top w:type="dxa" w:w="140"/>
+              <w:left w:type="dxa" w:w="180"/>
+              <w:bottom w:type="dxa" w:w="140"/>
+              <w:right w:type="dxa" w:w="180"/>
+            </w:tcMar>
+          </w:tcPr>
+          <w:p>
+            <w:pPr>
+              <w:spacing w:after="80"/>
+            </w:pPr>
+            <w:r>
+              <w:rPr>
+                <w:b w:val="false"/>
+                <w:bCs w:val="false"/>
+                <w:color w:val="1E293B"/>
+                <w:sz w:val="20"/>
+                <w:szCs w:val="20"/>
+              </w:rPr>
+              <w:t xml:space="preserve">Chứa nghiệp vụ cốt lõi (User, Product, Post, Recipe, BoatLog). KHÔNG phụ thuộc bất kỳ thư viện ngoài. Chứa Value Objects (GPSCoordinates, PriceHistory) kiểm tra dữ liệu hợp lệ.</w:t>
+            </w:r>
+          </w:p>
+        </w:tc>
+      </w:tr>
+      <w:tr>
+        <w:tc>
+          <w:tcPr>
+            <w:tcW w:type="pct" w:w="25%"/>
+            <w:tcBorders>
+              <w:top w:val="single" w:color="CBD5E1" w:sz="1"/>
+              <w:left w:val="single" w:color="CBD5E1" w:sz="1"/>
+              <w:bottom w:val="single" w:color="CBD5E1" w:sz="1"/>
+              <w:right w:val="single" w:color="CBD5E1" w:sz="1"/>
+            </w:tcBorders>
+            <w:shd w:fill="F8FAFC" w:val="clear"/>
+            <w:tcMar>
+              <w:top w:type="dxa" w:w="140"/>
+              <w:left w:type="dxa" w:w="180"/>
+              <w:bottom w:type="dxa" w:w="140"/>
+              <w:right w:type="dxa" w:w="180"/>
+            </w:tcMar>
+          </w:tcPr>
+          <w:p>
+            <w:pPr>
+              <w:spacing w:after="80"/>
+            </w:pPr>
+            <w:r>
+              <w:rPr>
+                <w:b/>
+                <w:bCs/>
+                <w:color w:val="1E293B"/>
+                <w:sz w:val="20"/>
+                <w:szCs w:val="20"/>
+              </w:rPr>
+              <w:t xml:space="preserve">2. Application Layer</w:t>
+            </w:r>
+          </w:p>
+        </w:tc>
+        <w:tc>
+          <w:tcPr>
+            <w:tcW w:type="pct" w:w="30%"/>
+            <w:tcBorders>
+              <w:top w:val="single" w:color="CBD5E1" w:sz="1"/>
+              <w:left w:val="single" w:color="CBD5E1" w:sz="1"/>
+              <w:bottom w:val="single" w:color="CBD5E1" w:sz="1"/>
+              <w:right w:val="single" w:color="CBD5E1" w:sz="1"/>
+            </w:tcBorders>
+            <w:shd w:fill="FFFFFF" w:val="clear"/>
+            <w:tcMar>
+              <w:top w:type="dxa" w:w="140"/>
+              <w:left w:type="dxa" w:w="180"/>
+              <w:bottom w:type="dxa" w:w="140"/>
+              <w:right w:type="dxa" w:w="180"/>
+            </w:tcMar>
+          </w:tcPr>
+          <w:p>
+            <w:pPr>
+              <w:spacing w:after="80"/>
+            </w:pPr>
+            <w:r>
+              <w:rPr>
+                <w:b w:val="false"/>
+                <w:bCs w:val="false"/>
+                <w:color w:val="1E293B"/>
+                <w:sz w:val="20"/>
+                <w:szCs w:val="20"/>
+              </w:rPr>
+              <w:t xml:space="preserve">src/modules/*/application/</w:t>
+            </w:r>
+          </w:p>
+          <w:p>
+            <w:pPr>
+              <w:spacing w:after="80"/>
+            </w:pPr>
+            <w:r>
+              <w:rPr>
+                <w:b w:val="false"/>
+                <w:bCs w:val="false"/>
+                <w:color w:val="1E293B"/>
+                <w:sz w:val="20"/>
+                <w:szCs w:val="20"/>
+              </w:rPr>
+              <w:t xml:space="preserve">use-cases/, event-handlers/</w:t>
+            </w:r>
+          </w:p>
+        </w:tc>
+        <w:tc>
+          <w:tcPr>
+            <w:tcW w:type="pct" w:w="45%"/>
+            <w:tcBorders>
+              <w:top w:val="single" w:color="CBD5E1" w:sz="1"/>
+              <w:left w:val="single" w:color="CBD5E1" w:sz="1"/>
+              <w:bottom w:val="single" w:color="CBD5E1" w:sz="1"/>
+              <w:right w:val="single" w:color="CBD5E1" w:sz="1"/>
+            </w:tcBorders>
+            <w:shd w:fill="FFFFFF" w:val="clear"/>
+            <w:tcMar>
+              <w:top w:type="dxa" w:w="140"/>
+              <w:left w:type="dxa" w:w="180"/>
+              <w:bottom w:type="dxa" w:w="140"/>
+              <w:right w:type="dxa" w:w="180"/>
+            </w:tcMar>
+          </w:tcPr>
+          <w:p>
+            <w:pPr>
+              <w:spacing w:after="80"/>
+            </w:pPr>
+            <w:r>
+              <w:rPr>
+                <w:b w:val="false"/>
+                <w:bCs w:val="false"/>
+                <w:color w:val="1E293B"/>
+                <w:sz w:val="20"/>
+                <w:szCs w:val="20"/>
+              </w:rPr>
+              <w:t xml:space="preserve">Mỗi UseCase xử lý duy nhất 1 nghiệp vụ (Single Responsibility). Lắng nghe Domain Events (OnUserPremiumUpgraded).</w:t>
+            </w:r>
+          </w:p>
+        </w:tc>
+      </w:tr>
+      <w:tr>
+        <w:tc>
+          <w:tcPr>
+            <w:tcW w:type="pct" w:w="25%"/>
+            <w:tcBorders>
+              <w:top w:val="single" w:color="CBD5E1" w:sz="1"/>
+              <w:left w:val="single" w:color="CBD5E1" w:sz="1"/>
+              <w:bottom w:val="single" w:color="CBD5E1" w:sz="1"/>
+              <w:right w:val="single" w:color="CBD5E1" w:sz="1"/>
+            </w:tcBorders>
+            <w:shd w:fill="F8FAFC" w:val="clear"/>
+            <w:tcMar>
+              <w:top w:type="dxa" w:w="140"/>
+              <w:left w:type="dxa" w:w="180"/>
+              <w:bottom w:type="dxa" w:w="140"/>
+              <w:right w:type="dxa" w:w="180"/>
+            </w:tcMar>
+          </w:tcPr>
+          <w:p>
+            <w:pPr>
+              <w:spacing w:after="80"/>
+            </w:pPr>
+            <w:r>
+              <w:rPr>
+                <w:b/>
+                <w:bCs/>
+                <w:color w:val="1E293B"/>
+                <w:sz w:val="20"/>
+                <w:szCs w:val="20"/>
+              </w:rPr>
+              <w:t xml:space="preserve">3. Infrastructure Layer</w:t>
+            </w:r>
+          </w:p>
+        </w:tc>
+        <w:tc>
+          <w:tcPr>
+            <w:tcW w:type="pct" w:w="30%"/>
+            <w:tcBorders>
+              <w:top w:val="single" w:color="CBD5E1" w:sz="1"/>
+              <w:left w:val="single" w:color="CBD5E1" w:sz="1"/>
+              <w:bottom w:val="single" w:color="CBD5E1" w:sz="1"/>
+              <w:right w:val="single" w:color="CBD5E1" w:sz="1"/>
+            </w:tcBorders>
+            <w:shd w:fill="FFFFFF" w:val="clear"/>
+            <w:tcMar>
+              <w:top w:type="dxa" w:w="140"/>
+              <w:left w:type="dxa" w:w="180"/>
+              <w:bottom w:type="dxa" w:w="140"/>
+              <w:right w:type="dxa" w:w="180"/>
+            </w:tcMar>
+          </w:tcPr>
+          <w:p>
+            <w:pPr>
+              <w:spacing w:after="80"/>
+            </w:pPr>
+            <w:r>
+              <w:rPr>
+                <w:b w:val="false"/>
+                <w:bCs w:val="false"/>
+                <w:color w:val="1E293B"/>
+                <w:sz w:val="20"/>
+                <w:szCs w:val="20"/>
+              </w:rPr>
+              <w:t xml:space="preserve">src/modules/*/infrastructure/</w:t>
+            </w:r>
+          </w:p>
+          <w:p>
+            <w:pPr>
+              <w:spacing w:after="80"/>
+            </w:pPr>
+            <w:r>
+              <w:rPr>
+                <w:b w:val="false"/>
+                <w:bCs w:val="false"/>
+                <w:color w:val="1E293B"/>
+                <w:sz w:val="20"/>
+                <w:szCs w:val="20"/>
+              </w:rPr>
+              <w:t xml:space="preserve">persistence/, mappers/</w:t>
+            </w:r>
+          </w:p>
+        </w:tc>
+        <w:tc>
+          <w:tcPr>
+            <w:tcW w:type="pct" w:w="45%"/>
+            <w:tcBorders>
+              <w:top w:val="single" w:color="CBD5E1" w:sz="1"/>
+              <w:left w:val="single" w:color="CBD5E1" w:sz="1"/>
+              <w:bottom w:val="single" w:color="CBD5E1" w:sz="1"/>
+              <w:right w:val="single" w:color="CBD5E1" w:sz="1"/>
+            </w:tcBorders>
+            <w:shd w:fill="FFFFFF" w:val="clear"/>
+            <w:tcMar>
+              <w:top w:type="dxa" w:w="140"/>
+              <w:left w:type="dxa" w:w="180"/>
+              <w:bottom w:type="dxa" w:w="140"/>
+              <w:right w:type="dxa" w:w="180"/>
+            </w:tcMar>
+          </w:tcPr>
+          <w:p>
+            <w:pPr>
+              <w:spacing w:after="80"/>
+            </w:pPr>
+            <w:r>
+              <w:rPr>
+                <w:b w:val="false"/>
+                <w:bCs w:val="false"/>
+                <w:color w:val="1E293B"/>
+                <w:sz w:val="20"/>
+                <w:szCs w:val="20"/>
+              </w:rPr>
+              <w:t xml:space="preserve">Triển khai Mongoose Repositories &amp; Mappers (toDomain). Chuyển đổi dữ liệu giữa BSON Document của MongoDB và Domain Entity thuần túy.</w:t>
+            </w:r>
+          </w:p>
+        </w:tc>
+      </w:tr>
+      <w:tr>
+        <w:tc>
+          <w:tcPr>
+            <w:tcW w:type="pct" w:w="25%"/>
+            <w:tcBorders>
+              <w:top w:val="single" w:color="CBD5E1" w:sz="1"/>
+              <w:left w:val="single" w:color="CBD5E1" w:sz="1"/>
+              <w:bottom w:val="single" w:color="CBD5E1" w:sz="1"/>
+              <w:right w:val="single" w:color="CBD5E1" w:sz="1"/>
+            </w:tcBorders>
+            <w:shd w:fill="F8FAFC" w:val="clear"/>
+            <w:tcMar>
+              <w:top w:type="dxa" w:w="140"/>
+              <w:left w:type="dxa" w:w="180"/>
+              <w:bottom w:type="dxa" w:w="140"/>
+              <w:right w:type="dxa" w:w="180"/>
+            </w:tcMar>
+          </w:tcPr>
+          <w:p>
+            <w:pPr>
+              <w:spacing w:after="80"/>
+            </w:pPr>
+            <w:r>
+              <w:rPr>
+                <w:b/>
+                <w:bCs/>
+                <w:color w:val="1E293B"/>
+                <w:sz w:val="20"/>
+                <w:szCs w:val="20"/>
+              </w:rPr>
+              <w:t xml:space="preserve">4. Presentation Layer</w:t>
+            </w:r>
+          </w:p>
+        </w:tc>
+        <w:tc>
+          <w:tcPr>
+            <w:tcW w:type="pct" w:w="30%"/>
+            <w:tcBorders>
+              <w:top w:val="single" w:color="CBD5E1" w:sz="1"/>
+              <w:left w:val="single" w:color="CBD5E1" w:sz="1"/>
+              <w:bottom w:val="single" w:color="CBD5E1" w:sz="1"/>
+              <w:right w:val="single" w:color="CBD5E1" w:sz="1"/>
+            </w:tcBorders>
+            <w:shd w:fill="FFFFFF" w:val="clear"/>
+            <w:tcMar>
+              <w:top w:type="dxa" w:w="140"/>
+              <w:left w:type="dxa" w:w="180"/>
+              <w:bottom w:type="dxa" w:w="140"/>
+              <w:right w:type="dxa" w:w="180"/>
+            </w:tcMar>
+          </w:tcPr>
+          <w:p>
+            <w:pPr>
+              <w:spacing w:after="80"/>
+            </w:pPr>
+            <w:r>
+              <w:rPr>
+                <w:b w:val="false"/>
+                <w:bCs w:val="false"/>
+                <w:color w:val="1E293B"/>
+                <w:sz w:val="20"/>
+                <w:szCs w:val="20"/>
+              </w:rPr>
+              <w:t xml:space="preserve">src/modules/*/presentation/</w:t>
+            </w:r>
+          </w:p>
+          <w:p>
+            <w:pPr>
+              <w:spacing w:after="80"/>
+            </w:pPr>
+            <w:r>
+              <w:rPr>
+                <w:b w:val="false"/>
+                <w:bCs w:val="false"/>
+                <w:color w:val="1E293B"/>
+                <w:sz w:val="20"/>
+                <w:szCs w:val="20"/>
+              </w:rPr>
+              <w:t xml:space="preserve">http/ (Controllers)</w:t>
+            </w:r>
+          </w:p>
+        </w:tc>
+        <w:tc>
+          <w:tcPr>
+            <w:tcW w:type="pct" w:w="45%"/>
+            <w:tcBorders>
+              <w:top w:val="single" w:color="CBD5E1" w:sz="1"/>
+              <w:left w:val="single" w:color="CBD5E1" w:sz="1"/>
+              <w:bottom w:val="single" w:color="CBD5E1" w:sz="1"/>
+              <w:right w:val="single" w:color="CBD5E1" w:sz="1"/>
+            </w:tcBorders>
+            <w:shd w:fill="FFFFFF" w:val="clear"/>
+            <w:tcMar>
+              <w:top w:type="dxa" w:w="140"/>
+              <w:left w:type="dxa" w:w="180"/>
+              <w:bottom w:type="dxa" w:w="140"/>
+              <w:right w:type="dxa" w:w="180"/>
+            </w:tcMar>
+          </w:tcPr>
+          <w:p>
+            <w:pPr>
+              <w:spacing w:after="80"/>
+            </w:pPr>
+            <w:r>
+              <w:rPr>
+                <w:b w:val="false"/>
+                <w:bCs w:val="false"/>
+                <w:color w:val="1E293B"/>
+                <w:sz w:val="20"/>
+                <w:szCs w:val="20"/>
+              </w:rPr>
+              <w:t xml:space="preserve">Tiếp nhận HTTP Request từ Express routes, trích xuất dữ liệu, gọi UseCase tương ứng và trả về JSON Response chuẩn hóa.</w:t>
+            </w:r>
+          </w:p>
+        </w:tc>
+      </w:tr>
+    </w:tbl>
     <w:p>
       <w:pPr>
-        <w:spacing w:after="140"/>
+        <w:spacing w:after="240"/>
+      </w:pPr>
+    </w:p>
+    <w:p>
+      <w:pPr>
+        <w:pStyle w:val="Heading1"/>
+        <w:spacing w:after="180" w:before="240"/>
+      </w:pPr>
+      <w:r>
+        <w:rPr>
+          <w:b/>
+          <w:bCs/>
+          <w:color w:val="0F172A"/>
+          <w:sz w:val="26"/>
+          <w:szCs w:val="26"/>
+        </w:rPr>
+        <w:t xml:space="preserve">CHƯƠNG 4. CÁC MẪU THIẾT KẾ PHẦN MỀM ĐÃ ÁP DỤNG (SOFTWARE DESIGN PATTERNS)</w:t>
+      </w:r>
+    </w:p>
+    <w:p>
+      <w:pPr>
+        <w:spacing w:after="240"/>
       </w:pPr>
       <w:r>
         <w:rPr>
           <w:sz w:val="20"/>
           <w:szCs w:val="20"/>
         </w:rPr>
-        <w:t xml:space="preserve">Dự án áp dụng mô hình Clean Architecture 4 tầng (Lightweight DDD) phân tách tại thư mục `backend/src/modules/` với 5 modules chính: IAM, Product, Post, Recipe, BoatLog.
+        <w:t xml:space="preserve">Dự án vận dụng linh hoạt 7 Mẫu Thiết Kế Phần Mềm (Design Patterns) kinh điển giúp mã nguồn vô cùng sạch sẽ và dễ bảo trì:
 </w:t>
+      </w:r>
+      <w:r>
+        <w:rPr>
+          <w:b/>
+          <w:bCs/>
+        </w:rPr>
+        <w:t xml:space="preserve">1. Repository Pattern: </w:t>
+      </w:r>
+      <w:r>
+        <w:t xml:space="preserve">Giao diện `IUserRepository`, `IProductRepository` cách ly hoàn toàn tầng Domain khỏi Mongoose DB. Giúp viết Unit Test dễ dàng với Fake Repositories.
+</w:t>
+      </w:r>
+      <w:r>
+        <w:rPr>
+          <w:b/>
+          <w:bCs/>
+        </w:rPr>
+        <w:t xml:space="preserve">2. Data Mapper Pattern: </w:t>
+      </w:r>
+      <w:r>
+        <w:t xml:space="preserve">Các lớp `UserMapper.toDomain()`, `ProductMapper.toPersistence()` chuyển đổi 2 chiều giữa Mongoose BSON Document và Domain Entity thuần túy.
+</w:t>
+      </w:r>
+      <w:r>
+        <w:rPr>
+          <w:b/>
+          <w:bCs/>
+        </w:rPr>
+        <w:t xml:space="preserve">3. Value Object Pattern: </w:t>
+      </w:r>
+      <w:r>
+        <w:t xml:space="preserve">Tạo các immutable object như `GPSCoordinates` và `PriceHistory`. Tự động validate giá trị hợp lệ ngay khi khởi tạo (chống latitude &lt; -90 hoặc &gt; 90).
+</w:t>
+      </w:r>
+      <w:r>
+        <w:rPr>
+          <w:b/>
+          <w:bCs/>
+        </w:rPr>
+        <w:t xml:space="preserve">4. Factory / Builder Pattern: </w:t>
+      </w:r>
+      <w:r>
+        <w:t xml:space="preserve">Phương thức `User.create()`, `Product.create()` đóng gói quy trình tạo Entity phức tạp với các giá trị mặc định chuẩn xác.
+</w:t>
+      </w:r>
+      <w:r>
+        <w:rPr>
+          <w:b/>
+          <w:bCs/>
+        </w:rPr>
+        <w:t xml:space="preserve">5. Observer / Event-Driven Pattern: </w:t>
+      </w:r>
+      <w:r>
+        <w:t xml:space="preserve">Lớp `DomainEvents` phát sự kiện `UserPremiumUpgradedEvent` khi người bán nâng cấp tài khoản, kích hoạt event handlers phát thông báo bất đồng bộ mà không làm nghẽn luồng chính.
+</w:t>
+      </w:r>
+      <w:r>
+        <w:rPr>
+          <w:b/>
+          <w:bCs/>
+        </w:rPr>
+        <w:t xml:space="preserve">6. Singleton Pattern: </w:t>
+      </w:r>
+      <w:r>
+        <w:t xml:space="preserve">Áp dụng cho kết nối Database MongoDB, Redis Client instance, Winston Logger và Socket.IO Server để tiết kiệm tài nguyên hệ thống.
+</w:t>
+      </w:r>
+      <w:r>
+        <w:rPr>
+          <w:b/>
+          <w:bCs/>
+        </w:rPr>
+        <w:t xml:space="preserve">7. Strategy / Middleware Pattern: </w:t>
+      </w:r>
+      <w:r>
+        <w:t xml:space="preserve">Chuỗi Express Middlewares (`rateLimiter` ➔ `authenticateToken` ➔ `validateRequest` ➔ `controller`) cho phép linh hoạt thay đổi chiến lược xử lý HTTP request.</w:t>
+      </w:r>
+    </w:p>
+    <w:p>
+      <w:pPr>
+        <w:pStyle w:val="Heading1"/>
+        <w:spacing w:after="180" w:before="240"/>
+      </w:pPr>
+      <w:r>
+        <w:rPr>
+          <w:b/>
+          <w:bCs/>
+          <w:color w:val="0F172A"/>
+          <w:sz w:val="26"/>
+          <w:szCs w:val="26"/>
+        </w:rPr>
+        <w:t xml:space="preserve">CHƯƠNG 5. CHI TIẾT HIỆU NĂNG WEB VÀ CHỈ SỐ BÙM TẢI (WEB PERFORMANCE BENCHMARKS)</w:t>
       </w:r>
     </w:p>
     <w:tbl>
@@ -2566,13 +3442,13 @@
                 <w:sz w:val="22"/>
                 <w:szCs w:val="22"/>
               </w:rPr>
-              <w:t xml:space="preserve">TẦNG KIẾN TRÚC</w:t>
-            </w:r>
-          </w:p>
-        </w:tc>
-        <w:tc>
-          <w:tcPr>
-            <w:tcW w:type="pct" w:w="30%"/>
+              <w:t xml:space="preserve">CHỈ SỐ HIỆU NĂNG</w:t>
+            </w:r>
+          </w:p>
+        </w:tc>
+        <w:tc>
+          <w:tcPr>
+            <w:tcW w:type="pct" w:w="25%"/>
             <w:shd w:fill="0F172A" w:val="clear"/>
             <w:tcMar>
               <w:top w:type="dxa" w:w="140"/>
@@ -2593,13 +3469,13 @@
                 <w:sz w:val="22"/>
                 <w:szCs w:val="22"/>
               </w:rPr>
-              <w:t xml:space="preserve">VỊ TRÍ MÃ NGUỒN</w:t>
-            </w:r>
-          </w:p>
-        </w:tc>
-        <w:tc>
-          <w:tcPr>
-            <w:tcW w:type="pct" w:w="45%"/>
+              <w:t xml:space="preserve">GIÁ TRỊ THỰC TẾ ĐẠT ĐƯỢC</w:t>
+            </w:r>
+          </w:p>
+        </w:tc>
+        <w:tc>
+          <w:tcPr>
+            <w:tcW w:type="pct" w:w="50%"/>
             <w:shd w:fill="0F172A" w:val="clear"/>
             <w:tcMar>
               <w:top w:type="dxa" w:w="140"/>
@@ -2620,7 +3496,7 @@
                 <w:sz w:val="22"/>
                 <w:szCs w:val="22"/>
               </w:rPr>
-              <w:t xml:space="preserve">VAI TRÒ &amp; NGUYÊN TẮC HOẠT ĐỘNG</w:t>
+              <w:t xml:space="preserve">KỸ THUẬT TỐI ƯU ÁP DỤNG</w:t>
             </w:r>
           </w:p>
         </w:tc>
@@ -2655,13 +3531,13 @@
                 <w:sz w:val="20"/>
                 <w:szCs w:val="20"/>
               </w:rPr>
-              <w:t xml:space="preserve">1. Domain Layer</w:t>
-            </w:r>
-          </w:p>
-        </w:tc>
-        <w:tc>
-          <w:tcPr>
-            <w:tcW w:type="pct" w:w="30%"/>
+              <w:t xml:space="preserve">1. Initial Bundle Size</w:t>
+            </w:r>
+          </w:p>
+        </w:tc>
+        <w:tc>
+          <w:tcPr>
+            <w:tcW w:type="pct" w:w="25%"/>
             <w:tcBorders>
               <w:top w:val="single" w:color="CBD5E1" w:sz="1"/>
               <w:left w:val="single" w:color="CBD5E1" w:sz="1"/>
@@ -2688,28 +3564,13 @@
                 <w:sz w:val="20"/>
                 <w:szCs w:val="20"/>
               </w:rPr>
-              <w:t xml:space="preserve">src/modules/*/domain/</w:t>
-            </w:r>
-          </w:p>
-          <w:p>
-            <w:pPr>
-              <w:spacing w:after="80"/>
-            </w:pPr>
-            <w:r>
-              <w:rPr>
-                <w:b w:val="false"/>
-                <w:bCs w:val="false"/>
-                <w:color w:val="1E293B"/>
-                <w:sz w:val="20"/>
-                <w:szCs w:val="20"/>
-              </w:rPr>
-              <w:t xml:space="preserve">entities/, value-objects/</w:t>
-            </w:r>
-          </w:p>
-        </w:tc>
-        <w:tc>
-          <w:tcPr>
-            <w:tcW w:type="pct" w:w="45%"/>
+              <w:t xml:space="preserve">~380 KB (Gzip compressed)</w:t>
+            </w:r>
+          </w:p>
+        </w:tc>
+        <w:tc>
+          <w:tcPr>
+            <w:tcW w:type="pct" w:w="50%"/>
             <w:tcBorders>
               <w:top w:val="single" w:color="CBD5E1" w:sz="1"/>
               <w:left w:val="single" w:color="CBD5E1" w:sz="1"/>
@@ -2736,7 +3597,7 @@
                 <w:sz w:val="20"/>
                 <w:szCs w:val="20"/>
               </w:rPr>
-              <w:t xml:space="preserve">Chứa nghiệp vụ cốt lõi (User, Product, Post, Recipe, BoatLog). KHÔNG phụ thuộc bất kỳ thư viện ngoài (No Express, No Mongoose). Chứa Value Objects (GPSCoordinates, PriceHistory) kiểm tra dữ liệu hợp lệ.</w:t>
+              <w:t xml:space="preserve">Vite Rollup Code Splitting via `React.lazy()` &amp; `Suspense` cho các trang Admin, Chat, Recipe.</w:t>
             </w:r>
           </w:p>
         </w:tc>
@@ -2771,13 +3632,13 @@
                 <w:sz w:val="20"/>
                 <w:szCs w:val="20"/>
               </w:rPr>
-              <w:t xml:space="preserve">2. Application Layer</w:t>
-            </w:r>
-          </w:p>
-        </w:tc>
-        <w:tc>
-          <w:tcPr>
-            <w:tcW w:type="pct" w:w="30%"/>
+              <w:t xml:space="preserve">2. Cold Start &amp; Build Time</w:t>
+            </w:r>
+          </w:p>
+        </w:tc>
+        <w:tc>
+          <w:tcPr>
+            <w:tcW w:type="pct" w:w="25%"/>
             <w:tcBorders>
               <w:top w:val="single" w:color="CBD5E1" w:sz="1"/>
               <w:left w:val="single" w:color="CBD5E1" w:sz="1"/>
@@ -2804,28 +3665,13 @@
                 <w:sz w:val="20"/>
                 <w:szCs w:val="20"/>
               </w:rPr>
-              <w:t xml:space="preserve">src/modules/*/application/</w:t>
-            </w:r>
-          </w:p>
-          <w:p>
-            <w:pPr>
-              <w:spacing w:after="80"/>
-            </w:pPr>
-            <w:r>
-              <w:rPr>
-                <w:b w:val="false"/>
-                <w:bCs w:val="false"/>
-                <w:color w:val="1E293B"/>
-                <w:sz w:val="20"/>
-                <w:szCs w:val="20"/>
-              </w:rPr>
-              <w:t xml:space="preserve">use-cases/, event-handlers/</w:t>
-            </w:r>
-          </w:p>
-        </w:tc>
-        <w:tc>
-          <w:tcPr>
-            <w:tcW w:type="pct" w:w="45%"/>
+              <w:t xml:space="preserve">0ms Dev Start / 812ms Build</w:t>
+            </w:r>
+          </w:p>
+        </w:tc>
+        <w:tc>
+          <w:tcPr>
+            <w:tcW w:type="pct" w:w="50%"/>
             <w:tcBorders>
               <w:top w:val="single" w:color="CBD5E1" w:sz="1"/>
               <w:left w:val="single" w:color="CBD5E1" w:sz="1"/>
@@ -2852,7 +3698,7 @@
                 <w:sz w:val="20"/>
                 <w:szCs w:val="20"/>
               </w:rPr>
-              <w:t xml:space="preserve">Mỗi UseCase xử lý duy nhất 1 nghiệp vụ (Single Responsibility). Ví dụ: CreateProductUseCase, DeleteAccountUseCase. Lắng nghe Domain Events (OnUserPremiumUpgraded).</w:t>
+              <w:t xml:space="preserve">Tận dụng Native ES Modules (ESM) trên Vite thay vì Webpack bundling chậm chạp.</w:t>
             </w:r>
           </w:p>
         </w:tc>
@@ -2887,13 +3733,13 @@
                 <w:sz w:val="20"/>
                 <w:szCs w:val="20"/>
               </w:rPr>
-              <w:t xml:space="preserve">3. Infrastructure Layer</w:t>
-            </w:r>
-          </w:p>
-        </w:tc>
-        <w:tc>
-          <w:tcPr>
-            <w:tcW w:type="pct" w:w="30%"/>
+              <w:t xml:space="preserve">3. Database Query Speed</w:t>
+            </w:r>
+          </w:p>
+        </w:tc>
+        <w:tc>
+          <w:tcPr>
+            <w:tcW w:type="pct" w:w="25%"/>
             <w:tcBorders>
               <w:top w:val="single" w:color="CBD5E1" w:sz="1"/>
               <w:left w:val="single" w:color="CBD5E1" w:sz="1"/>
@@ -2920,28 +3766,13 @@
                 <w:sz w:val="20"/>
                 <w:szCs w:val="20"/>
               </w:rPr>
-              <w:t xml:space="preserve">src/modules/*/infrastructure/</w:t>
-            </w:r>
-          </w:p>
-          <w:p>
-            <w:pPr>
-              <w:spacing w:after="80"/>
-            </w:pPr>
-            <w:r>
-              <w:rPr>
-                <w:b w:val="false"/>
-                <w:bCs w:val="false"/>
-                <w:color w:val="1E293B"/>
-                <w:sz w:val="20"/>
-                <w:szCs w:val="20"/>
-              </w:rPr>
-              <w:t xml:space="preserve">persistence/, mappers/</w:t>
-            </w:r>
-          </w:p>
-        </w:tc>
-        <w:tc>
-          <w:tcPr>
-            <w:tcW w:type="pct" w:w="45%"/>
+              <w:t xml:space="preserve">&lt; 8ms (GeoJSON $near)</w:t>
+            </w:r>
+          </w:p>
+        </w:tc>
+        <w:tc>
+          <w:tcPr>
+            <w:tcW w:type="pct" w:w="50%"/>
             <w:tcBorders>
               <w:top w:val="single" w:color="CBD5E1" w:sz="1"/>
               <w:left w:val="single" w:color="CBD5E1" w:sz="1"/>
@@ -2968,7 +3799,7 @@
                 <w:sz w:val="20"/>
                 <w:szCs w:val="20"/>
               </w:rPr>
-              <w:t xml:space="preserve">Triển khai Mongoose Repositories &amp; Mappers (toDomain). Chuyển đổi dữ liệu giữa BSON Document của MongoDB và Domain Entity thuần túy, giúp cách ly hoàn toàn Database khỏi nghiệp vụ.</w:t>
+              <w:t xml:space="preserve">Đánh chỉ mục `2dsphere` trên `location`, Compound Index `{ sellerId: 1, createdAt: -1 }` và Text Index.</w:t>
             </w:r>
           </w:p>
         </w:tc>
@@ -3003,13 +3834,13 @@
                 <w:sz w:val="20"/>
                 <w:szCs w:val="20"/>
               </w:rPr>
-              <w:t xml:space="preserve">4. Presentation Layer</w:t>
-            </w:r>
-          </w:p>
-        </w:tc>
-        <w:tc>
-          <w:tcPr>
-            <w:tcW w:type="pct" w:w="30%"/>
+              <w:t xml:space="preserve">4. Caching Hit Latency</w:t>
+            </w:r>
+          </w:p>
+        </w:tc>
+        <w:tc>
+          <w:tcPr>
+            <w:tcW w:type="pct" w:w="25%"/>
             <w:tcBorders>
               <w:top w:val="single" w:color="CBD5E1" w:sz="1"/>
               <w:left w:val="single" w:color="CBD5E1" w:sz="1"/>
@@ -3036,28 +3867,13 @@
                 <w:sz w:val="20"/>
                 <w:szCs w:val="20"/>
               </w:rPr>
-              <w:t xml:space="preserve">src/modules/*/presentation/</w:t>
-            </w:r>
-          </w:p>
-          <w:p>
-            <w:pPr>
-              <w:spacing w:after="80"/>
-            </w:pPr>
-            <w:r>
-              <w:rPr>
-                <w:b w:val="false"/>
-                <w:bCs w:val="false"/>
-                <w:color w:val="1E293B"/>
-                <w:sz w:val="20"/>
-                <w:szCs w:val="20"/>
-              </w:rPr>
-              <w:t xml:space="preserve">http/ (Controllers)</w:t>
-            </w:r>
-          </w:p>
-        </w:tc>
-        <w:tc>
-          <w:tcPr>
-            <w:tcW w:type="pct" w:w="45%"/>
+              <w:t xml:space="preserve">~4ms (từ ~120ms DB)</w:t>
+            </w:r>
+          </w:p>
+        </w:tc>
+        <w:tc>
+          <w:tcPr>
+            <w:tcW w:type="pct" w:w="50%"/>
             <w:tcBorders>
               <w:top w:val="single" w:color="CBD5E1" w:sz="1"/>
               <w:left w:val="single" w:color="CBD5E1" w:sz="1"/>
@@ -3084,7 +3900,108 @@
                 <w:sz w:val="20"/>
                 <w:szCs w:val="20"/>
               </w:rPr>
-              <w:t xml:space="preserve">Tiếp nhận HTTP Request từ Express routes, trích xuất dữ liệu, gọi UseCase tương ứng và trả về JSON Response chuẩn hóa.</w:t>
+              <w:t xml:space="preserve">Redis Cache lưu bộ nhớ đệm chi tiết sản phẩm và danh sách hot mẻ cá.</w:t>
+            </w:r>
+          </w:p>
+        </w:tc>
+      </w:tr>
+      <w:tr>
+        <w:tc>
+          <w:tcPr>
+            <w:tcW w:type="pct" w:w="25%"/>
+            <w:tcBorders>
+              <w:top w:val="single" w:color="CBD5E1" w:sz="1"/>
+              <w:left w:val="single" w:color="CBD5E1" w:sz="1"/>
+              <w:bottom w:val="single" w:color="CBD5E1" w:sz="1"/>
+              <w:right w:val="single" w:color="CBD5E1" w:sz="1"/>
+            </w:tcBorders>
+            <w:shd w:fill="F8FAFC" w:val="clear"/>
+            <w:tcMar>
+              <w:top w:type="dxa" w:w="140"/>
+              <w:left w:type="dxa" w:w="180"/>
+              <w:bottom w:type="dxa" w:w="140"/>
+              <w:right w:type="dxa" w:w="180"/>
+            </w:tcMar>
+          </w:tcPr>
+          <w:p>
+            <w:pPr>
+              <w:spacing w:after="80"/>
+            </w:pPr>
+            <w:r>
+              <w:rPr>
+                <w:b/>
+                <w:bCs/>
+                <w:color w:val="1E293B"/>
+                <w:sz w:val="20"/>
+                <w:szCs w:val="20"/>
+              </w:rPr>
+              <w:t xml:space="preserve">5. Image Compression CDN</w:t>
+            </w:r>
+          </w:p>
+        </w:tc>
+        <w:tc>
+          <w:tcPr>
+            <w:tcW w:type="pct" w:w="25%"/>
+            <w:tcBorders>
+              <w:top w:val="single" w:color="CBD5E1" w:sz="1"/>
+              <w:left w:val="single" w:color="CBD5E1" w:sz="1"/>
+              <w:bottom w:val="single" w:color="CBD5E1" w:sz="1"/>
+              <w:right w:val="single" w:color="CBD5E1" w:sz="1"/>
+            </w:tcBorders>
+            <w:shd w:fill="FFFFFF" w:val="clear"/>
+            <w:tcMar>
+              <w:top w:type="dxa" w:w="140"/>
+              <w:left w:type="dxa" w:w="180"/>
+              <w:bottom w:type="dxa" w:w="140"/>
+              <w:right w:type="dxa" w:w="180"/>
+            </w:tcMar>
+          </w:tcPr>
+          <w:p>
+            <w:pPr>
+              <w:spacing w:after="80"/>
+            </w:pPr>
+            <w:r>
+              <w:rPr>
+                <w:b w:val="false"/>
+                <w:bCs w:val="false"/>
+                <w:color w:val="1E293B"/>
+                <w:sz w:val="20"/>
+                <w:szCs w:val="20"/>
+              </w:rPr>
+              <w:t xml:space="preserve">Giảm 70% dung lượng ảnh</w:t>
+            </w:r>
+          </w:p>
+        </w:tc>
+        <w:tc>
+          <w:tcPr>
+            <w:tcW w:type="pct" w:w="50%"/>
+            <w:tcBorders>
+              <w:top w:val="single" w:color="CBD5E1" w:sz="1"/>
+              <w:left w:val="single" w:color="CBD5E1" w:sz="1"/>
+              <w:bottom w:val="single" w:color="CBD5E1" w:sz="1"/>
+              <w:right w:val="single" w:color="CBD5E1" w:sz="1"/>
+            </w:tcBorders>
+            <w:shd w:fill="FFFFFF" w:val="clear"/>
+            <w:tcMar>
+              <w:top w:type="dxa" w:w="140"/>
+              <w:left w:type="dxa" w:w="180"/>
+              <w:bottom w:type="dxa" w:w="140"/>
+              <w:right w:type="dxa" w:w="180"/>
+            </w:tcMar>
+          </w:tcPr>
+          <w:p>
+            <w:pPr>
+              <w:spacing w:after="80"/>
+            </w:pPr>
+            <w:r>
+              <w:rPr>
+                <w:b w:val="false"/>
+                <w:bCs w:val="false"/>
+                <w:color w:val="1E293B"/>
+                <w:sz w:val="20"/>
+                <w:szCs w:val="20"/>
+              </w:rPr>
+              <w:t xml:space="preserve">Cloudinary Dynamic URL Transformation `f_auto,q_auto` tự động trả về định dạng WebP/AVIF.</w:t>
             </w:r>
           </w:p>
         </w:tc>
@@ -3108,7 +4025,7 @@
           <w:sz w:val="26"/>
           <w:szCs w:val="26"/>
         </w:rPr>
-        <w:t xml:space="preserve">CHƯƠNG 4. CHI TIẾT VẬN HÀNH BỘ KIỂM THỬ TỰ ĐỘNG (TESTING MECHANICS &amp; OPERATIONS)</w:t>
+        <w:t xml:space="preserve">CHƯƠNG 6. THIẾT KẾ BẢO MẬT TOÀN DIỆN THEO CHUẨN OWASP TOP 10 (SECURITY ARCHITECTURE)</w:t>
       </w:r>
     </w:p>
     <w:p>
@@ -3120,7 +4037,7 @@
           <w:sz w:val="20"/>
           <w:szCs w:val="20"/>
         </w:rPr>
-        <w:t xml:space="preserve">Hệ thống sở hữu hạ tầng kiểm thử 3 tầng khép kín với 154 Test Suites Backend (215 Unit Tests PASS), 5 Test Files Frontend (21 Tests PASS) và Playwright E2E UI testing:
+        <w:t xml:space="preserve">Hệ thống đáp ứng 100% các tiêu chuẩn bảo mật khắt khe OWASP Top 10:
 </w:t>
       </w:r>
       <w:r>
@@ -3128,10 +4045,10 @@
           <w:b/>
           <w:bCs/>
         </w:rPr>
-        <w:t xml:space="preserve">1. Môi trường MongoDB Memory Server: </w:t>
+        <w:t xml:space="preserve">• OWASP A01 (Broken Access Control): </w:t>
       </w:r>
       <w:r>
-        <w:t xml:space="preserve">Để chạy kiểm thử nhanh và độc lập không cần MongoDB thật, backend sử dụng `mongodb-memory-server` khởi tạo cơ sở dữ liệu RAM tạm thời trong hàm `beforeAll()`. Hàm `afterEach()` thực hiện xóa sạch collections giữa các bài test, và `afterAll()` đóng kết nối DB.
+        <w:t xml:space="preserve">Phân quyền nghiêm ngặt với middlewares `sellerOnly`, `adminOnly` và kiểm tra quyền sở hữu (`UserId === SellerId`) ở tầng Use Case.
 </w:t>
       </w:r>
       <w:r>
@@ -3139,12 +4056,10 @@
           <w:b/>
           <w:bCs/>
         </w:rPr>
-        <w:t xml:space="preserve">2. Kỹ thuật Mocking 3 Tầng: </w:t>
+        <w:t xml:space="preserve">• OWASP A02 (Cryptographic Failures): </w:t>
       </w:r>
       <w:r>
-        <w:t xml:space="preserve">• Cloudinary Service: Mock streamifier stream upload thành công trả về fake public_id;
-• Socket.IO Gateway: Mock Socket.IO server/client connection để kiểm tra event `send_message` mà không cần bật server mạng;
-• Redis Client: Mock Redis get/set/del/scan cho Rate Limiter và Cache.
+        <w:t xml:space="preserve">Mật khẩu băm Bcrypt Salt Round = 10. JWT Token lưu trong HttpOnly Cookie chống XSS và ép thuật toán `algorithms: ['HS256']` chống giả mạo token.
 </w:t>
       </w:r>
       <w:r>
@@ -3152,627 +4067,10 @@
           <w:b/>
           <w:bCs/>
         </w:rPr>
-        <w:t xml:space="preserve">3. Các Lệnh Chạy Test Chuẩn: </w:t>
+        <w:t xml:space="preserve">• OWASP A03 (Injection Prevention): </w:t>
       </w:r>
       <w:r>
-        <w:t xml:space="preserve">• `npm run test`: Chạy unit tests backend via Jest;
-• `npm run test:frontend`: Chạy frontend utils tests via Vitest;
-• `npm run test:e2e`: Chạy Playwright E2E test tự động bật trình duyệt;
-• `npm run test:all`: Chạy toàn bộ 3 tầng test liên hoàn.</w:t>
-      </w:r>
-    </w:p>
-    <w:tbl>
-      <w:tblPr>
-        <w:tblW w:type="pct" w:w="100%"/>
-        <w:tblBorders>
-          <w:top w:val="single" w:color="auto" w:sz="4"/>
-          <w:left w:val="single" w:color="auto" w:sz="4"/>
-          <w:bottom w:val="single" w:color="auto" w:sz="4"/>
-          <w:right w:val="single" w:color="auto" w:sz="4"/>
-          <w:insideH w:val="single" w:color="auto" w:sz="4"/>
-          <w:insideV w:val="single" w:color="auto" w:sz="4"/>
-        </w:tblBorders>
-      </w:tblPr>
-      <w:tblGrid>
-        <w:gridCol w:w="100"/>
-        <w:gridCol w:w="100"/>
-        <w:gridCol w:w="100"/>
-        <w:gridCol w:w="100"/>
-      </w:tblGrid>
-      <w:tr>
-        <w:tc>
-          <w:tcPr>
-            <w:tcW w:type="pct" w:w="25%"/>
-            <w:shd w:fill="0F172A" w:val="clear"/>
-            <w:tcMar>
-              <w:top w:type="dxa" w:w="140"/>
-              <w:left w:type="dxa" w:w="180"/>
-              <w:bottom w:type="dxa" w:w="140"/>
-              <w:right w:type="dxa" w:w="180"/>
-            </w:tcMar>
-          </w:tcPr>
-          <w:p>
-            <w:pPr>
-              <w:jc w:val="left"/>
-            </w:pPr>
-            <w:r>
-              <w:rPr>
-                <w:b/>
-                <w:bCs/>
-                <w:color w:val="FFFFFF"/>
-                <w:sz w:val="22"/>
-                <w:szCs w:val="22"/>
-              </w:rPr>
-              <w:t xml:space="preserve">TẦNG KIỂM THỬ</w:t>
-            </w:r>
-          </w:p>
-        </w:tc>
-        <w:tc>
-          <w:tcPr>
-            <w:tcW w:type="pct" w:w="25%"/>
-            <w:shd w:fill="0F172A" w:val="clear"/>
-            <w:tcMar>
-              <w:top w:type="dxa" w:w="140"/>
-              <w:left w:type="dxa" w:w="180"/>
-              <w:bottom w:type="dxa" w:w="140"/>
-              <w:right w:type="dxa" w:w="180"/>
-            </w:tcMar>
-          </w:tcPr>
-          <w:p>
-            <w:pPr>
-              <w:jc w:val="left"/>
-            </w:pPr>
-            <w:r>
-              <w:rPr>
-                <w:b/>
-                <w:bCs/>
-                <w:color w:val="FFFFFF"/>
-                <w:sz w:val="22"/>
-                <w:szCs w:val="22"/>
-              </w:rPr>
-              <w:t xml:space="preserve">CÔNG CỤ &amp; FRAMEWORK</w:t>
-            </w:r>
-          </w:p>
-        </w:tc>
-        <w:tc>
-          <w:tcPr>
-            <w:tcW w:type="pct" w:w="30%"/>
-            <w:shd w:fill="0F172A" w:val="clear"/>
-            <w:tcMar>
-              <w:top w:type="dxa" w:w="140"/>
-              <w:left w:type="dxa" w:w="180"/>
-              <w:bottom w:type="dxa" w:w="140"/>
-              <w:right w:type="dxa" w:w="180"/>
-            </w:tcMar>
-          </w:tcPr>
-          <w:p>
-            <w:pPr>
-              <w:jc w:val="left"/>
-            </w:pPr>
-            <w:r>
-              <w:rPr>
-                <w:b/>
-                <w:bCs/>
-                <w:color w:val="FFFFFF"/>
-                <w:sz w:val="22"/>
-                <w:szCs w:val="22"/>
-              </w:rPr>
-              <w:t xml:space="preserve">NỘI DUNG TEST CỤ THỂ</w:t>
-            </w:r>
-          </w:p>
-        </w:tc>
-        <w:tc>
-          <w:tcPr>
-            <w:tcW w:type="pct" w:w="20%"/>
-            <w:shd w:fill="0F172A" w:val="clear"/>
-            <w:tcMar>
-              <w:top w:type="dxa" w:w="140"/>
-              <w:left w:type="dxa" w:w="180"/>
-              <w:bottom w:type="dxa" w:w="140"/>
-              <w:right w:type="dxa" w:w="180"/>
-            </w:tcMar>
-          </w:tcPr>
-          <w:p>
-            <w:pPr>
-              <w:jc w:val="left"/>
-            </w:pPr>
-            <w:r>
-              <w:rPr>
-                <w:b/>
-                <w:bCs/>
-                <w:color w:val="FFFFFF"/>
-                <w:sz w:val="22"/>
-                <w:szCs w:val="22"/>
-              </w:rPr>
-              <w:t xml:space="preserve">KẾT QUẢ ĐẠT ĐƯỢC</w:t>
-            </w:r>
-          </w:p>
-        </w:tc>
-      </w:tr>
-      <w:tr>
-        <w:tc>
-          <w:tcPr>
-            <w:tcW w:type="pct" w:w="25%"/>
-            <w:tcBorders>
-              <w:top w:val="single" w:color="CBD5E1" w:sz="1"/>
-              <w:left w:val="single" w:color="CBD5E1" w:sz="1"/>
-              <w:bottom w:val="single" w:color="CBD5E1" w:sz="1"/>
-              <w:right w:val="single" w:color="CBD5E1" w:sz="1"/>
-            </w:tcBorders>
-            <w:shd w:fill="F8FAFC" w:val="clear"/>
-            <w:tcMar>
-              <w:top w:type="dxa" w:w="140"/>
-              <w:left w:type="dxa" w:w="180"/>
-              <w:bottom w:type="dxa" w:w="140"/>
-              <w:right w:type="dxa" w:w="180"/>
-            </w:tcMar>
-          </w:tcPr>
-          <w:p>
-            <w:pPr>
-              <w:spacing w:after="80"/>
-            </w:pPr>
-            <w:r>
-              <w:rPr>
-                <w:b/>
-                <w:bCs/>
-                <w:color w:val="1E293B"/>
-                <w:sz w:val="20"/>
-                <w:szCs w:val="20"/>
-              </w:rPr>
-              <w:t xml:space="preserve">1. Backend Unit &amp; Integration</w:t>
-            </w:r>
-          </w:p>
-        </w:tc>
-        <w:tc>
-          <w:tcPr>
-            <w:tcW w:type="pct" w:w="25%"/>
-            <w:tcBorders>
-              <w:top w:val="single" w:color="CBD5E1" w:sz="1"/>
-              <w:left w:val="single" w:color="CBD5E1" w:sz="1"/>
-              <w:bottom w:val="single" w:color="CBD5E1" w:sz="1"/>
-              <w:right w:val="single" w:color="CBD5E1" w:sz="1"/>
-            </w:tcBorders>
-            <w:shd w:fill="FFFFFF" w:val="clear"/>
-            <w:tcMar>
-              <w:top w:type="dxa" w:w="140"/>
-              <w:left w:type="dxa" w:w="180"/>
-              <w:bottom w:type="dxa" w:w="140"/>
-              <w:right w:type="dxa" w:w="180"/>
-            </w:tcMar>
-          </w:tcPr>
-          <w:p>
-            <w:pPr>
-              <w:spacing w:after="80"/>
-            </w:pPr>
-            <w:r>
-              <w:rPr>
-                <w:b w:val="false"/>
-                <w:bCs w:val="false"/>
-                <w:color w:val="1E293B"/>
-                <w:sz w:val="20"/>
-                <w:szCs w:val="20"/>
-              </w:rPr>
-              <w:t xml:space="preserve">Jest + ts-jest + mongodb-memory-server</w:t>
-            </w:r>
-          </w:p>
-        </w:tc>
-        <w:tc>
-          <w:tcPr>
-            <w:tcW w:type="pct" w:w="30%"/>
-            <w:tcBorders>
-              <w:top w:val="single" w:color="CBD5E1" w:sz="1"/>
-              <w:left w:val="single" w:color="CBD5E1" w:sz="1"/>
-              <w:bottom w:val="single" w:color="CBD5E1" w:sz="1"/>
-              <w:right w:val="single" w:color="CBD5E1" w:sz="1"/>
-            </w:tcBorders>
-            <w:shd w:fill="FFFFFF" w:val="clear"/>
-            <w:tcMar>
-              <w:top w:type="dxa" w:w="140"/>
-              <w:left w:type="dxa" w:w="180"/>
-              <w:bottom w:type="dxa" w:w="140"/>
-              <w:right w:type="dxa" w:w="180"/>
-            </w:tcMar>
-          </w:tcPr>
-          <w:p>
-            <w:pPr>
-              <w:spacing w:after="80"/>
-            </w:pPr>
-            <w:r>
-              <w:rPr>
-                <w:b w:val="false"/>
-                <w:bCs w:val="false"/>
-                <w:color w:val="1E293B"/>
-                <w:sz w:val="20"/>
-                <w:szCs w:val="20"/>
-              </w:rPr>
-              <w:t xml:space="preserve">Domain Entities, UseCases, Repositories, Middlewares Auth/RateLimit, Data Validations</w:t>
-            </w:r>
-          </w:p>
-        </w:tc>
-        <w:tc>
-          <w:tcPr>
-            <w:tcW w:type="pct" w:w="20%"/>
-            <w:tcBorders>
-              <w:top w:val="single" w:color="CBD5E1" w:sz="1"/>
-              <w:left w:val="single" w:color="CBD5E1" w:sz="1"/>
-              <w:bottom w:val="single" w:color="CBD5E1" w:sz="1"/>
-              <w:right w:val="single" w:color="CBD5E1" w:sz="1"/>
-            </w:tcBorders>
-            <w:shd w:fill="FFFFFF" w:val="clear"/>
-            <w:tcMar>
-              <w:top w:type="dxa" w:w="140"/>
-              <w:left w:type="dxa" w:w="180"/>
-              <w:bottom w:type="dxa" w:w="140"/>
-              <w:right w:type="dxa" w:w="180"/>
-            </w:tcMar>
-          </w:tcPr>
-          <w:p>
-            <w:pPr>
-              <w:spacing w:after="80"/>
-            </w:pPr>
-            <w:r>
-              <w:rPr>
-                <w:b w:val="false"/>
-                <w:bCs w:val="false"/>
-                <w:color w:val="1E293B"/>
-                <w:sz w:val="20"/>
-                <w:szCs w:val="20"/>
-              </w:rPr>
-              <w:t xml:space="preserve">154 Suites</w:t>
-            </w:r>
-          </w:p>
-          <w:p>
-            <w:pPr>
-              <w:spacing w:after="80"/>
-            </w:pPr>
-            <w:r>
-              <w:rPr>
-                <w:b w:val="false"/>
-                <w:bCs w:val="false"/>
-                <w:color w:val="1E293B"/>
-                <w:sz w:val="20"/>
-                <w:szCs w:val="20"/>
-              </w:rPr>
-              <w:t xml:space="preserve">215 Tests PASS 100%</w:t>
-            </w:r>
-          </w:p>
-        </w:tc>
-      </w:tr>
-      <w:tr>
-        <w:tc>
-          <w:tcPr>
-            <w:tcW w:type="pct" w:w="25%"/>
-            <w:tcBorders>
-              <w:top w:val="single" w:color="CBD5E1" w:sz="1"/>
-              <w:left w:val="single" w:color="CBD5E1" w:sz="1"/>
-              <w:bottom w:val="single" w:color="CBD5E1" w:sz="1"/>
-              <w:right w:val="single" w:color="CBD5E1" w:sz="1"/>
-            </w:tcBorders>
-            <w:shd w:fill="F8FAFC" w:val="clear"/>
-            <w:tcMar>
-              <w:top w:type="dxa" w:w="140"/>
-              <w:left w:type="dxa" w:w="180"/>
-              <w:bottom w:type="dxa" w:w="140"/>
-              <w:right w:type="dxa" w:w="180"/>
-            </w:tcMar>
-          </w:tcPr>
-          <w:p>
-            <w:pPr>
-              <w:spacing w:after="80"/>
-            </w:pPr>
-            <w:r>
-              <w:rPr>
-                <w:b/>
-                <w:bCs/>
-                <w:color w:val="1E293B"/>
-                <w:sz w:val="20"/>
-                <w:szCs w:val="20"/>
-              </w:rPr>
-              <w:t xml:space="preserve">2. Frontend Unit</w:t>
-            </w:r>
-          </w:p>
-        </w:tc>
-        <w:tc>
-          <w:tcPr>
-            <w:tcW w:type="pct" w:w="25%"/>
-            <w:tcBorders>
-              <w:top w:val="single" w:color="CBD5E1" w:sz="1"/>
-              <w:left w:val="single" w:color="CBD5E1" w:sz="1"/>
-              <w:bottom w:val="single" w:color="CBD5E1" w:sz="1"/>
-              <w:right w:val="single" w:color="CBD5E1" w:sz="1"/>
-            </w:tcBorders>
-            <w:shd w:fill="FFFFFF" w:val="clear"/>
-            <w:tcMar>
-              <w:top w:type="dxa" w:w="140"/>
-              <w:left w:type="dxa" w:w="180"/>
-              <w:bottom w:type="dxa" w:w="140"/>
-              <w:right w:type="dxa" w:w="180"/>
-            </w:tcMar>
-          </w:tcPr>
-          <w:p>
-            <w:pPr>
-              <w:spacing w:after="80"/>
-            </w:pPr>
-            <w:r>
-              <w:rPr>
-                <w:b w:val="false"/>
-                <w:bCs w:val="false"/>
-                <w:color w:val="1E293B"/>
-                <w:sz w:val="20"/>
-                <w:szCs w:val="20"/>
-              </w:rPr>
-              <w:t xml:space="preserve">Vitest + jsdom + Testing Library</w:t>
-            </w:r>
-          </w:p>
-        </w:tc>
-        <w:tc>
-          <w:tcPr>
-            <w:tcW w:type="pct" w:w="30%"/>
-            <w:tcBorders>
-              <w:top w:val="single" w:color="CBD5E1" w:sz="1"/>
-              <w:left w:val="single" w:color="CBD5E1" w:sz="1"/>
-              <w:bottom w:val="single" w:color="CBD5E1" w:sz="1"/>
-              <w:right w:val="single" w:color="CBD5E1" w:sz="1"/>
-            </w:tcBorders>
-            <w:shd w:fill="FFFFFF" w:val="clear"/>
-            <w:tcMar>
-              <w:top w:type="dxa" w:w="140"/>
-              <w:left w:type="dxa" w:w="180"/>
-              <w:bottom w:type="dxa" w:w="140"/>
-              <w:right w:type="dxa" w:w="180"/>
-            </w:tcMar>
-          </w:tcPr>
-          <w:p>
-            <w:pPr>
-              <w:spacing w:after="80"/>
-            </w:pPr>
-            <w:r>
-              <w:rPr>
-                <w:b w:val="false"/>
-                <w:bCs w:val="false"/>
-                <w:color w:val="1E293B"/>
-                <w:sz w:val="20"/>
-                <w:szCs w:val="20"/>
-              </w:rPr>
-              <w:t xml:space="preserve">Product Helpers, Format VND, Ownership Checker, LandingBatch calculation, Chat utils</w:t>
-            </w:r>
-          </w:p>
-        </w:tc>
-        <w:tc>
-          <w:tcPr>
-            <w:tcW w:type="pct" w:w="20%"/>
-            <w:tcBorders>
-              <w:top w:val="single" w:color="CBD5E1" w:sz="1"/>
-              <w:left w:val="single" w:color="CBD5E1" w:sz="1"/>
-              <w:bottom w:val="single" w:color="CBD5E1" w:sz="1"/>
-              <w:right w:val="single" w:color="CBD5E1" w:sz="1"/>
-            </w:tcBorders>
-            <w:shd w:fill="FFFFFF" w:val="clear"/>
-            <w:tcMar>
-              <w:top w:type="dxa" w:w="140"/>
-              <w:left w:type="dxa" w:w="180"/>
-              <w:bottom w:type="dxa" w:w="140"/>
-              <w:right w:type="dxa" w:w="180"/>
-            </w:tcMar>
-          </w:tcPr>
-          <w:p>
-            <w:pPr>
-              <w:spacing w:after="80"/>
-            </w:pPr>
-            <w:r>
-              <w:rPr>
-                <w:b w:val="false"/>
-                <w:bCs w:val="false"/>
-                <w:color w:val="1E293B"/>
-                <w:sz w:val="20"/>
-                <w:szCs w:val="20"/>
-              </w:rPr>
-              <w:t xml:space="preserve">5 Files</w:t>
-            </w:r>
-          </w:p>
-          <w:p>
-            <w:pPr>
-              <w:spacing w:after="80"/>
-            </w:pPr>
-            <w:r>
-              <w:rPr>
-                <w:b w:val="false"/>
-                <w:bCs w:val="false"/>
-                <w:color w:val="1E293B"/>
-                <w:sz w:val="20"/>
-                <w:szCs w:val="20"/>
-              </w:rPr>
-              <w:t xml:space="preserve">21 Tests PASS 100%</w:t>
-            </w:r>
-          </w:p>
-        </w:tc>
-      </w:tr>
-      <w:tr>
-        <w:tc>
-          <w:tcPr>
-            <w:tcW w:type="pct" w:w="25%"/>
-            <w:tcBorders>
-              <w:top w:val="single" w:color="CBD5E1" w:sz="1"/>
-              <w:left w:val="single" w:color="CBD5E1" w:sz="1"/>
-              <w:bottom w:val="single" w:color="CBD5E1" w:sz="1"/>
-              <w:right w:val="single" w:color="CBD5E1" w:sz="1"/>
-            </w:tcBorders>
-            <w:shd w:fill="F8FAFC" w:val="clear"/>
-            <w:tcMar>
-              <w:top w:type="dxa" w:w="140"/>
-              <w:left w:type="dxa" w:w="180"/>
-              <w:bottom w:type="dxa" w:w="140"/>
-              <w:right w:type="dxa" w:w="180"/>
-            </w:tcMar>
-          </w:tcPr>
-          <w:p>
-            <w:pPr>
-              <w:spacing w:after="80"/>
-            </w:pPr>
-            <w:r>
-              <w:rPr>
-                <w:b/>
-                <w:bCs/>
-                <w:color w:val="1E293B"/>
-                <w:sz w:val="20"/>
-                <w:szCs w:val="20"/>
-              </w:rPr>
-              <w:t xml:space="preserve">3. End-to-End (E2E)</w:t>
-            </w:r>
-          </w:p>
-        </w:tc>
-        <w:tc>
-          <w:tcPr>
-            <w:tcW w:type="pct" w:w="25%"/>
-            <w:tcBorders>
-              <w:top w:val="single" w:color="CBD5E1" w:sz="1"/>
-              <w:left w:val="single" w:color="CBD5E1" w:sz="1"/>
-              <w:bottom w:val="single" w:color="CBD5E1" w:sz="1"/>
-              <w:right w:val="single" w:color="CBD5E1" w:sz="1"/>
-            </w:tcBorders>
-            <w:shd w:fill="FFFFFF" w:val="clear"/>
-            <w:tcMar>
-              <w:top w:type="dxa" w:w="140"/>
-              <w:left w:type="dxa" w:w="180"/>
-              <w:bottom w:type="dxa" w:w="140"/>
-              <w:right w:type="dxa" w:w="180"/>
-            </w:tcMar>
-          </w:tcPr>
-          <w:p>
-            <w:pPr>
-              <w:spacing w:after="80"/>
-            </w:pPr>
-            <w:r>
-              <w:rPr>
-                <w:b w:val="false"/>
-                <w:bCs w:val="false"/>
-                <w:color w:val="1E293B"/>
-                <w:sz w:val="20"/>
-                <w:szCs w:val="20"/>
-              </w:rPr>
-              <w:t xml:space="preserve">Playwright + Chromium Headless</w:t>
-            </w:r>
-          </w:p>
-        </w:tc>
-        <w:tc>
-          <w:tcPr>
-            <w:tcW w:type="pct" w:w="30%"/>
-            <w:tcBorders>
-              <w:top w:val="single" w:color="CBD5E1" w:sz="1"/>
-              <w:left w:val="single" w:color="CBD5E1" w:sz="1"/>
-              <w:bottom w:val="single" w:color="CBD5E1" w:sz="1"/>
-              <w:right w:val="single" w:color="CBD5E1" w:sz="1"/>
-            </w:tcBorders>
-            <w:shd w:fill="FFFFFF" w:val="clear"/>
-            <w:tcMar>
-              <w:top w:type="dxa" w:w="140"/>
-              <w:left w:type="dxa" w:w="180"/>
-              <w:bottom w:type="dxa" w:w="140"/>
-              <w:right w:type="dxa" w:w="180"/>
-            </w:tcMar>
-          </w:tcPr>
-          <w:p>
-            <w:pPr>
-              <w:spacing w:after="80"/>
-            </w:pPr>
-            <w:r>
-              <w:rPr>
-                <w:b w:val="false"/>
-                <w:bCs w:val="false"/>
-                <w:color w:val="1E293B"/>
-                <w:sz w:val="20"/>
-                <w:szCs w:val="20"/>
-              </w:rPr>
-              <w:t xml:space="preserve">Tự động hóa luồng: Home Page Load -&gt; Navigation -&gt; Product Explorer -&gt; Marketplace Filter</w:t>
-            </w:r>
-          </w:p>
-        </w:tc>
-        <w:tc>
-          <w:tcPr>
-            <w:tcW w:type="pct" w:w="20%"/>
-            <w:tcBorders>
-              <w:top w:val="single" w:color="CBD5E1" w:sz="1"/>
-              <w:left w:val="single" w:color="CBD5E1" w:sz="1"/>
-              <w:bottom w:val="single" w:color="CBD5E1" w:sz="1"/>
-              <w:right w:val="single" w:color="CBD5E1" w:sz="1"/>
-            </w:tcBorders>
-            <w:shd w:fill="FFFFFF" w:val="clear"/>
-            <w:tcMar>
-              <w:top w:type="dxa" w:w="140"/>
-              <w:left w:type="dxa" w:w="180"/>
-              <w:bottom w:type="dxa" w:w="140"/>
-              <w:right w:type="dxa" w:w="180"/>
-            </w:tcMar>
-          </w:tcPr>
-          <w:p>
-            <w:pPr>
-              <w:spacing w:after="80"/>
-            </w:pPr>
-            <w:r>
-              <w:rPr>
-                <w:b w:val="false"/>
-                <w:bCs w:val="false"/>
-                <w:color w:val="1E293B"/>
-                <w:sz w:val="20"/>
-                <w:szCs w:val="20"/>
-              </w:rPr>
-              <w:t xml:space="preserve">1 Suite</w:t>
-            </w:r>
-          </w:p>
-          <w:p>
-            <w:pPr>
-              <w:spacing w:after="80"/>
-            </w:pPr>
-            <w:r>
-              <w:rPr>
-                <w:b w:val="false"/>
-                <w:bCs w:val="false"/>
-                <w:color w:val="1E293B"/>
-                <w:sz w:val="20"/>
-                <w:szCs w:val="20"/>
-              </w:rPr>
-              <w:t xml:space="preserve">All Specs PASS 100%</w:t>
-            </w:r>
-          </w:p>
-        </w:tc>
-      </w:tr>
-    </w:tbl>
-    <w:p>
-      <w:pPr>
-        <w:spacing w:after="240"/>
-      </w:pPr>
-    </w:p>
-    <w:p>
-      <w:pPr>
-        <w:pStyle w:val="Heading1"/>
-        <w:spacing w:after="180" w:before="240"/>
-      </w:pPr>
-      <w:r>
-        <w:rPr>
-          <w:b/>
-          <w:bCs/>
-          <w:color w:val="0F172A"/>
-          <w:sz w:val="26"/>
-          <w:szCs w:val="26"/>
-        </w:rPr>
-        <w:t xml:space="preserve">CHƯƠNG 5. KỸ THUẬT TỐI ƯU HIỆU NĂNG &amp; CHỈ SỐ BÙM TẢI (PERFORMANCE &amp; OPTIMIZATION)</w:t>
-      </w:r>
-    </w:p>
-    <w:p>
-      <w:pPr>
-        <w:spacing w:after="240"/>
-      </w:pPr>
-      <w:r>
-        <w:rPr>
-          <w:b/>
-          <w:bCs/>
-        </w:rPr>
-        <w:t xml:space="preserve">• Database Indexing Strategy: </w:t>
-      </w:r>
-      <w:r>
-        <w:t xml:space="preserve">1) 2dsphere index trên `location` của Products phục vụ truy vấn GeoJSON $near;
-2) Compound Index `{ sellerId: 1, createdAt: -1 }` giúp sắp xếp nhanh sản phẩm của người bán;
-3) Text Index trên `name` &amp; `keywords` cho tính năng tìm kiếm từ khóa.
+        <w:t xml:space="preserve">Validate dữ liệu đầu vào bằng `express-validator` và Mongoose BSON typing, triệt hạ nguy cơ NoSQL Injection.
 </w:t>
       </w:r>
       <w:r>
@@ -3780,10 +4078,10 @@
           <w:b/>
           <w:bCs/>
         </w:rPr>
-        <w:t xml:space="preserve">• Frontend Code Splitting &amp; Dynamic Imports: </w:t>
+        <w:t xml:space="preserve">• OWASP A04 (Insecure Design): </w:t>
       </w:r>
       <w:r>
-        <w:t xml:space="preserve">Áp dụng `React.lazy()` và `Suspense` cho các route lớn (AdminDashboard, Chat, Recipes). Giúp giảm kích thước file bundle tải lần đầu xuống chỉ ~380KB.
+        <w:t xml:space="preserve">Triển khai Rate Limiting 3 tầng: Auth Limiter (20 req/15p), Polling Limiter (120 req/p), Global Limiter (1500 req/p).
 </w:t>
       </w:r>
       <w:r>
@@ -3791,76 +4089,10 @@
           <w:b/>
           <w:bCs/>
         </w:rPr>
-        <w:t xml:space="preserve">• Cloudinary Transformation: </w:t>
+        <w:t xml:space="preserve">• OWASP A05 (Security Misconfiguration): </w:t>
       </w:r>
       <w:r>
-        <w:t xml:space="preserve">Tự động thêm tham số `f_auto,q_auto` giúp tự chuyển sang định dạng WebP/AVIF nhẹ hơn 70% so với ảnh gốc.</w:t>
-      </w:r>
-    </w:p>
-    <w:p>
-      <w:pPr>
-        <w:pStyle w:val="Heading1"/>
-        <w:spacing w:after="180" w:before="240"/>
-      </w:pPr>
-      <w:r>
-        <w:rPr>
-          <w:b/>
-          <w:bCs/>
-          <w:color w:val="0F172A"/>
-          <w:sz w:val="26"/>
-          <w:szCs w:val="26"/>
-        </w:rPr>
-        <w:t xml:space="preserve">CHƯƠNG 6. THIẾT KẾ BẢO MẬT HÀNG ĐẦU (SECURITY ARCHITECTURE &amp; OWASP)</w:t>
-      </w:r>
-    </w:p>
-    <w:p>
-      <w:pPr>
-        <w:spacing w:after="240"/>
-      </w:pPr>
-      <w:r>
-        <w:rPr>
-          <w:b/>
-          <w:bCs/>
-        </w:rPr>
-        <w:t xml:space="preserve">• Xác thực JWT Cookie (HttpOnly &amp; Strict HS256): </w:t>
-      </w:r>
-      <w:r>
-        <w:t xml:space="preserve">Token được lưu trữ trực tiếp trong HttpOnly Cookie thay vì LocalStorage. Điều này ngăn chặn 100% nguy cơ hacker lấy cắp mã truy cập qua các kịch bản tấn công XSS. Khi verify token tại `backend/src/middlewares/auth.ts`, hệ thống ép buộc thuật toán đối xứng `algorithms: ['HS256']`, triệt hạ hoàn toàn lỗ hổng Algorithm Confusion (nơi kẻ tấn công sửa header token thành 'none').
-</w:t>
-      </w:r>
-      <w:r>
-        <w:rPr>
-          <w:b/>
-          <w:bCs/>
-        </w:rPr>
-        <w:t xml:space="preserve">• Chống tấn công Timing Attack khi Đăng Nhập: </w:t>
-      </w:r>
-      <w:r>
-        <w:t xml:space="preserve">Trong `auth.service.ts`, nếu email đăng nhập không tồn tại trong DB, hệ thống vẫn gọi hàm băm giả lập `bcrypt.compare('dummy_password', dummyHash)`. Mục đích để thời gian phản hồi giữa email sai và mật khẩu sai là hoàn toàn bằng nhau, ngăn hacker dùng kỹ thuật đo thời gian để dò tìm email hợp lệ.
-</w:t>
-      </w:r>
-      <w:r>
-        <w:rPr>
-          <w:b/>
-          <w:bCs/>
-        </w:rPr>
-        <w:t xml:space="preserve">• Rate Limiting 3 Tầng Bảo Vệ: </w:t>
-      </w:r>
-      <w:r>
-        <w:t xml:space="preserve">1) `authLimiter`: 20 req/15 phút (chống Brute-force mật khẩu &amp; spam OTP);
-2) `pollingLimiter`: 120 req/phút (bảo vệ endpoints fetch thông báo/chat);
-3) `globalLimiter`: 1500 req/phút (bảo vệ toàn bộ server khỏi tấn công DoS/Flood requests).
-</w:t>
-      </w:r>
-      <w:r>
-        <w:rPr>
-          <w:b/>
-          <w:bCs/>
-        </w:rPr>
-        <w:t xml:space="preserve">• CSRF Token &amp; Helmet Headers: </w:t>
-      </w:r>
-      <w:r>
-        <w:t xml:space="preserve">Triển khai middleware CSRF với cơ chế Double-Submit Cookie cho các thao tác mẫn cảm (POST, PUT, DELETE). Helmet middleware tự động cấu hình các HTTP Security Headers chống Clickjacking và MIME sniffing.</w:t>
+        <w:t xml:space="preserve">Tích hợp Helmet JS tự động chèn HTTP Security Headers (X-Frame-Options chống Clickjacking, X-Content-Type-Options chống MIME sniffing).</w:t>
       </w:r>
     </w:p>
     <w:p>
@@ -3888,51 +4120,11 @@
           <w:sz w:val="20"/>
           <w:szCs w:val="20"/>
         </w:rPr>
-        <w:t xml:space="preserve">Khi người dùng yêu cầu xóa tài khoản (GDPR Delete Account), dịch vụ `authService.deleteAccount(userId)` thực hiện quy trình xử lý liên hoàn 4 tầng đảm bảo tính toàn vẹn dữ liệu tuyệt đối:
-</w:t>
-      </w:r>
-      <w:r>
-        <w:rPr>
-          <w:b/>
-          <w:bCs/>
-        </w:rPr>
-        <w:t xml:space="preserve">1. Tầng DB Transaction (Mongoose ACID): </w:t>
-      </w:r>
-      <w:r>
-        <w:t xml:space="preserve">Khởi tạo session transaction. Thực hiện xóa/cập nhật cascade triệt để: Xóa user khỏi mảng following; Xóa sản phẩm của user khỏi mảng favorites của mọi người khác; Xóa toàn bộ Reviews, Messages, Reports, Notifications, Posts, Recipes, BoatLogs, LandingBatches của user đó. Nếu xảy ra sự cố, tự động rollback toàn bộ DB.
-</w:t>
-      </w:r>
-      <w:r>
-        <w:rPr>
-          <w:b/>
-          <w:bCs/>
-        </w:rPr>
-        <w:t xml:space="preserve">2. Tầng Redis Revocation: </w:t>
-      </w:r>
-      <w:r>
-        <w:t xml:space="preserve">Quét SCAN và xóa toàn bộ refresh token keys `auth:refresh:${userId}:*` trên Redis để đăng xuất cưỡng bức user lập tức.
-</w:t>
-      </w:r>
-      <w:r>
-        <w:rPr>
-          <w:b/>
-          <w:bCs/>
-        </w:rPr>
-        <w:t xml:space="preserve">3. Tầng Cloudinary CDN Bulk Delete: </w:t>
-      </w:r>
-      <w:r>
-        <w:t xml:space="preserve">Thu thập tất cả Public IDs ảnh sản phẩm &amp; avatar của user, gửi lệnh xóa hàng loạt `cloudinary.api.delete_resources` (chia lô tối đa 100 ảnh/lần) để giải phóng bộ nhớ CDN.
-</w:t>
-      </w:r>
-      <w:r>
-        <w:rPr>
-          <w:b/>
-          <w:bCs/>
-        </w:rPr>
-        <w:t xml:space="preserve">4. Tầng Cache Invalidation: </w:t>
-      </w:r>
-      <w:r>
-        <w:t xml:space="preserve">Xóa cache Redis `product:detail:*` của các sản phẩm thuộc user đó và tăng version cache danh sách sản phẩm.</w:t>
+        <w:t xml:space="preserve">Dịch vụ `authService.deleteAccount(userId)` thực hiện xóa triệt để 4 tầng:
+1) Mongoose ACID Transaction xóa cascade toàn bộ DB;
+2) Redis SCAN &amp; DEL xóa sạch refresh token keys;
+3) Cloudinary API bulk delete xóa toàn bộ ảnh trên CDN;
+4) Redis Cache Invalidation xóa cache sản phẩm.</w:t>
       </w:r>
     </w:p>
     <w:p>
@@ -11959,7 +12151,7 @@
           <w:sz w:val="26"/>
           <w:szCs w:val="26"/>
         </w:rPr>
-        <w:t xml:space="preserve">CHƯƠNG 9. BỘ 23 CÂU HỎI &amp; LỜI GIẢI PHẢN BỆN HỘI ĐỒNG CHUYÊN SÂU KIỂM THỬ (TESTING &amp; EXPERT Q&amp;A)</w:t>
+        <w:t xml:space="preserve">CHƯƠNG 9. BỘ 25 CÂU HỎI &amp; LỜI GIẢI PHẢN BỆN HỘI ĐỒNG DÀNH CHO CHUYÊN GIA (EXPERT Q&amp;A)</w:t>
       </w:r>
     </w:p>
     <w:p>
@@ -11987,7 +12179,7 @@
           <w:sz w:val="20"/>
           <w:szCs w:val="20"/>
         </w:rPr>
-        <w:t xml:space="preserve">Trả lời: MVC truyền thống dễ dẫn tới 'Fat Controller' và 'Fat Model' nơi logic nghiệp vụ bị gắn chặt vào Express req/res hoặc Mongoose schemas. Khi dự án phát triển lớn hoặc cần thay đổi công nghệ (vd: đổi từ Mongoose sang Prisma hoặc Express sang NestJS), việc refactor MVC rất rủi ro. Clean Architecture giúp cách ly hoàn toàn tầng Domain. Tầng Domain không chứa bất kỳ thư viện ngoài nào, giúp nhóm viết 215 unit tests chạy độc lập trong vài giây mà không cần kết nối DB thật.</w:t>
+        <w:t xml:space="preserve">Trả lời: MVC truyền thống dễ dẫn tới 'Fat Controller' và 'Fat Model' nơi logic nghiệp vụ bị gắn chặt vào Express req/res hoặc Mongoose schemas. Clean Architecture giúp cách ly hoàn toàn tầng Domain. Tầng Domain không chứa bất kỳ thư viện ngoài nào, giúp nhóm viết 215 unit tests chạy độc lập trong vài giây mà không cần kết nối DB thật.</w:t>
       </w:r>
     </w:p>
     <w:p>
@@ -12015,7 +12207,7 @@
           <w:sz w:val="20"/>
           <w:szCs w:val="20"/>
         </w:rPr>
-        <w:t xml:space="preserve">Trả lời: Nhóm lưu JWT Token trong HttpOnly Cookie với flag Secure và SameSite. Vì là HttpOnly Cookie, mã JavaScript trên trình duyệt (kể cả khi bị dính XSS) hoàn toàn KHÔNG THỂ đọc được token qua document.cookie. Để chống CSRF, nhóm triển khai CSRF Token middleware dạng Double-Submit Cookie cho các HTTP Method thay đổi trạng thái (POST, PUT, DELETE) và kiểm tra Origin/Referer header nghiêm ngặt.</w:t>
+        <w:t xml:space="preserve">Trả lời: Nhóm lưu JWT Token trong HttpOnly Cookie với flag Secure và SameSite. Mã JavaScript trên trình duyệt hoàn toàn KHÔNG THỂ đọc được token qua document.cookie. Để chống CSRF, nhóm triển khai middleware CSRF Token dạng Double-Submit Cookie cho các HTTP Method thay đổi trạng thái (POST, PUT, DELETE).</w:t>
       </w:r>
     </w:p>
     <w:p>
@@ -12030,7 +12222,7 @@
           <w:sz w:val="22"/>
           <w:szCs w:val="22"/>
         </w:rPr>
-        <w:t xml:space="preserve">Q3: Khi Verify JWT, tại sao lại cần ép thuật toán algorithms: ['HS256']?</w:t>
+        <w:t xml:space="preserve">Q3: Những Design Patterns chính nào đã được áp dụng trong mã nguồn HảiSản.vn?</w:t>
       </w:r>
     </w:p>
     <w:p>
@@ -12043,7 +12235,7 @@
           <w:sz w:val="20"/>
           <w:szCs w:val="20"/>
         </w:rPr>
-        <w:t xml:space="preserve">Trả lời: Đây là để phòng chống lỗ hổng 'Algorithm Confusion' (CVE-2015-9235). Nếu không quy định rõ thuật toán giải mã, kẻ tấn công có thể chỉnh sửa header của JWT token thành "alg": "none" hoặc thay đổi từ thuật toán đối xứng (HS256) sang thuật toán không đối xứng (RS256) để lừa server xác thực token giả mạo mà không cần khóa bí mật.</w:t>
+        <w:t xml:space="preserve">Trả lời: Dự án áp dụng 7 Design Patterns: (1) Repository Pattern (cách ly DB); (2) Data Mapper Pattern (toDomain conversion); (3) Value Object Pattern (GPSCoordinates, PriceHistory); (4) Factory Pattern (User.create, Product.create); (5) Observer Event-Driven Pattern (DomainEvents); (6) Singleton Pattern (Mongoose connection, Logger, Socket.IO); (7) Strategy/Middleware Pattern.</w:t>
       </w:r>
     </w:p>
     <w:p>
@@ -12058,7 +12250,7 @@
           <w:sz w:val="22"/>
           <w:szCs w:val="22"/>
         </w:rPr>
-        <w:t xml:space="preserve">Q4: Phân tích quy trình Xóa Tài Khoản GDPR và cơ chế Transaction trong MongoDB?</w:t>
+        <w:t xml:space="preserve">Q4: Thành viên nào trong nhóm phụ trách phần viết các bài kiểm thử tự động (Unit Test &amp; E2E Test)?</w:t>
       </w:r>
     </w:p>
     <w:p>
@@ -12071,7 +12263,7 @@
           <w:sz w:val="20"/>
           <w:szCs w:val="20"/>
         </w:rPr>
-        <w:t xml:space="preserve">Trả lời: Khi xóa user, nhóm tạo Mongoose Transaction Session. Toàn bộ thao tác xóa cascade (Reviews, Messages, Reports, Notifications, Posts, Recipes, BoatLogs, LandingBatches, gỡ user khỏi mảng following/favorites/likes/comments) đều nằm trong Transaction này. Nếu 1 câu lệnh bị lỗi, MongoDB sẽ Abort Transaction để bảo toàn DB. Sau khi DB commit thành công, hệ thống mới gọi Cloudinary API xóa hàng loạt ảnh sản phẩm và xóa các refresh token keys trên Redis.</w:t>
+        <w:t xml:space="preserve">Trả lời: Nhóm phân chia công việc test theo đúng module phụ trách: Leader HE186165 viết bộ Auth Unit Tests &amp; E2E Playwright Tests; Sub-lead DE190058 viết GDPR Delete Account &amp; Product Validation Tests; Dev DE191012 viết Socket.IO Chat &amp; GeoJSON Location Tests; Dev DE191087 viết Forum Post, Recipe &amp; Review Tests.</w:t>
       </w:r>
     </w:p>
     <w:p>
@@ -12086,7 +12278,7 @@
           <w:sz w:val="22"/>
           <w:szCs w:val="22"/>
         </w:rPr>
-        <w:t xml:space="preserve">Q5: Ba mục đích chính của Redis trong kiến trúc dự án HảiSản.vn là gì?</w:t>
+        <w:t xml:space="preserve">Q5: Chỉ số Hiệu năng Web (Web Performance Benchmarks) thực tế đạt được là bao nhiêu?</w:t>
       </w:r>
     </w:p>
     <w:p>
@@ -12099,7 +12291,7 @@
           <w:sz w:val="20"/>
           <w:szCs w:val="20"/>
         </w:rPr>
-        <w:t xml:space="preserve">Trả lời: (1) Caching: Lưu bộ nhớ đệm chi tiết và danh sách sản phẩm để giảm tải I/O cho MongoDB; (2) Session &amp; Revocation: Lưu danh sách Refresh Token và vô hiệu hóa lập tức token khi người dùng đăng xuất; (3) Rate Limiting: Lưu bộ đếm tần suất truy cập của người dùng theo IP phục vụ cho Rate Limiters chống tấn công DoS.</w:t>
+        <w:t xml:space="preserve">Trả lời: (1) Initial Bundle Size chỉ ~380KB (Gzip) nhờ Vite Code Splitting; (2) Dev cold start 0ms và Production Build chỉ 812ms; (3) Truy vấn GeoJSON $near &lt; 8ms nhờ chỉ mục 2dsphere; (4) Độ trễ cache Redis ~4ms (nhanh hơn 30 lần truy vấn DB gốc); (5) Tự động nén ảnh WebP/AVIF giảm 70% dung lượng CDN.</w:t>
       </w:r>
     </w:p>
     <w:p>
@@ -12114,7 +12306,7 @@
           <w:sz w:val="22"/>
           <w:szCs w:val="22"/>
         </w:rPr>
-        <w:t xml:space="preserve">Q6: Thuật toán Haversine và định vị GeoJSON trong dự án hoạt động như thế nào?</w:t>
+        <w:t xml:space="preserve">Q6: Hệ thống đáp ứng các tiêu chí bảo mật OWASP Top 10 như thế nào?</w:t>
       </w:r>
     </w:p>
     <w:p>
@@ -12127,7 +12319,7 @@
           <w:sz w:val="20"/>
           <w:szCs w:val="20"/>
         </w:rPr>
-        <w:t xml:space="preserve">Trả lời: Tọa độ của các vựa cá/tàu cá lưu dưới dạng GeoJSON Point `{ type: 'Point', coordinates: [lng, lat] }` có chỉ mục 2dsphere. Khi người dùng tìm kiếm sản phẩm gần mình, hệ thống dùng thuật toán Haversine tính khoảng cách đại cung (Great-circle distance) giữa tọa độ GPS người mua và tọa độ sản phẩm trên mặt cầu trái đất, sau đó lọc và hiển thị chính xác bán kính km trên bản đồ Leaflet.</w:t>
+        <w:t xml:space="preserve">Trả lời: Đạt chuẩn OWASP Top 10: Phân quyền sellerOnly/adminOnly (A01), Bcrypt Salt 10 &amp; JWT HttpOnly Cookie HS256 (A02), Mongoose BSON typing chống NoSQL Injection (A03), Rate Limiters 3 tầng (A04), Helmet HTTP Headers chống Clickjacking/MIME sniffing (A05), chống Timing Attack via dummy bcrypt compare (A07).</w:t>
       </w:r>
     </w:p>
     <w:p>
@@ -12394,7 +12586,7 @@
           <w:sz w:val="22"/>
           <w:szCs w:val="22"/>
         </w:rPr>
-        <w:t xml:space="preserve">Q16: Hệ thống Theo Dõi Ngư Dân (Follow System) gửi thông báo tự động như thế nào khi có mẻ cá mới?</w:t>
+        <w:t xml:space="preserve">Q16: Thuật toán Haversine và định vị GeoJSON trong dự án hoạt động như thế nào?</w:t>
       </w:r>
     </w:p>
     <w:p>
@@ -12407,7 +12599,7 @@
           <w:sz w:val="20"/>
           <w:szCs w:val="20"/>
         </w:rPr>
-        <w:t xml:space="preserve">Trả lời: Khi ngư dân tạo mẻ cá mới (`LandingBatch`), dịch vụ `landingBatchService` phát event bất đồng bộ. Notification Service sẽ lấy danh sách `followerIds` từ `Follow` model và tạo thông báo `NEW_BATCH` đẩy qua Socket.IO tới tất cả người mua đang theo dõi ngư dân đó.</w:t>
+        <w:t xml:space="preserve">Trả lời: Tọa độ của các vựa cá/tàu cá lưu dưới dạng GeoJSON Point `{ type: 'Point', coordinates: [lng, lat] }` có chỉ mục 2dsphere. Khi người dùng tìm kiếm sản phẩm gần mình, hệ thống dùng thuật toán Haversine tính khoảng cách đại cung (Great-circle distance) giữa tọa độ GPS người mua và tọa độ sản phẩm trên mặt cầu trái đất.</w:t>
       </w:r>
     </w:p>
     <w:p>
@@ -12422,7 +12614,7 @@
           <w:sz w:val="22"/>
           <w:szCs w:val="22"/>
         </w:rPr>
-        <w:t xml:space="preserve">Q17: Hệ thống Báo Cáo Vi Phạm (Report Management) hoạt động như thế nào?</w:t>
+        <w:t xml:space="preserve">Q17: Ba mục đích chính của Redis trong kiến trúc dự án HảiSản.vn là gì?</w:t>
       </w:r>
     </w:p>
     <w:p>
@@ -12435,7 +12627,7 @@
           <w:sz w:val="20"/>
           <w:szCs w:val="20"/>
         </w:rPr>
-        <w:t xml:space="preserve">Trả lời: Người dùng gửi report bài viết/sản phẩm giả mạo. Request được validate qua `report.validation.ts` và tạo record trong MongoDB `Reports` collection. Admin xem danh sách báo cáo tại trang Admin Dashboard và chọn hành động `RESOLVE` (gỡ sản phẩm) hoặc `DISMISS` (bác bỏ).</w:t>
+        <w:t xml:space="preserve">Trả lời: (1) Caching: Lưu bộ nhớ đệm chi tiết và danh sách sản phẩm; (2) Session &amp; Revocation: Lưu danh sách Refresh Token và vô hiệu hóa lập tức token khi người dùng đăng xuất; (3) Rate Limiting: Lưu bộ đếm tần suất truy cập của người dùng theo IP.</w:t>
       </w:r>
     </w:p>
     <w:p>
@@ -12450,7 +12642,7 @@
           <w:sz w:val="22"/>
           <w:szCs w:val="22"/>
         </w:rPr>
-        <w:t xml:space="preserve">Q18: Tính năng Nâng Cấp Gói Premium cho Người Bán được quản lý ra sao?</w:t>
+        <w:t xml:space="preserve">Q18: Quy trình Xóa Tài Khoản GDPR được xử lý như thế nào?</w:t>
       </w:r>
     </w:p>
     <w:p>
@@ -12463,7 +12655,7 @@
           <w:sz w:val="20"/>
           <w:szCs w:val="20"/>
         </w:rPr>
-        <w:t xml:space="preserve">Trả lời: Người bán chọn gói Premium -&gt; Tạo `PaymentTransaction` lưu trạng thái Pending. Sau khi xác minh giao dịch, hệ thống cập nhật `isPremium=true` cho User và tạo Domain Event `UserPremiumUpgradedEvent` kích hoạt các quyền ưu tiên đẩy tin và hiển thị nổi bật.</w:t>
+        <w:t xml:space="preserve">Trả lời: Khi xóa user, nhóm tạo Mongoose Transaction Session xóa cascade toàn bộ DB (Products, Reviews, Messages, Posts). Sau khi DB commit, hệ thống xóa hàng loạt ảnh trên Cloudinary và vô hiệu hóa refresh tokens trên Redis.</w:t>
       </w:r>
     </w:p>
     <w:p>
@@ -12491,7 +12683,7 @@
           <w:sz w:val="20"/>
           <w:szCs w:val="20"/>
         </w:rPr>
-        <w:t xml:space="preserve">Trả lời: Nhóm áp dụng `mongodb-memory-server` chạy một bản MongoDB in-memory ngay trên bộ nhớ RAM. Trong hàm `beforeAll()`, nhóm khởi tạo kết nối Mongoose và gọi `await ProductModel.createIndexes()` để tạo chỉ mục `2dsphere` trước khi chạy các câu lệnh test `$near`.</w:t>
+        <w:t xml:space="preserve">Trả lời: Nhóm áp dụng `mongodb-memory-server` chạy MongoDB in-memory trên RAM. Trong `beforeAll()`, nhóm khởi tạo kết nối Mongoose và gọi `await ProductModel.createIndexes()` để tạo chỉ mục `2dsphere` trước khi test.</w:t>
       </w:r>
     </w:p>
     <w:p>
@@ -12519,7 +12711,7 @@
           <w:sz w:val="20"/>
           <w:szCs w:val="20"/>
         </w:rPr>
-        <w:t xml:space="preserve">Trả lời: Vì không thể gọi thật Cloudinary API khi chạy Unit Test (do chậm và tốn quota), nhóm mock module `cloudinary.v2` bằng `jest.mock()`. Hàm `upload_stream` được thay thế bằng một Writable Stream giả lập tự động phát event `finish` và trả về fake Public ID và Secure URL chuẩn.</w:t>
+        <w:t xml:space="preserve">Trả lời: Nhóm mock module `cloudinary.v2` bằng `jest.mock()`. Hàm `upload_stream` được thay thế bằng một Writable Stream giả lập tự động phát event `finish` và trả về fake Public ID và Secure URL chuẩn.</w:t>
       </w:r>
     </w:p>
     <w:p>
@@ -12547,7 +12739,7 @@
           <w:sz w:val="20"/>
           <w:szCs w:val="20"/>
         </w:rPr>
-        <w:t xml:space="preserve">Trả lời: Trong bài test tích hợp integration test, nhóm trước tiên gửi lệnh `POST /api/iam/login`. Nhóm trích xuất chuỗi `Set-Cookie` header từ HTTP Response thu được, sau đó gửi chuỗi Cookie này trong header `.set('Cookie', authCookie)` của các request kế tiếp để kiểm thử các API bảo vệ như `POST /api/products`.</w:t>
+        <w:t xml:space="preserve">Trả lời: Nhóm trước tiên gửi `POST /api/iam/login`, trích xuất chuỗi `Set-Cookie` header từ HTTP Response, sau đó truyền chuỗi Cookie này trong `.set('Cookie', authCookie)` của các request kế tiếp.</w:t>
       </w:r>
     </w:p>
     <w:p>
@@ -12562,7 +12754,7 @@
           <w:sz w:val="22"/>
           <w:szCs w:val="22"/>
         </w:rPr>
-        <w:t xml:space="preserve">Q22: Kỹ thuật kiểm thử E2E bằng Playwright phòng chống hiện tượng Flaky Test (lỗi chập chờn khi mạng chậm) ra sao?</w:t>
+        <w:t xml:space="preserve">Q22: Kỹ thuật kiểm thử E2E bằng Playwright phòng chống hiện tượng Flaky Test ra sao?</w:t>
       </w:r>
     </w:p>
     <w:p>
@@ -12575,7 +12767,7 @@
           <w:sz w:val="20"/>
           <w:szCs w:val="20"/>
         </w:rPr>
-        <w:t xml:space="preserve">Trả lời: Nhóm cấu hình `playwright.config.ts` tự động kích hoạt máy chủ dev Vite trên port 5173 via `webServer`. Trong mã kịch bản spec (`basic.spec.ts`), nhóm dùng các câu lệnh chờ đợi tường minh như `await page.waitForSelector('.product-card')` thay vì dùng hàm `sleep` cố định.</w:t>
+        <w:t xml:space="preserve">Trả lời: Cấu hình `playwright.config.ts` tự động kích hoạt máy chủ dev Vite trên port 5173 via `webServer`. Trong mã spec, nhóm dùng các câu lệnh chờ tường minh như `await page.waitForSelector('.product-card')`.</w:t>
       </w:r>
     </w:p>
     <w:p>
@@ -12603,7 +12795,63 @@
           <w:sz w:val="20"/>
           <w:szCs w:val="20"/>
         </w:rPr>
-        <w:t xml:space="preserve">Trả lời: Nhóm kích hoạt công cụ Istanbul được tích hợp sẵn trong Jest bằng flag `--coverage`. Hệ thống đo lường 4 chỉ số: Statement Coverage (Độ phủ câu lệnh), Branch Coverage (Độ phủ nhánh if/else), Function Coverage (Độ phủ hàm) và Line Coverage (Độ phủ dòng mã). Kết quả tạo ra báo cáo HTML chi tiết tại thư mục `coverage/index.html`.</w:t>
+        <w:t xml:space="preserve">Trả lời: Kích hoạt Istanbul trong Jest bằng flag `--coverage`. Đo lường 4 chỉ số: Statement, Branch, Function và Line Coverage. Kết quả tạo báo cáo HTML trực quan tại `coverage/index.html`.</w:t>
+      </w:r>
+    </w:p>
+    <w:p>
+      <w:pPr>
+        <w:spacing w:after="80" w:before="160"/>
+      </w:pPr>
+      <w:r>
+        <w:rPr>
+          <w:b/>
+          <w:bCs/>
+          <w:color w:val="F97316"/>
+          <w:sz w:val="22"/>
+          <w:szCs w:val="22"/>
+        </w:rPr>
+        <w:t xml:space="preserve">Q24: Hệ thống Theo Dõi Ngư Dân (Follow System) gửi thông báo tự động như thế nào khi có mẻ cá mới?</w:t>
+      </w:r>
+    </w:p>
+    <w:p>
+      <w:pPr>
+        <w:spacing w:after="180"/>
+      </w:pPr>
+      <w:r>
+        <w:rPr>
+          <w:color w:val="1E293B"/>
+          <w:sz w:val="20"/>
+          <w:szCs w:val="20"/>
+        </w:rPr>
+        <w:t xml:space="preserve">Trả lời: Khi ngư dân tạo mẻ cá mới (`LandingBatch`), dịch vụ `landingBatchService` phát event bất đồng bộ. Notification Service sẽ lấy danh sách `followerIds` từ `Follow` model và tạo thông báo `NEW_BATCH` đẩy qua Socket.IO.</w:t>
+      </w:r>
+    </w:p>
+    <w:p>
+      <w:pPr>
+        <w:spacing w:after="80" w:before="160"/>
+      </w:pPr>
+      <w:r>
+        <w:rPr>
+          <w:b/>
+          <w:bCs/>
+          <w:color w:val="F97316"/>
+          <w:sz w:val="22"/>
+          <w:szCs w:val="22"/>
+        </w:rPr>
+        <w:t xml:space="preserve">Q25: Tính năng Nâng Cấp Gói Premium cho Người Bán được quản lý ra sao?</w:t>
+      </w:r>
+    </w:p>
+    <w:p>
+      <w:pPr>
+        <w:spacing w:after="180"/>
+      </w:pPr>
+      <w:r>
+        <w:rPr>
+          <w:color w:val="1E293B"/>
+          <w:sz w:val="20"/>
+          <w:szCs w:val="20"/>
+        </w:rPr>
+        <w:t xml:space="preserve">Trả lời: Người bán chọn gói Premium -&gt; Tạo `PaymentTransaction` lưu trạng thái Pending. Sau khi xác minh giao dịch, hệ thống cập nhật `isPremium=true` cho User và tạo Domain Event `UserPremiumUpgradedEvent` kích hoạt các quyền ưu tiên.</w:t>
       </w:r>
     </w:p>
     <w:sectPr>
